--- a/first_darft/Chapter2.docx
+++ b/first_darft/Chapter2.docx
@@ -9,171 +9,5236 @@
           <w:ilvl w:val="0"/>
           <w:numId w:val="0"/>
         </w:numPr>
-        <w:bidi w:val="0"/>
+        <w:spacing w:line="360" w:lineRule="auto"/>
+        <w:rPr>
+          <w:sz w:val="24"/>
+          <w:szCs w:val="22"/>
+        </w:rPr>
+      </w:pPr>
+      <w:bookmarkStart w:id="0" w:name="_Toc113195769"/>
+      <w:bookmarkStart w:id="1" w:name="_Toc113195805"/>
+      <w:bookmarkStart w:id="2" w:name="_Toc113196015"/>
+      <w:bookmarkStart w:id="3" w:name="_Toc113347352"/>
+      <w:r>
+        <w:rPr>
+          <w:sz w:val="24"/>
+          <w:szCs w:val="22"/>
+        </w:rPr>
+        <w:t>CHAPTER 2</w:t>
+      </w:r>
+      <w:bookmarkStart w:id="4" w:name="_Toc113195770"/>
+      <w:bookmarkStart w:id="5" w:name="_Toc113195806"/>
+      <w:bookmarkStart w:id="6" w:name="_Toc113196016"/>
+      <w:bookmarkStart w:id="7" w:name="_Toc113347353"/>
+      <w:bookmarkEnd w:id="0"/>
+      <w:bookmarkEnd w:id="1"/>
+      <w:bookmarkEnd w:id="2"/>
+      <w:bookmarkEnd w:id="3"/>
+      <w:r>
+        <w:rPr>
+          <w:sz w:val="24"/>
+          <w:szCs w:val="22"/>
+        </w:rPr>
+        <w:t xml:space="preserve">: </w:t>
+      </w:r>
+      <w:r>
+        <w:rPr>
+          <w:sz w:val="24"/>
+          <w:szCs w:val="22"/>
+        </w:rPr>
+        <w:t>LITERATURE REVIEW</w:t>
+      </w:r>
+      <w:bookmarkEnd w:id="4"/>
+      <w:bookmarkEnd w:id="5"/>
+      <w:bookmarkEnd w:id="6"/>
+      <w:bookmarkEnd w:id="7"/>
+    </w:p>
+    <w:p>
+      <w:pPr>
+        <w:spacing w:line="360" w:lineRule="auto"/>
+      </w:pPr>
+    </w:p>
+    <w:p>
+      <w:pPr>
+        <w:pStyle w:val="Heading2"/>
+      </w:pPr>
+      <w:bookmarkStart w:id="8" w:name="_Toc113195771"/>
+      <w:bookmarkStart w:id="9" w:name="_Toc113195807"/>
+      <w:bookmarkStart w:id="10" w:name="_Toc113196017"/>
+      <w:bookmarkStart w:id="11" w:name="_Toc113347354"/>
+      <w:r>
+        <w:t>Introduction</w:t>
+      </w:r>
+      <w:bookmarkEnd w:id="8"/>
+      <w:bookmarkEnd w:id="9"/>
+      <w:bookmarkEnd w:id="10"/>
+      <w:bookmarkEnd w:id="11"/>
+    </w:p>
+    <w:p>
+      <w:pPr>
+        <w:spacing w:line="360" w:lineRule="auto"/>
+        <w:jc w:val="both"/>
+        <w:rPr>
+          <w:rFonts w:cstheme="majorBidi"/>
+          <w:szCs w:val="24"/>
+        </w:rPr>
+      </w:pPr>
+      <w:r>
+        <w:rPr>
+          <w:rFonts w:cstheme="majorBidi"/>
+          <w:szCs w:val="24"/>
+        </w:rPr>
+        <w:t xml:space="preserve">In this </w:t>
+      </w:r>
+      <w:r>
+        <w:rPr>
+          <w:rFonts w:cstheme="majorBidi"/>
+          <w:szCs w:val="24"/>
+        </w:rPr>
+        <w:t>chapter,</w:t>
+      </w:r>
+      <w:r>
+        <w:rPr>
+          <w:rFonts w:cstheme="majorBidi"/>
+          <w:szCs w:val="24"/>
+        </w:rPr>
+        <w:t xml:space="preserve"> we will give an overview for the currently persistent </w:t>
+      </w:r>
+      <w:r>
+        <w:rPr>
+          <w:rFonts w:cstheme="majorBidi"/>
+          <w:szCs w:val="24"/>
+        </w:rPr>
+        <w:t>applications, which</w:t>
+      </w:r>
+      <w:r>
+        <w:rPr>
+          <w:rFonts w:cstheme="majorBidi"/>
+          <w:szCs w:val="24"/>
+        </w:rPr>
+        <w:t xml:space="preserve"> are related in a way or another to our project idea in related work section, and we will give a short and brief description of the technologies that will be used to build this project in background section.</w:t>
+      </w:r>
+    </w:p>
+    <w:p>
+      <w:pPr>
+        <w:pStyle w:val="Heading2"/>
+        <w:numPr>
+          <w:ilvl w:val="1"/>
+          <w:numId w:val="5"/>
+        </w:numPr>
+        <w:spacing w:line="360" w:lineRule="auto"/>
+        <w:rPr>
+          <w:bCs/>
+          <w:szCs w:val="24"/>
+        </w:rPr>
+      </w:pPr>
+      <w:bookmarkStart w:id="12" w:name="_Toc113195772"/>
+      <w:bookmarkStart w:id="13" w:name="_Toc113195808"/>
+      <w:bookmarkStart w:id="14" w:name="_Toc113196018"/>
+      <w:bookmarkStart w:id="15" w:name="_Toc113347355"/>
+      <w:r>
+        <w:rPr>
+          <w:bCs/>
+          <w:szCs w:val="24"/>
+        </w:rPr>
+        <w:t>Related Work</w:t>
+      </w:r>
+      <w:bookmarkEnd w:id="12"/>
+      <w:bookmarkEnd w:id="13"/>
+      <w:bookmarkEnd w:id="14"/>
+      <w:bookmarkEnd w:id="15"/>
+    </w:p>
+    <w:p>
+      <w:pPr>
+        <w:spacing w:line="360" w:lineRule="auto"/>
+        <w:rPr>
+          <w:rFonts w:ascii="Times-Roman" w:hAnsi="Times-Roman" w:cs="Times-Roman"/>
+          <w:szCs w:val="24"/>
+        </w:rPr>
+      </w:pPr>
+      <w:r>
+        <w:rPr>
+          <w:rFonts w:ascii="Times-Roman" w:hAnsi="Times-Roman" w:cs="Times-Roman"/>
+          <w:szCs w:val="24"/>
+        </w:rPr>
+        <w:t xml:space="preserve">Manual scheduling management has been a nightmare for many years and may still be, a lot of universities and schools are suffering from this problems causing them a lot of troubles not to create the schedules alone but also managing them based on the preference of the students and </w:t>
+      </w:r>
+      <w:r>
+        <w:rPr>
+          <w:rFonts w:ascii="Times-Roman" w:hAnsi="Times-Roman" w:cs="Times-Roman"/>
+          <w:szCs w:val="24"/>
+        </w:rPr>
+        <w:t>lecturers, here the idea of automating the scheduling appears as the best solution of this problem so a lot of universities started to create their own auto scheduling systems that able not to create the schedules effortlessly only but also to make them flexible based on the subjects and students and lecturers.</w:t>
+      </w:r>
+    </w:p>
+    <w:p>
+      <w:pPr>
+        <w:spacing w:line="360" w:lineRule="auto"/>
+      </w:pPr>
+      <w:r>
+        <w:rPr>
+          <w:rFonts w:ascii="Times-Roman" w:hAnsi="Times-Roman" w:cs="Times-Roman"/>
+          <w:szCs w:val="24"/>
+        </w:rPr>
+        <w:t xml:space="preserve"> </w:t>
+      </w:r>
+      <w:r>
+        <w:rPr>
+          <w:rFonts w:ascii="Times-Roman" w:hAnsi="Times-Roman" w:cs="Times-Roman"/>
+          <w:szCs w:val="24"/>
+        </w:rPr>
+        <w:t xml:space="preserve"> </w:t>
+      </w:r>
+    </w:p>
+    <w:p>
+      <w:pPr>
+        <w:pStyle w:val="Heading3"/>
+        <w:spacing w:line="360" w:lineRule="auto"/>
+      </w:pPr>
+      <w:r>
+        <w:t>Making a School Schedule from GOV.SA</w:t>
+      </w:r>
+    </w:p>
+    <w:p>
+      <w:pPr>
+        <w:pStyle w:val="Body"/>
+        <w:spacing w:line="360" w:lineRule="auto"/>
+        <w:ind w:firstLine="576"/>
+        <w:rPr>
+          <w:rFonts w:asciiTheme="majorBidi" w:eastAsiaTheme="minorHAnsi" w:hAnsiTheme="majorBidi" w:cstheme="majorBidi"/>
+          <w:color w:val="000000" w:themeColor="text1"/>
+          <w:sz w:val="24"/>
+          <w:szCs w:val="24"/>
+          <w:bdr w:val="none" w:sz="0" w:space="0" w:color="auto"/>
+          <w:lang w:val="en-US"/>
+          <w14:textOutline w14:w="0" w14:cap="rnd" w14:cmpd="sng" w14:algn="ctr">
+            <w14:noFill/>
+            <w14:prstDash w14:val="solid"/>
+            <w14:bevel/>
+          </w14:textOutline>
+        </w:rPr>
+      </w:pPr>
+      <w:r>
+        <w:rPr>
+          <w:rFonts w:asciiTheme="majorBidi" w:eastAsiaTheme="minorHAnsi" w:hAnsiTheme="majorBidi" w:cstheme="majorBidi"/>
+          <w:color w:val="000000" w:themeColor="text1"/>
+          <w:sz w:val="24"/>
+          <w:szCs w:val="24"/>
+          <w:bdr w:val="none" w:sz="0" w:space="0" w:color="auto"/>
+          <w:lang w:val="en-US"/>
+          <w14:textOutline w14:w="0" w14:cap="rnd" w14:cmpd="sng" w14:algn="ctr">
+            <w14:noFill/>
+            <w14:prstDash w14:val="solid"/>
+            <w14:bevel/>
+          </w14:textOutline>
+        </w:rPr>
+        <w:t>An e-service provided by the Ministry of Education, enabling school administrators to create study schedules through Noor system</w:t>
+      </w:r>
+      <w:r>
+        <w:rPr>
+          <w:rFonts w:asciiTheme="majorBidi" w:eastAsiaTheme="minorHAnsi" w:hAnsiTheme="majorBidi" w:cstheme="majorBidi"/>
+          <w:color w:val="000000" w:themeColor="text1"/>
+          <w:sz w:val="24"/>
+          <w:szCs w:val="24"/>
+          <w:bdr w:val="none" w:sz="0" w:space="0" w:color="auto"/>
+          <w:lang w:val="en-US"/>
+          <w14:textOutline w14:w="0" w14:cap="rnd" w14:cmpd="sng" w14:algn="ctr">
+            <w14:noFill/>
+            <w14:prstDash w14:val="solid"/>
+            <w14:bevel/>
+          </w14:textOutline>
+        </w:rPr>
+        <w:t>.</w:t>
+      </w:r>
+      <w:r>
+        <w:rPr>
+          <w:rFonts w:asciiTheme="majorBidi" w:eastAsiaTheme="minorHAnsi" w:hAnsiTheme="majorBidi" w:cstheme="majorBidi"/>
+          <w:color w:val="000000" w:themeColor="text1"/>
+          <w:sz w:val="24"/>
+          <w:szCs w:val="24"/>
+          <w:bdr w:val="none" w:sz="0" w:space="0" w:color="auto"/>
+          <w:lang w:val="en-US"/>
+          <w14:textOutline w14:w="0" w14:cap="rnd" w14:cmpd="sng" w14:algn="ctr">
+            <w14:noFill/>
+            <w14:prstDash w14:val="solid"/>
+            <w14:bevel/>
+          </w14:textOutline>
+        </w:rPr>
+        <w:fldChar w:fldCharType="begin"/>
+      </w:r>
+      <w:r>
+        <w:rPr>
+          <w:rFonts w:asciiTheme="majorBidi" w:eastAsiaTheme="minorHAnsi" w:hAnsiTheme="majorBidi" w:cstheme="majorBidi"/>
+          <w:color w:val="000000" w:themeColor="text1"/>
+          <w:sz w:val="24"/>
+          <w:szCs w:val="24"/>
+          <w:bdr w:val="none" w:sz="0" w:space="0" w:color="auto"/>
+          <w:lang w:val="en-US"/>
+          <w14:textOutline w14:w="0" w14:cap="rnd" w14:cmpd="sng" w14:algn="ctr">
+            <w14:noFill/>
+            <w14:prstDash w14:val="solid"/>
+            <w14:bevel/>
+          </w14:textOutline>
+        </w:rPr>
+        <w:instrText xml:space="preserve"> ADDIN ZOTERO_ITEM CSL_CITATION {"citationID":"BNsYYVKv","properties":{"formattedCitation":"[1]","plainCitation":"[1]","noteIndex":0},"citationItems":[{"id":14,"uris":["http://zotero.org/users/local/NIUYJBMl/items/NZYGL3N9"],"uri":["http://zotero.org/users/local/NIUYJBMl/items/NZYGL3N9"],"itemData":{"id":14,"type":"webpage","title":"Making a School Schedule","URL":"https://www.my.gov.sa/wps/portal/snp/servicesDirectory/servicedetails/9034/!ut/p/z1/jZBNb4MwDIZ_yw4ci50GGO2NdlK1aIxOqC3LpQoTBCQgKM2G2l_faDuhfs03W88jvzZwyIB34qeWwtSqE43tP3mwZ-vQIxGSJCQkwI_lLHx5J4ziCmE3BhLqLywQPydRuiWIPvD_-HijInzks0eAvWCq42UsgffCVJO6KxVkM6Se3c3HdrJinrXJZuqzLaLnXwCX5_0Cd_LbgLJR-d8voy6noU2ii7LQhXa_tR1XxvSHuYMODsPgSqVkU7hfqnXwmlKpg4FsTEIqNPTtJju9lenrhOdHOjydAQ8uBFQ!/dz/d5/L0lHSkovd0RNQURrQUVnQSEhLzROVkUvZW4!/","accessed":{"date-parts":[["2022",12,14]]}}}],"schema":"https://github.com/citation-style-language/schema/raw/master/csl-citation.json"} </w:instrText>
+      </w:r>
+      <w:r>
+        <w:rPr>
+          <w:rFonts w:asciiTheme="majorBidi" w:eastAsiaTheme="minorHAnsi" w:hAnsiTheme="majorBidi" w:cstheme="majorBidi"/>
+          <w:color w:val="000000" w:themeColor="text1"/>
+          <w:sz w:val="24"/>
+          <w:szCs w:val="24"/>
+          <w:bdr w:val="none" w:sz="0" w:space="0" w:color="auto"/>
+          <w:lang w:val="en-US"/>
+          <w14:textOutline w14:w="0" w14:cap="rnd" w14:cmpd="sng" w14:algn="ctr">
+            <w14:noFill/>
+            <w14:prstDash w14:val="solid"/>
+            <w14:bevel/>
+          </w14:textOutline>
+        </w:rPr>
+        <w:fldChar w:fldCharType="separate"/>
+      </w:r>
+      <w:r>
+        <w:rPr>
+          <w:rFonts w:ascii="Times New Roman" w:hAnsi="Times New Roman" w:cs="Times New Roman"/>
+          <w:sz w:val="24"/>
+        </w:rPr>
+        <w:t>[1]</w:t>
+      </w:r>
+      <w:r>
+        <w:rPr>
+          <w:rFonts w:asciiTheme="majorBidi" w:eastAsiaTheme="minorHAnsi" w:hAnsiTheme="majorBidi" w:cstheme="majorBidi"/>
+          <w:color w:val="000000" w:themeColor="text1"/>
+          <w:sz w:val="24"/>
+          <w:szCs w:val="24"/>
+          <w:bdr w:val="none" w:sz="0" w:space="0" w:color="auto"/>
+          <w:lang w:val="en-US"/>
+          <w14:textOutline w14:w="0" w14:cap="rnd" w14:cmpd="sng" w14:algn="ctr">
+            <w14:noFill/>
+            <w14:prstDash w14:val="solid"/>
+            <w14:bevel/>
+          </w14:textOutline>
+        </w:rPr>
+        <w:fldChar w:fldCharType="end"/>
+      </w:r>
+      <w:r>
+        <w:rPr>
+          <w:rFonts w:asciiTheme="majorBidi" w:eastAsiaTheme="minorHAnsi" w:hAnsiTheme="majorBidi" w:cstheme="majorBidi"/>
+          <w:color w:val="000000" w:themeColor="text1"/>
+          <w:sz w:val="24"/>
+          <w:szCs w:val="24"/>
+          <w:bdr w:val="none" w:sz="0" w:space="0" w:color="auto"/>
+          <w:lang w:val="en-US"/>
+          <w14:textOutline w14:w="0" w14:cap="rnd" w14:cmpd="sng" w14:algn="ctr">
+            <w14:noFill/>
+            <w14:prstDash w14:val="solid"/>
+            <w14:bevel/>
+          </w14:textOutline>
+        </w:rPr>
+        <w:t xml:space="preserve"> </w:t>
+      </w:r>
+    </w:p>
+    <w:p>
+      <w:pPr>
+        <w:pStyle w:val="Body"/>
+        <w:spacing w:line="360" w:lineRule="auto"/>
+        <w:rPr>
+          <w:rFonts w:asciiTheme="majorBidi" w:eastAsiaTheme="minorHAnsi" w:hAnsiTheme="majorBidi" w:cstheme="majorBidi"/>
+          <w:color w:val="auto"/>
+          <w:sz w:val="24"/>
+          <w:szCs w:val="24"/>
+          <w:bdr w:val="none" w:sz="0" w:space="0" w:color="auto"/>
+          <w:lang w:val="en-US"/>
+          <w14:textOutline w14:w="0" w14:cap="rnd" w14:cmpd="sng" w14:algn="ctr">
+            <w14:noFill/>
+            <w14:prstDash w14:val="solid"/>
+            <w14:bevel/>
+          </w14:textOutline>
+        </w:rPr>
+      </w:pPr>
+      <w:r>
+        <w:rPr>
+          <w:rFonts w:asciiTheme="majorBidi" w:eastAsiaTheme="minorHAnsi" w:hAnsiTheme="majorBidi" w:cstheme="majorBidi"/>
+          <w:color w:val="auto"/>
+          <w:sz w:val="24"/>
+          <w:szCs w:val="24"/>
+          <w:bdr w:val="none" w:sz="0" w:space="0" w:color="auto"/>
+          <w:lang w:val="en-US"/>
+          <w14:textOutline w14:w="0" w14:cap="rnd" w14:cmpd="sng" w14:algn="ctr">
+            <w14:noFill/>
+            <w14:prstDash w14:val="solid"/>
+            <w14:bevel/>
+          </w14:textOutline>
+        </w:rPr>
+        <w:t>Steps to make a school schedule:</w:t>
+      </w:r>
+    </w:p>
+    <w:p>
+      <w:pPr>
+        <w:numPr>
+          <w:ilvl w:val="0"/>
+          <w:numId w:val="6"/>
+        </w:numPr>
+        <w:spacing w:before="100" w:beforeAutospacing="1" w:after="100" w:afterAutospacing="1" w:line="360" w:lineRule="auto"/>
+        <w:rPr>
+          <w:rFonts w:cstheme="majorBidi"/>
+          <w:color w:val="000000" w:themeColor="text1"/>
+          <w:szCs w:val="24"/>
+          <w:u w:color="000000"/>
+        </w:rPr>
+      </w:pPr>
+      <w:r>
+        <w:rPr>
+          <w:rFonts w:cstheme="majorBidi"/>
+          <w:color w:val="000000" w:themeColor="text1"/>
+          <w:szCs w:val="24"/>
+          <w:u w:color="000000"/>
+        </w:rPr>
+        <w:t>Login to Noor system.</w:t>
+      </w:r>
+    </w:p>
+    <w:p>
+      <w:pPr>
+        <w:numPr>
+          <w:ilvl w:val="0"/>
+          <w:numId w:val="6"/>
+        </w:numPr>
+        <w:spacing w:before="100" w:beforeAutospacing="1" w:after="100" w:afterAutospacing="1" w:line="360" w:lineRule="auto"/>
+        <w:rPr>
+          <w:rFonts w:cstheme="majorBidi"/>
+          <w:color w:val="000000" w:themeColor="text1"/>
+          <w:szCs w:val="24"/>
+          <w:u w:color="000000"/>
+        </w:rPr>
+      </w:pPr>
+      <w:r>
+        <w:rPr>
+          <w:rFonts w:cstheme="majorBidi"/>
+          <w:color w:val="000000" w:themeColor="text1"/>
+          <w:szCs w:val="24"/>
+          <w:u w:color="000000"/>
+        </w:rPr>
+        <w:t>Select the school schedule.</w:t>
+      </w:r>
+    </w:p>
+    <w:p>
+      <w:pPr>
+        <w:numPr>
+          <w:ilvl w:val="0"/>
+          <w:numId w:val="6"/>
+        </w:numPr>
+        <w:spacing w:before="100" w:beforeAutospacing="1" w:after="100" w:afterAutospacing="1" w:line="360" w:lineRule="auto"/>
+        <w:rPr>
+          <w:rFonts w:cstheme="majorBidi"/>
+          <w:color w:val="000000" w:themeColor="text1"/>
+          <w:szCs w:val="24"/>
+          <w:u w:color="000000"/>
+        </w:rPr>
+      </w:pPr>
+      <w:r>
+        <w:rPr>
+          <w:rFonts w:cstheme="majorBidi"/>
+          <w:color w:val="000000" w:themeColor="text1"/>
+          <w:szCs w:val="24"/>
+          <w:u w:color="000000"/>
+        </w:rPr>
+        <w:t>Select (Prepare and implement the table).</w:t>
+      </w:r>
+    </w:p>
+    <w:p>
+      <w:pPr>
+        <w:numPr>
+          <w:ilvl w:val="0"/>
+          <w:numId w:val="6"/>
+        </w:numPr>
+        <w:spacing w:before="100" w:beforeAutospacing="1" w:after="100" w:afterAutospacing="1" w:line="360" w:lineRule="auto"/>
+        <w:rPr>
+          <w:rFonts w:cstheme="majorBidi"/>
+          <w:color w:val="000000" w:themeColor="text1"/>
+          <w:szCs w:val="24"/>
+          <w:u w:color="000000"/>
+        </w:rPr>
+      </w:pPr>
+      <w:r>
+        <w:rPr>
+          <w:rFonts w:cstheme="majorBidi"/>
+          <w:color w:val="000000" w:themeColor="text1"/>
+          <w:szCs w:val="24"/>
+          <w:u w:color="000000"/>
+        </w:rPr>
+        <w:t>Complete the table setting steps.</w:t>
+      </w:r>
+    </w:p>
+    <w:p>
+      <w:pPr>
+        <w:numPr>
+          <w:ilvl w:val="0"/>
+          <w:numId w:val="6"/>
+        </w:numPr>
+        <w:spacing w:before="100" w:beforeAutospacing="1" w:after="100" w:afterAutospacing="1" w:line="360" w:lineRule="auto"/>
+        <w:rPr>
+          <w:rFonts w:cstheme="majorBidi"/>
+          <w:color w:val="000000" w:themeColor="text1"/>
+          <w:szCs w:val="24"/>
+          <w:u w:color="000000"/>
+        </w:rPr>
+      </w:pPr>
+      <w:r>
+        <w:rPr>
+          <w:rFonts w:cstheme="majorBidi"/>
+          <w:color w:val="000000" w:themeColor="text1"/>
+          <w:szCs w:val="24"/>
+          <w:u w:color="000000"/>
+        </w:rPr>
+        <w:t>The schedule is complete.</w:t>
+      </w:r>
+    </w:p>
+    <w:p>
+      <w:pPr>
+        <w:spacing w:before="100" w:beforeAutospacing="1" w:after="100" w:afterAutospacing="1" w:line="360" w:lineRule="auto"/>
+        <w:ind w:left="720"/>
+        <w:rPr>
+          <w:rFonts w:cstheme="majorBidi"/>
+          <w:color w:val="000000" w:themeColor="text1"/>
+          <w:szCs w:val="24"/>
+          <w:u w:color="000000"/>
+        </w:rPr>
+      </w:pPr>
+    </w:p>
+    <w:p>
+      <w:pPr>
+        <w:pStyle w:val="Body"/>
+        <w:spacing w:line="360" w:lineRule="auto"/>
         <w:rPr>
           <w:rFonts w:asciiTheme="majorBidi" w:hAnsiTheme="majorBidi"/>
+          <w:sz w:val="24"/>
+          <w:szCs w:val="24"/>
+        </w:rPr>
+      </w:pPr>
+      <w:r>
+        <w:rPr>
+          <w:rFonts w:asciiTheme="minorHAnsi" w:hAnsiTheme="minorHAnsi" w:cstheme="minorBidi"/>
+          <w:noProof/>
+          <w:color w:val="auto"/>
+        </w:rPr>
+        <w:lastRenderedPageBreak/>
+        <w:pict w14:anchorId="3E1D03DA">
+          <v:shapetype id="_x0000_t75" coordsize="21600,21600" o:spt="75" o:preferrelative="t" path="m@4@5l@4@11@9@11@9@5xe" filled="f" stroked="f">
+            <v:stroke joinstyle="miter"/>
+            <v:formulas>
+              <v:f eqn="if lineDrawn pixelLineWidth 0"/>
+              <v:f eqn="sum @0 1 0"/>
+              <v:f eqn="sum 0 0 @1"/>
+              <v:f eqn="prod @2 1 2"/>
+              <v:f eqn="prod @3 21600 pixelWidth"/>
+              <v:f eqn="prod @3 21600 pixelHeight"/>
+              <v:f eqn="sum @0 0 1"/>
+              <v:f eqn="prod @6 1 2"/>
+              <v:f eqn="prod @7 21600 pixelWidth"/>
+              <v:f eqn="sum @8 21600 0"/>
+              <v:f eqn="prod @7 21600 pixelHeight"/>
+              <v:f eqn="sum @10 21600 0"/>
+            </v:formulas>
+            <v:path o:extrusionok="f" gradientshapeok="t" o:connecttype="rect"/>
+            <o:lock v:ext="edit" aspectratio="t"/>
+          </v:shapetype>
+          <v:shape id="_x0000_s1027" type="#_x0000_t75" style="position:absolute;margin-left:38.6pt;margin-top:5.65pt;width:335.9pt;height:232.5pt;z-index:251662335;mso-position-horizontal-relative:margin;mso-position-vertical-relative:margin">
+            <v:imagedata r:id="rId8" o:title="إنشاء-الجدول-المدرسي"/>
+            <w10:wrap type="square" anchorx="margin" anchory="margin"/>
+          </v:shape>
+        </w:pict>
+      </w:r>
+    </w:p>
+    <w:p>
+      <w:pPr>
+        <w:pStyle w:val="Heading2"/>
+        <w:numPr>
+          <w:ilvl w:val="0"/>
+          <w:numId w:val="0"/>
+        </w:numPr>
+        <w:spacing w:line="360" w:lineRule="auto"/>
+        <w:rPr>
+          <w:szCs w:val="24"/>
+        </w:rPr>
+      </w:pPr>
+    </w:p>
+    <w:p>
+      <w:pPr>
+        <w:pStyle w:val="Heading2"/>
+        <w:numPr>
+          <w:ilvl w:val="0"/>
+          <w:numId w:val="0"/>
+        </w:numPr>
+        <w:spacing w:line="360" w:lineRule="auto"/>
+        <w:rPr>
+          <w:szCs w:val="24"/>
+        </w:rPr>
+      </w:pPr>
+    </w:p>
+    <w:p>
+      <w:pPr>
+        <w:pStyle w:val="Heading2"/>
+        <w:numPr>
+          <w:ilvl w:val="0"/>
+          <w:numId w:val="0"/>
+        </w:numPr>
+        <w:spacing w:line="360" w:lineRule="auto"/>
+        <w:rPr>
+          <w:szCs w:val="24"/>
+        </w:rPr>
+      </w:pPr>
+    </w:p>
+    <w:p>
+      <w:pPr>
+        <w:spacing w:line="360" w:lineRule="auto"/>
+      </w:pPr>
+      <w:r>
+        <w:rPr>
+          <w:noProof/>
+        </w:rPr>
+        <mc:AlternateContent>
+          <mc:Choice Requires="wps">
+            <w:drawing>
+              <wp:anchor distT="0" distB="0" distL="114300" distR="114300" simplePos="0" relativeHeight="251703296" behindDoc="0" locked="0" layoutInCell="1" allowOverlap="1" wp14:anchorId="55291059" wp14:editId="43AC96AD">
+                <wp:simplePos x="0" y="0"/>
+                <wp:positionH relativeFrom="margin">
+                  <wp:align>right</wp:align>
+                </wp:positionH>
+                <wp:positionV relativeFrom="paragraph">
+                  <wp:posOffset>6732034</wp:posOffset>
+                </wp:positionV>
+                <wp:extent cx="5610225" cy="635"/>
+                <wp:effectExtent l="0" t="0" r="9525" b="2540"/>
+                <wp:wrapSquare wrapText="bothSides"/>
+                <wp:docPr id="12" name="Text Box 12"/>
+                <wp:cNvGraphicFramePr/>
+                <a:graphic xmlns:a="http://schemas.openxmlformats.org/drawingml/2006/main">
+                  <a:graphicData uri="http://schemas.microsoft.com/office/word/2010/wordprocessingShape">
+                    <wps:wsp>
+                      <wps:cNvSpPr txBox="1"/>
+                      <wps:spPr>
+                        <a:xfrm>
+                          <a:off x="0" y="0"/>
+                          <a:ext cx="5610225" cy="635"/>
+                        </a:xfrm>
+                        <a:prstGeom prst="rect">
+                          <a:avLst/>
+                        </a:prstGeom>
+                        <a:solidFill>
+                          <a:prstClr val="white"/>
+                        </a:solidFill>
+                        <a:ln>
+                          <a:noFill/>
+                        </a:ln>
+                      </wps:spPr>
+                      <wps:txbx>
+                        <w:txbxContent>
+                          <w:p>
+                            <w:pPr>
+                              <w:pStyle w:val="Caption"/>
+                              <w:rPr>
+                                <w:noProof/>
+                              </w:rPr>
+                            </w:pPr>
+                            <w:r>
+                              <w:t xml:space="preserve">Figure 3: </w:t>
+                            </w:r>
+                            <w:r>
+                              <w:t>generating schedule page on manger of school account</w:t>
+                            </w:r>
+                          </w:p>
+                        </w:txbxContent>
+                      </wps:txbx>
+                      <wps:bodyPr rot="0" spcFirstLastPara="0" vertOverflow="overflow" horzOverflow="overflow" vert="horz" wrap="square" lIns="0" tIns="0" rIns="0" bIns="0" numCol="1" spcCol="0" rtlCol="0" fromWordArt="0" anchor="t" anchorCtr="0" forceAA="0" compatLnSpc="1">
+                        <a:prstTxWarp prst="textNoShape">
+                          <a:avLst/>
+                        </a:prstTxWarp>
+                        <a:spAutoFit/>
+                      </wps:bodyPr>
+                    </wps:wsp>
+                  </a:graphicData>
+                </a:graphic>
+              </wp:anchor>
+            </w:drawing>
+          </mc:Choice>
+          <mc:Fallback>
+            <w:pict>
+              <v:shapetype w14:anchorId="55291059" id="_x0000_t202" coordsize="21600,21600" o:spt="202" path="m,l,21600r21600,l21600,xe">
+                <v:stroke joinstyle="miter"/>
+                <v:path gradientshapeok="t" o:connecttype="rect"/>
+              </v:shapetype>
+              <v:shape id="Text Box 12" o:spid="_x0000_s1026" type="#_x0000_t202" style="position:absolute;margin-left:390.55pt;margin-top:530.1pt;width:441.75pt;height:.05pt;z-index:251703296;visibility:visible;mso-wrap-style:square;mso-wrap-distance-left:9pt;mso-wrap-distance-top:0;mso-wrap-distance-right:9pt;mso-wrap-distance-bottom:0;mso-position-horizontal:right;mso-position-horizontal-relative:margin;mso-position-vertical:absolute;mso-position-vertical-relative:text;v-text-anchor:top" o:gfxdata="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" stroked="f">
+                <v:textbox style="mso-fit-shape-to-text:t" inset="0,0,0,0">
+                  <w:txbxContent>
+                    <w:p>
+                      <w:pPr>
+                        <w:pStyle w:val="Caption"/>
+                        <w:rPr>
+                          <w:noProof/>
+                        </w:rPr>
+                      </w:pPr>
+                      <w:r>
+                        <w:t xml:space="preserve">Figure 3: </w:t>
+                      </w:r>
+                      <w:r>
+                        <w:t>generating schedule page on manger of school account</w:t>
+                      </w:r>
+                    </w:p>
+                  </w:txbxContent>
+                </v:textbox>
+                <w10:wrap type="square" anchorx="margin"/>
+              </v:shape>
+            </w:pict>
+          </mc:Fallback>
+        </mc:AlternateContent>
+      </w:r>
+      <w:r>
+        <w:rPr>
+          <w:noProof/>
+        </w:rPr>
+        <mc:AlternateContent>
+          <mc:Choice Requires="wps">
+            <w:drawing>
+              <wp:anchor distT="0" distB="0" distL="114300" distR="114300" simplePos="0" relativeHeight="251701248" behindDoc="0" locked="0" layoutInCell="1" allowOverlap="1" wp14:anchorId="4B4506BC" wp14:editId="697E84AD">
+                <wp:simplePos x="0" y="0"/>
+                <wp:positionH relativeFrom="page">
+                  <wp:posOffset>1729105</wp:posOffset>
+                </wp:positionH>
+                <wp:positionV relativeFrom="paragraph">
+                  <wp:posOffset>3968041</wp:posOffset>
+                </wp:positionV>
+                <wp:extent cx="4291965" cy="635"/>
+                <wp:effectExtent l="0" t="0" r="0" b="2540"/>
+                <wp:wrapSquare wrapText="bothSides"/>
+                <wp:docPr id="7" name="Text Box 7"/>
+                <wp:cNvGraphicFramePr/>
+                <a:graphic xmlns:a="http://schemas.openxmlformats.org/drawingml/2006/main">
+                  <a:graphicData uri="http://schemas.microsoft.com/office/word/2010/wordprocessingShape">
+                    <wps:wsp>
+                      <wps:cNvSpPr txBox="1"/>
+                      <wps:spPr>
+                        <a:xfrm>
+                          <a:off x="0" y="0"/>
+                          <a:ext cx="4291965" cy="635"/>
+                        </a:xfrm>
+                        <a:prstGeom prst="rect">
+                          <a:avLst/>
+                        </a:prstGeom>
+                        <a:solidFill>
+                          <a:prstClr val="white"/>
+                        </a:solidFill>
+                        <a:ln>
+                          <a:noFill/>
+                        </a:ln>
+                      </wps:spPr>
+                      <wps:txbx>
+                        <w:txbxContent>
+                          <w:p>
+                            <w:pPr>
+                              <w:pStyle w:val="Caption"/>
+                              <w:rPr>
+                                <w:noProof/>
+                              </w:rPr>
+                            </w:pPr>
+                            <w:r>
+                              <w:t xml:space="preserve">Figure </w:t>
+                            </w:r>
+                            <w:r>
+                              <w:t xml:space="preserve">2: </w:t>
+                            </w:r>
+                            <w:r>
+                              <w:t>School Schedule page on manger of school account</w:t>
+                            </w:r>
+                          </w:p>
+                        </w:txbxContent>
+                      </wps:txbx>
+                      <wps:bodyPr rot="0" spcFirstLastPara="0" vertOverflow="overflow" horzOverflow="overflow" vert="horz" wrap="square" lIns="0" tIns="0" rIns="0" bIns="0" numCol="1" spcCol="0" rtlCol="0" fromWordArt="0" anchor="t" anchorCtr="0" forceAA="0" compatLnSpc="1">
+                        <a:prstTxWarp prst="textNoShape">
+                          <a:avLst/>
+                        </a:prstTxWarp>
+                        <a:spAutoFit/>
+                      </wps:bodyPr>
+                    </wps:wsp>
+                  </a:graphicData>
+                </a:graphic>
+              </wp:anchor>
+            </w:drawing>
+          </mc:Choice>
+          <mc:Fallback>
+            <w:pict>
+              <v:shape w14:anchorId="4B4506BC" id="Text Box 7" o:spid="_x0000_s1027" type="#_x0000_t202" style="position:absolute;margin-left:136.15pt;margin-top:312.45pt;width:337.95pt;height:.05pt;z-index:251701248;visibility:visible;mso-wrap-style:square;mso-wrap-distance-left:9pt;mso-wrap-distance-top:0;mso-wrap-distance-right:9pt;mso-wrap-distance-bottom:0;mso-position-horizontal:absolute;mso-position-horizontal-relative:page;mso-position-vertical:absolute;mso-position-vertical-relative:text;v-text-anchor:top" o:gfxdata="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" stroked="f">
+                <v:textbox style="mso-fit-shape-to-text:t" inset="0,0,0,0">
+                  <w:txbxContent>
+                    <w:p>
+                      <w:pPr>
+                        <w:pStyle w:val="Caption"/>
+                        <w:rPr>
+                          <w:noProof/>
+                        </w:rPr>
+                      </w:pPr>
+                      <w:r>
+                        <w:t xml:space="preserve">Figure </w:t>
+                      </w:r>
+                      <w:r>
+                        <w:t xml:space="preserve">2: </w:t>
+                      </w:r>
+                      <w:r>
+                        <w:t>School Schedule page on manger of school account</w:t>
+                      </w:r>
+                    </w:p>
+                  </w:txbxContent>
+                </v:textbox>
+                <w10:wrap type="square" anchorx="page"/>
+              </v:shape>
+            </w:pict>
+          </mc:Fallback>
+        </mc:AlternateContent>
+      </w:r>
+      <w:r>
+        <w:rPr>
+          <w:noProof/>
+        </w:rPr>
+        <mc:AlternateContent>
+          <mc:Choice Requires="wps">
+            <w:drawing>
+              <wp:anchor distT="0" distB="0" distL="114300" distR="114300" simplePos="0" relativeHeight="251699200" behindDoc="0" locked="0" layoutInCell="1" allowOverlap="1" wp14:anchorId="222988CC" wp14:editId="31076C40">
+                <wp:simplePos x="0" y="0"/>
+                <wp:positionH relativeFrom="page">
+                  <wp:align>center</wp:align>
+                </wp:positionH>
+                <wp:positionV relativeFrom="paragraph">
+                  <wp:posOffset>1576616</wp:posOffset>
+                </wp:positionV>
+                <wp:extent cx="4265930" cy="635"/>
+                <wp:effectExtent l="0" t="0" r="1270" b="2540"/>
+                <wp:wrapSquare wrapText="bothSides"/>
+                <wp:docPr id="1" name="Text Box 1"/>
+                <wp:cNvGraphicFramePr/>
+                <a:graphic xmlns:a="http://schemas.openxmlformats.org/drawingml/2006/main">
+                  <a:graphicData uri="http://schemas.microsoft.com/office/word/2010/wordprocessingShape">
+                    <wps:wsp>
+                      <wps:cNvSpPr txBox="1"/>
+                      <wps:spPr>
+                        <a:xfrm>
+                          <a:off x="0" y="0"/>
+                          <a:ext cx="4265930" cy="635"/>
+                        </a:xfrm>
+                        <a:prstGeom prst="rect">
+                          <a:avLst/>
+                        </a:prstGeom>
+                        <a:solidFill>
+                          <a:prstClr val="white"/>
+                        </a:solidFill>
+                        <a:ln>
+                          <a:noFill/>
+                        </a:ln>
+                      </wps:spPr>
+                      <wps:txbx>
+                        <w:txbxContent>
+                          <w:p>
+                            <w:pPr>
+                              <w:pStyle w:val="Caption"/>
+                              <w:rPr>
+                                <w:rFonts w:eastAsia="Arial Unicode MS"/>
+                                <w:noProof/>
+                                <w:bdr w:val="nil"/>
+                                <w:lang w:val="de-DE"/>
+                                <w14:textOutline w14:w="0" w14:cap="flat" w14:cmpd="sng" w14:algn="ctr">
+                                  <w14:noFill/>
+                                  <w14:prstDash w14:val="solid"/>
+                                  <w14:bevel/>
+                                </w14:textOutline>
+                              </w:rPr>
+                            </w:pPr>
+                            <w:r>
+                              <w:t>Figure</w:t>
+                            </w:r>
+                            <w:r>
+                              <w:t>1:</w:t>
+                            </w:r>
+                            <w:r>
+                              <w:t xml:space="preserve"> Making</w:t>
+                            </w:r>
+                            <w:r>
+                              <w:t xml:space="preserve"> Schedule School page on GOV.SA website</w:t>
+                            </w:r>
+                          </w:p>
+                        </w:txbxContent>
+                      </wps:txbx>
+                      <wps:bodyPr rot="0" spcFirstLastPara="0" vertOverflow="overflow" horzOverflow="overflow" vert="horz" wrap="square" lIns="0" tIns="0" rIns="0" bIns="0" numCol="1" spcCol="0" rtlCol="0" fromWordArt="0" anchor="t" anchorCtr="0" forceAA="0" compatLnSpc="1">
+                        <a:prstTxWarp prst="textNoShape">
+                          <a:avLst/>
+                        </a:prstTxWarp>
+                        <a:spAutoFit/>
+                      </wps:bodyPr>
+                    </wps:wsp>
+                  </a:graphicData>
+                </a:graphic>
+              </wp:anchor>
+            </w:drawing>
+          </mc:Choice>
+          <mc:Fallback>
+            <w:pict>
+              <v:shape w14:anchorId="222988CC" id="Text Box 1" o:spid="_x0000_s1028" type="#_x0000_t202" style="position:absolute;margin-left:0;margin-top:124.15pt;width:335.9pt;height:.05pt;z-index:251699200;visibility:visible;mso-wrap-style:square;mso-wrap-distance-left:9pt;mso-wrap-distance-top:0;mso-wrap-distance-right:9pt;mso-wrap-distance-bottom:0;mso-position-horizontal:center;mso-position-horizontal-relative:page;mso-position-vertical:absolute;mso-position-vertical-relative:text;v-text-anchor:top" o:gfxdata="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" stroked="f">
+                <v:textbox style="mso-fit-shape-to-text:t" inset="0,0,0,0">
+                  <w:txbxContent>
+                    <w:p>
+                      <w:pPr>
+                        <w:pStyle w:val="Caption"/>
+                        <w:rPr>
+                          <w:rFonts w:eastAsia="Arial Unicode MS"/>
+                          <w:noProof/>
+                          <w:bdr w:val="nil"/>
+                          <w:lang w:val="de-DE"/>
+                          <w14:textOutline w14:w="0" w14:cap="flat" w14:cmpd="sng" w14:algn="ctr">
+                            <w14:noFill/>
+                            <w14:prstDash w14:val="solid"/>
+                            <w14:bevel/>
+                          </w14:textOutline>
+                        </w:rPr>
+                      </w:pPr>
+                      <w:r>
+                        <w:t>Figure</w:t>
+                      </w:r>
+                      <w:r>
+                        <w:t>1:</w:t>
+                      </w:r>
+                      <w:r>
+                        <w:t xml:space="preserve"> Making</w:t>
+                      </w:r>
+                      <w:r>
+                        <w:t xml:space="preserve"> Schedule School page on GOV.SA website</w:t>
+                      </w:r>
+                    </w:p>
+                  </w:txbxContent>
+                </v:textbox>
+                <w10:wrap type="square" anchorx="page"/>
+              </v:shape>
+            </w:pict>
+          </mc:Fallback>
+        </mc:AlternateContent>
+      </w:r>
+      <w:r>
+        <w:rPr>
+          <w:noProof/>
+        </w:rPr>
+        <w:pict w14:anchorId="2F489AC5">
+          <v:shape id="_x0000_s1028" type="#_x0000_t75" style="position:absolute;margin-left:.15pt;margin-top:450pt;width:441.75pt;height:165.75pt;z-index:251679744;mso-position-horizontal-relative:margin;mso-position-vertical-relative:margin">
+            <v:imagedata r:id="rId9" o:title="timetable tap"/>
+            <w10:wrap type="square" anchorx="margin" anchory="margin"/>
+          </v:shape>
+        </w:pict>
+      </w:r>
+      <w:r>
+        <w:rPr>
+          <w:noProof/>
+        </w:rPr>
+        <w:pict w14:anchorId="0C5DB29A">
+          <v:shape id="_x0000_s1029" type="#_x0000_t75" style="position:absolute;margin-left:37.4pt;margin-top:244.15pt;width:337.95pt;height:153.2pt;z-index:251681792;mso-position-horizontal-relative:margin;mso-position-vertical-relative:margin">
+            <v:imagedata r:id="rId10" o:title="generate timetable"/>
+            <w10:wrap type="square" anchorx="margin" anchory="margin"/>
+          </v:shape>
+        </w:pict>
+      </w:r>
+      <w:r>
+        <w:t xml:space="preserve">                                                </w:t>
+      </w:r>
+    </w:p>
+    <w:p>
+      <w:pPr>
+        <w:pStyle w:val="Heading3"/>
+      </w:pPr>
+      <w:proofErr w:type="spellStart"/>
+      <w:r>
+        <w:lastRenderedPageBreak/>
+        <w:t>Scheduly</w:t>
+      </w:r>
+      <w:proofErr w:type="spellEnd"/>
+    </w:p>
+    <w:p>
+      <w:pPr>
+        <w:autoSpaceDE w:val="0"/>
+        <w:autoSpaceDN w:val="0"/>
+        <w:adjustRightInd w:val="0"/>
+        <w:spacing w:after="0" w:line="360" w:lineRule="auto"/>
+        <w:ind w:firstLine="360"/>
+        <w:jc w:val="both"/>
+        <w:rPr>
+          <w:rFonts w:cstheme="majorBidi"/>
+          <w:color w:val="000000"/>
+          <w:szCs w:val="24"/>
+        </w:rPr>
+      </w:pPr>
+      <w:r>
+        <w:rPr>
+          <w:noProof/>
+        </w:rPr>
+        <mc:AlternateContent>
+          <mc:Choice Requires="wps">
+            <w:drawing>
+              <wp:anchor distT="0" distB="0" distL="114300" distR="114300" simplePos="0" relativeHeight="251705344" behindDoc="0" locked="0" layoutInCell="1" allowOverlap="1" wp14:anchorId="1EDA1687" wp14:editId="7872B91A">
+                <wp:simplePos x="0" y="0"/>
+                <wp:positionH relativeFrom="page">
+                  <wp:align>center</wp:align>
+                </wp:positionH>
+                <wp:positionV relativeFrom="paragraph">
+                  <wp:posOffset>3805230</wp:posOffset>
+                </wp:positionV>
+                <wp:extent cx="5476875" cy="635"/>
+                <wp:effectExtent l="0" t="0" r="9525" b="2540"/>
+                <wp:wrapSquare wrapText="bothSides"/>
+                <wp:docPr id="14" name="Text Box 14"/>
+                <wp:cNvGraphicFramePr/>
+                <a:graphic xmlns:a="http://schemas.openxmlformats.org/drawingml/2006/main">
+                  <a:graphicData uri="http://schemas.microsoft.com/office/word/2010/wordprocessingShape">
+                    <wps:wsp>
+                      <wps:cNvSpPr txBox="1"/>
+                      <wps:spPr>
+                        <a:xfrm>
+                          <a:off x="0" y="0"/>
+                          <a:ext cx="5476875" cy="635"/>
+                        </a:xfrm>
+                        <a:prstGeom prst="rect">
+                          <a:avLst/>
+                        </a:prstGeom>
+                        <a:solidFill>
+                          <a:prstClr val="white"/>
+                        </a:solidFill>
+                        <a:ln>
+                          <a:noFill/>
+                        </a:ln>
+                      </wps:spPr>
+                      <wps:txbx>
+                        <w:txbxContent>
+                          <w:p>
+                            <w:pPr>
+                              <w:pStyle w:val="Caption"/>
+                              <w:rPr>
+                                <w:noProof/>
+                              </w:rPr>
+                            </w:pPr>
+                            <w:r>
+                              <w:t xml:space="preserve">Figure </w:t>
+                            </w:r>
+                            <w:r>
+                              <w:t>4</w:t>
+                            </w:r>
+                            <w:r>
+                              <w:t>Dashboard</w:t>
+                            </w:r>
+                          </w:p>
+                        </w:txbxContent>
+                      </wps:txbx>
+                      <wps:bodyPr rot="0" spcFirstLastPara="0" vertOverflow="overflow" horzOverflow="overflow" vert="horz" wrap="square" lIns="0" tIns="0" rIns="0" bIns="0" numCol="1" spcCol="0" rtlCol="0" fromWordArt="0" anchor="t" anchorCtr="0" forceAA="0" compatLnSpc="1">
+                        <a:prstTxWarp prst="textNoShape">
+                          <a:avLst/>
+                        </a:prstTxWarp>
+                        <a:spAutoFit/>
+                      </wps:bodyPr>
+                    </wps:wsp>
+                  </a:graphicData>
+                </a:graphic>
+              </wp:anchor>
+            </w:drawing>
+          </mc:Choice>
+          <mc:Fallback>
+            <w:pict>
+              <v:shape w14:anchorId="1EDA1687" id="Text Box 14" o:spid="_x0000_s1029" type="#_x0000_t202" style="position:absolute;left:0;text-align:left;margin-left:0;margin-top:299.6pt;width:431.25pt;height:.05pt;z-index:251705344;visibility:visible;mso-wrap-style:square;mso-wrap-distance-left:9pt;mso-wrap-distance-top:0;mso-wrap-distance-right:9pt;mso-wrap-distance-bottom:0;mso-position-horizontal:center;mso-position-horizontal-relative:page;mso-position-vertical:absolute;mso-position-vertical-relative:text;v-text-anchor:top" o:gfxdata="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" stroked="f">
+                <v:textbox style="mso-fit-shape-to-text:t" inset="0,0,0,0">
+                  <w:txbxContent>
+                    <w:p>
+                      <w:pPr>
+                        <w:pStyle w:val="Caption"/>
+                        <w:rPr>
+                          <w:noProof/>
+                        </w:rPr>
+                      </w:pPr>
+                      <w:r>
+                        <w:t xml:space="preserve">Figure </w:t>
+                      </w:r>
+                      <w:r>
+                        <w:t>4</w:t>
+                      </w:r>
+                      <w:r>
+                        <w:t>Dashboard</w:t>
+                      </w:r>
+                    </w:p>
+                  </w:txbxContent>
+                </v:textbox>
+                <w10:wrap type="square" anchorx="page"/>
+              </v:shape>
+            </w:pict>
+          </mc:Fallback>
+        </mc:AlternateContent>
+      </w:r>
+      <w:r>
+        <w:rPr>
+          <w:rFonts w:cstheme="majorBidi"/>
+          <w:color w:val="000000"/>
+          <w:szCs w:val="24"/>
+        </w:rPr>
+        <w:t>The goal of the software application is to provide a possible timetable solution with the minimum number of clashes between slots. It relieves the user of much of the hard work required for generating timetable manually, leaving him with more time to apply the skills and judgment where they are needed in order to produce a timetable of the highest quality.</w:t>
+      </w:r>
+      <w:r>
+        <w:rPr>
+          <w:rFonts w:cstheme="majorBidi"/>
+          <w:color w:val="000000"/>
+          <w:szCs w:val="24"/>
+        </w:rPr>
+        <w:fldChar w:fldCharType="begin"/>
+      </w:r>
+      <w:r>
+        <w:rPr>
+          <w:rFonts w:cstheme="majorBidi"/>
+          <w:color w:val="000000"/>
+          <w:szCs w:val="24"/>
+        </w:rPr>
+        <w:instrText xml:space="preserve"> ADDIN ZOTERO_ITEM CSL_CITATION {"citationID":"8avQg9FN","properties":{"formattedCitation":"[2]","plainCitation":"[2]","noteIndex":0},"citationItems":[{"id":13,"uris":["http://zotero.org/users/local/NIUYJBMl/items/SXQBIFDW"],"uri":["http://zotero.org/users/local/NIUYJBMl/items/SXQBIFDW"],"itemData":{"id":13,"type":"webpage","title":"GitHub - ghulamghousdev/Scheduly: Activity Scheduling Tool","URL":"https://github.com/ghulamghousdev/Scheduly","accessed":{"date-parts":[["2022",12,14]]}}}],"schema":"https://github.com/citation-style-language/schema/raw/master/csl-citation.json"} </w:instrText>
+      </w:r>
+      <w:r>
+        <w:rPr>
+          <w:rFonts w:cstheme="majorBidi"/>
+          <w:color w:val="000000"/>
+          <w:szCs w:val="24"/>
+        </w:rPr>
+        <w:fldChar w:fldCharType="separate"/>
+      </w:r>
+      <w:r>
+        <w:rPr>
+          <w:rFonts w:ascii="Times New Roman" w:hAnsi="Times New Roman" w:cs="Times New Roman"/>
+        </w:rPr>
+        <w:t>[2]</w:t>
+      </w:r>
+      <w:r>
+        <w:rPr>
+          <w:rFonts w:cstheme="majorBidi"/>
+          <w:color w:val="000000"/>
+          <w:szCs w:val="24"/>
+        </w:rPr>
+        <w:fldChar w:fldCharType="end"/>
+      </w:r>
+    </w:p>
+    <w:p>
+      <w:pPr>
+        <w:spacing w:line="360" w:lineRule="auto"/>
+        <w:jc w:val="right"/>
+        <w:rPr>
+          <w:rFonts w:cstheme="majorBidi"/>
+          <w:szCs w:val="24"/>
+        </w:rPr>
+      </w:pPr>
+      <w:r>
+        <w:rPr>
+          <w:rFonts w:asciiTheme="minorHAnsi" w:hAnsiTheme="minorHAnsi"/>
+          <w:noProof/>
+          <w:sz w:val="22"/>
+        </w:rPr>
+        <w:pict w14:anchorId="698C8EB5">
+          <v:shape id="_x0000_s1031" type="#_x0000_t75" style="position:absolute;left:0;text-align:left;margin-left:-8.8pt;margin-top:123.05pt;width:431.25pt;height:196.95pt;z-index:251661310;mso-position-horizontal-relative:margin;mso-position-vertical-relative:margin">
+            <v:imagedata r:id="rId11" o:title="Dashboard"/>
+            <w10:wrap type="square" anchorx="margin" anchory="margin"/>
+          </v:shape>
+        </w:pict>
+      </w:r>
+      <w:r>
+        <w:rPr>
+          <w:noProof/>
+        </w:rPr>
+        <mc:AlternateContent>
+          <mc:Choice Requires="wps">
+            <w:drawing>
+              <wp:anchor distT="0" distB="0" distL="114300" distR="114300" simplePos="0" relativeHeight="251707392" behindDoc="0" locked="0" layoutInCell="1" allowOverlap="1" wp14:anchorId="625F66E8" wp14:editId="645672B3">
+                <wp:simplePos x="0" y="0"/>
+                <wp:positionH relativeFrom="page">
+                  <wp:align>center</wp:align>
+                </wp:positionH>
+                <wp:positionV relativeFrom="paragraph">
+                  <wp:posOffset>6460800</wp:posOffset>
+                </wp:positionV>
+                <wp:extent cx="5432425" cy="635"/>
+                <wp:effectExtent l="0" t="0" r="0" b="2540"/>
+                <wp:wrapSquare wrapText="bothSides"/>
+                <wp:docPr id="15" name="Text Box 15"/>
+                <wp:cNvGraphicFramePr/>
+                <a:graphic xmlns:a="http://schemas.openxmlformats.org/drawingml/2006/main">
+                  <a:graphicData uri="http://schemas.microsoft.com/office/word/2010/wordprocessingShape">
+                    <wps:wsp>
+                      <wps:cNvSpPr txBox="1"/>
+                      <wps:spPr>
+                        <a:xfrm>
+                          <a:off x="0" y="0"/>
+                          <a:ext cx="5432425" cy="635"/>
+                        </a:xfrm>
+                        <a:prstGeom prst="rect">
+                          <a:avLst/>
+                        </a:prstGeom>
+                        <a:solidFill>
+                          <a:prstClr val="white"/>
+                        </a:solidFill>
+                        <a:ln>
+                          <a:noFill/>
+                        </a:ln>
+                      </wps:spPr>
+                      <wps:txbx>
+                        <w:txbxContent>
+                          <w:p>
+                            <w:pPr>
+                              <w:pStyle w:val="Caption"/>
+                              <w:rPr>
+                                <w:noProof/>
+                              </w:rPr>
+                            </w:pPr>
+                            <w:r>
+                              <w:t xml:space="preserve">Figure </w:t>
+                            </w:r>
+                            <w:r>
+                              <w:t>5</w:t>
+                            </w:r>
+                            <w:r>
+                              <w:t xml:space="preserve"> </w:t>
+                            </w:r>
+                            <w:r>
+                              <w:t>Output page</w:t>
+                            </w:r>
+                          </w:p>
+                        </w:txbxContent>
+                      </wps:txbx>
+                      <wps:bodyPr rot="0" spcFirstLastPara="0" vertOverflow="overflow" horzOverflow="overflow" vert="horz" wrap="square" lIns="0" tIns="0" rIns="0" bIns="0" numCol="1" spcCol="0" rtlCol="0" fromWordArt="0" anchor="t" anchorCtr="0" forceAA="0" compatLnSpc="1">
+                        <a:prstTxWarp prst="textNoShape">
+                          <a:avLst/>
+                        </a:prstTxWarp>
+                        <a:spAutoFit/>
+                      </wps:bodyPr>
+                    </wps:wsp>
+                  </a:graphicData>
+                </a:graphic>
+              </wp:anchor>
+            </w:drawing>
+          </mc:Choice>
+          <mc:Fallback>
+            <w:pict>
+              <v:shape w14:anchorId="625F66E8" id="Text Box 15" o:spid="_x0000_s1030" type="#_x0000_t202" style="position:absolute;left:0;text-align:left;margin-left:0;margin-top:508.7pt;width:427.75pt;height:.05pt;z-index:251707392;visibility:visible;mso-wrap-style:square;mso-wrap-distance-left:9pt;mso-wrap-distance-top:0;mso-wrap-distance-right:9pt;mso-wrap-distance-bottom:0;mso-position-horizontal:center;mso-position-horizontal-relative:page;mso-position-vertical:absolute;mso-position-vertical-relative:text;v-text-anchor:top" o:gfxdata="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" stroked="f">
+                <v:textbox style="mso-fit-shape-to-text:t" inset="0,0,0,0">
+                  <w:txbxContent>
+                    <w:p>
+                      <w:pPr>
+                        <w:pStyle w:val="Caption"/>
+                        <w:rPr>
+                          <w:noProof/>
+                        </w:rPr>
+                      </w:pPr>
+                      <w:r>
+                        <w:t xml:space="preserve">Figure </w:t>
+                      </w:r>
+                      <w:r>
+                        <w:t>5</w:t>
+                      </w:r>
+                      <w:r>
+                        <w:t xml:space="preserve"> </w:t>
+                      </w:r>
+                      <w:r>
+                        <w:t>Output page</w:t>
+                      </w:r>
+                    </w:p>
+                  </w:txbxContent>
+                </v:textbox>
+                <w10:wrap type="square" anchorx="page"/>
+              </v:shape>
+            </w:pict>
+          </mc:Fallback>
+        </mc:AlternateContent>
+      </w:r>
+      <w:r>
+        <w:rPr>
+          <w:rFonts w:asciiTheme="minorHAnsi" w:hAnsiTheme="minorHAnsi"/>
+          <w:noProof/>
+          <w:sz w:val="22"/>
+        </w:rPr>
+        <w:pict w14:anchorId="504BA7A5">
+          <v:shape id="_x0000_s1032" type="#_x0000_t75" style="position:absolute;left:0;text-align:left;margin-left:-6.95pt;margin-top:365.65pt;width:427.75pt;height:240.4pt;z-index:251694080;mso-position-horizontal-relative:margin;mso-position-vertical-relative:margin">
+            <v:imagedata r:id="rId12" o:title="Output"/>
+            <w10:wrap type="square" anchorx="margin" anchory="margin"/>
+          </v:shape>
+        </w:pict>
+      </w:r>
+    </w:p>
+    <w:p>
+      <w:pPr>
+        <w:spacing w:line="360" w:lineRule="auto"/>
+        <w:jc w:val="right"/>
+        <w:rPr>
+          <w:rFonts w:cstheme="majorBidi"/>
+          <w:szCs w:val="24"/>
+        </w:rPr>
+      </w:pPr>
+    </w:p>
+    <w:p>
+      <w:pPr>
+        <w:spacing w:line="360" w:lineRule="auto"/>
+        <w:jc w:val="right"/>
+        <w:rPr>
+          <w:rFonts w:cstheme="majorBidi"/>
+          <w:szCs w:val="24"/>
+        </w:rPr>
+      </w:pPr>
+    </w:p>
+    <w:p>
+      <w:pPr>
+        <w:pStyle w:val="Heading2"/>
+      </w:pPr>
+      <w:bookmarkStart w:id="16" w:name="_Toc113195776"/>
+      <w:bookmarkStart w:id="17" w:name="_Toc113195812"/>
+      <w:bookmarkStart w:id="18" w:name="_Toc113196022"/>
+      <w:bookmarkStart w:id="19" w:name="_Toc113347358"/>
+      <w:r>
+        <w:lastRenderedPageBreak/>
+        <w:t>Background</w:t>
+      </w:r>
+      <w:bookmarkEnd w:id="16"/>
+      <w:bookmarkEnd w:id="17"/>
+      <w:bookmarkEnd w:id="18"/>
+      <w:bookmarkEnd w:id="19"/>
+      <w:r>
+        <w:t xml:space="preserve"> </w:t>
+      </w:r>
+    </w:p>
+    <w:p>
+      <w:pPr>
+        <w:autoSpaceDE w:val="0"/>
+        <w:autoSpaceDN w:val="0"/>
+        <w:adjustRightInd w:val="0"/>
+        <w:spacing w:after="0" w:line="360" w:lineRule="auto"/>
+        <w:ind w:firstLine="360"/>
+        <w:jc w:val="both"/>
+        <w:rPr>
+          <w:rFonts w:cstheme="majorBidi"/>
+          <w:color w:val="000000"/>
+          <w:szCs w:val="24"/>
+        </w:rPr>
+      </w:pPr>
+      <w:r>
+        <w:rPr>
+          <w:rFonts w:cstheme="majorBidi"/>
+          <w:color w:val="000000"/>
+          <w:szCs w:val="24"/>
+        </w:rPr>
+        <w:t xml:space="preserve">In this section we will give a brief definition of the technologies and tools we are using to build this project, mainly we are building </w:t>
+      </w:r>
+      <w:r>
+        <w:rPr>
+          <w:rFonts w:cstheme="majorBidi"/>
+          <w:color w:val="000000"/>
+          <w:szCs w:val="24"/>
+        </w:rPr>
+        <w:t>web</w:t>
+      </w:r>
+      <w:r>
+        <w:rPr>
+          <w:rFonts w:cstheme="majorBidi"/>
+          <w:color w:val="000000"/>
+          <w:szCs w:val="24"/>
+        </w:rPr>
+        <w:t xml:space="preserve"> applications</w:t>
+      </w:r>
+      <w:r>
+        <w:rPr>
+          <w:rFonts w:cstheme="majorBidi"/>
+          <w:color w:val="000000"/>
+          <w:szCs w:val="24"/>
+        </w:rPr>
+        <w:t>,</w:t>
+      </w:r>
+      <w:r>
+        <w:rPr>
+          <w:rFonts w:cstheme="majorBidi"/>
+          <w:color w:val="000000"/>
+          <w:szCs w:val="24"/>
+        </w:rPr>
+        <w:t xml:space="preserve"> </w:t>
+      </w:r>
+      <w:r>
+        <w:rPr>
+          <w:rFonts w:cstheme="majorBidi"/>
+          <w:color w:val="000000"/>
+          <w:szCs w:val="24"/>
+        </w:rPr>
+        <w:t>and</w:t>
+      </w:r>
+      <w:r>
+        <w:rPr>
+          <w:rFonts w:cstheme="majorBidi"/>
+          <w:color w:val="000000"/>
+          <w:szCs w:val="24"/>
+        </w:rPr>
+        <w:t xml:space="preserve"> this application will depend on an algorithm called genetic algorithm. </w:t>
+      </w:r>
+      <w:r>
+        <w:rPr>
+          <w:rFonts w:cstheme="majorBidi"/>
+          <w:color w:val="000000"/>
+          <w:szCs w:val="24"/>
+        </w:rPr>
+        <w:t>and the technologies we will use can be categorized into two main sections, Front End and Back End.</w:t>
+      </w:r>
+    </w:p>
+    <w:p>
+      <w:pPr>
+        <w:pStyle w:val="Heading3"/>
+      </w:pPr>
+      <w:r>
+        <w:t>Genetic Algorithm</w:t>
+      </w:r>
+    </w:p>
+    <w:p>
+      <w:pPr>
+        <w:spacing w:line="360" w:lineRule="auto"/>
+        <w:jc w:val="both"/>
+        <w:rPr>
+          <w:szCs w:val="24"/>
+        </w:rPr>
+      </w:pPr>
+      <w:r>
+        <w:rPr>
+          <w:rFonts w:ascii="Times New Roman" w:hAnsi="Times New Roman" w:cs="Times New Roman"/>
+          <w:szCs w:val="24"/>
+        </w:rPr>
+        <w:t xml:space="preserve">Genetic algorithm is a learning computer programming heuristic search algorithm that are capable of finding the solution of computational problems which require large pool of possible solutions, and then optimizing them based on building blocks that guide it towards the wanted solution these blocks are constrained with two types of constrains hard and soft constrains (the hard you can't violate them, where the soft to get to the optimum solution the algorithm try to stay within them). this algorithm is </w:t>
+      </w:r>
+      <w:r>
+        <w:rPr>
+          <w:szCs w:val="24"/>
+        </w:rPr>
+        <w:t>based on the theory of biogenetics, which is a kind of search algorithm with a high degree of randomness.</w:t>
+      </w:r>
+      <w:r>
+        <w:rPr>
+          <w:szCs w:val="24"/>
+        </w:rPr>
+        <w:fldChar w:fldCharType="begin"/>
+      </w:r>
+      <w:r>
+        <w:rPr>
+          <w:szCs w:val="24"/>
+        </w:rPr>
+        <w:instrText xml:space="preserve"> ADDIN ZOTERO_ITEM CSL_CITATION {"citationID":"bOPPb0sf","properties":{"formattedCitation":"[3], [4]","plainCitation":"[3], [4]","noteIndex":0},"citationItems":[{"id":3,"uris":["http://zotero.org/users/local/NIUYJBMl/items/UJH5KSBZ"],"uri":["http://zotero.org/users/local/NIUYJBMl/items/UJH5KSBZ"],"itemData":{"id":3,"type":"article","language":"eng","publisher":"National University of Ireland","title":"Timetable Scheduling via Genetic Algorithm","author":[{"family":"East","given":"Andrew Reid"}],"issued":{"date-parts":[["2019"]]}}},{"id":7,"uris":["http://zotero.org/users/local/NIUYJBMl/items/6PNIPSE2"],"uri":["http://zotero.org/users/local/NIUYJBMl/items/6PNIPSE2"],"itemData":{"id":7,"type":"article","language":"eng","publisher":"1International Education School, Chifeng University, Chifeng 024000, China","title":"Improved Genetic Algorithm to Solve the Scheduling Problem of College English Courses","author":[{"family":"Xu","given":"Jing"}],"issued":{"date-parts":[["2021",6,10]]}}}],"schema":"https://github.com/citation-style-language/schema/raw/master/csl-citation.json"} </w:instrText>
+      </w:r>
+      <w:r>
+        <w:rPr>
+          <w:szCs w:val="24"/>
+        </w:rPr>
+        <w:fldChar w:fldCharType="separate"/>
+      </w:r>
+      <w:r>
+        <w:rPr>
+          <w:rFonts w:ascii="Times New Roman" w:hAnsi="Times New Roman" w:cs="Times New Roman"/>
+        </w:rPr>
+        <w:t>[3], [4]</w:t>
+      </w:r>
+      <w:r>
+        <w:rPr>
+          <w:szCs w:val="24"/>
+        </w:rPr>
+        <w:fldChar w:fldCharType="end"/>
+      </w:r>
+    </w:p>
+    <w:p>
+      <w:pPr>
+        <w:pStyle w:val="Heading4"/>
+      </w:pPr>
+      <w:bookmarkStart w:id="20" w:name="_Hlk121997438"/>
+      <w:r>
+        <w:t>How Genetic Algorithms Work</w:t>
+      </w:r>
+    </w:p>
+    <w:bookmarkEnd w:id="20"/>
+    <w:p>
+      <w:pPr>
+        <w:jc w:val="both"/>
+        <w:rPr>
+          <w:szCs w:val="24"/>
+        </w:rPr>
+      </w:pPr>
+      <w:r>
+        <w:rPr>
+          <w:rFonts w:ascii="Times New Roman" w:hAnsi="Times New Roman" w:cs="Times New Roman"/>
+          <w:noProof/>
+          <w:szCs w:val="24"/>
+        </w:rPr>
+        <w:drawing>
+          <wp:anchor distT="0" distB="0" distL="114300" distR="114300" simplePos="0" relativeHeight="251708416" behindDoc="0" locked="0" layoutInCell="1" allowOverlap="1" wp14:anchorId="6DB84961" wp14:editId="750E6799">
+            <wp:simplePos x="0" y="0"/>
+            <wp:positionH relativeFrom="margin">
+              <wp:posOffset>3210826</wp:posOffset>
+            </wp:positionH>
+            <wp:positionV relativeFrom="paragraph">
+              <wp:posOffset>15447</wp:posOffset>
+            </wp:positionV>
+            <wp:extent cx="3000375" cy="2895600"/>
+            <wp:effectExtent l="0" t="0" r="9525" b="0"/>
+            <wp:wrapSquare wrapText="bothSides"/>
+            <wp:docPr id="2" name="Picture 2"/>
+            <wp:cNvGraphicFramePr>
+              <a:graphicFrameLocks xmlns:a="http://schemas.openxmlformats.org/drawingml/2006/main" noChangeAspect="1"/>
+            </wp:cNvGraphicFramePr>
+            <a:graphic xmlns:a="http://schemas.openxmlformats.org/drawingml/2006/main">
+              <a:graphicData uri="http://schemas.openxmlformats.org/drawingml/2006/picture">
+                <pic:pic xmlns:pic="http://schemas.openxmlformats.org/drawingml/2006/picture">
+                  <pic:nvPicPr>
+                    <pic:cNvPr id="1" name=""/>
+                    <pic:cNvPicPr/>
+                  </pic:nvPicPr>
+                  <pic:blipFill>
+                    <a:blip r:embed="rId13">
+                      <a:extLst>
+                        <a:ext uri="{28A0092B-C50C-407E-A947-70E740481C1C}">
+                          <a14:useLocalDpi xmlns:a14="http://schemas.microsoft.com/office/drawing/2010/main" val="0"/>
+                        </a:ext>
+                      </a:extLst>
+                    </a:blip>
+                    <a:stretch>
+                      <a:fillRect/>
+                    </a:stretch>
+                  </pic:blipFill>
+                  <pic:spPr>
+                    <a:xfrm>
+                      <a:off x="0" y="0"/>
+                      <a:ext cx="3000375" cy="2895600"/>
+                    </a:xfrm>
+                    <a:prstGeom prst="rect">
+                      <a:avLst/>
+                    </a:prstGeom>
+                  </pic:spPr>
+                </pic:pic>
+              </a:graphicData>
+            </a:graphic>
+          </wp:anchor>
+        </w:drawing>
+      </w:r>
+      <w:r>
+        <w:t xml:space="preserve">As we mentioned previously that </w:t>
+      </w:r>
+      <w:r>
+        <w:rPr>
+          <w:szCs w:val="24"/>
+        </w:rPr>
+        <w:t>Genetic algorithms generate initial solutions randomly then go through multiple steps: selection, crossover, mutation and elitism. The solution is called chromosome that is still in the form of a symbol, a collection of chromosomes construct a population.</w:t>
+      </w:r>
+      <w:r>
+        <w:rPr>
+          <w:szCs w:val="24"/>
+        </w:rPr>
+        <w:fldChar w:fldCharType="begin"/>
+      </w:r>
+      <w:r>
+        <w:rPr>
+          <w:szCs w:val="24"/>
+        </w:rPr>
+        <w:instrText xml:space="preserve"> ADDIN ZOTERO_ITEM CSL_CITATION {"citationID":"rSzdgALL","properties":{"formattedCitation":"[5], [6]","plainCitation":"[5], [6]","noteIndex":0},"citationItems":[{"id":25,"uris":["http://zotero.org/users/local/NIUYJBMl/items/HV9J7CD8"],"uri":["http://zotero.org/users/local/NIUYJBMl/items/HV9J7CD8"],"itemData":{"id":25,"type":"article","language":"en","publisher":"Electrical Engineering Department, Politeknik Negeri Bali, Jalan Kampus Bukit Jimbaran, Badung - 80364, Bali, Indonesia","title":"Senior high school course scheduling using genetic algorithm","author":[{"literal":"N G A P H Saptarini"},{"literal":"I W Suasnawa"},{"literal":"P I Ciptayani"}],"issued":{"date-parts":[["2017"]]}}},{"id":26,"uris":["http://zotero.org/users/local/NIUYJBMl/items/PUEY3YWM"],"uri":["http://zotero.org/users/local/NIUYJBMl/items/PUEY3YWM"],"itemData":{"id":26,"type":"article","language":"en","publisher":"Departement of Informatics Engineering, Faculty of Engineering, Universitas Muhammadiyah Banjarmasin, Banjarmasin, Indonesian","title":"Application of genetic algorithm concept on course scheduling","author":[{"literal":"R Ansari"},{"literal":"N Saubari"}],"issued":{"date-parts":[["2020"]]}}}],"schema":"https://github.com/citation-style-language/schema/raw/master/csl-citation.json"} </w:instrText>
+      </w:r>
+      <w:r>
+        <w:rPr>
+          <w:szCs w:val="24"/>
+        </w:rPr>
+        <w:fldChar w:fldCharType="separate"/>
+      </w:r>
+      <w:r>
+        <w:rPr>
+          <w:rFonts w:ascii="Times New Roman" w:hAnsi="Times New Roman" w:cs="Times New Roman"/>
+        </w:rPr>
+        <w:t>[5], [6]</w:t>
+      </w:r>
+      <w:r>
+        <w:rPr>
+          <w:szCs w:val="24"/>
+        </w:rPr>
+        <w:fldChar w:fldCharType="end"/>
+      </w:r>
+    </w:p>
+    <w:p>
+      <w:pPr>
+        <w:rPr>
+          <w:sz w:val="23"/>
+          <w:szCs w:val="23"/>
+        </w:rPr>
+      </w:pPr>
+      <w:r>
+        <w:rPr>
+          <w:szCs w:val="24"/>
+        </w:rPr>
+        <w:t xml:space="preserve">In genetic algorithm </w:t>
+      </w:r>
+      <w:r>
+        <w:rPr>
+          <w:sz w:val="23"/>
+          <w:szCs w:val="23"/>
+        </w:rPr>
+        <w:t>a population of chromosomes consisting of a given random collection of genes is initiated according to the following steps:</w:t>
+      </w:r>
+    </w:p>
+    <w:p>
+      <w:pPr>
+        <w:pStyle w:val="ListParagraph"/>
+        <w:numPr>
+          <w:ilvl w:val="0"/>
+          <w:numId w:val="10"/>
+        </w:numPr>
+        <w:spacing w:line="256" w:lineRule="auto"/>
+      </w:pPr>
+      <w:r>
+        <w:rPr>
+          <w:sz w:val="23"/>
+          <w:szCs w:val="23"/>
+        </w:rPr>
+        <w:t>Generating an initial population of chromosomes.</w:t>
+      </w:r>
+    </w:p>
+    <w:p>
+      <w:pPr>
+        <w:pStyle w:val="ListParagraph"/>
+        <w:numPr>
+          <w:ilvl w:val="0"/>
+          <w:numId w:val="10"/>
+        </w:numPr>
+        <w:spacing w:line="256" w:lineRule="auto"/>
+      </w:pPr>
+      <w:r>
+        <w:rPr>
+          <w:noProof/>
+        </w:rPr>
+        <mc:AlternateContent>
+          <mc:Choice Requires="wps">
+            <w:drawing>
+              <wp:anchor distT="0" distB="0" distL="114300" distR="114300" simplePos="0" relativeHeight="251710464" behindDoc="0" locked="0" layoutInCell="1" allowOverlap="1" wp14:anchorId="786A7223" wp14:editId="2ADADDA0">
+                <wp:simplePos x="0" y="0"/>
+                <wp:positionH relativeFrom="column">
+                  <wp:posOffset>3671334</wp:posOffset>
+                </wp:positionH>
+                <wp:positionV relativeFrom="paragraph">
+                  <wp:posOffset>491963</wp:posOffset>
+                </wp:positionV>
+                <wp:extent cx="2308860" cy="635"/>
+                <wp:effectExtent l="0" t="0" r="0" b="2540"/>
+                <wp:wrapSquare wrapText="bothSides"/>
+                <wp:docPr id="3" name="Text Box 3"/>
+                <wp:cNvGraphicFramePr/>
+                <a:graphic xmlns:a="http://schemas.openxmlformats.org/drawingml/2006/main">
+                  <a:graphicData uri="http://schemas.microsoft.com/office/word/2010/wordprocessingShape">
+                    <wps:wsp>
+                      <wps:cNvSpPr txBox="1"/>
+                      <wps:spPr>
+                        <a:xfrm>
+                          <a:off x="0" y="0"/>
+                          <a:ext cx="2308860" cy="635"/>
+                        </a:xfrm>
+                        <a:prstGeom prst="rect">
+                          <a:avLst/>
+                        </a:prstGeom>
+                        <a:solidFill>
+                          <a:prstClr val="white"/>
+                        </a:solidFill>
+                        <a:ln>
+                          <a:noFill/>
+                        </a:ln>
+                      </wps:spPr>
+                      <wps:txbx>
+                        <w:txbxContent>
+                          <w:p>
+                            <w:pPr>
+                              <w:pStyle w:val="Caption"/>
+                              <w:rPr>
+                                <w:rFonts w:ascii="Times New Roman" w:hAnsi="Times New Roman" w:cs="Times New Roman"/>
+                                <w:szCs w:val="24"/>
+                              </w:rPr>
+                            </w:pPr>
+                            <w:r>
+                              <w:t xml:space="preserve">Figure </w:t>
+                            </w:r>
+                            <w:r>
+                              <w:t xml:space="preserve">6: </w:t>
+                            </w:r>
+                            <w:r>
+                              <w:t>genetic algorithm</w:t>
+                            </w:r>
+                          </w:p>
+                        </w:txbxContent>
+                      </wps:txbx>
+                      <wps:bodyPr rot="0" spcFirstLastPara="0" vertOverflow="overflow" horzOverflow="overflow" vert="horz" wrap="square" lIns="0" tIns="0" rIns="0" bIns="0" numCol="1" spcCol="0" rtlCol="0" fromWordArt="0" anchor="t" anchorCtr="0" forceAA="0" compatLnSpc="1">
+                        <a:prstTxWarp prst="textNoShape">
+                          <a:avLst/>
+                        </a:prstTxWarp>
+                        <a:spAutoFit/>
+                      </wps:bodyPr>
+                    </wps:wsp>
+                  </a:graphicData>
+                </a:graphic>
+                <wp14:sizeRelH relativeFrom="margin">
+                  <wp14:pctWidth>0</wp14:pctWidth>
+                </wp14:sizeRelH>
+              </wp:anchor>
+            </w:drawing>
+          </mc:Choice>
+          <mc:Fallback>
+            <w:pict>
+              <v:shape w14:anchorId="786A7223" id="Text Box 3" o:spid="_x0000_s1031" type="#_x0000_t202" style="position:absolute;left:0;text-align:left;margin-left:289.1pt;margin-top:38.75pt;width:181.8pt;height:.05pt;z-index:251710464;visibility:visible;mso-wrap-style:square;mso-width-percent:0;mso-wrap-distance-left:9pt;mso-wrap-distance-top:0;mso-wrap-distance-right:9pt;mso-wrap-distance-bottom:0;mso-position-horizontal:absolute;mso-position-horizontal-relative:text;mso-position-vertical:absolute;mso-position-vertical-relative:text;mso-width-percent:0;mso-width-relative:margin;v-text-anchor:top" o:gfxdata="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" stroked="f">
+                <v:textbox style="mso-fit-shape-to-text:t" inset="0,0,0,0">
+                  <w:txbxContent>
+                    <w:p>
+                      <w:pPr>
+                        <w:pStyle w:val="Caption"/>
+                        <w:rPr>
+                          <w:rFonts w:ascii="Times New Roman" w:hAnsi="Times New Roman" w:cs="Times New Roman"/>
+                          <w:szCs w:val="24"/>
+                        </w:rPr>
+                      </w:pPr>
+                      <w:r>
+                        <w:t xml:space="preserve">Figure </w:t>
+                      </w:r>
+                      <w:r>
+                        <w:t xml:space="preserve">6: </w:t>
+                      </w:r>
+                      <w:r>
+                        <w:t>genetic algorithm</w:t>
+                      </w:r>
+                    </w:p>
+                  </w:txbxContent>
+                </v:textbox>
+                <w10:wrap type="square"/>
+              </v:shape>
+            </w:pict>
+          </mc:Fallback>
+        </mc:AlternateContent>
+      </w:r>
+      <w:r>
+        <w:rPr>
+          <w:sz w:val="23"/>
+          <w:szCs w:val="23"/>
+        </w:rPr>
+        <w:t>. Evaluating the suitability of each chromosome (individual) that forms the population.</w:t>
+      </w:r>
+    </w:p>
+    <w:p>
+      <w:pPr>
+        <w:pStyle w:val="Default"/>
+        <w:numPr>
+          <w:ilvl w:val="0"/>
+          <w:numId w:val="10"/>
+        </w:numPr>
+        <w:rPr>
+          <w:sz w:val="23"/>
+          <w:szCs w:val="23"/>
+        </w:rPr>
+      </w:pPr>
+      <w:r>
+        <w:rPr>
+          <w:sz w:val="23"/>
+          <w:szCs w:val="23"/>
+        </w:rPr>
+        <w:t>Selecting the chromosomes for mating based on the above results.</w:t>
+      </w:r>
+    </w:p>
+    <w:p>
+      <w:pPr>
+        <w:pStyle w:val="Default"/>
+        <w:numPr>
+          <w:ilvl w:val="0"/>
+          <w:numId w:val="10"/>
+        </w:numPr>
+        <w:rPr>
+          <w:sz w:val="23"/>
+          <w:szCs w:val="23"/>
+        </w:rPr>
+      </w:pPr>
+      <w:r>
+        <w:rPr>
+          <w:sz w:val="23"/>
+          <w:szCs w:val="23"/>
+        </w:rPr>
+        <w:t xml:space="preserve">Producing offspring by mating (cross over) the selected chromosomes. </w:t>
+      </w:r>
+    </w:p>
+    <w:p>
+      <w:pPr>
+        <w:pStyle w:val="Default"/>
+        <w:numPr>
+          <w:ilvl w:val="0"/>
+          <w:numId w:val="10"/>
+        </w:numPr>
+        <w:rPr>
+          <w:sz w:val="23"/>
+          <w:szCs w:val="23"/>
+        </w:rPr>
+      </w:pPr>
+      <w:r>
+        <w:rPr>
+          <w:sz w:val="23"/>
+          <w:szCs w:val="23"/>
+        </w:rPr>
+        <w:t xml:space="preserve">Mutating genes randomly. </w:t>
+      </w:r>
+    </w:p>
+    <w:p>
+      <w:pPr>
+        <w:pStyle w:val="Default"/>
+        <w:numPr>
+          <w:ilvl w:val="0"/>
+          <w:numId w:val="10"/>
+        </w:numPr>
+        <w:rPr>
+          <w:sz w:val="23"/>
+          <w:szCs w:val="23"/>
+        </w:rPr>
+      </w:pPr>
+      <w:r>
+        <w:rPr>
+          <w:sz w:val="23"/>
+          <w:szCs w:val="23"/>
+        </w:rPr>
+        <w:t xml:space="preserve">Repeating steps 3-5 until a new population is generated. </w:t>
+      </w:r>
+    </w:p>
+    <w:p>
+      <w:pPr>
+        <w:pStyle w:val="Default"/>
+        <w:numPr>
+          <w:ilvl w:val="0"/>
+          <w:numId w:val="10"/>
+        </w:numPr>
+        <w:rPr>
+          <w:sz w:val="23"/>
+          <w:szCs w:val="23"/>
+        </w:rPr>
+      </w:pPr>
+      <w:r>
+        <w:rPr>
+          <w:sz w:val="23"/>
+          <w:szCs w:val="23"/>
+        </w:rPr>
+        <w:t>Ending the algorithm when the best solution obtained has not changed after a preset number of generations.</w:t>
+      </w:r>
+      <w:r>
+        <w:rPr>
+          <w:sz w:val="23"/>
+          <w:szCs w:val="23"/>
+        </w:rPr>
+        <w:fldChar w:fldCharType="begin"/>
+      </w:r>
+      <w:r>
+        <w:rPr>
+          <w:sz w:val="23"/>
+          <w:szCs w:val="23"/>
+        </w:rPr>
+        <w:instrText xml:space="preserve"> ADDIN ZOTERO_ITEM CSL_CITATION {"citationID":"cw4m0TFU","properties":{"formattedCitation":"[7]","plainCitation":"[7]","noteIndex":0},"citationItems":[{"id":27,"uris":["http://zotero.org/users/local/NIUYJBMl/items/ZQSNN7DU"],"uri":["http://zotero.org/users/local/NIUYJBMl/items/ZQSNN7DU"],"itemData":{"id":27,"type":"article","publisher":"University of Mississippi","title":"Genetic Algorithm For University Course Timetabling Problem","author":[{"literal":"Achini Kumari Herath"}],"issued":{"date-parts":[["2017"]]}}}],"schema":"https://github.com/citation-style-language/schema/raw/master/csl-citation.json"} </w:instrText>
+      </w:r>
+      <w:r>
+        <w:rPr>
+          <w:sz w:val="23"/>
+          <w:szCs w:val="23"/>
+        </w:rPr>
+        <w:fldChar w:fldCharType="separate"/>
+      </w:r>
+      <w:r>
+        <w:rPr>
+          <w:sz w:val="23"/>
+        </w:rPr>
+        <w:t>[7]</w:t>
+      </w:r>
+      <w:r>
+        <w:rPr>
+          <w:sz w:val="23"/>
+          <w:szCs w:val="23"/>
+        </w:rPr>
+        <w:fldChar w:fldCharType="end"/>
+      </w:r>
+    </w:p>
+    <w:p>
+      <w:pPr>
+        <w:pStyle w:val="Heading3"/>
+      </w:pPr>
+      <w:bookmarkStart w:id="21" w:name="_Toc113195777"/>
+      <w:bookmarkStart w:id="22" w:name="_Toc113195813"/>
+      <w:bookmarkStart w:id="23" w:name="_Toc113196023"/>
+      <w:bookmarkStart w:id="24" w:name="_Toc113347359"/>
+      <w:r>
+        <w:lastRenderedPageBreak/>
+        <w:t>Front End</w:t>
+      </w:r>
+      <w:bookmarkEnd w:id="21"/>
+      <w:bookmarkEnd w:id="22"/>
+      <w:bookmarkEnd w:id="23"/>
+      <w:bookmarkEnd w:id="24"/>
+      <w:r>
+        <w:t xml:space="preserve"> </w:t>
+      </w:r>
+    </w:p>
+    <w:p>
+      <w:pPr>
+        <w:spacing w:line="360" w:lineRule="auto"/>
+        <w:ind w:firstLine="720"/>
+        <w:rPr>
+          <w:rFonts w:cstheme="majorBidi"/>
+          <w:color w:val="000000"/>
+          <w:szCs w:val="24"/>
+        </w:rPr>
+      </w:pPr>
+      <w:r>
+        <w:rPr>
+          <w:rFonts w:cstheme="majorBidi"/>
+          <w:color w:val="000000"/>
+          <w:szCs w:val="24"/>
+        </w:rPr>
+        <w:t>Front End of an application is the interfaces, and all what can the end user see or interact with on the screen of that application.</w:t>
+      </w:r>
+    </w:p>
+    <w:p>
+      <w:pPr>
+        <w:spacing w:line="360" w:lineRule="auto"/>
+        <w:rPr>
           <w:b/>
           <w:bCs/>
-          <w:color w:val="auto"/>
-          <w:sz w:val="24"/>
-          <w:szCs w:val="24"/>
-        </w:rPr>
-      </w:pPr>
-      <w:r>
-        <w:rPr>
-          <w:rFonts w:asciiTheme="majorBidi" w:hAnsiTheme="majorBidi"/>
+          <w:color w:val="000000" w:themeColor="text1"/>
+        </w:rPr>
+      </w:pPr>
+    </w:p>
+    <w:p>
+      <w:pPr>
+        <w:pStyle w:val="Heading4"/>
+      </w:pPr>
+      <w:bookmarkStart w:id="25" w:name="_Toc113195778"/>
+      <w:bookmarkStart w:id="26" w:name="_Toc113195814"/>
+      <w:bookmarkStart w:id="27" w:name="_Toc113196024"/>
+      <w:r>
+        <w:rPr>
+          <w:noProof/>
+        </w:rPr>
+        <w:drawing>
+          <wp:anchor distT="0" distB="0" distL="114300" distR="114300" simplePos="0" relativeHeight="251672576" behindDoc="0" locked="0" layoutInCell="1" allowOverlap="1" wp14:anchorId="0CCE5AA9" wp14:editId="2E297436">
+            <wp:simplePos x="0" y="0"/>
+            <wp:positionH relativeFrom="margin">
+              <wp:align>right</wp:align>
+            </wp:positionH>
+            <wp:positionV relativeFrom="paragraph">
+              <wp:posOffset>11785</wp:posOffset>
+            </wp:positionV>
+            <wp:extent cx="1360805" cy="1285240"/>
+            <wp:effectExtent l="0" t="0" r="0" b="0"/>
+            <wp:wrapSquare wrapText="bothSides"/>
+            <wp:docPr id="11" name="Picture 11" descr="HTML"/>
+            <wp:cNvGraphicFramePr>
+              <a:graphicFrameLocks xmlns:a="http://schemas.openxmlformats.org/drawingml/2006/main" noChangeAspect="1"/>
+            </wp:cNvGraphicFramePr>
+            <a:graphic xmlns:a="http://schemas.openxmlformats.org/drawingml/2006/main">
+              <a:graphicData uri="http://schemas.openxmlformats.org/drawingml/2006/picture">
+                <pic:pic xmlns:pic="http://schemas.openxmlformats.org/drawingml/2006/picture">
+                  <pic:nvPicPr>
+                    <pic:cNvPr id="0" name="Picture 2" descr="HTML"/>
+                    <pic:cNvPicPr>
+                      <a:picLocks noChangeAspect="1" noChangeArrowheads="1"/>
+                    </pic:cNvPicPr>
+                  </pic:nvPicPr>
+                  <pic:blipFill>
+                    <a:blip r:embed="rId14">
+                      <a:extLst>
+                        <a:ext uri="{28A0092B-C50C-407E-A947-70E740481C1C}">
+                          <a14:useLocalDpi xmlns:a14="http://schemas.microsoft.com/office/drawing/2010/main" val="0"/>
+                        </a:ext>
+                      </a:extLst>
+                    </a:blip>
+                    <a:srcRect b="5540"/>
+                    <a:stretch>
+                      <a:fillRect/>
+                    </a:stretch>
+                  </pic:blipFill>
+                  <pic:spPr bwMode="auto">
+                    <a:xfrm>
+                      <a:off x="0" y="0"/>
+                      <a:ext cx="1360805" cy="1285240"/>
+                    </a:xfrm>
+                    <a:prstGeom prst="rect">
+                      <a:avLst/>
+                    </a:prstGeom>
+                    <a:noFill/>
+                  </pic:spPr>
+                </pic:pic>
+              </a:graphicData>
+            </a:graphic>
+            <wp14:sizeRelH relativeFrom="margin">
+              <wp14:pctWidth>0</wp14:pctWidth>
+            </wp14:sizeRelH>
+            <wp14:sizeRelV relativeFrom="margin">
+              <wp14:pctHeight>0</wp14:pctHeight>
+            </wp14:sizeRelV>
+          </wp:anchor>
+        </w:drawing>
+      </w:r>
+      <w:bookmarkEnd w:id="25"/>
+      <w:bookmarkEnd w:id="26"/>
+      <w:bookmarkEnd w:id="27"/>
+      <w:r>
+        <w:t>HTML</w:t>
+      </w:r>
+    </w:p>
+    <w:p>
+      <w:pPr>
+        <w:spacing w:line="360" w:lineRule="auto"/>
+        <w:ind w:firstLine="720"/>
+        <w:jc w:val="both"/>
+        <w:rPr>
+          <w:rFonts w:cstheme="majorBidi"/>
+          <w:color w:val="000000" w:themeColor="text1"/>
+          <w:szCs w:val="24"/>
+        </w:rPr>
+      </w:pPr>
+      <w:r>
+        <w:rPr>
+          <w:rFonts w:cstheme="majorBidi"/>
+          <w:color w:val="000000" w:themeColor="text1"/>
+          <w:szCs w:val="24"/>
+        </w:rPr>
+        <w:t xml:space="preserve">HTML stands for Hyper Text Markup Language and it is the standard markup language for creating Web pages. HTML describes the structure of a Web </w:t>
+      </w:r>
+      <w:r>
+        <w:rPr>
+          <w:rFonts w:cstheme="majorBidi"/>
+          <w:color w:val="000000" w:themeColor="text1"/>
+          <w:szCs w:val="24"/>
+        </w:rPr>
+        <w:t>page;</w:t>
+      </w:r>
+      <w:r>
+        <w:rPr>
+          <w:rFonts w:cstheme="majorBidi"/>
+          <w:color w:val="000000" w:themeColor="text1"/>
+          <w:szCs w:val="24"/>
+        </w:rPr>
+        <w:t xml:space="preserve"> elements of HTML tell the browser how to display the content.</w:t>
+      </w:r>
+    </w:p>
+    <w:p>
+      <w:pPr>
+        <w:spacing w:line="360" w:lineRule="auto"/>
+        <w:jc w:val="both"/>
+        <w:rPr>
+          <w:rFonts w:cstheme="majorBidi"/>
+          <w:color w:val="000000" w:themeColor="text1"/>
+          <w:szCs w:val="24"/>
+        </w:rPr>
+      </w:pPr>
+      <w:r>
+        <w:rPr>
+          <w:rFonts w:cstheme="majorBidi"/>
+          <w:szCs w:val="24"/>
+        </w:rPr>
+        <w:t>A start tag, some content, and an end tag define an HTML element</w:t>
+      </w:r>
+      <w:r>
+        <w:rPr>
+          <w:rFonts w:cstheme="majorBidi"/>
+          <w:szCs w:val="24"/>
+        </w:rPr>
+        <w:t>:</w:t>
+      </w:r>
+    </w:p>
+    <w:p>
+      <w:pPr>
+        <w:shd w:val="clear" w:color="auto" w:fill="FFFFFF"/>
+        <w:spacing w:after="150" w:line="360" w:lineRule="auto"/>
+        <w:jc w:val="center"/>
+        <w:rPr>
+          <w:rFonts w:eastAsia="Times New Roman" w:cstheme="majorBidi"/>
+          <w:color w:val="000000"/>
+          <w:szCs w:val="24"/>
+        </w:rPr>
+      </w:pPr>
+      <w:r>
+        <w:rPr>
+          <w:rFonts w:eastAsia="Times New Roman" w:cstheme="majorBidi"/>
+          <w:color w:val="0000CD"/>
+          <w:szCs w:val="24"/>
+        </w:rPr>
+        <w:t>&lt;</w:t>
+      </w:r>
+      <w:proofErr w:type="spellStart"/>
+      <w:r>
+        <w:rPr>
+          <w:rFonts w:eastAsia="Times New Roman" w:cstheme="majorBidi"/>
+          <w:color w:val="A52A2A"/>
+          <w:szCs w:val="24"/>
+        </w:rPr>
+        <w:t>tagname</w:t>
+      </w:r>
+      <w:proofErr w:type="spellEnd"/>
+      <w:r>
+        <w:rPr>
+          <w:rFonts w:eastAsia="Times New Roman" w:cstheme="majorBidi"/>
+          <w:color w:val="0000CD"/>
+          <w:szCs w:val="24"/>
+        </w:rPr>
+        <w:t>&gt;</w:t>
+      </w:r>
+      <w:r>
+        <w:rPr>
+          <w:rFonts w:eastAsia="Times New Roman" w:cstheme="majorBidi"/>
+          <w:color w:val="000000"/>
+          <w:szCs w:val="24"/>
+        </w:rPr>
+        <w:t> Content goes here... </w:t>
+      </w:r>
+      <w:r>
+        <w:rPr>
+          <w:rFonts w:eastAsia="Times New Roman" w:cstheme="majorBidi"/>
+          <w:color w:val="0000CD"/>
+          <w:szCs w:val="24"/>
+        </w:rPr>
+        <w:t>&lt;</w:t>
+      </w:r>
+      <w:r>
+        <w:rPr>
+          <w:rFonts w:eastAsia="Times New Roman" w:cstheme="majorBidi"/>
+          <w:color w:val="A52A2A"/>
+          <w:szCs w:val="24"/>
+        </w:rPr>
+        <w:t>/</w:t>
+      </w:r>
+      <w:proofErr w:type="spellStart"/>
+      <w:r>
+        <w:rPr>
+          <w:rFonts w:eastAsia="Times New Roman" w:cstheme="majorBidi"/>
+          <w:color w:val="A52A2A"/>
+          <w:szCs w:val="24"/>
+        </w:rPr>
+        <w:t>tagname</w:t>
+      </w:r>
+      <w:proofErr w:type="spellEnd"/>
+      <w:r>
+        <w:rPr>
+          <w:rFonts w:eastAsia="Times New Roman" w:cstheme="majorBidi"/>
+          <w:color w:val="0000CD"/>
+          <w:szCs w:val="24"/>
+        </w:rPr>
+        <w:t>&gt;</w:t>
+      </w:r>
+    </w:p>
+    <w:p>
+      <w:pPr>
+        <w:spacing w:line="360" w:lineRule="auto"/>
+        <w:jc w:val="both"/>
+        <w:rPr>
+          <w:rFonts w:cstheme="majorBidi"/>
+          <w:szCs w:val="24"/>
+        </w:rPr>
+      </w:pPr>
+      <w:r>
+        <w:rPr>
+          <w:rFonts w:cstheme="majorBidi"/>
+          <w:szCs w:val="24"/>
+        </w:rPr>
+        <w:t>To read HTML documents and display them we need to use a browser such as Chrome and Firefox.</w:t>
+      </w:r>
+      <w:r>
+        <w:rPr>
+          <w:rFonts w:cstheme="majorBidi"/>
+          <w:szCs w:val="24"/>
+        </w:rPr>
+        <w:fldChar w:fldCharType="begin"/>
+      </w:r>
+      <w:r>
+        <w:rPr>
+          <w:rFonts w:cstheme="majorBidi"/>
+          <w:szCs w:val="24"/>
+        </w:rPr>
+        <w:instrText xml:space="preserve"> ADDIN ZOTERO_ITEM CSL_CITATION {"citationID":"dyTxGi3r","properties":{"formattedCitation":"[8]","plainCitation":"[8]","noteIndex":0},"citationItems":[{"id":9,"uris":["http://zotero.org/users/local/NIUYJBMl/items/TEBRG27G"],"uri":["http://zotero.org/users/local/NIUYJBMl/items/TEBRG27G"],"itemData":{"id":9,"type":"webpage","title":"Introduction to HTML","URL":"https://www.w3schools.com/html/html_intro.asp","accessed":{"date-parts":[["2022",12,14]]}}}],"schema":"https://github.com/citation-style-language/schema/raw/master/csl-citation.json"} </w:instrText>
+      </w:r>
+      <w:r>
+        <w:rPr>
+          <w:rFonts w:cstheme="majorBidi"/>
+          <w:szCs w:val="24"/>
+        </w:rPr>
+        <w:fldChar w:fldCharType="separate"/>
+      </w:r>
+      <w:r>
+        <w:rPr>
+          <w:rFonts w:ascii="Times New Roman" w:hAnsi="Times New Roman" w:cs="Times New Roman"/>
+        </w:rPr>
+        <w:t>[8]</w:t>
+      </w:r>
+      <w:r>
+        <w:rPr>
+          <w:rFonts w:cstheme="majorBidi"/>
+          <w:szCs w:val="24"/>
+        </w:rPr>
+        <w:fldChar w:fldCharType="end"/>
+      </w:r>
+    </w:p>
+    <w:p>
+      <w:pPr>
+        <w:spacing w:line="360" w:lineRule="auto"/>
+        <w:rPr>
+          <w:rFonts w:cstheme="majorBidi"/>
+          <w:szCs w:val="24"/>
+        </w:rPr>
+      </w:pPr>
+      <w:r>
+        <w:rPr>
+          <w:rFonts w:cstheme="majorBidi"/>
+          <w:noProof/>
+          <w:color w:val="000000" w:themeColor="text1"/>
+          <w:szCs w:val="24"/>
+        </w:rPr>
+        <w:drawing>
+          <wp:anchor distT="0" distB="0" distL="114300" distR="114300" simplePos="0" relativeHeight="251663360" behindDoc="1" locked="0" layoutInCell="1" allowOverlap="1" wp14:anchorId="2C06A5D7" wp14:editId="44B62D17">
+            <wp:simplePos x="0" y="0"/>
+            <wp:positionH relativeFrom="margin">
+              <wp:align>center</wp:align>
+            </wp:positionH>
+            <wp:positionV relativeFrom="margin">
+              <wp:posOffset>4031615</wp:posOffset>
+            </wp:positionV>
+            <wp:extent cx="3952875" cy="2257425"/>
+            <wp:effectExtent l="0" t="0" r="9525" b="9525"/>
+            <wp:wrapSquare wrapText="bothSides"/>
+            <wp:docPr id="5" name="Picture 5"/>
+            <wp:cNvGraphicFramePr>
+              <a:graphicFrameLocks xmlns:a="http://schemas.openxmlformats.org/drawingml/2006/main" noChangeAspect="1"/>
+            </wp:cNvGraphicFramePr>
+            <a:graphic xmlns:a="http://schemas.openxmlformats.org/drawingml/2006/main">
+              <a:graphicData uri="http://schemas.openxmlformats.org/drawingml/2006/picture">
+                <pic:pic xmlns:pic="http://schemas.openxmlformats.org/drawingml/2006/picture">
+                  <pic:nvPicPr>
+                    <pic:cNvPr id="1" name=""/>
+                    <pic:cNvPicPr/>
+                  </pic:nvPicPr>
+                  <pic:blipFill>
+                    <a:blip r:embed="rId15">
+                      <a:extLst>
+                        <a:ext uri="{28A0092B-C50C-407E-A947-70E740481C1C}">
+                          <a14:useLocalDpi xmlns:a14="http://schemas.microsoft.com/office/drawing/2010/main" val="0"/>
+                        </a:ext>
+                      </a:extLst>
+                    </a:blip>
+                    <a:stretch>
+                      <a:fillRect/>
+                    </a:stretch>
+                  </pic:blipFill>
+                  <pic:spPr>
+                    <a:xfrm>
+                      <a:off x="0" y="0"/>
+                      <a:ext cx="3952875" cy="2257425"/>
+                    </a:xfrm>
+                    <a:prstGeom prst="rect">
+                      <a:avLst/>
+                    </a:prstGeom>
+                  </pic:spPr>
+                </pic:pic>
+              </a:graphicData>
+            </a:graphic>
+            <wp14:sizeRelH relativeFrom="margin">
+              <wp14:pctWidth>0</wp14:pctWidth>
+            </wp14:sizeRelH>
+            <wp14:sizeRelV relativeFrom="margin">
+              <wp14:pctHeight>0</wp14:pctHeight>
+            </wp14:sizeRelV>
+          </wp:anchor>
+        </w:drawing>
+      </w:r>
+    </w:p>
+    <w:p>
+      <w:pPr>
+        <w:spacing w:line="360" w:lineRule="auto"/>
+        <w:rPr>
+          <w:rFonts w:cstheme="majorBidi"/>
+          <w:szCs w:val="24"/>
+        </w:rPr>
+      </w:pPr>
+    </w:p>
+    <w:p>
+      <w:pPr>
+        <w:spacing w:line="360" w:lineRule="auto"/>
+        <w:rPr>
+          <w:rFonts w:cstheme="majorBidi"/>
+          <w:szCs w:val="24"/>
+        </w:rPr>
+      </w:pPr>
+    </w:p>
+    <w:p>
+      <w:pPr>
+        <w:spacing w:line="360" w:lineRule="auto"/>
+        <w:rPr>
+          <w:rFonts w:cstheme="majorBidi"/>
+          <w:szCs w:val="24"/>
+        </w:rPr>
+      </w:pPr>
+    </w:p>
+    <w:p>
+      <w:pPr>
+        <w:spacing w:line="360" w:lineRule="auto"/>
+        <w:rPr>
+          <w:rFonts w:cstheme="majorBidi"/>
+          <w:szCs w:val="24"/>
+        </w:rPr>
+      </w:pPr>
+    </w:p>
+    <w:p>
+      <w:pPr>
+        <w:spacing w:line="360" w:lineRule="auto"/>
+        <w:rPr>
+          <w:rFonts w:cstheme="majorBidi"/>
+          <w:szCs w:val="24"/>
+        </w:rPr>
+      </w:pPr>
+    </w:p>
+    <w:p>
+      <w:pPr>
+        <w:spacing w:line="360" w:lineRule="auto"/>
+        <w:rPr>
+          <w:rFonts w:cstheme="majorBidi"/>
+          <w:szCs w:val="24"/>
+        </w:rPr>
+      </w:pPr>
+      <w:r>
+        <w:rPr>
+          <w:rFonts w:cstheme="majorBidi"/>
+          <w:noProof/>
+          <w:szCs w:val="24"/>
+        </w:rPr>
+        <mc:AlternateContent>
+          <mc:Choice Requires="wps">
+            <w:drawing>
+              <wp:anchor distT="0" distB="0" distL="114300" distR="114300" simplePos="0" relativeHeight="251673600" behindDoc="0" locked="0" layoutInCell="1" allowOverlap="1" wp14:anchorId="3E5E3840" wp14:editId="5EF9EB32">
+                <wp:simplePos x="0" y="0"/>
+                <wp:positionH relativeFrom="column">
+                  <wp:posOffset>706755</wp:posOffset>
+                </wp:positionH>
+                <wp:positionV relativeFrom="paragraph">
+                  <wp:posOffset>139065</wp:posOffset>
+                </wp:positionV>
+                <wp:extent cx="3952875" cy="635"/>
+                <wp:effectExtent l="0" t="0" r="0" b="0"/>
+                <wp:wrapSquare wrapText="bothSides"/>
+                <wp:docPr id="17" name="مربع نص 17"/>
+                <wp:cNvGraphicFramePr/>
+                <a:graphic xmlns:a="http://schemas.openxmlformats.org/drawingml/2006/main">
+                  <a:graphicData uri="http://schemas.microsoft.com/office/word/2010/wordprocessingShape">
+                    <wps:wsp>
+                      <wps:cNvSpPr txBox="1"/>
+                      <wps:spPr>
+                        <a:xfrm>
+                          <a:off x="0" y="0"/>
+                          <a:ext cx="3952875" cy="635"/>
+                        </a:xfrm>
+                        <a:prstGeom prst="rect">
+                          <a:avLst/>
+                        </a:prstGeom>
+                        <a:solidFill>
+                          <a:prstClr val="white"/>
+                        </a:solidFill>
+                        <a:ln>
+                          <a:noFill/>
+                        </a:ln>
+                      </wps:spPr>
+                      <wps:txbx>
+                        <w:txbxContent>
+                          <w:p>
+                            <w:pPr>
+                              <w:pStyle w:val="Caption"/>
+                              <w:rPr>
+                                <w:rFonts w:cstheme="minorHAnsi"/>
+                                <w:noProof/>
+                                <w:color w:val="000000" w:themeColor="text1"/>
+                                <w:sz w:val="20"/>
+                                <w:szCs w:val="20"/>
+                              </w:rPr>
+                            </w:pPr>
+                            <w:bookmarkStart w:id="28" w:name="_Toc113201878"/>
+                            <w:bookmarkStart w:id="29" w:name="_Toc113202262"/>
+                            <w:bookmarkStart w:id="30" w:name="_Toc113202937"/>
+                            <w:bookmarkStart w:id="31" w:name="_Toc113203395"/>
+                            <w:bookmarkStart w:id="32" w:name="_Toc113203479"/>
+                            <w:bookmarkStart w:id="33" w:name="_Toc113204338"/>
+                            <w:bookmarkStart w:id="34" w:name="_Toc113206092"/>
+                            <w:bookmarkStart w:id="35" w:name="_Toc113206123"/>
+                            <w:bookmarkStart w:id="36" w:name="_Toc113206146"/>
+                            <w:bookmarkStart w:id="37" w:name="_Toc113206193"/>
+                            <w:bookmarkStart w:id="38" w:name="_Toc113206477"/>
+                            <w:bookmarkStart w:id="39" w:name="_Toc113206680"/>
+                            <w:bookmarkStart w:id="40" w:name="_Toc113206688"/>
+                            <w:bookmarkStart w:id="41" w:name="_Toc113206755"/>
+                            <w:bookmarkStart w:id="42" w:name="_Toc113207566"/>
+                            <w:bookmarkStart w:id="43" w:name="_Toc113650094"/>
+                            <w:r>
+                              <w:rPr>
+                                <w:rFonts w:cstheme="minorHAnsi"/>
+                                <w:sz w:val="20"/>
+                                <w:szCs w:val="14"/>
+                              </w:rPr>
+                              <w:t xml:space="preserve">Figure </w:t>
+                            </w:r>
+                            <w:r>
+                              <w:rPr>
+                                <w:rFonts w:cstheme="minorHAnsi"/>
+                                <w:sz w:val="20"/>
+                                <w:szCs w:val="14"/>
+                              </w:rPr>
+                              <w:t>7</w:t>
+                            </w:r>
+                            <w:r>
+                              <w:rPr>
+                                <w:rFonts w:cstheme="minorHAnsi"/>
+                                <w:sz w:val="20"/>
+                                <w:szCs w:val="14"/>
+                              </w:rPr>
+                              <w:t xml:space="preserve"> Simple HTML document</w:t>
+                            </w:r>
+                            <w:bookmarkEnd w:id="28"/>
+                            <w:bookmarkEnd w:id="29"/>
+                            <w:bookmarkEnd w:id="30"/>
+                            <w:bookmarkEnd w:id="31"/>
+                            <w:bookmarkEnd w:id="32"/>
+                            <w:bookmarkEnd w:id="33"/>
+                            <w:bookmarkEnd w:id="34"/>
+                            <w:bookmarkEnd w:id="35"/>
+                            <w:bookmarkEnd w:id="36"/>
+                            <w:bookmarkEnd w:id="37"/>
+                            <w:bookmarkEnd w:id="38"/>
+                            <w:bookmarkEnd w:id="39"/>
+                            <w:bookmarkEnd w:id="40"/>
+                            <w:bookmarkEnd w:id="41"/>
+                            <w:bookmarkEnd w:id="42"/>
+                            <w:bookmarkEnd w:id="43"/>
+                          </w:p>
+                        </w:txbxContent>
+                      </wps:txbx>
+                      <wps:bodyPr rot="0" spcFirstLastPara="0" vertOverflow="overflow" horzOverflow="overflow" vert="horz" wrap="square" lIns="0" tIns="0" rIns="0" bIns="0" numCol="1" spcCol="0" rtlCol="0" fromWordArt="0" anchor="t" anchorCtr="0" forceAA="0" compatLnSpc="1">
+                        <a:prstTxWarp prst="textNoShape">
+                          <a:avLst/>
+                        </a:prstTxWarp>
+                        <a:spAutoFit/>
+                      </wps:bodyPr>
+                    </wps:wsp>
+                  </a:graphicData>
+                </a:graphic>
+              </wp:anchor>
+            </w:drawing>
+          </mc:Choice>
+          <mc:Fallback>
+            <w:pict>
+              <v:shape w14:anchorId="3E5E3840" id="مربع نص 17" o:spid="_x0000_s1032" type="#_x0000_t202" style="position:absolute;margin-left:55.65pt;margin-top:10.95pt;width:311.25pt;height:.05pt;z-index:251673600;visibility:visible;mso-wrap-style:square;mso-wrap-distance-left:9pt;mso-wrap-distance-top:0;mso-wrap-distance-right:9pt;mso-wrap-distance-bottom:0;mso-position-horizontal:absolute;mso-position-horizontal-relative:text;mso-position-vertical:absolute;mso-position-vertical-relative:text;v-text-anchor:top" o:gfxdata="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" stroked="f">
+                <v:textbox style="mso-fit-shape-to-text:t" inset="0,0,0,0">
+                  <w:txbxContent>
+                    <w:p>
+                      <w:pPr>
+                        <w:pStyle w:val="Caption"/>
+                        <w:rPr>
+                          <w:rFonts w:cstheme="minorHAnsi"/>
+                          <w:noProof/>
+                          <w:color w:val="000000" w:themeColor="text1"/>
+                          <w:sz w:val="20"/>
+                          <w:szCs w:val="20"/>
+                        </w:rPr>
+                      </w:pPr>
+                      <w:bookmarkStart w:id="44" w:name="_Toc113201878"/>
+                      <w:bookmarkStart w:id="45" w:name="_Toc113202262"/>
+                      <w:bookmarkStart w:id="46" w:name="_Toc113202937"/>
+                      <w:bookmarkStart w:id="47" w:name="_Toc113203395"/>
+                      <w:bookmarkStart w:id="48" w:name="_Toc113203479"/>
+                      <w:bookmarkStart w:id="49" w:name="_Toc113204338"/>
+                      <w:bookmarkStart w:id="50" w:name="_Toc113206092"/>
+                      <w:bookmarkStart w:id="51" w:name="_Toc113206123"/>
+                      <w:bookmarkStart w:id="52" w:name="_Toc113206146"/>
+                      <w:bookmarkStart w:id="53" w:name="_Toc113206193"/>
+                      <w:bookmarkStart w:id="54" w:name="_Toc113206477"/>
+                      <w:bookmarkStart w:id="55" w:name="_Toc113206680"/>
+                      <w:bookmarkStart w:id="56" w:name="_Toc113206688"/>
+                      <w:bookmarkStart w:id="57" w:name="_Toc113206755"/>
+                      <w:bookmarkStart w:id="58" w:name="_Toc113207566"/>
+                      <w:bookmarkStart w:id="59" w:name="_Toc113650094"/>
+                      <w:r>
+                        <w:rPr>
+                          <w:rFonts w:cstheme="minorHAnsi"/>
+                          <w:sz w:val="20"/>
+                          <w:szCs w:val="14"/>
+                        </w:rPr>
+                        <w:t xml:space="preserve">Figure </w:t>
+                      </w:r>
+                      <w:r>
+                        <w:rPr>
+                          <w:rFonts w:cstheme="minorHAnsi"/>
+                          <w:sz w:val="20"/>
+                          <w:szCs w:val="14"/>
+                        </w:rPr>
+                        <w:t>7</w:t>
+                      </w:r>
+                      <w:r>
+                        <w:rPr>
+                          <w:rFonts w:cstheme="minorHAnsi"/>
+                          <w:sz w:val="20"/>
+                          <w:szCs w:val="14"/>
+                        </w:rPr>
+                        <w:t xml:space="preserve"> Simple HTML document</w:t>
+                      </w:r>
+                      <w:bookmarkEnd w:id="44"/>
+                      <w:bookmarkEnd w:id="45"/>
+                      <w:bookmarkEnd w:id="46"/>
+                      <w:bookmarkEnd w:id="47"/>
+                      <w:bookmarkEnd w:id="48"/>
+                      <w:bookmarkEnd w:id="49"/>
+                      <w:bookmarkEnd w:id="50"/>
+                      <w:bookmarkEnd w:id="51"/>
+                      <w:bookmarkEnd w:id="52"/>
+                      <w:bookmarkEnd w:id="53"/>
+                      <w:bookmarkEnd w:id="54"/>
+                      <w:bookmarkEnd w:id="55"/>
+                      <w:bookmarkEnd w:id="56"/>
+                      <w:bookmarkEnd w:id="57"/>
+                      <w:bookmarkEnd w:id="58"/>
+                      <w:bookmarkEnd w:id="59"/>
+                    </w:p>
+                  </w:txbxContent>
+                </v:textbox>
+                <w10:wrap type="square"/>
+              </v:shape>
+            </w:pict>
+          </mc:Fallback>
+        </mc:AlternateContent>
+      </w:r>
+    </w:p>
+    <w:p>
+      <w:pPr>
+        <w:spacing w:line="360" w:lineRule="auto"/>
+        <w:rPr>
+          <w:rFonts w:cstheme="majorBidi"/>
+          <w:szCs w:val="24"/>
+        </w:rPr>
+      </w:pPr>
+    </w:p>
+    <w:p>
+      <w:pPr>
+        <w:spacing w:line="360" w:lineRule="auto"/>
+        <w:rPr>
+          <w:rFonts w:cstheme="majorBidi"/>
+          <w:szCs w:val="24"/>
+        </w:rPr>
+      </w:pPr>
+    </w:p>
+    <w:p>
+      <w:pPr>
+        <w:spacing w:line="360" w:lineRule="auto"/>
+        <w:rPr>
+          <w:rFonts w:cstheme="majorBidi"/>
+          <w:szCs w:val="24"/>
+        </w:rPr>
+      </w:pPr>
+    </w:p>
+    <w:p>
+      <w:pPr>
+        <w:pStyle w:val="Heading4"/>
+      </w:pPr>
+      <w:r>
+        <w:rPr>
+          <w:noProof/>
+        </w:rPr>
+        <w:lastRenderedPageBreak/>
+        <w:drawing>
+          <wp:anchor distT="0" distB="0" distL="114300" distR="114300" simplePos="0" relativeHeight="251664384" behindDoc="0" locked="0" layoutInCell="1" allowOverlap="1" wp14:anchorId="17605CBF" wp14:editId="3E61A358">
+            <wp:simplePos x="0" y="0"/>
+            <wp:positionH relativeFrom="margin">
+              <wp:align>right</wp:align>
+            </wp:positionH>
+            <wp:positionV relativeFrom="margin">
+              <wp:align>top</wp:align>
+            </wp:positionV>
+            <wp:extent cx="988060" cy="1214120"/>
+            <wp:effectExtent l="0" t="0" r="2540" b="5080"/>
+            <wp:wrapSquare wrapText="bothSides"/>
+            <wp:docPr id="10" name="Picture 10" descr="CSS"/>
+            <wp:cNvGraphicFramePr>
+              <a:graphicFrameLocks xmlns:a="http://schemas.openxmlformats.org/drawingml/2006/main" noChangeAspect="1"/>
+            </wp:cNvGraphicFramePr>
+            <a:graphic xmlns:a="http://schemas.openxmlformats.org/drawingml/2006/main">
+              <a:graphicData uri="http://schemas.openxmlformats.org/drawingml/2006/picture">
+                <pic:pic xmlns:pic="http://schemas.openxmlformats.org/drawingml/2006/picture">
+                  <pic:nvPicPr>
+                    <pic:cNvPr id="0" name="Picture 3" descr="CSS"/>
+                    <pic:cNvPicPr>
+                      <a:picLocks noChangeAspect="1" noChangeArrowheads="1"/>
+                    </pic:cNvPicPr>
+                  </pic:nvPicPr>
+                  <pic:blipFill>
+                    <a:blip r:embed="rId16">
+                      <a:extLst>
+                        <a:ext uri="{28A0092B-C50C-407E-A947-70E740481C1C}">
+                          <a14:useLocalDpi xmlns:a14="http://schemas.microsoft.com/office/drawing/2010/main" val="0"/>
+                        </a:ext>
+                      </a:extLst>
+                    </a:blip>
+                    <a:srcRect l="11111" r="11111" b="4445"/>
+                    <a:stretch>
+                      <a:fillRect/>
+                    </a:stretch>
+                  </pic:blipFill>
+                  <pic:spPr bwMode="auto">
+                    <a:xfrm>
+                      <a:off x="0" y="0"/>
+                      <a:ext cx="988060" cy="1214120"/>
+                    </a:xfrm>
+                    <a:prstGeom prst="rect">
+                      <a:avLst/>
+                    </a:prstGeom>
+                    <a:noFill/>
+                  </pic:spPr>
+                </pic:pic>
+              </a:graphicData>
+            </a:graphic>
+            <wp14:sizeRelH relativeFrom="page">
+              <wp14:pctWidth>0</wp14:pctWidth>
+            </wp14:sizeRelH>
+            <wp14:sizeRelV relativeFrom="page">
+              <wp14:pctHeight>0</wp14:pctHeight>
+            </wp14:sizeRelV>
+          </wp:anchor>
+        </w:drawing>
+      </w:r>
+      <w:r>
+        <w:t>CSS</w:t>
+      </w:r>
+    </w:p>
+    <w:p>
+      <w:pPr>
+        <w:spacing w:line="360" w:lineRule="auto"/>
+        <w:ind w:firstLine="720"/>
+        <w:jc w:val="both"/>
+        <w:rPr>
+          <w:rFonts w:cstheme="majorBidi"/>
+          <w:szCs w:val="24"/>
+        </w:rPr>
+      </w:pPr>
+      <w:r>
+        <w:rPr>
+          <w:rFonts w:cstheme="majorBidi"/>
+          <w:szCs w:val="24"/>
+        </w:rPr>
+        <w:t xml:space="preserve">CSS stands for Cascading Style Sheets and describes how HTML elements are to be displayed on screen, paper, or in other </w:t>
+      </w:r>
+      <w:r>
+        <w:rPr>
+          <w:rFonts w:cstheme="majorBidi"/>
+          <w:szCs w:val="24"/>
+        </w:rPr>
+        <w:t>media. CSS saves a lot of work i</w:t>
+      </w:r>
+      <w:r>
+        <w:rPr>
+          <w:rFonts w:cstheme="majorBidi"/>
+          <w:szCs w:val="24"/>
+        </w:rPr>
+        <w:t>t can control the layout of multiple web pages all at once.</w:t>
+      </w:r>
+    </w:p>
+    <w:p>
+      <w:pPr>
+        <w:spacing w:line="360" w:lineRule="auto"/>
+        <w:ind w:firstLine="720"/>
+        <w:jc w:val="both"/>
+        <w:rPr>
+          <w:rFonts w:cstheme="majorBidi"/>
+          <w:szCs w:val="24"/>
+        </w:rPr>
+      </w:pPr>
+      <w:r>
+        <w:rPr>
+          <w:rFonts w:cstheme="majorBidi"/>
+          <w:szCs w:val="24"/>
+        </w:rPr>
+        <w:t>HTML was never intended to contain tags for formatting a web page, it was created to describe the content of a web page, when tags like &lt;font&gt;, and color attributes were added to the HTML 3.2 specification, it started a nightmare for web developers. Development of large websites, where fonts and color information were added to every single page, became a long process.</w:t>
+      </w:r>
+      <w:r>
+        <w:rPr>
+          <w:rFonts w:cstheme="majorBidi"/>
+          <w:szCs w:val="24"/>
+        </w:rPr>
+        <w:fldChar w:fldCharType="begin"/>
+      </w:r>
+      <w:r>
+        <w:rPr>
+          <w:rFonts w:cstheme="majorBidi"/>
+          <w:szCs w:val="24"/>
+        </w:rPr>
+        <w:instrText xml:space="preserve"> ADDIN ZOTERO_ITEM CSL_CITATION {"citationID":"TeCD3SbD","properties":{"formattedCitation":"[9]","plainCitation":"[9]","noteIndex":0},"citationItems":[{"id":12,"uris":["http://zotero.org/users/local/NIUYJBMl/items/TDFUQFIL"],"uri":["http://zotero.org/users/local/NIUYJBMl/items/TDFUQFIL"],"itemData":{"id":12,"type":"webpage","abstract":"W3Schools offers free online tutorials, references and exercises in all the major languages of the web. Covering popular subjects like HTML, CSS, JavaScript, Python, SQL, Java, and many, many more.","language":"en-US","title":"CSS Introduction","URL":"https://www.w3schools.com/css/css_intro.asp","accessed":{"date-parts":[["2022",12,14]]}}}],"schema":"https://github.com/citation-style-language/schema/raw/master/csl-citation.json"} </w:instrText>
+      </w:r>
+      <w:r>
+        <w:rPr>
+          <w:rFonts w:cstheme="majorBidi"/>
+          <w:szCs w:val="24"/>
+        </w:rPr>
+        <w:fldChar w:fldCharType="separate"/>
+      </w:r>
+      <w:r>
+        <w:rPr>
+          <w:rFonts w:ascii="Times New Roman" w:hAnsi="Times New Roman" w:cs="Times New Roman"/>
+        </w:rPr>
+        <w:t>[9]</w:t>
+      </w:r>
+      <w:r>
+        <w:rPr>
+          <w:rFonts w:cstheme="majorBidi"/>
+          <w:szCs w:val="24"/>
+        </w:rPr>
+        <w:fldChar w:fldCharType="end"/>
+      </w:r>
+      <w:r>
+        <w:rPr>
+          <w:rFonts w:cstheme="majorBidi"/>
+          <w:szCs w:val="24"/>
+        </w:rPr>
+        <w:tab/>
+      </w:r>
+      <w:r>
+        <w:rPr>
+          <w:rFonts w:cstheme="majorBidi"/>
+          <w:szCs w:val="24"/>
+        </w:rPr>
+        <w:tab/>
+      </w:r>
+      <w:r>
+        <w:rPr>
+          <w:rFonts w:cstheme="majorBidi"/>
+          <w:szCs w:val="24"/>
+        </w:rPr>
+        <w:tab/>
+      </w:r>
+      <w:r>
+        <w:rPr>
+          <w:rFonts w:cstheme="majorBidi"/>
+          <w:szCs w:val="24"/>
+        </w:rPr>
+        <w:tab/>
+      </w:r>
+      <w:r>
+        <w:rPr>
+          <w:rFonts w:cstheme="majorBidi"/>
+          <w:szCs w:val="24"/>
+        </w:rPr>
+        <w:tab/>
+      </w:r>
+      <w:r>
+        <w:rPr>
+          <w:rFonts w:cstheme="majorBidi"/>
+          <w:szCs w:val="24"/>
+        </w:rPr>
+        <w:tab/>
+      </w:r>
+    </w:p>
+    <w:p>
+      <w:pPr>
+        <w:pStyle w:val="Heading4"/>
+      </w:pPr>
+      <w:r>
+        <w:rPr>
+          <w:noProof/>
+        </w:rPr>
+        <w:drawing>
+          <wp:anchor distT="0" distB="0" distL="114300" distR="114300" simplePos="0" relativeHeight="251665408" behindDoc="0" locked="0" layoutInCell="1" allowOverlap="1" wp14:anchorId="3CB1E450" wp14:editId="2CC0E34B">
+            <wp:simplePos x="0" y="0"/>
+            <wp:positionH relativeFrom="margin">
+              <wp:align>right</wp:align>
+            </wp:positionH>
+            <wp:positionV relativeFrom="margin">
+              <wp:posOffset>3211254</wp:posOffset>
+            </wp:positionV>
+            <wp:extent cx="1082675" cy="1082675"/>
+            <wp:effectExtent l="0" t="0" r="3175" b="3175"/>
+            <wp:wrapSquare wrapText="bothSides"/>
+            <wp:docPr id="6" name="Picture 6" descr="D:\College\Mini Project\Our project\images\JavaScript.png"/>
+            <wp:cNvGraphicFramePr>
+              <a:graphicFrameLocks xmlns:a="http://schemas.openxmlformats.org/drawingml/2006/main" noChangeAspect="1"/>
+            </wp:cNvGraphicFramePr>
+            <a:graphic xmlns:a="http://schemas.openxmlformats.org/drawingml/2006/main">
+              <a:graphicData uri="http://schemas.openxmlformats.org/drawingml/2006/picture">
+                <pic:pic xmlns:pic="http://schemas.openxmlformats.org/drawingml/2006/picture">
+                  <pic:nvPicPr>
+                    <pic:cNvPr id="0" name="Picture 9" descr="D:\College\Mini Project\Our project\images\JavaScript.png"/>
+                    <pic:cNvPicPr>
+                      <a:picLocks noChangeAspect="1" noChangeArrowheads="1"/>
+                    </pic:cNvPicPr>
+                  </pic:nvPicPr>
+                  <pic:blipFill>
+                    <a:blip r:embed="rId17">
+                      <a:extLst>
+                        <a:ext uri="{28A0092B-C50C-407E-A947-70E740481C1C}">
+                          <a14:useLocalDpi xmlns:a14="http://schemas.microsoft.com/office/drawing/2010/main" val="0"/>
+                        </a:ext>
+                      </a:extLst>
+                    </a:blip>
+                    <a:srcRect/>
+                    <a:stretch>
+                      <a:fillRect/>
+                    </a:stretch>
+                  </pic:blipFill>
+                  <pic:spPr bwMode="auto">
+                    <a:xfrm>
+                      <a:off x="0" y="0"/>
+                      <a:ext cx="1082675" cy="1082675"/>
+                    </a:xfrm>
+                    <a:prstGeom prst="rect">
+                      <a:avLst/>
+                    </a:prstGeom>
+                    <a:noFill/>
+                    <a:ln>
+                      <a:noFill/>
+                    </a:ln>
+                  </pic:spPr>
+                </pic:pic>
+              </a:graphicData>
+            </a:graphic>
+            <wp14:sizeRelH relativeFrom="margin">
+              <wp14:pctWidth>0</wp14:pctWidth>
+            </wp14:sizeRelH>
+            <wp14:sizeRelV relativeFrom="margin">
+              <wp14:pctHeight>0</wp14:pctHeight>
+            </wp14:sizeRelV>
+          </wp:anchor>
+        </w:drawing>
+      </w:r>
+      <w:r>
+        <w:t>JavaScript</w:t>
+      </w:r>
+    </w:p>
+    <w:p>
+      <w:pPr>
+        <w:spacing w:line="360" w:lineRule="auto"/>
+        <w:ind w:firstLine="720"/>
+        <w:jc w:val="both"/>
+        <w:rPr>
+          <w:rFonts w:cstheme="majorBidi"/>
+          <w:szCs w:val="24"/>
+        </w:rPr>
+      </w:pPr>
+      <w:r>
+        <w:rPr>
+          <w:rFonts w:cstheme="majorBidi"/>
+          <w:color w:val="000000" w:themeColor="text1"/>
+          <w:szCs w:val="24"/>
+        </w:rPr>
+        <w:t>JavaScript is a programming language that is one of the core technologies of the World Wide Web, alongside HTML and CSS. Over 97% of websites use JavaScript on the client side for web page behavior, often incorporating third-party libraries. All major web browsers have a dedicated JavaScript engine to execute the code on users' devices. JavaScript is a high-level, often just in time-compiled language that conforms to the ECMAScript standard</w:t>
+      </w:r>
+      <w:r>
+        <w:rPr>
+          <w:rFonts w:cstheme="majorBidi"/>
+          <w:szCs w:val="24"/>
+        </w:rPr>
+        <w:t xml:space="preserve">. </w:t>
+      </w:r>
+    </w:p>
+    <w:p>
+      <w:pPr>
+        <w:spacing w:line="360" w:lineRule="auto"/>
+        <w:jc w:val="both"/>
+        <w:rPr>
+          <w:rFonts w:cstheme="majorBidi"/>
+          <w:szCs w:val="24"/>
+        </w:rPr>
+      </w:pPr>
+      <w:r>
+        <w:rPr>
+          <w:rFonts w:cstheme="majorBidi"/>
+          <w:szCs w:val="24"/>
+        </w:rPr>
+        <w:t xml:space="preserve"> </w:t>
+      </w:r>
+      <w:r>
+        <w:rPr>
+          <w:rFonts w:cstheme="majorBidi"/>
+          <w:szCs w:val="24"/>
+          <w:rtl/>
+        </w:rPr>
+        <w:tab/>
+      </w:r>
+      <w:r>
+        <w:rPr>
+          <w:rFonts w:cstheme="majorBidi"/>
+          <w:szCs w:val="24"/>
+        </w:rPr>
+        <w:t>It has dynamic typing, prototype-based object-orientation, and first-class functions. It is multi-paradigm, supporting event-driven, functional, and imperative programming styles and it has application programming interfaces (APIs) for working with text, dates, regular expressions, standard data structures, and the Document Object Model (DOM).</w:t>
+      </w:r>
+      <w:r>
+        <w:rPr>
+          <w:rFonts w:cstheme="majorBidi"/>
+          <w:szCs w:val="24"/>
+        </w:rPr>
+        <w:fldChar w:fldCharType="begin"/>
+      </w:r>
+      <w:r>
+        <w:rPr>
+          <w:rFonts w:cstheme="majorBidi"/>
+          <w:szCs w:val="24"/>
+        </w:rPr>
+        <w:instrText xml:space="preserve"> ADDIN ZOTERO_ITEM CSL_CITATION {"citationID":"3acpcytm","properties":{"formattedCitation":"[10]","plainCitation":"[10]","noteIndex":0},"citationItems":[{"id":15,"uris":["http://zotero.org/users/local/NIUYJBMl/items/FMPKRYWE"],"uri":["http://zotero.org/users/local/NIUYJBMl/items/FMPKRYWE"],"itemData":{"id":15,"type":"entry-encyclopedia","abstract":"JavaScript (), often abbreviated as JS, is a programming language that is one of the core technologies of the World Wide Web, alongside HTML and CSS. As of 2022, 98% of websites use JavaScript on the client side for webpage behavior, often incorporating third-party libraries. All major web browsers have a dedicated JavaScript engine to execute the code on users' devices.\nJavaScript is a high-level, often just-in-time compiled language that conforms to the ECMAScript standard. It has dynamic typing, prototype-based object-orientation, and first-class functions. It is multi-paradigm, supporting event-driven, functional, and imperative programming styles. It has application programming interfaces (APIs) for working with text, dates, regular expressions, standard data structures, and the Document Object Model (DOM).\nThe ECMAScript standard does not include any input/output (I/O), such as networking, storage, or graphics facilities. In practice, the web browser or other runtime system provides JavaScript APIs for I/O.\nJavaScript engines were originally used only in web browsers, but are now core components of some servers and a variety of applications. The most popular runtime system for this usage is Node.js.\nAlthough Java and JavaScript are similar in name, syntax, and respective standard libraries, the two languages are distinct and differ greatly in design.","container-title":"Wikipedia","language":"en","note":"Page Version ID: 1127088475","source":"Wikipedia","title":"JavaScript","URL":"https://en.wikipedia.org/w/index.php?title=JavaScript&amp;oldid=1127088475","accessed":{"date-parts":[["2022",12,14]]},"issued":{"date-parts":[["2022",12,12]]}}}],"schema":"https://github.com/citation-style-language/schema/raw/master/csl-citation.json"} </w:instrText>
+      </w:r>
+      <w:r>
+        <w:rPr>
+          <w:rFonts w:cstheme="majorBidi"/>
+          <w:szCs w:val="24"/>
+        </w:rPr>
+        <w:fldChar w:fldCharType="separate"/>
+      </w:r>
+      <w:r>
+        <w:rPr>
+          <w:rFonts w:ascii="Times New Roman" w:hAnsi="Times New Roman" w:cs="Times New Roman"/>
+        </w:rPr>
+        <w:t>[10]</w:t>
+      </w:r>
+      <w:r>
+        <w:rPr>
+          <w:rFonts w:cstheme="majorBidi"/>
+          <w:szCs w:val="24"/>
+        </w:rPr>
+        <w:fldChar w:fldCharType="end"/>
+      </w:r>
+    </w:p>
+    <w:p>
+      <w:pPr>
+        <w:pStyle w:val="Heading4"/>
+        <w:rPr>
+          <w:i/>
+        </w:rPr>
+      </w:pPr>
+      <w:r>
+        <w:rPr>
+          <w:noProof/>
+        </w:rPr>
+        <w:drawing>
+          <wp:anchor distT="0" distB="0" distL="114300" distR="114300" simplePos="0" relativeHeight="251666432" behindDoc="0" locked="0" layoutInCell="1" allowOverlap="1" wp14:anchorId="3B77D769" wp14:editId="069F89D3">
+            <wp:simplePos x="0" y="0"/>
+            <wp:positionH relativeFrom="margin">
+              <wp:posOffset>4596765</wp:posOffset>
+            </wp:positionH>
+            <wp:positionV relativeFrom="margin">
+              <wp:posOffset>6195695</wp:posOffset>
+            </wp:positionV>
+            <wp:extent cx="1009650" cy="876300"/>
+            <wp:effectExtent l="0" t="0" r="0" b="0"/>
+            <wp:wrapSquare wrapText="bothSides"/>
+            <wp:docPr id="9" name="Picture 9" descr="React"/>
+            <wp:cNvGraphicFramePr>
+              <a:graphicFrameLocks xmlns:a="http://schemas.openxmlformats.org/drawingml/2006/main" noChangeAspect="1"/>
+            </wp:cNvGraphicFramePr>
+            <a:graphic xmlns:a="http://schemas.openxmlformats.org/drawingml/2006/main">
+              <a:graphicData uri="http://schemas.openxmlformats.org/drawingml/2006/picture">
+                <pic:pic xmlns:pic="http://schemas.openxmlformats.org/drawingml/2006/picture">
+                  <pic:nvPicPr>
+                    <pic:cNvPr id="0" name="Picture 4" descr="React"/>
+                    <pic:cNvPicPr>
+                      <a:picLocks noChangeAspect="1" noChangeArrowheads="1"/>
+                    </pic:cNvPicPr>
+                  </pic:nvPicPr>
+                  <pic:blipFill>
+                    <a:blip r:embed="rId18">
+                      <a:extLst>
+                        <a:ext uri="{28A0092B-C50C-407E-A947-70E740481C1C}">
+                          <a14:useLocalDpi xmlns:a14="http://schemas.microsoft.com/office/drawing/2010/main" val="0"/>
+                        </a:ext>
+                      </a:extLst>
+                    </a:blip>
+                    <a:srcRect/>
+                    <a:stretch>
+                      <a:fillRect/>
+                    </a:stretch>
+                  </pic:blipFill>
+                  <pic:spPr bwMode="auto">
+                    <a:xfrm>
+                      <a:off x="0" y="0"/>
+                      <a:ext cx="1009650" cy="876300"/>
+                    </a:xfrm>
+                    <a:prstGeom prst="rect">
+                      <a:avLst/>
+                    </a:prstGeom>
+                    <a:noFill/>
+                  </pic:spPr>
+                </pic:pic>
+              </a:graphicData>
+            </a:graphic>
+            <wp14:sizeRelH relativeFrom="page">
+              <wp14:pctWidth>0</wp14:pctWidth>
+            </wp14:sizeRelH>
+            <wp14:sizeRelV relativeFrom="page">
+              <wp14:pctHeight>0</wp14:pctHeight>
+            </wp14:sizeRelV>
+          </wp:anchor>
+        </w:drawing>
+      </w:r>
+      <w:r>
+        <w:t>React.js</w:t>
+      </w:r>
+    </w:p>
+    <w:p>
+      <w:pPr>
+        <w:spacing w:line="360" w:lineRule="auto"/>
+        <w:jc w:val="both"/>
+        <w:rPr>
+          <w:rFonts w:cstheme="majorBidi"/>
+          <w:szCs w:val="24"/>
+        </w:rPr>
+      </w:pPr>
+      <w:r>
+        <w:rPr>
+          <w:rFonts w:cstheme="majorBidi"/>
+          <w:szCs w:val="24"/>
+        </w:rPr>
+        <w:t>React, sometimes referred to as a frontend JavaScript framework, and is a JavaScript library created by Facebook. React is a tool for building UI components.</w:t>
+      </w:r>
+    </w:p>
+    <w:p>
+      <w:pPr>
+        <w:spacing w:line="360" w:lineRule="auto"/>
+        <w:ind w:firstLine="720"/>
+        <w:jc w:val="both"/>
+        <w:rPr>
+          <w:rFonts w:cstheme="majorBidi"/>
+          <w:szCs w:val="24"/>
+        </w:rPr>
+      </w:pPr>
+      <w:r>
+        <w:rPr>
+          <w:rFonts w:cstheme="majorBidi"/>
+          <w:szCs w:val="24"/>
+        </w:rPr>
+        <w:t>Instead of manipulating the browser's DOM directly, react creates a virtual DOM in memory, where it does all the necessary manipulating and it is finds out what changes have been made, and changes only what needs to be changed, before making the changes in the browser DOM.</w:t>
+      </w:r>
+      <w:r>
+        <w:rPr>
+          <w:rFonts w:cstheme="majorBidi"/>
+          <w:szCs w:val="24"/>
+        </w:rPr>
+        <w:fldChar w:fldCharType="begin"/>
+      </w:r>
+      <w:r>
+        <w:rPr>
+          <w:rFonts w:cstheme="majorBidi"/>
+          <w:szCs w:val="24"/>
+        </w:rPr>
+        <w:instrText xml:space="preserve"> ADDIN ZOTERO_ITEM CSL_CITATION {"citationID":"91Zf6R8A","properties":{"formattedCitation":"[11]","plainCitation":"[11]","noteIndex":0},"citationItems":[{"id":17,"uris":["http://zotero.org/users/local/NIUYJBMl/items/LSFSTCGH"],"uri":["http://zotero.org/users/local/NIUYJBMl/items/LSFSTCGH"],"itemData":{"id":17,"type":"webpage","abstract":"W3Schools offers free online tutorials, references and exercises in all the major languages of the web. Covering popular subjects like HTML, CSS, JavaScript, Python, SQL, Java, and many, many more.","language":"en-US","title":"Introduction to React","URL":"https://www.w3schools.com/REACT/react_intro.asp","accessed":{"date-parts":[["2022",12,14]]}}}],"schema":"https://github.com/citation-style-language/schema/raw/master/csl-citation.json"} </w:instrText>
+      </w:r>
+      <w:r>
+        <w:rPr>
+          <w:rFonts w:cstheme="majorBidi"/>
+          <w:szCs w:val="24"/>
+        </w:rPr>
+        <w:fldChar w:fldCharType="separate"/>
+      </w:r>
+      <w:r>
+        <w:rPr>
+          <w:rFonts w:ascii="Times New Roman" w:hAnsi="Times New Roman" w:cs="Times New Roman"/>
+        </w:rPr>
+        <w:t>[11]</w:t>
+      </w:r>
+      <w:r>
+        <w:rPr>
+          <w:rFonts w:cstheme="majorBidi"/>
+          <w:szCs w:val="24"/>
+        </w:rPr>
+        <w:fldChar w:fldCharType="end"/>
+      </w:r>
+    </w:p>
+    <w:p>
+      <w:pPr>
+        <w:pStyle w:val="ListParagraph"/>
+        <w:spacing w:line="360" w:lineRule="auto"/>
+        <w:ind w:left="0"/>
+        <w:jc w:val="both"/>
+        <w:rPr>
+          <w:rFonts w:cstheme="majorBidi"/>
+          <w:szCs w:val="24"/>
+        </w:rPr>
+      </w:pPr>
+    </w:p>
+    <w:p>
+      <w:pPr>
+        <w:pStyle w:val="Heading3"/>
+      </w:pPr>
+      <w:bookmarkStart w:id="60" w:name="_Toc113195779"/>
+      <w:bookmarkStart w:id="61" w:name="_Toc113195815"/>
+      <w:bookmarkStart w:id="62" w:name="_Toc113196025"/>
+      <w:bookmarkStart w:id="63" w:name="_Toc113347360"/>
+      <w:r>
+        <w:lastRenderedPageBreak/>
+        <w:t>Back End</w:t>
+      </w:r>
+      <w:bookmarkEnd w:id="60"/>
+      <w:bookmarkEnd w:id="61"/>
+      <w:bookmarkEnd w:id="62"/>
+      <w:bookmarkEnd w:id="63"/>
+    </w:p>
+    <w:p>
+      <w:pPr>
+        <w:pStyle w:val="ListParagraph"/>
+        <w:spacing w:line="360" w:lineRule="auto"/>
+        <w:ind w:left="0" w:firstLine="720"/>
+        <w:jc w:val="both"/>
+        <w:rPr>
+          <w:rFonts w:cstheme="majorBidi"/>
+          <w:szCs w:val="24"/>
+        </w:rPr>
+      </w:pPr>
+      <w:r>
+        <w:rPr>
+          <w:rFonts w:cstheme="majorBidi"/>
+          <w:szCs w:val="24"/>
+        </w:rPr>
+        <w:t>On the opposite side of Front End, The Back End is all the underneath structures and data management in the background of an application that are hidden from the end user, it is responsible for storing and organizing data, the backend communicates with the frontend, sending and receiving information to be displayed.</w:t>
+      </w:r>
+    </w:p>
+    <w:p>
+      <w:pPr>
+        <w:spacing w:line="360" w:lineRule="auto"/>
+        <w:jc w:val="both"/>
+        <w:rPr>
+          <w:rFonts w:cstheme="majorBidi"/>
+          <w:szCs w:val="24"/>
+        </w:rPr>
+      </w:pPr>
+    </w:p>
+    <w:p>
+      <w:pPr>
+        <w:pStyle w:val="Heading4"/>
+      </w:pPr>
+      <w:r>
+        <w:rPr>
+          <w:noProof/>
+        </w:rPr>
+        <w:drawing>
+          <wp:anchor distT="0" distB="0" distL="114300" distR="114300" simplePos="0" relativeHeight="251667456" behindDoc="0" locked="0" layoutInCell="1" allowOverlap="1" wp14:anchorId="457FF0FD" wp14:editId="2926F1E4">
+            <wp:simplePos x="0" y="0"/>
+            <wp:positionH relativeFrom="margin">
+              <wp:align>right</wp:align>
+            </wp:positionH>
+            <wp:positionV relativeFrom="margin">
+              <wp:posOffset>2159546</wp:posOffset>
+            </wp:positionV>
+            <wp:extent cx="1569720" cy="956310"/>
+            <wp:effectExtent l="0" t="0" r="0" b="0"/>
+            <wp:wrapSquare wrapText="bothSides"/>
+            <wp:docPr id="13" name="Picture 13" descr="Node"/>
+            <wp:cNvGraphicFramePr>
+              <a:graphicFrameLocks xmlns:a="http://schemas.openxmlformats.org/drawingml/2006/main" noChangeAspect="1"/>
+            </wp:cNvGraphicFramePr>
+            <a:graphic xmlns:a="http://schemas.openxmlformats.org/drawingml/2006/main">
+              <a:graphicData uri="http://schemas.openxmlformats.org/drawingml/2006/picture">
+                <pic:pic xmlns:pic="http://schemas.openxmlformats.org/drawingml/2006/picture">
+                  <pic:nvPicPr>
+                    <pic:cNvPr id="0" name="Picture 5" descr="Node"/>
+                    <pic:cNvPicPr>
+                      <a:picLocks noChangeAspect="1" noChangeArrowheads="1"/>
+                    </pic:cNvPicPr>
+                  </pic:nvPicPr>
+                  <pic:blipFill>
+                    <a:blip r:embed="rId19">
+                      <a:extLst>
+                        <a:ext uri="{28A0092B-C50C-407E-A947-70E740481C1C}">
+                          <a14:useLocalDpi xmlns:a14="http://schemas.microsoft.com/office/drawing/2010/main" val="0"/>
+                        </a:ext>
+                      </a:extLst>
+                    </a:blip>
+                    <a:srcRect/>
+                    <a:stretch>
+                      <a:fillRect/>
+                    </a:stretch>
+                  </pic:blipFill>
+                  <pic:spPr bwMode="auto">
+                    <a:xfrm>
+                      <a:off x="0" y="0"/>
+                      <a:ext cx="1569720" cy="956310"/>
+                    </a:xfrm>
+                    <a:prstGeom prst="rect">
+                      <a:avLst/>
+                    </a:prstGeom>
+                    <a:noFill/>
+                  </pic:spPr>
+                </pic:pic>
+              </a:graphicData>
+            </a:graphic>
+            <wp14:sizeRelH relativeFrom="page">
+              <wp14:pctWidth>0</wp14:pctWidth>
+            </wp14:sizeRelH>
+            <wp14:sizeRelV relativeFrom="page">
+              <wp14:pctHeight>0</wp14:pctHeight>
+            </wp14:sizeRelV>
+          </wp:anchor>
+        </w:drawing>
+      </w:r>
+      <w:r>
+        <w:t>Node.js</w:t>
+      </w:r>
+    </w:p>
+    <w:p>
+      <w:pPr>
+        <w:spacing w:line="360" w:lineRule="auto"/>
+        <w:ind w:firstLine="720"/>
+        <w:jc w:val="both"/>
+        <w:rPr>
+          <w:rFonts w:cstheme="majorBidi"/>
+          <w:szCs w:val="24"/>
+        </w:rPr>
+      </w:pPr>
+      <w:r>
+        <w:rPr>
+          <w:rFonts w:cstheme="majorBidi"/>
+          <w:szCs w:val="24"/>
+        </w:rPr>
+        <w:t>Node.js is an open-source and cross-platform JavaScript runtime environment.</w:t>
+      </w:r>
+    </w:p>
+    <w:p>
+      <w:pPr>
+        <w:spacing w:line="360" w:lineRule="auto"/>
+        <w:ind w:firstLine="720"/>
+        <w:jc w:val="both"/>
+        <w:rPr>
+          <w:rFonts w:cstheme="majorBidi"/>
+          <w:szCs w:val="24"/>
+        </w:rPr>
+      </w:pPr>
+      <w:r>
+        <w:rPr>
+          <w:rFonts w:cstheme="majorBidi"/>
+          <w:szCs w:val="24"/>
+        </w:rPr>
+        <w:t>Node.js runs the V8 JavaScript engine, the core of Google Chrome, outside of the browser. This allows Node.js to be very performant.                                                                                       A Node.js app runs in a single process, without creating a new thread for every request. Node.js provides a set of asynchronous I/O primitives in its standard library that prevent JavaScript code from blocking and generally, libraries in Node.js are written using non-blocking paradigms, making blocking behavior the exception rather than the norm.</w:t>
+      </w:r>
+    </w:p>
+    <w:p>
+      <w:pPr>
+        <w:spacing w:line="360" w:lineRule="auto"/>
+        <w:ind w:firstLine="720"/>
+        <w:jc w:val="both"/>
+        <w:rPr>
+          <w:rFonts w:cstheme="majorBidi"/>
+          <w:szCs w:val="24"/>
+        </w:rPr>
+      </w:pPr>
+      <w:r>
+        <w:rPr>
+          <w:rFonts w:cstheme="majorBidi"/>
+          <w:szCs w:val="24"/>
+        </w:rPr>
+        <w:t>When Node.js performs an I/O operation, like reading from the network, accessing a database or the file system, instead of blocking the thread and wasting CPU cycles waiting, Node.js will resume the operations when the response comes back.</w:t>
+      </w:r>
+    </w:p>
+    <w:p>
+      <w:pPr>
+        <w:spacing w:line="360" w:lineRule="auto"/>
+        <w:ind w:firstLine="720"/>
+        <w:jc w:val="both"/>
+        <w:rPr>
+          <w:rFonts w:cstheme="majorBidi"/>
+          <w:szCs w:val="24"/>
+        </w:rPr>
+      </w:pPr>
+      <w:r>
+        <w:rPr>
+          <w:rFonts w:cstheme="majorBidi"/>
+          <w:szCs w:val="24"/>
+        </w:rPr>
+        <w:t>This allows Node.js to handle thousands of concurrent connections with a single server without introducing the burden of managing thread concurrency, which could be a significant source of bugs.</w:t>
+      </w:r>
+    </w:p>
+    <w:p>
+      <w:pPr>
+        <w:spacing w:line="360" w:lineRule="auto"/>
+        <w:ind w:firstLine="720"/>
+        <w:jc w:val="both"/>
+        <w:rPr>
+          <w:rFonts w:cstheme="majorBidi"/>
+          <w:szCs w:val="24"/>
+        </w:rPr>
+      </w:pPr>
+      <w:r>
+        <w:rPr>
+          <w:rFonts w:cstheme="majorBidi"/>
+          <w:szCs w:val="24"/>
+        </w:rPr>
+        <w:t>Node.js has a unique advantage because millions of frontend developers that write JavaScript for the browser are now able to write the server-side code in addition to the client-side code without the need to learn a completely different language.</w:t>
+      </w:r>
+      <w:r>
+        <w:rPr>
+          <w:rFonts w:cstheme="majorBidi"/>
+          <w:szCs w:val="24"/>
+        </w:rPr>
+        <w:fldChar w:fldCharType="begin"/>
+      </w:r>
+      <w:r>
+        <w:rPr>
+          <w:rFonts w:cstheme="majorBidi"/>
+          <w:szCs w:val="24"/>
+        </w:rPr>
+        <w:instrText xml:space="preserve"> ADDIN ZOTERO_ITEM CSL_CITATION {"citationID":"jB4gorAL","properties":{"formattedCitation":"[12]","plainCitation":"[12]","noteIndex":0},"citationItems":[{"id":18,"uris":["http://zotero.org/users/local/NIUYJBMl/items/SB3EX5DD"],"uri":["http://zotero.org/users/local/NIUYJBMl/items/SB3EX5DD"],"itemData":{"id":18,"type":"webpage","title":"Introduction to Node.js","URL":"https://nodejs.dev/en/learn/","accessed":{"date-parts":[["2022",12,14]]}}}],"schema":"https://github.com/citation-style-language/schema/raw/master/csl-citation.json"} </w:instrText>
+      </w:r>
+      <w:r>
+        <w:rPr>
+          <w:rFonts w:cstheme="majorBidi"/>
+          <w:szCs w:val="24"/>
+        </w:rPr>
+        <w:fldChar w:fldCharType="separate"/>
+      </w:r>
+      <w:r>
+        <w:rPr>
+          <w:rFonts w:ascii="Times New Roman" w:hAnsi="Times New Roman" w:cs="Times New Roman"/>
+        </w:rPr>
+        <w:t>[12]</w:t>
+      </w:r>
+      <w:r>
+        <w:rPr>
+          <w:rFonts w:cstheme="majorBidi"/>
+          <w:szCs w:val="24"/>
+        </w:rPr>
+        <w:fldChar w:fldCharType="end"/>
+      </w:r>
+    </w:p>
+    <w:p>
+      <w:pPr>
+        <w:spacing w:line="360" w:lineRule="auto"/>
+        <w:jc w:val="both"/>
+        <w:rPr>
+          <w:rFonts w:cstheme="majorBidi"/>
+          <w:szCs w:val="24"/>
+        </w:rPr>
+      </w:pPr>
+    </w:p>
+    <w:p>
+      <w:pPr>
+        <w:pStyle w:val="Heading4"/>
+      </w:pPr>
+      <w:r>
+        <w:rPr>
+          <w:noProof/>
+        </w:rPr>
+        <w:lastRenderedPageBreak/>
+        <w:drawing>
+          <wp:anchor distT="0" distB="0" distL="114300" distR="114300" simplePos="0" relativeHeight="251697152" behindDoc="0" locked="0" layoutInCell="1" allowOverlap="1" wp14:anchorId="19D6EDF2" wp14:editId="1C861FFC">
+            <wp:simplePos x="0" y="0"/>
+            <wp:positionH relativeFrom="margin">
+              <wp:align>right</wp:align>
+            </wp:positionH>
+            <wp:positionV relativeFrom="margin">
+              <wp:align>top</wp:align>
+            </wp:positionV>
+            <wp:extent cx="2114550" cy="1094105"/>
+            <wp:effectExtent l="0" t="0" r="0" b="0"/>
+            <wp:wrapSquare wrapText="bothSides"/>
+            <wp:docPr id="23" name="Picture 23" descr="Amazon RDS for MySQL – Amazon Web Services (AWS)"/>
+            <wp:cNvGraphicFramePr>
+              <a:graphicFrameLocks xmlns:a="http://schemas.openxmlformats.org/drawingml/2006/main" noChangeAspect="1"/>
+            </wp:cNvGraphicFramePr>
+            <a:graphic xmlns:a="http://schemas.openxmlformats.org/drawingml/2006/main">
+              <a:graphicData uri="http://schemas.openxmlformats.org/drawingml/2006/picture">
+                <pic:pic xmlns:pic="http://schemas.openxmlformats.org/drawingml/2006/picture">
+                  <pic:nvPicPr>
+                    <pic:cNvPr id="0" name="Picture 40" descr="Amazon RDS for MySQL – Amazon Web Services (AWS)"/>
+                    <pic:cNvPicPr>
+                      <a:picLocks noChangeAspect="1" noChangeArrowheads="1"/>
+                    </pic:cNvPicPr>
+                  </pic:nvPicPr>
+                  <pic:blipFill>
+                    <a:blip r:embed="rId20" cstate="print">
+                      <a:extLst>
+                        <a:ext uri="{28A0092B-C50C-407E-A947-70E740481C1C}">
+                          <a14:useLocalDpi xmlns:a14="http://schemas.microsoft.com/office/drawing/2010/main" val="0"/>
+                        </a:ext>
+                      </a:extLst>
+                    </a:blip>
+                    <a:srcRect/>
+                    <a:stretch>
+                      <a:fillRect/>
+                    </a:stretch>
+                  </pic:blipFill>
+                  <pic:spPr bwMode="auto">
+                    <a:xfrm>
+                      <a:off x="0" y="0"/>
+                      <a:ext cx="2114550" cy="1094105"/>
+                    </a:xfrm>
+                    <a:prstGeom prst="rect">
+                      <a:avLst/>
+                    </a:prstGeom>
+                    <a:noFill/>
+                    <a:ln>
+                      <a:noFill/>
+                    </a:ln>
+                  </pic:spPr>
+                </pic:pic>
+              </a:graphicData>
+            </a:graphic>
+            <wp14:sizeRelH relativeFrom="margin">
+              <wp14:pctWidth>0</wp14:pctWidth>
+            </wp14:sizeRelH>
+            <wp14:sizeRelV relativeFrom="margin">
+              <wp14:pctHeight>0</wp14:pctHeight>
+            </wp14:sizeRelV>
+          </wp:anchor>
+        </w:drawing>
+      </w:r>
+      <w:r>
+        <w:t>MySQL</w:t>
+      </w:r>
+    </w:p>
+    <w:p>
+      <w:pPr>
+        <w:spacing w:line="360" w:lineRule="auto"/>
+        <w:ind w:firstLine="720"/>
+        <w:jc w:val="both"/>
+        <w:rPr>
+          <w:rFonts w:cstheme="majorBidi"/>
+          <w:szCs w:val="24"/>
+        </w:rPr>
+      </w:pPr>
+      <w:r>
+        <w:rPr>
+          <w:rFonts w:cstheme="majorBidi"/>
+          <w:szCs w:val="24"/>
+        </w:rPr>
+        <w:t>MySQL is one of the most recognizable technologies in the modern big data ecosystem. Often called the most popular database and currently enjoying widespread, effective use regardless of industry, it is clear that anyone involved with enterprise data or general IT should at least aim for a basic familiarity of MySQL.</w:t>
+      </w:r>
+    </w:p>
+    <w:p>
+      <w:pPr>
+        <w:spacing w:line="360" w:lineRule="auto"/>
+        <w:ind w:firstLine="720"/>
+        <w:jc w:val="both"/>
+        <w:rPr>
+          <w:rFonts w:cstheme="majorBidi"/>
+          <w:szCs w:val="24"/>
+        </w:rPr>
+      </w:pPr>
+      <w:r>
+        <w:rPr>
+          <w:rFonts w:cstheme="majorBidi"/>
+          <w:szCs w:val="24"/>
+        </w:rPr>
+        <w:t>MySQL is a relational database management system (RDBMS) developed by Oracle that is based on structured query language (SQL).</w:t>
+      </w:r>
+    </w:p>
+    <w:p>
+      <w:pPr>
+        <w:spacing w:line="360" w:lineRule="auto"/>
+        <w:ind w:firstLine="720"/>
+        <w:jc w:val="both"/>
+        <w:rPr>
+          <w:rFonts w:cstheme="majorBidi"/>
+          <w:szCs w:val="24"/>
+        </w:rPr>
+      </w:pPr>
+      <w:r>
+        <w:rPr>
+          <w:rFonts w:cstheme="majorBidi"/>
+          <w:szCs w:val="24"/>
+        </w:rPr>
+        <w:t>A database is a structured collection of data. It may be anything from a simple shopping list to a picture gallery or a place to hold the vast amounts of information in a corporate network. In particular, a relational database is a digital store collecting data and organizing it according to the relational model. In this model, tables consist of rows and columns, and relationships between data elements all follow a strict logical structure. An RDBMS is simply the set of software tools used to actually implement, manage, and query such a database.</w:t>
+      </w:r>
+      <w:r>
+        <w:rPr>
+          <w:rFonts w:cstheme="majorBidi"/>
+          <w:szCs w:val="24"/>
+        </w:rPr>
+        <w:fldChar w:fldCharType="begin"/>
+      </w:r>
+      <w:r>
+        <w:rPr>
+          <w:rFonts w:cstheme="majorBidi"/>
+          <w:szCs w:val="24"/>
+        </w:rPr>
+        <w:instrText xml:space="preserve"> ADDIN ZOTERO_ITEM CSL_CITATION {"citationID":"c8FaIqoo","properties":{"formattedCitation":"[13]","plainCitation":"[13]","noteIndex":0},"citationItems":[{"id":19,"uris":["http://zotero.org/users/local/NIUYJBMl/items/2P3A69RT"],"uri":["http://zotero.org/users/local/NIUYJBMl/items/2P3A69RT"],"itemData":{"id":19,"type":"webpage","abstract":"MySQL is a relational database management system (RDBMS) developed by Oracle that is based on structured query language (SQL).","container-title":"Talend - A Leader in Data Integration &amp; Data Integrity","language":"en","title":"What is MySQL? Everything You Need to Know","title-short":"What is MySQL?","URL":"https://www.talend.com/resources/what-is-mysql/","accessed":{"date-parts":[["2022",12,14]]}}}],"schema":"https://github.com/citation-style-language/schema/raw/master/csl-citation.json"} </w:instrText>
+      </w:r>
+      <w:r>
+        <w:rPr>
+          <w:rFonts w:cstheme="majorBidi"/>
+          <w:szCs w:val="24"/>
+        </w:rPr>
+        <w:fldChar w:fldCharType="separate"/>
+      </w:r>
+      <w:r>
+        <w:rPr>
+          <w:rFonts w:ascii="Times New Roman" w:hAnsi="Times New Roman" w:cs="Times New Roman"/>
+        </w:rPr>
+        <w:t>[13]</w:t>
+      </w:r>
+      <w:r>
+        <w:rPr>
+          <w:rFonts w:cstheme="majorBidi"/>
+          <w:szCs w:val="24"/>
+        </w:rPr>
+        <w:fldChar w:fldCharType="end"/>
+      </w:r>
+    </w:p>
+    <w:p>
+      <w:pPr>
+        <w:spacing w:line="360" w:lineRule="auto"/>
+        <w:ind w:firstLine="720"/>
+        <w:jc w:val="both"/>
+        <w:rPr>
+          <w:rFonts w:cstheme="majorBidi"/>
+          <w:szCs w:val="24"/>
+        </w:rPr>
+      </w:pPr>
+    </w:p>
+    <w:p>
+      <w:pPr>
+        <w:pStyle w:val="Heading3"/>
+      </w:pPr>
+      <w:bookmarkStart w:id="64" w:name="_Toc113195780"/>
+      <w:bookmarkStart w:id="65" w:name="_Toc113195816"/>
+      <w:bookmarkStart w:id="66" w:name="_Toc113196026"/>
+      <w:bookmarkStart w:id="67" w:name="_Toc113347361"/>
+      <w:r>
+        <w:t>Development Environment</w:t>
+      </w:r>
+      <w:bookmarkEnd w:id="64"/>
+      <w:bookmarkEnd w:id="65"/>
+      <w:bookmarkEnd w:id="66"/>
+      <w:bookmarkEnd w:id="67"/>
+    </w:p>
+    <w:p>
+      <w:pPr>
+        <w:pStyle w:val="ListParagraph"/>
+        <w:spacing w:line="360" w:lineRule="auto"/>
+        <w:ind w:left="0"/>
+        <w:rPr>
+          <w:rFonts w:cstheme="majorBidi"/>
+          <w:szCs w:val="24"/>
+        </w:rPr>
+      </w:pPr>
+      <w:r>
+        <w:rPr>
+          <w:rFonts w:cstheme="majorBidi"/>
+          <w:szCs w:val="24"/>
+        </w:rPr>
+        <w:t xml:space="preserve">To be able to use these technologies all of them need an environment that host them and as we going to use the best </w:t>
+      </w:r>
+      <w:r>
+        <w:rPr>
+          <w:rFonts w:cstheme="majorBidi"/>
+          <w:szCs w:val="24"/>
+        </w:rPr>
+        <w:t>technology,</w:t>
+      </w:r>
+      <w:r>
+        <w:rPr>
+          <w:rFonts w:cstheme="majorBidi"/>
+          <w:szCs w:val="24"/>
+        </w:rPr>
+        <w:t xml:space="preserve"> </w:t>
+      </w:r>
+      <w:r>
+        <w:rPr>
+          <w:rFonts w:cstheme="majorBidi"/>
+          <w:szCs w:val="24"/>
+        </w:rPr>
+        <w:t>we</w:t>
+      </w:r>
+      <w:r>
+        <w:rPr>
+          <w:rFonts w:cstheme="majorBidi"/>
+          <w:szCs w:val="24"/>
+        </w:rPr>
+        <w:t xml:space="preserve"> will use the best environments.</w:t>
+      </w:r>
+    </w:p>
+    <w:p>
+      <w:pPr>
+        <w:pStyle w:val="ListParagraph"/>
+        <w:spacing w:line="360" w:lineRule="auto"/>
+        <w:ind w:left="0"/>
+        <w:rPr>
+          <w:rFonts w:cstheme="majorBidi"/>
+          <w:szCs w:val="24"/>
+        </w:rPr>
+      </w:pPr>
+    </w:p>
+    <w:p>
+      <w:pPr>
+        <w:pStyle w:val="Heading4"/>
+      </w:pPr>
+      <w:r>
+        <w:rPr>
+          <w:noProof/>
+        </w:rPr>
+        <w:drawing>
+          <wp:anchor distT="0" distB="0" distL="114300" distR="114300" simplePos="0" relativeHeight="251675648" behindDoc="0" locked="0" layoutInCell="1" allowOverlap="1" wp14:anchorId="09966606" wp14:editId="60A45B1A">
+            <wp:simplePos x="0" y="0"/>
+            <wp:positionH relativeFrom="margin">
+              <wp:align>right</wp:align>
+            </wp:positionH>
+            <wp:positionV relativeFrom="margin">
+              <wp:posOffset>5408250</wp:posOffset>
+            </wp:positionV>
+            <wp:extent cx="1158875" cy="1158875"/>
+            <wp:effectExtent l="0" t="0" r="3175" b="3175"/>
+            <wp:wrapSquare wrapText="bothSides"/>
+            <wp:docPr id="4" name="Picture 4" descr="VS CODE"/>
+            <wp:cNvGraphicFramePr>
+              <a:graphicFrameLocks xmlns:a="http://schemas.openxmlformats.org/drawingml/2006/main" noChangeAspect="1"/>
+            </wp:cNvGraphicFramePr>
+            <a:graphic xmlns:a="http://schemas.openxmlformats.org/drawingml/2006/main">
+              <a:graphicData uri="http://schemas.openxmlformats.org/drawingml/2006/picture">
+                <pic:pic xmlns:pic="http://schemas.openxmlformats.org/drawingml/2006/picture">
+                  <pic:nvPicPr>
+                    <pic:cNvPr id="0" name="Picture 2" descr="VS CODE"/>
+                    <pic:cNvPicPr>
+                      <a:picLocks noChangeAspect="1" noChangeArrowheads="1"/>
+                    </pic:cNvPicPr>
+                  </pic:nvPicPr>
+                  <pic:blipFill>
+                    <a:blip r:embed="rId21">
+                      <a:extLst>
+                        <a:ext uri="{28A0092B-C50C-407E-A947-70E740481C1C}">
+                          <a14:useLocalDpi xmlns:a14="http://schemas.microsoft.com/office/drawing/2010/main" val="0"/>
+                        </a:ext>
+                      </a:extLst>
+                    </a:blip>
+                    <a:srcRect/>
+                    <a:stretch>
+                      <a:fillRect/>
+                    </a:stretch>
+                  </pic:blipFill>
+                  <pic:spPr bwMode="auto">
+                    <a:xfrm>
+                      <a:off x="0" y="0"/>
+                      <a:ext cx="1158875" cy="1158875"/>
+                    </a:xfrm>
+                    <a:prstGeom prst="rect">
+                      <a:avLst/>
+                    </a:prstGeom>
+                    <a:noFill/>
+                  </pic:spPr>
+                </pic:pic>
+              </a:graphicData>
+            </a:graphic>
+            <wp14:sizeRelH relativeFrom="page">
+              <wp14:pctWidth>0</wp14:pctWidth>
+            </wp14:sizeRelH>
+            <wp14:sizeRelV relativeFrom="page">
+              <wp14:pctHeight>0</wp14:pctHeight>
+            </wp14:sizeRelV>
+          </wp:anchor>
+        </w:drawing>
+      </w:r>
+      <w:r>
+        <w:t>Visual Studio Code</w:t>
+      </w:r>
+    </w:p>
+    <w:p>
+      <w:pPr>
+        <w:spacing w:line="360" w:lineRule="auto"/>
+        <w:ind w:firstLine="720"/>
+        <w:jc w:val="both"/>
+        <w:rPr>
+          <w:rFonts w:cstheme="majorBidi"/>
           <w:b/>
           <w:bCs/>
-          <w:color w:val="auto"/>
-          <w:sz w:val="24"/>
-          <w:szCs w:val="24"/>
-        </w:rPr>
-        <w:t>Chapter 2: LITERATURE REVIEW</w:t>
-      </w:r>
+          <w:szCs w:val="24"/>
+        </w:rPr>
+      </w:pPr>
+      <w:r>
+        <w:rPr>
+          <w:rFonts w:cstheme="majorBidi"/>
+          <w:szCs w:val="24"/>
+        </w:rPr>
+        <w:t>Visual Studio Code is a source-code editor made by Microsoft for Windows, Linux and mac OS. Features include support for debugging, syntax highlighting, intelligent code completion, snippets, code refactoring, and embedded Get. Users can change the theme, keyboard shortcuts, preferences, and install extensions that add additional functionality.</w:t>
+      </w:r>
+    </w:p>
+    <w:p>
+      <w:pPr>
+        <w:autoSpaceDE w:val="0"/>
+        <w:autoSpaceDN w:val="0"/>
+        <w:adjustRightInd w:val="0"/>
+        <w:spacing w:after="0" w:line="360" w:lineRule="auto"/>
+        <w:rPr>
+          <w:rFonts w:cstheme="majorBidi"/>
+          <w:b/>
+          <w:bCs/>
+          <w:szCs w:val="24"/>
+        </w:rPr>
+      </w:pPr>
+    </w:p>
+    <w:p>
+      <w:pPr>
+        <w:autoSpaceDE w:val="0"/>
+        <w:autoSpaceDN w:val="0"/>
+        <w:adjustRightInd w:val="0"/>
+        <w:spacing w:after="0" w:line="360" w:lineRule="auto"/>
+        <w:rPr>
+          <w:rFonts w:cstheme="majorBidi"/>
+          <w:b/>
+          <w:bCs/>
+          <w:szCs w:val="24"/>
+        </w:rPr>
+      </w:pPr>
+    </w:p>
+    <w:p>
+      <w:pPr>
+        <w:autoSpaceDE w:val="0"/>
+        <w:autoSpaceDN w:val="0"/>
+        <w:adjustRightInd w:val="0"/>
+        <w:spacing w:after="0" w:line="360" w:lineRule="auto"/>
+        <w:rPr>
+          <w:rFonts w:cstheme="majorBidi"/>
+          <w:b/>
+          <w:bCs/>
+          <w:szCs w:val="24"/>
+        </w:rPr>
+      </w:pPr>
+      <w:r>
+        <w:rPr>
+          <w:rFonts w:cstheme="majorBidi"/>
+          <w:b/>
+          <w:bCs/>
+          <w:szCs w:val="24"/>
+        </w:rPr>
+        <w:lastRenderedPageBreak/>
+        <w:t>Features</w:t>
+      </w:r>
+    </w:p>
+    <w:p>
+      <w:pPr>
+        <w:pStyle w:val="ListParagraph"/>
+        <w:numPr>
+          <w:ilvl w:val="0"/>
+          <w:numId w:val="2"/>
+        </w:numPr>
+        <w:autoSpaceDE w:val="0"/>
+        <w:autoSpaceDN w:val="0"/>
+        <w:adjustRightInd w:val="0"/>
+        <w:spacing w:after="0" w:line="360" w:lineRule="auto"/>
+        <w:jc w:val="both"/>
+        <w:rPr>
+          <w:rFonts w:cstheme="majorBidi"/>
+          <w:szCs w:val="24"/>
+        </w:rPr>
+      </w:pPr>
+      <w:r>
+        <w:rPr>
+          <w:rFonts w:cstheme="majorBidi"/>
+          <w:szCs w:val="24"/>
+        </w:rPr>
+        <w:t xml:space="preserve">Visual Studio Code is a source-code editor that can be used with variety of programming languages, including Java, Go, JavaScript, Python and C++. </w:t>
+      </w:r>
+    </w:p>
+    <w:p>
+      <w:pPr>
+        <w:pStyle w:val="ListParagraph"/>
+        <w:numPr>
+          <w:ilvl w:val="0"/>
+          <w:numId w:val="2"/>
+        </w:numPr>
+        <w:autoSpaceDE w:val="0"/>
+        <w:autoSpaceDN w:val="0"/>
+        <w:adjustRightInd w:val="0"/>
+        <w:spacing w:after="0" w:line="360" w:lineRule="auto"/>
+        <w:jc w:val="both"/>
+        <w:rPr>
+          <w:rFonts w:cstheme="majorBidi"/>
+          <w:szCs w:val="24"/>
+        </w:rPr>
+      </w:pPr>
+      <w:r>
+        <w:rPr>
+          <w:rFonts w:cstheme="majorBidi"/>
+          <w:szCs w:val="24"/>
+        </w:rPr>
+        <w:t>Is based on the Electron framework, which is used to develop Node.js web applications that run on the Blink layout engine.</w:t>
+      </w:r>
+    </w:p>
+    <w:p>
+      <w:pPr>
+        <w:pStyle w:val="ListParagraph"/>
+        <w:numPr>
+          <w:ilvl w:val="0"/>
+          <w:numId w:val="2"/>
+        </w:numPr>
+        <w:autoSpaceDE w:val="0"/>
+        <w:autoSpaceDN w:val="0"/>
+        <w:adjustRightInd w:val="0"/>
+        <w:spacing w:after="0" w:line="360" w:lineRule="auto"/>
+        <w:jc w:val="both"/>
+        <w:rPr>
+          <w:rFonts w:cstheme="majorBidi"/>
+          <w:szCs w:val="24"/>
+        </w:rPr>
+      </w:pPr>
+      <w:r>
+        <w:rPr>
+          <w:rFonts w:cstheme="majorBidi"/>
+          <w:szCs w:val="24"/>
+        </w:rPr>
+        <w:t xml:space="preserve">Instead of a project system, it allows users to open one or more directories, which can then be saved in workspace for future reuse. </w:t>
+      </w:r>
+    </w:p>
+    <w:p>
+      <w:pPr>
+        <w:pStyle w:val="ListParagraph"/>
+        <w:numPr>
+          <w:ilvl w:val="0"/>
+          <w:numId w:val="2"/>
+        </w:numPr>
+        <w:autoSpaceDE w:val="0"/>
+        <w:autoSpaceDN w:val="0"/>
+        <w:adjustRightInd w:val="0"/>
+        <w:spacing w:after="0" w:line="360" w:lineRule="auto"/>
+        <w:jc w:val="both"/>
+        <w:rPr>
+          <w:rFonts w:cstheme="majorBidi"/>
+          <w:szCs w:val="24"/>
+        </w:rPr>
+      </w:pPr>
+      <w:r>
+        <w:rPr>
+          <w:rFonts w:cstheme="majorBidi"/>
+          <w:szCs w:val="24"/>
+        </w:rPr>
+        <w:t>Visual Studio Code can be extended via extensions available through a central repository. This includes additions to the editor and language support, extend and customize to your liking.</w:t>
+      </w:r>
+      <w:r>
+        <w:rPr>
+          <w:rFonts w:cstheme="majorBidi"/>
+          <w:szCs w:val="24"/>
+        </w:rPr>
+        <w:fldChar w:fldCharType="begin"/>
+      </w:r>
+      <w:r>
+        <w:rPr>
+          <w:rFonts w:cstheme="majorBidi"/>
+          <w:szCs w:val="24"/>
+        </w:rPr>
+        <w:instrText xml:space="preserve"> ADDIN ZOTERO_ITEM CSL_CITATION {"citationID":"uMn6XoUs","properties":{"formattedCitation":"[14]","plainCitation":"[14]","noteIndex":0},"citationItems":[{"id":20,"uris":["http://zotero.org/users/local/NIUYJBMl/items/K3G8ZZDY"],"uri":["http://zotero.org/users/local/NIUYJBMl/items/K3G8ZZDY"],"itemData":{"id":20,"type":"entry-encyclopedia","abstract":"Visual Studio Code, also commonly referred to as VS Code, is a source-code editor made by Microsoft with the Electron Framework, for Windows, Linux and macOS. Features include support for debugging, syntax highlighting, intelligent code completion, snippets, code refactoring, and embedded Git. Users can change the theme, keyboard shortcuts, preferences, and install extensions that add additional functionality.\nIn the Stack Overflow 2021 Developer Survey, Visual Studio Code was ranked the most popular developer environment tool among 82,000 respondents, with 70% reporting that they use it.","container-title":"Wikipedia","language":"en","note":"Page Version ID: 1008850700","source":"Wikipedia","title":"Visual Studio Code","URL":"https://en.wikipedia.org/w/index.php?title=Visual_Studio_Code&amp;oldid=1008850700","accessed":{"date-parts":[["2022",12,14]]},"issued":{"date-parts":[["2021",2,25]]}}}],"schema":"https://github.com/citation-style-language/schema/raw/master/csl-citation.json"} </w:instrText>
+      </w:r>
+      <w:r>
+        <w:rPr>
+          <w:rFonts w:cstheme="majorBidi"/>
+          <w:szCs w:val="24"/>
+        </w:rPr>
+        <w:fldChar w:fldCharType="separate"/>
+      </w:r>
+      <w:r>
+        <w:rPr>
+          <w:rFonts w:ascii="Times New Roman" w:hAnsi="Times New Roman" w:cs="Times New Roman"/>
+        </w:rPr>
+        <w:t>[14]</w:t>
+      </w:r>
+      <w:r>
+        <w:rPr>
+          <w:rFonts w:cstheme="majorBidi"/>
+          <w:szCs w:val="24"/>
+        </w:rPr>
+        <w:fldChar w:fldCharType="end"/>
+      </w:r>
+    </w:p>
+    <w:p>
+      <w:pPr>
+        <w:autoSpaceDE w:val="0"/>
+        <w:autoSpaceDN w:val="0"/>
+        <w:adjustRightInd w:val="0"/>
+        <w:spacing w:after="0" w:line="360" w:lineRule="auto"/>
+        <w:jc w:val="both"/>
+        <w:rPr>
+          <w:rFonts w:cstheme="majorBidi"/>
+          <w:szCs w:val="24"/>
+        </w:rPr>
+      </w:pPr>
+    </w:p>
+    <w:p>
+      <w:pPr>
+        <w:autoSpaceDE w:val="0"/>
+        <w:autoSpaceDN w:val="0"/>
+        <w:adjustRightInd w:val="0"/>
+        <w:spacing w:after="0" w:line="360" w:lineRule="auto"/>
+        <w:jc w:val="both"/>
+        <w:rPr>
+          <w:rFonts w:cstheme="majorBidi"/>
+          <w:szCs w:val="24"/>
+        </w:rPr>
+      </w:pPr>
+    </w:p>
+    <w:p>
+      <w:pPr>
+        <w:autoSpaceDE w:val="0"/>
+        <w:autoSpaceDN w:val="0"/>
+        <w:adjustRightInd w:val="0"/>
+        <w:spacing w:after="0" w:line="360" w:lineRule="auto"/>
+        <w:jc w:val="both"/>
+        <w:rPr>
+          <w:rFonts w:cstheme="majorBidi"/>
+          <w:szCs w:val="24"/>
+        </w:rPr>
+      </w:pPr>
+    </w:p>
+    <w:p>
+      <w:pPr>
+        <w:autoSpaceDE w:val="0"/>
+        <w:autoSpaceDN w:val="0"/>
+        <w:adjustRightInd w:val="0"/>
+        <w:spacing w:after="0" w:line="360" w:lineRule="auto"/>
+        <w:jc w:val="both"/>
+        <w:rPr>
+          <w:rFonts w:cstheme="majorBidi"/>
+          <w:szCs w:val="24"/>
+        </w:rPr>
+      </w:pPr>
+    </w:p>
+    <w:p>
+      <w:pPr>
+        <w:autoSpaceDE w:val="0"/>
+        <w:autoSpaceDN w:val="0"/>
+        <w:adjustRightInd w:val="0"/>
+        <w:spacing w:after="0" w:line="360" w:lineRule="auto"/>
+        <w:jc w:val="both"/>
+        <w:rPr>
+          <w:rFonts w:cstheme="majorBidi"/>
+          <w:szCs w:val="24"/>
+        </w:rPr>
+      </w:pPr>
+    </w:p>
+    <w:p>
+      <w:pPr>
+        <w:autoSpaceDE w:val="0"/>
+        <w:autoSpaceDN w:val="0"/>
+        <w:adjustRightInd w:val="0"/>
+        <w:spacing w:after="0" w:line="360" w:lineRule="auto"/>
+        <w:jc w:val="both"/>
+        <w:rPr>
+          <w:rFonts w:cstheme="majorBidi"/>
+          <w:szCs w:val="24"/>
+        </w:rPr>
+      </w:pPr>
+    </w:p>
+    <w:p>
+      <w:pPr>
+        <w:autoSpaceDE w:val="0"/>
+        <w:autoSpaceDN w:val="0"/>
+        <w:adjustRightInd w:val="0"/>
+        <w:spacing w:after="0" w:line="360" w:lineRule="auto"/>
+        <w:jc w:val="both"/>
+        <w:rPr>
+          <w:rFonts w:cstheme="majorBidi"/>
+          <w:szCs w:val="24"/>
+        </w:rPr>
+      </w:pPr>
+    </w:p>
+    <w:p>
+      <w:pPr>
+        <w:autoSpaceDE w:val="0"/>
+        <w:autoSpaceDN w:val="0"/>
+        <w:adjustRightInd w:val="0"/>
+        <w:spacing w:after="0" w:line="360" w:lineRule="auto"/>
+        <w:jc w:val="both"/>
+        <w:rPr>
+          <w:rFonts w:cstheme="majorBidi"/>
+          <w:szCs w:val="24"/>
+        </w:rPr>
+      </w:pPr>
+    </w:p>
+    <w:p>
+      <w:pPr>
+        <w:autoSpaceDE w:val="0"/>
+        <w:autoSpaceDN w:val="0"/>
+        <w:adjustRightInd w:val="0"/>
+        <w:spacing w:after="0" w:line="360" w:lineRule="auto"/>
+        <w:jc w:val="both"/>
+        <w:rPr>
+          <w:rFonts w:cstheme="majorBidi"/>
+          <w:szCs w:val="24"/>
+        </w:rPr>
+      </w:pPr>
+    </w:p>
+    <w:p>
+      <w:pPr>
+        <w:autoSpaceDE w:val="0"/>
+        <w:autoSpaceDN w:val="0"/>
+        <w:adjustRightInd w:val="0"/>
+        <w:spacing w:after="0" w:line="360" w:lineRule="auto"/>
+        <w:jc w:val="both"/>
+        <w:rPr>
+          <w:rFonts w:cstheme="majorBidi"/>
+          <w:szCs w:val="24"/>
+        </w:rPr>
+      </w:pPr>
+    </w:p>
+    <w:p>
+      <w:pPr>
+        <w:autoSpaceDE w:val="0"/>
+        <w:autoSpaceDN w:val="0"/>
+        <w:adjustRightInd w:val="0"/>
+        <w:spacing w:after="0" w:line="360" w:lineRule="auto"/>
+        <w:jc w:val="both"/>
+        <w:rPr>
+          <w:rFonts w:cstheme="majorBidi"/>
+          <w:szCs w:val="24"/>
+        </w:rPr>
+      </w:pPr>
+    </w:p>
+    <w:p>
+      <w:pPr>
+        <w:autoSpaceDE w:val="0"/>
+        <w:autoSpaceDN w:val="0"/>
+        <w:adjustRightInd w:val="0"/>
+        <w:spacing w:after="0" w:line="360" w:lineRule="auto"/>
+        <w:jc w:val="both"/>
+        <w:rPr>
+          <w:rFonts w:cstheme="majorBidi"/>
+          <w:szCs w:val="24"/>
+        </w:rPr>
+      </w:pPr>
+    </w:p>
+    <w:p>
+      <w:pPr>
+        <w:autoSpaceDE w:val="0"/>
+        <w:autoSpaceDN w:val="0"/>
+        <w:adjustRightInd w:val="0"/>
+        <w:spacing w:after="0" w:line="360" w:lineRule="auto"/>
+        <w:jc w:val="both"/>
+        <w:rPr>
+          <w:rFonts w:cstheme="majorBidi"/>
+          <w:szCs w:val="24"/>
+        </w:rPr>
+      </w:pPr>
+    </w:p>
+    <w:p>
+      <w:pPr>
+        <w:autoSpaceDE w:val="0"/>
+        <w:autoSpaceDN w:val="0"/>
+        <w:adjustRightInd w:val="0"/>
+        <w:spacing w:after="0" w:line="360" w:lineRule="auto"/>
+        <w:jc w:val="both"/>
+        <w:rPr>
+          <w:rFonts w:cstheme="majorBidi"/>
+          <w:szCs w:val="24"/>
+        </w:rPr>
+      </w:pPr>
+    </w:p>
+    <w:p>
+      <w:pPr>
+        <w:autoSpaceDE w:val="0"/>
+        <w:autoSpaceDN w:val="0"/>
+        <w:adjustRightInd w:val="0"/>
+        <w:spacing w:after="0" w:line="360" w:lineRule="auto"/>
+        <w:jc w:val="both"/>
+        <w:rPr>
+          <w:rFonts w:cstheme="majorBidi"/>
+          <w:szCs w:val="24"/>
+        </w:rPr>
+      </w:pPr>
+    </w:p>
+    <w:p>
+      <w:pPr>
+        <w:autoSpaceDE w:val="0"/>
+        <w:autoSpaceDN w:val="0"/>
+        <w:adjustRightInd w:val="0"/>
+        <w:spacing w:after="0" w:line="360" w:lineRule="auto"/>
+        <w:jc w:val="both"/>
+        <w:rPr>
+          <w:rFonts w:cstheme="majorBidi"/>
+          <w:szCs w:val="24"/>
+        </w:rPr>
+      </w:pPr>
+    </w:p>
+    <w:p>
+      <w:pPr>
+        <w:autoSpaceDE w:val="0"/>
+        <w:autoSpaceDN w:val="0"/>
+        <w:adjustRightInd w:val="0"/>
+        <w:spacing w:after="0" w:line="360" w:lineRule="auto"/>
+        <w:jc w:val="both"/>
+        <w:rPr>
+          <w:rFonts w:cstheme="majorBidi"/>
+          <w:szCs w:val="24"/>
+        </w:rPr>
+      </w:pPr>
+    </w:p>
+    <w:p>
+      <w:pPr>
+        <w:autoSpaceDE w:val="0"/>
+        <w:autoSpaceDN w:val="0"/>
+        <w:adjustRightInd w:val="0"/>
+        <w:spacing w:after="0" w:line="360" w:lineRule="auto"/>
+        <w:jc w:val="both"/>
+        <w:rPr>
+          <w:rFonts w:cstheme="majorBidi"/>
+          <w:szCs w:val="24"/>
+        </w:rPr>
+      </w:pPr>
+    </w:p>
+    <w:p>
+      <w:pPr>
+        <w:autoSpaceDE w:val="0"/>
+        <w:autoSpaceDN w:val="0"/>
+        <w:adjustRightInd w:val="0"/>
+        <w:spacing w:after="0" w:line="360" w:lineRule="auto"/>
+        <w:jc w:val="both"/>
+        <w:rPr>
+          <w:rFonts w:cstheme="majorBidi"/>
+          <w:szCs w:val="24"/>
+        </w:rPr>
+      </w:pPr>
+    </w:p>
+    <w:p>
+      <w:pPr>
+        <w:autoSpaceDE w:val="0"/>
+        <w:autoSpaceDN w:val="0"/>
+        <w:adjustRightInd w:val="0"/>
+        <w:spacing w:after="0" w:line="360" w:lineRule="auto"/>
+        <w:jc w:val="both"/>
+        <w:rPr>
+          <w:rFonts w:cstheme="majorBidi"/>
+          <w:szCs w:val="24"/>
+        </w:rPr>
+      </w:pPr>
+    </w:p>
+    <w:p>
+      <w:pPr>
+        <w:autoSpaceDE w:val="0"/>
+        <w:autoSpaceDN w:val="0"/>
+        <w:adjustRightInd w:val="0"/>
+        <w:spacing w:after="0" w:line="360" w:lineRule="auto"/>
+        <w:jc w:val="both"/>
+        <w:rPr>
+          <w:rFonts w:cstheme="majorBidi"/>
+          <w:szCs w:val="24"/>
+        </w:rPr>
+      </w:pPr>
     </w:p>
     <w:p>
       <w:pPr>
         <w:pStyle w:val="Heading2"/>
-        <w:bidi w:val="0"/>
-        <w:rPr>
-          <w:szCs w:val="24"/>
-        </w:rPr>
-      </w:pPr>
-      <w:r>
-        <w:rPr>
-          <w:szCs w:val="24"/>
-        </w:rPr>
-        <w:t>Introduction</w:t>
-      </w:r>
-    </w:p>
-    <w:p>
-      <w:pPr>
-        <w:bidi w:val="0"/>
-      </w:pPr>
-      <w:r>
+        <w:numPr>
+          <w:ilvl w:val="0"/>
+          <w:numId w:val="0"/>
+        </w:numPr>
+      </w:pPr>
+      <w:proofErr w:type="spellStart"/>
+      <w:r>
+        <w:lastRenderedPageBreak/>
+        <w:t>Refrences</w:t>
+      </w:r>
+      <w:proofErr w:type="spellEnd"/>
+    </w:p>
+    <w:p>
+      <w:pPr>
+        <w:pStyle w:val="Bibliography"/>
         <w:rPr>
           <w:rFonts w:ascii="Times New Roman" w:hAnsi="Times New Roman" w:cs="Times New Roman"/>
-          <w:szCs w:val="24"/>
-        </w:rPr>
-        <w:t>In this chapter</w:t>
+        </w:rPr>
+      </w:pPr>
+      <w:r>
+        <w:rPr>
+          <w:rFonts w:cstheme="majorBidi"/>
+        </w:rPr>
+        <w:fldChar w:fldCharType="begin"/>
+      </w:r>
+      <w:r>
+        <w:rPr>
+          <w:rFonts w:cstheme="majorBidi"/>
+        </w:rPr>
+        <w:instrText xml:space="preserve"> ADDIN ZOTERO_BIBL {"uncited":[],"omitted":[],"custom":[]} CSL_BIBLIOGRAPHY </w:instrText>
+      </w:r>
+      <w:r>
+        <w:rPr>
+          <w:rFonts w:cstheme="majorBidi"/>
+        </w:rPr>
+        <w:fldChar w:fldCharType="separate"/>
       </w:r>
       <w:r>
         <w:rPr>
           <w:rFonts w:ascii="Times New Roman" w:hAnsi="Times New Roman" w:cs="Times New Roman"/>
-          <w:szCs w:val="24"/>
-        </w:rPr>
-        <w:t>,</w:t>
+        </w:rPr>
+        <w:t>[1]</w:t>
       </w:r>
       <w:r>
         <w:rPr>
           <w:rFonts w:ascii="Times New Roman" w:hAnsi="Times New Roman" w:cs="Times New Roman"/>
-          <w:szCs w:val="24"/>
-        </w:rPr>
-        <w:t xml:space="preserve"> we will give an overview </w:t>
-      </w:r>
-      <w:r>
+        </w:rPr>
+        <w:tab/>
+        <w:t>“Making a School Schedule.” https://www.my.gov.sa/wps/portal/snp/servicesDirectory/servicedetails/9034/!ut/p/z1/jZBNb4MwDIZ_yw4ci50GGO2NdlK1aIxOqC3LpQoTBCQgKM2G2l_faDuhfs03W88jvzZwyIB34qeWwtSqE43tP3mwZ-vQIxGSJCQkwI_lLHx5J4ziCmE3BhLqLywQPydRuiWIPvD_-HijInzks0eAvWCq42UsgffCVJO6KxVkM6Se3c3HdrJinrXJZuqzLaLnXwCX5_0Cd_LbgLJR-d8voy6noU2ii7LQhXa_tR1XxvSHuYMODsPgSqVkU7hfqnXwmlKpg4FsTEIqNPTtJju9lenrhOdHOjydAQ8uBFQ!/dz/d5/L0lHSkovd0RNQURrQUVnQSEhLzROVkUvZW4!/ (accessed Dec. 14, 2022).</w:t>
+      </w:r>
+    </w:p>
+    <w:p>
+      <w:pPr>
+        <w:pStyle w:val="Bibliography"/>
         <w:rPr>
           <w:rFonts w:ascii="Times New Roman" w:hAnsi="Times New Roman" w:cs="Times New Roman"/>
-          <w:szCs w:val="24"/>
-        </w:rPr>
-        <w:t>of</w:t>
-      </w:r>
+        </w:rPr>
+      </w:pPr>
       <w:r>
         <w:rPr>
           <w:rFonts w:ascii="Times New Roman" w:hAnsi="Times New Roman" w:cs="Times New Roman"/>
-          <w:szCs w:val="24"/>
-        </w:rPr>
-        <w:t xml:space="preserve"> the currently persistent applications which are related in </w:t>
+        </w:rPr>
+        <w:t>[2]</w:t>
       </w:r>
       <w:r>
         <w:rPr>
           <w:rFonts w:ascii="Times New Roman" w:hAnsi="Times New Roman" w:cs="Times New Roman"/>
-          <w:szCs w:val="24"/>
-        </w:rPr>
-        <w:t>one</w:t>
-      </w:r>
-      <w:r>
+        </w:rPr>
+        <w:tab/>
+        <w:t>“GitHub - ghulamghousdev/Scheduly: Activity Scheduling Tool.” https://github.com/ghulamghousdev/Scheduly (accessed Dec. 14, 2022).</w:t>
+      </w:r>
+    </w:p>
+    <w:p>
+      <w:pPr>
+        <w:pStyle w:val="Bibliography"/>
         <w:rPr>
           <w:rFonts w:ascii="Times New Roman" w:hAnsi="Times New Roman" w:cs="Times New Roman"/>
-          <w:szCs w:val="24"/>
-        </w:rPr>
-        <w:t xml:space="preserve"> way or another to our project idea in </w:t>
-      </w:r>
+        </w:rPr>
+      </w:pPr>
       <w:r>
         <w:rPr>
           <w:rFonts w:ascii="Times New Roman" w:hAnsi="Times New Roman" w:cs="Times New Roman"/>
-          <w:szCs w:val="24"/>
-        </w:rPr>
-        <w:t xml:space="preserve">the </w:t>
+        </w:rPr>
+        <w:t>[3]</w:t>
       </w:r>
       <w:r>
         <w:rPr>
           <w:rFonts w:ascii="Times New Roman" w:hAnsi="Times New Roman" w:cs="Times New Roman"/>
-          <w:szCs w:val="24"/>
-        </w:rPr>
-        <w:t xml:space="preserve">related work section, and we will give a short and brief description of the technologies that will be used to build this project in </w:t>
-      </w:r>
-      <w:r>
+        </w:rPr>
+        <w:tab/>
+        <w:t>A. R. East, “Timetable Scheduling via Genetic Algorithm.” National University of Ireland, 2019.</w:t>
+      </w:r>
+    </w:p>
+    <w:p>
+      <w:pPr>
+        <w:pStyle w:val="Bibliography"/>
         <w:rPr>
           <w:rFonts w:ascii="Times New Roman" w:hAnsi="Times New Roman" w:cs="Times New Roman"/>
-          <w:szCs w:val="24"/>
-        </w:rPr>
-        <w:t xml:space="preserve">the </w:t>
-      </w:r>
+        </w:rPr>
+      </w:pPr>
       <w:r>
         <w:rPr>
           <w:rFonts w:ascii="Times New Roman" w:hAnsi="Times New Roman" w:cs="Times New Roman"/>
-          <w:szCs w:val="24"/>
-        </w:rPr>
-        <w:t>background section</w:t>
+        </w:rPr>
+        <w:t>[4]</w:t>
       </w:r>
       <w:r>
         <w:rPr>
           <w:rFonts w:ascii="Times New Roman" w:hAnsi="Times New Roman" w:cs="Times New Roman"/>
-          <w:szCs w:val="24"/>
-        </w:rPr>
-        <w:t>.</w:t>
-      </w:r>
-    </w:p>
-    <w:p>
-      <w:pPr>
-        <w:pStyle w:val="Heading2"/>
-        <w:bidi w:val="0"/>
-      </w:pPr>
-      <w:r>
-        <w:t>Related work</w:t>
-      </w:r>
-    </w:p>
-    <w:p>
-      <w:pPr>
-        <w:pStyle w:val="Heading2"/>
-        <w:bidi w:val="0"/>
-      </w:pPr>
-      <w:r>
-        <w:t xml:space="preserve">Background </w:t>
-      </w:r>
-    </w:p>
-    <w:p>
-      <w:pPr>
-        <w:bidi w:val="0"/>
-      </w:pPr>
+        </w:rPr>
+        <w:tab/>
+        <w:t>J. Xu, “Improved Genetic Algorithm to Solve the Scheduling Problem of College English Courses.” 1International Education School, Chifeng University, Chifeng 024000, China, Jun. 10, 2021.</w:t>
+      </w:r>
+    </w:p>
+    <w:p>
+      <w:pPr>
+        <w:pStyle w:val="Bibliography"/>
+        <w:rPr>
+          <w:rFonts w:ascii="Times New Roman" w:hAnsi="Times New Roman" w:cs="Times New Roman"/>
+        </w:rPr>
+      </w:pPr>
+      <w:r>
+        <w:rPr>
+          <w:rFonts w:ascii="Times New Roman" w:hAnsi="Times New Roman" w:cs="Times New Roman"/>
+        </w:rPr>
+        <w:t>[5]</w:t>
+      </w:r>
+      <w:r>
+        <w:rPr>
+          <w:rFonts w:ascii="Times New Roman" w:hAnsi="Times New Roman" w:cs="Times New Roman"/>
+        </w:rPr>
+        <w:tab/>
+        <w:t>N G A P H Saptarini, I W Suasnawa, and P I Ciptayani, “Senior high school course scheduling using genetic algorithm.” Electrical Engineering Department, Politeknik Negeri Bali, Jalan Kampus Bukit Jimbaran, Badung - 80364, Bali, Indonesia, 2017.</w:t>
+      </w:r>
+    </w:p>
+    <w:p>
+      <w:pPr>
+        <w:pStyle w:val="Bibliography"/>
+        <w:rPr>
+          <w:rFonts w:ascii="Times New Roman" w:hAnsi="Times New Roman" w:cs="Times New Roman"/>
+        </w:rPr>
+      </w:pPr>
+      <w:r>
+        <w:rPr>
+          <w:rFonts w:ascii="Times New Roman" w:hAnsi="Times New Roman" w:cs="Times New Roman"/>
+        </w:rPr>
+        <w:t>[6]</w:t>
+      </w:r>
+      <w:r>
+        <w:rPr>
+          <w:rFonts w:ascii="Times New Roman" w:hAnsi="Times New Roman" w:cs="Times New Roman"/>
+        </w:rPr>
+        <w:tab/>
+        <w:t>R Ansari and N Saubari, “Application of genetic algorithm concept on course scheduling.” Departement of Informatics Engineering, Faculty of Engineering, Universitas Muhammadiyah Banjarmasin, Banjarmasin, Indonesian, 2020.</w:t>
+      </w:r>
+    </w:p>
+    <w:p>
+      <w:pPr>
+        <w:pStyle w:val="Bibliography"/>
+        <w:rPr>
+          <w:rFonts w:ascii="Times New Roman" w:hAnsi="Times New Roman" w:cs="Times New Roman"/>
+        </w:rPr>
+      </w:pPr>
+      <w:r>
+        <w:rPr>
+          <w:rFonts w:ascii="Times New Roman" w:hAnsi="Times New Roman" w:cs="Times New Roman"/>
+        </w:rPr>
+        <w:t>[7]</w:t>
+      </w:r>
+      <w:r>
+        <w:rPr>
+          <w:rFonts w:ascii="Times New Roman" w:hAnsi="Times New Roman" w:cs="Times New Roman"/>
+        </w:rPr>
+        <w:tab/>
+        <w:t>Achini Kumari Herath, “Genetic Algorithm For University Course Timetabling Problem.” University of Mississippi, 2017.</w:t>
+      </w:r>
+    </w:p>
+    <w:p>
+      <w:pPr>
+        <w:pStyle w:val="Bibliography"/>
+        <w:rPr>
+          <w:rFonts w:ascii="Times New Roman" w:hAnsi="Times New Roman" w:cs="Times New Roman"/>
+        </w:rPr>
+      </w:pPr>
+      <w:r>
+        <w:rPr>
+          <w:rFonts w:ascii="Times New Roman" w:hAnsi="Times New Roman" w:cs="Times New Roman"/>
+        </w:rPr>
+        <w:t>[8]</w:t>
+      </w:r>
+      <w:r>
+        <w:rPr>
+          <w:rFonts w:ascii="Times New Roman" w:hAnsi="Times New Roman" w:cs="Times New Roman"/>
+        </w:rPr>
+        <w:tab/>
+        <w:t>“Introduction to HTML.” https://www.w3schools.com/html/html_intro.asp (accessed Dec. 14, 2022).</w:t>
+      </w:r>
+    </w:p>
+    <w:p>
+      <w:pPr>
+        <w:pStyle w:val="Bibliography"/>
+        <w:rPr>
+          <w:rFonts w:ascii="Times New Roman" w:hAnsi="Times New Roman" w:cs="Times New Roman"/>
+        </w:rPr>
+      </w:pPr>
+      <w:r>
+        <w:rPr>
+          <w:rFonts w:ascii="Times New Roman" w:hAnsi="Times New Roman" w:cs="Times New Roman"/>
+        </w:rPr>
+        <w:t>[9]</w:t>
+      </w:r>
+      <w:r>
+        <w:rPr>
+          <w:rFonts w:ascii="Times New Roman" w:hAnsi="Times New Roman" w:cs="Times New Roman"/>
+        </w:rPr>
+        <w:tab/>
+        <w:t>“CSS Introduction.” https://www.w3schools.com/css/css_intro.asp (accessed Dec. 14, 2022).</w:t>
+      </w:r>
+    </w:p>
+    <w:p>
+      <w:pPr>
+        <w:pStyle w:val="Bibliography"/>
+        <w:rPr>
+          <w:rFonts w:ascii="Times New Roman" w:hAnsi="Times New Roman" w:cs="Times New Roman"/>
+        </w:rPr>
+      </w:pPr>
+      <w:r>
+        <w:rPr>
+          <w:rFonts w:ascii="Times New Roman" w:hAnsi="Times New Roman" w:cs="Times New Roman"/>
+        </w:rPr>
+        <w:t>[10]</w:t>
+      </w:r>
+      <w:r>
+        <w:rPr>
+          <w:rFonts w:ascii="Times New Roman" w:hAnsi="Times New Roman" w:cs="Times New Roman"/>
+        </w:rPr>
+        <w:tab/>
+        <w:t xml:space="preserve">“JavaScript,” </w:t>
+      </w:r>
+      <w:r>
+        <w:rPr>
+          <w:rFonts w:ascii="Times New Roman" w:hAnsi="Times New Roman" w:cs="Times New Roman"/>
+          <w:i/>
+          <w:iCs/>
+        </w:rPr>
+        <w:t>Wikipedia</w:t>
+      </w:r>
+      <w:r>
+        <w:rPr>
+          <w:rFonts w:ascii="Times New Roman" w:hAnsi="Times New Roman" w:cs="Times New Roman"/>
+        </w:rPr>
+        <w:t>. Dec. 12, 2022. Accessed: Dec. 14, 2022. [Online]. Available: https://en.wikipedia.org/w/index.php?title=JavaScript&amp;oldid=1127088475</w:t>
+      </w:r>
+    </w:p>
+    <w:p>
+      <w:pPr>
+        <w:pStyle w:val="Bibliography"/>
+        <w:rPr>
+          <w:rFonts w:ascii="Times New Roman" w:hAnsi="Times New Roman" w:cs="Times New Roman"/>
+        </w:rPr>
+      </w:pPr>
+      <w:r>
+        <w:rPr>
+          <w:rFonts w:ascii="Times New Roman" w:hAnsi="Times New Roman" w:cs="Times New Roman"/>
+        </w:rPr>
+        <w:t>[11]</w:t>
+      </w:r>
+      <w:r>
+        <w:rPr>
+          <w:rFonts w:ascii="Times New Roman" w:hAnsi="Times New Roman" w:cs="Times New Roman"/>
+        </w:rPr>
+        <w:tab/>
+        <w:t>“Introduction to React.” https://www.w3schools.com/REACT/react_intro.asp (accessed Dec. 14, 2022).</w:t>
+      </w:r>
+    </w:p>
+    <w:p>
+      <w:pPr>
+        <w:pStyle w:val="Bibliography"/>
+        <w:rPr>
+          <w:rFonts w:ascii="Times New Roman" w:hAnsi="Times New Roman" w:cs="Times New Roman"/>
+        </w:rPr>
+      </w:pPr>
+      <w:r>
+        <w:rPr>
+          <w:rFonts w:ascii="Times New Roman" w:hAnsi="Times New Roman" w:cs="Times New Roman"/>
+        </w:rPr>
+        <w:t>[12]</w:t>
+      </w:r>
+      <w:r>
+        <w:rPr>
+          <w:rFonts w:ascii="Times New Roman" w:hAnsi="Times New Roman" w:cs="Times New Roman"/>
+        </w:rPr>
+        <w:tab/>
+        <w:t>“Introduction to Node.js.” https://nodejs.dev/en/learn/ (accessed Dec. 14, 2022).</w:t>
+      </w:r>
+    </w:p>
+    <w:p>
+      <w:pPr>
+        <w:pStyle w:val="Bibliography"/>
+        <w:rPr>
+          <w:rFonts w:ascii="Times New Roman" w:hAnsi="Times New Roman" w:cs="Times New Roman"/>
+        </w:rPr>
+      </w:pPr>
+      <w:r>
+        <w:rPr>
+          <w:rFonts w:ascii="Times New Roman" w:hAnsi="Times New Roman" w:cs="Times New Roman"/>
+        </w:rPr>
+        <w:t>[13]</w:t>
+      </w:r>
+      <w:r>
+        <w:rPr>
+          <w:rFonts w:ascii="Times New Roman" w:hAnsi="Times New Roman" w:cs="Times New Roman"/>
+        </w:rPr>
+        <w:tab/>
+        <w:t xml:space="preserve">“What is MySQL? Everything You Need to Know,” </w:t>
+      </w:r>
+      <w:r>
+        <w:rPr>
+          <w:rFonts w:ascii="Times New Roman" w:hAnsi="Times New Roman" w:cs="Times New Roman"/>
+          <w:i/>
+          <w:iCs/>
+        </w:rPr>
+        <w:t>Talend - A Leader in Data Integration &amp; Data Integrity</w:t>
+      </w:r>
+      <w:r>
+        <w:rPr>
+          <w:rFonts w:ascii="Times New Roman" w:hAnsi="Times New Roman" w:cs="Times New Roman"/>
+        </w:rPr>
+        <w:t>. https://www.talend.com/resources/what-is-mysql/ (accessed Dec. 14, 2022).</w:t>
+      </w:r>
+    </w:p>
+    <w:p>
+      <w:pPr>
+        <w:pStyle w:val="Bibliography"/>
+        <w:rPr>
+          <w:rFonts w:ascii="Times New Roman" w:hAnsi="Times New Roman" w:cs="Times New Roman"/>
+        </w:rPr>
+      </w:pPr>
+      <w:r>
+        <w:rPr>
+          <w:rFonts w:ascii="Times New Roman" w:hAnsi="Times New Roman" w:cs="Times New Roman"/>
+        </w:rPr>
+        <w:t>[14]</w:t>
+      </w:r>
+      <w:r>
+        <w:rPr>
+          <w:rFonts w:ascii="Times New Roman" w:hAnsi="Times New Roman" w:cs="Times New Roman"/>
+        </w:rPr>
+        <w:tab/>
+        <w:t xml:space="preserve">“Visual Studio Code,” </w:t>
+      </w:r>
+      <w:r>
+        <w:rPr>
+          <w:rFonts w:ascii="Times New Roman" w:hAnsi="Times New Roman" w:cs="Times New Roman"/>
+          <w:i/>
+          <w:iCs/>
+        </w:rPr>
+        <w:t>Wikipedia</w:t>
+      </w:r>
+      <w:r>
+        <w:rPr>
+          <w:rFonts w:ascii="Times New Roman" w:hAnsi="Times New Roman" w:cs="Times New Roman"/>
+        </w:rPr>
+        <w:t>. Feb. 25, 2021. Accessed: Dec. 14, 2022. [Online]. Available: https://en.wikipedia.org/w/index.php?title=Visual_Studio_Code&amp;oldid=1008850700</w:t>
+      </w:r>
+    </w:p>
+    <w:p>
+      <w:pPr>
+        <w:autoSpaceDE w:val="0"/>
+        <w:autoSpaceDN w:val="0"/>
+        <w:adjustRightInd w:val="0"/>
+        <w:spacing w:after="0" w:line="360" w:lineRule="auto"/>
+        <w:jc w:val="both"/>
+        <w:rPr>
+          <w:rFonts w:cstheme="majorBidi"/>
+          <w:szCs w:val="24"/>
+        </w:rPr>
+      </w:pPr>
+      <w:r>
+        <w:rPr>
+          <w:rFonts w:cstheme="majorBidi"/>
+          <w:szCs w:val="24"/>
+        </w:rPr>
+        <w:fldChar w:fldCharType="end"/>
+      </w:r>
     </w:p>
     <w:sectPr>
-      <w:pgSz w:w="11906" w:h="16838"/>
-      <w:pgMar w:top="1440" w:right="1440" w:bottom="1440" w:left="1872" w:header="708" w:footer="708" w:gutter="0"/>
-      <w:cols w:space="708"/>
-      <w:bidi/>
-      <w:rtlGutter/>
+      <w:pgSz w:w="12240" w:h="15840" w:code="1"/>
+      <w:pgMar w:top="1411" w:right="1411" w:bottom="1411" w:left="1987" w:header="720" w:footer="720" w:gutter="0"/>
+      <w:cols w:space="720"/>
       <w:docGrid w:linePitch="360"/>
     </w:sectPr>
   </w:body>
 </w:document>
 </file>
 
+<file path=word/endnotes.xml><?xml version="1.0" encoding="utf-8"?>
+<w:endnotes xmlns:wpc="http://schemas.microsoft.com/office/word/2010/wordprocessingCanvas" xmlns:cx="http://schemas.microsoft.com/office/drawing/2014/chartex" xmlns:cx1="http://schemas.microsoft.com/office/drawing/2015/9/8/chartex" xmlns:cx2="http://schemas.microsoft.com/office/drawing/2015/10/21/chartex" xmlns:cx3="http://schemas.microsoft.com/office/drawing/2016/5/9/chartex" xmlns:cx4="http://schemas.microsoft.com/office/drawing/2016/5/10/chartex" xmlns:cx5="http://schemas.microsoft.com/office/drawing/2016/5/11/chartex" xmlns:cx6="http://schemas.microsoft.com/office/drawing/2016/5/12/chartex" xmlns:cx7="http://schemas.microsoft.com/office/drawing/2016/5/13/chartex" xmlns:cx8="http://schemas.microsoft.com/office/drawing/2016/5/14/chartex" xmlns:mc="http://schemas.openxmlformats.org/markup-compatibility/2006" xmlns:aink="http://schemas.microsoft.com/office/drawing/2016/ink" xmlns:am3d="http://schemas.microsoft.com/office/drawing/2017/model3d" xmlns:o="urn:schemas-microsoft-com:office:office" xmlns:oel="http://schemas.microsoft.com/office/2019/extlst" xmlns:r="http://schemas.openxmlformats.org/officeDocument/2006/relationships" xmlns:m="http://schemas.openxmlformats.org/officeDocument/2006/math" xmlns:v="urn:schemas-microsoft-com:vml" xmlns:wp14="http://schemas.microsoft.com/office/word/2010/wordprocessingDrawing" xmlns:wp="http://schemas.openxmlformats.org/drawingml/2006/wordprocessingDrawing" xmlns:w10="urn:schemas-microsoft-com:office:word" xmlns:w="http://schemas.openxmlformats.org/wordprocessingml/2006/main" xmlns:w14="http://schemas.microsoft.com/office/word/2010/wordml" xmlns:w15="http://schemas.microsoft.com/office/word/2012/wordml" xmlns:w16cex="http://schemas.microsoft.com/office/word/2018/wordml/cex" xmlns:w16cid="http://schemas.microsoft.com/office/word/2016/wordml/cid" xmlns:w16="http://schemas.microsoft.com/office/word/2018/wordml" xmlns:w16sdtdh="http://schemas.microsoft.com/office/word/2020/wordml/sdtdatahash" xmlns:w16se="http://schemas.microsoft.com/office/word/2015/wordml/symex" xmlns:wpg="http://schemas.microsoft.com/office/word/2010/wordprocessingGroup" xmlns:wpi="http://schemas.microsoft.com/office/word/2010/wordprocessingInk" xmlns:wne="http://schemas.microsoft.com/office/word/2006/wordml" xmlns:wps="http://schemas.microsoft.com/office/word/2010/wordprocessingShape" mc:Ignorable="w14 w15 w16se w16cid w16 w16cex w16sdtdh wp14">
+  <w:endnote w:type="separator" w:id="-1">
+    <w:p>
+      <w:pPr>
+        <w:spacing w:after="0" w:line="240" w:lineRule="auto"/>
+      </w:pPr>
+      <w:r>
+        <w:separator/>
+      </w:r>
+    </w:p>
+  </w:endnote>
+  <w:endnote w:type="continuationSeparator" w:id="0">
+    <w:p>
+      <w:pPr>
+        <w:spacing w:after="0" w:line="240" w:lineRule="auto"/>
+      </w:pPr>
+      <w:r>
+        <w:continuationSeparator/>
+      </w:r>
+    </w:p>
+  </w:endnote>
+</w:endnotes>
+</file>
+
+<file path=word/footnotes.xml><?xml version="1.0" encoding="utf-8"?>
+<w:footnotes xmlns:wpc="http://schemas.microsoft.com/office/word/2010/wordprocessingCanvas" xmlns:cx="http://schemas.microsoft.com/office/drawing/2014/chartex" xmlns:cx1="http://schemas.microsoft.com/office/drawing/2015/9/8/chartex" xmlns:cx2="http://schemas.microsoft.com/office/drawing/2015/10/21/chartex" xmlns:cx3="http://schemas.microsoft.com/office/drawing/2016/5/9/chartex" xmlns:cx4="http://schemas.microsoft.com/office/drawing/2016/5/10/chartex" xmlns:cx5="http://schemas.microsoft.com/office/drawing/2016/5/11/chartex" xmlns:cx6="http://schemas.microsoft.com/office/drawing/2016/5/12/chartex" xmlns:cx7="http://schemas.microsoft.com/office/drawing/2016/5/13/chartex" xmlns:cx8="http://schemas.microsoft.com/office/drawing/2016/5/14/chartex" xmlns:mc="http://schemas.openxmlformats.org/markup-compatibility/2006" xmlns:aink="http://schemas.microsoft.com/office/drawing/2016/ink" xmlns:am3d="http://schemas.microsoft.com/office/drawing/2017/model3d" xmlns:o="urn:schemas-microsoft-com:office:office" xmlns:oel="http://schemas.microsoft.com/office/2019/extlst" xmlns:r="http://schemas.openxmlformats.org/officeDocument/2006/relationships" xmlns:m="http://schemas.openxmlformats.org/officeDocument/2006/math" xmlns:v="urn:schemas-microsoft-com:vml" xmlns:wp14="http://schemas.microsoft.com/office/word/2010/wordprocessingDrawing" xmlns:wp="http://schemas.openxmlformats.org/drawingml/2006/wordprocessingDrawing" xmlns:w10="urn:schemas-microsoft-com:office:word" xmlns:w="http://schemas.openxmlformats.org/wordprocessingml/2006/main" xmlns:w14="http://schemas.microsoft.com/office/word/2010/wordml" xmlns:w15="http://schemas.microsoft.com/office/word/2012/wordml" xmlns:w16cex="http://schemas.microsoft.com/office/word/2018/wordml/cex" xmlns:w16cid="http://schemas.microsoft.com/office/word/2016/wordml/cid" xmlns:w16="http://schemas.microsoft.com/office/word/2018/wordml" xmlns:w16sdtdh="http://schemas.microsoft.com/office/word/2020/wordml/sdtdatahash" xmlns:w16se="http://schemas.microsoft.com/office/word/2015/wordml/symex" xmlns:wpg="http://schemas.microsoft.com/office/word/2010/wordprocessingGroup" xmlns:wpi="http://schemas.microsoft.com/office/word/2010/wordprocessingInk" xmlns:wne="http://schemas.microsoft.com/office/word/2006/wordml" xmlns:wps="http://schemas.microsoft.com/office/word/2010/wordprocessingShape" mc:Ignorable="w14 w15 w16se w16cid w16 w16cex w16sdtdh wp14">
+  <w:footnote w:type="separator" w:id="-1">
+    <w:p>
+      <w:pPr>
+        <w:spacing w:after="0" w:line="240" w:lineRule="auto"/>
+      </w:pPr>
+      <w:r>
+        <w:separator/>
+      </w:r>
+    </w:p>
+  </w:footnote>
+  <w:footnote w:type="continuationSeparator" w:id="0">
+    <w:p>
+      <w:pPr>
+        <w:spacing w:after="0" w:line="240" w:lineRule="auto"/>
+      </w:pPr>
+      <w:r>
+        <w:continuationSeparator/>
+      </w:r>
+    </w:p>
+  </w:footnote>
+</w:footnotes>
+</file>
+
 <file path=word/numbering.xml><?xml version="1.0" encoding="utf-8"?>
 <w:numbering xmlns:wpc="http://schemas.microsoft.com/office/word/2010/wordprocessingCanvas" xmlns:cx="http://schemas.microsoft.com/office/drawing/2014/chartex" xmlns:cx1="http://schemas.microsoft.com/office/drawing/2015/9/8/chartex" xmlns:cx2="http://schemas.microsoft.com/office/drawing/2015/10/21/chartex" xmlns:cx3="http://schemas.microsoft.com/office/drawing/2016/5/9/chartex" xmlns:cx4="http://schemas.microsoft.com/office/drawing/2016/5/10/chartex" xmlns:cx5="http://schemas.microsoft.com/office/drawing/2016/5/11/chartex" xmlns:cx6="http://schemas.microsoft.com/office/drawing/2016/5/12/chartex" xmlns:cx7="http://schemas.microsoft.com/office/drawing/2016/5/13/chartex" xmlns:cx8="http://schemas.microsoft.com/office/drawing/2016/5/14/chartex" xmlns:mc="http://schemas.openxmlformats.org/markup-compatibility/2006" xmlns:aink="http://schemas.microsoft.com/office/drawing/2016/ink" xmlns:am3d="http://schemas.microsoft.com/office/drawing/2017/model3d" xmlns:o="urn:schemas-microsoft-com:office:office" xmlns:oel="http://schemas.microsoft.com/office/2019/extlst" xmlns:r="http://schemas.openxmlformats.org/officeDocument/2006/relationships" xmlns:m="http://schemas.openxmlformats.org/officeDocument/2006/math" xmlns:v="urn:schemas-microsoft-com:vml" xmlns:wp14="http://schemas.microsoft.com/office/word/2010/wordprocessingDrawing" xmlns:wp="http://schemas.openxmlformats.org/drawingml/2006/wordprocessingDrawing" xmlns:w10="urn:schemas-microsoft-com:office:word" xmlns:w="http://schemas.openxmlformats.org/wordprocessingml/2006/main" xmlns:w14="http://schemas.microsoft.com/office/word/2010/wordml" xmlns:w15="http://schemas.microsoft.com/office/word/2012/wordml" xmlns:w16cex="http://schemas.microsoft.com/office/word/2018/wordml/cex" xmlns:w16cid="http://schemas.microsoft.com/office/word/2016/wordml/cid" xmlns:w16="http://schemas.microsoft.com/office/word/2018/wordml" xmlns:w16sdtdh="http://schemas.microsoft.com/office/word/2020/wordml/sdtdatahash" xmlns:w16se="http://schemas.microsoft.com/office/word/2015/wordml/symex" xmlns:wpg="http://schemas.microsoft.com/office/word/2010/wordprocessingGroup" xmlns:wpi="http://schemas.microsoft.com/office/word/2010/wordprocessingInk" xmlns:wne="http://schemas.microsoft.com/office/word/2006/wordml" xmlns:wps="http://schemas.microsoft.com/office/word/2010/wordprocessingShape" mc:Ignorable="w14 w15 w16se w16cid w16 w16cex w16sdtdh wp14">
   <w:abstractNum w:abstractNumId="0" w15:restartNumberingAfterBreak="0">
-    <w:nsid w:val="25D47477"/>
+    <w:nsid w:val="306C62E0"/>
+    <w:multiLevelType w:val="hybridMultilevel"/>
+    <w:tmpl w:val="C8E6ABC2"/>
+    <w:lvl w:ilvl="0" w:tplc="D400A70A">
+      <w:numFmt w:val="bullet"/>
+      <w:lvlText w:val="-"/>
+      <w:lvlJc w:val="left"/>
+      <w:pPr>
+        <w:ind w:left="720" w:hanging="360"/>
+      </w:pPr>
+      <w:rPr>
+        <w:rFonts w:ascii="Times New Roman" w:eastAsiaTheme="minorHAnsi" w:hAnsi="Times New Roman" w:cs="Times New Roman" w:hint="default"/>
+      </w:rPr>
+    </w:lvl>
+    <w:lvl w:ilvl="1" w:tplc="04090003" w:tentative="1">
+      <w:start w:val="1"/>
+      <w:numFmt w:val="bullet"/>
+      <w:lvlText w:val="o"/>
+      <w:lvlJc w:val="left"/>
+      <w:pPr>
+        <w:ind w:left="1440" w:hanging="360"/>
+      </w:pPr>
+      <w:rPr>
+        <w:rFonts w:ascii="Courier New" w:hAnsi="Courier New" w:cs="Courier New" w:hint="default"/>
+      </w:rPr>
+    </w:lvl>
+    <w:lvl w:ilvl="2" w:tplc="04090005" w:tentative="1">
+      <w:start w:val="1"/>
+      <w:numFmt w:val="bullet"/>
+      <w:lvlText w:val=""/>
+      <w:lvlJc w:val="left"/>
+      <w:pPr>
+        <w:ind w:left="2160" w:hanging="360"/>
+      </w:pPr>
+      <w:rPr>
+        <w:rFonts w:ascii="Wingdings" w:hAnsi="Wingdings" w:hint="default"/>
+      </w:rPr>
+    </w:lvl>
+    <w:lvl w:ilvl="3" w:tplc="04090001" w:tentative="1">
+      <w:start w:val="1"/>
+      <w:numFmt w:val="bullet"/>
+      <w:lvlText w:val=""/>
+      <w:lvlJc w:val="left"/>
+      <w:pPr>
+        <w:ind w:left="2880" w:hanging="360"/>
+      </w:pPr>
+      <w:rPr>
+        <w:rFonts w:ascii="Symbol" w:hAnsi="Symbol" w:hint="default"/>
+      </w:rPr>
+    </w:lvl>
+    <w:lvl w:ilvl="4" w:tplc="04090003" w:tentative="1">
+      <w:start w:val="1"/>
+      <w:numFmt w:val="bullet"/>
+      <w:lvlText w:val="o"/>
+      <w:lvlJc w:val="left"/>
+      <w:pPr>
+        <w:ind w:left="3600" w:hanging="360"/>
+      </w:pPr>
+      <w:rPr>
+        <w:rFonts w:ascii="Courier New" w:hAnsi="Courier New" w:cs="Courier New" w:hint="default"/>
+      </w:rPr>
+    </w:lvl>
+    <w:lvl w:ilvl="5" w:tplc="04090005" w:tentative="1">
+      <w:start w:val="1"/>
+      <w:numFmt w:val="bullet"/>
+      <w:lvlText w:val=""/>
+      <w:lvlJc w:val="left"/>
+      <w:pPr>
+        <w:ind w:left="4320" w:hanging="360"/>
+      </w:pPr>
+      <w:rPr>
+        <w:rFonts w:ascii="Wingdings" w:hAnsi="Wingdings" w:hint="default"/>
+      </w:rPr>
+    </w:lvl>
+    <w:lvl w:ilvl="6" w:tplc="04090001" w:tentative="1">
+      <w:start w:val="1"/>
+      <w:numFmt w:val="bullet"/>
+      <w:lvlText w:val=""/>
+      <w:lvlJc w:val="left"/>
+      <w:pPr>
+        <w:ind w:left="5040" w:hanging="360"/>
+      </w:pPr>
+      <w:rPr>
+        <w:rFonts w:ascii="Symbol" w:hAnsi="Symbol" w:hint="default"/>
+      </w:rPr>
+    </w:lvl>
+    <w:lvl w:ilvl="7" w:tplc="04090003" w:tentative="1">
+      <w:start w:val="1"/>
+      <w:numFmt w:val="bullet"/>
+      <w:lvlText w:val="o"/>
+      <w:lvlJc w:val="left"/>
+      <w:pPr>
+        <w:ind w:left="5760" w:hanging="360"/>
+      </w:pPr>
+      <w:rPr>
+        <w:rFonts w:ascii="Courier New" w:hAnsi="Courier New" w:cs="Courier New" w:hint="default"/>
+      </w:rPr>
+    </w:lvl>
+    <w:lvl w:ilvl="8" w:tplc="04090005" w:tentative="1">
+      <w:start w:val="1"/>
+      <w:numFmt w:val="bullet"/>
+      <w:lvlText w:val=""/>
+      <w:lvlJc w:val="left"/>
+      <w:pPr>
+        <w:ind w:left="6480" w:hanging="360"/>
+      </w:pPr>
+      <w:rPr>
+        <w:rFonts w:ascii="Wingdings" w:hAnsi="Wingdings" w:hint="default"/>
+      </w:rPr>
+    </w:lvl>
+  </w:abstractNum>
+  <w:abstractNum w:abstractNumId="1" w15:restartNumberingAfterBreak="0">
+    <w:nsid w:val="3C122C87"/>
+    <w:multiLevelType w:val="multilevel"/>
+    <w:tmpl w:val="F0383F9A"/>
+    <w:lvl w:ilvl="0">
+      <w:start w:val="1"/>
+      <w:numFmt w:val="bullet"/>
+      <w:lvlText w:val=""/>
+      <w:lvlJc w:val="left"/>
+      <w:pPr>
+        <w:tabs>
+          <w:tab w:val="num" w:pos="720"/>
+        </w:tabs>
+        <w:ind w:left="720" w:hanging="360"/>
+      </w:pPr>
+      <w:rPr>
+        <w:rFonts w:ascii="Symbol" w:hAnsi="Symbol" w:hint="default"/>
+        <w:sz w:val="20"/>
+      </w:rPr>
+    </w:lvl>
+    <w:lvl w:ilvl="1" w:tentative="1">
+      <w:start w:val="1"/>
+      <w:numFmt w:val="bullet"/>
+      <w:lvlText w:val="o"/>
+      <w:lvlJc w:val="left"/>
+      <w:pPr>
+        <w:tabs>
+          <w:tab w:val="num" w:pos="1440"/>
+        </w:tabs>
+        <w:ind w:left="1440" w:hanging="360"/>
+      </w:pPr>
+      <w:rPr>
+        <w:rFonts w:ascii="Courier New" w:hAnsi="Courier New" w:hint="default"/>
+        <w:sz w:val="20"/>
+      </w:rPr>
+    </w:lvl>
+    <w:lvl w:ilvl="2" w:tentative="1">
+      <w:start w:val="1"/>
+      <w:numFmt w:val="bullet"/>
+      <w:lvlText w:val=""/>
+      <w:lvlJc w:val="left"/>
+      <w:pPr>
+        <w:tabs>
+          <w:tab w:val="num" w:pos="2160"/>
+        </w:tabs>
+        <w:ind w:left="2160" w:hanging="360"/>
+      </w:pPr>
+      <w:rPr>
+        <w:rFonts w:ascii="Wingdings" w:hAnsi="Wingdings" w:hint="default"/>
+        <w:sz w:val="20"/>
+      </w:rPr>
+    </w:lvl>
+    <w:lvl w:ilvl="3" w:tentative="1">
+      <w:start w:val="1"/>
+      <w:numFmt w:val="bullet"/>
+      <w:lvlText w:val=""/>
+      <w:lvlJc w:val="left"/>
+      <w:pPr>
+        <w:tabs>
+          <w:tab w:val="num" w:pos="2880"/>
+        </w:tabs>
+        <w:ind w:left="2880" w:hanging="360"/>
+      </w:pPr>
+      <w:rPr>
+        <w:rFonts w:ascii="Wingdings" w:hAnsi="Wingdings" w:hint="default"/>
+        <w:sz w:val="20"/>
+      </w:rPr>
+    </w:lvl>
+    <w:lvl w:ilvl="4" w:tentative="1">
+      <w:start w:val="1"/>
+      <w:numFmt w:val="bullet"/>
+      <w:lvlText w:val=""/>
+      <w:lvlJc w:val="left"/>
+      <w:pPr>
+        <w:tabs>
+          <w:tab w:val="num" w:pos="3600"/>
+        </w:tabs>
+        <w:ind w:left="3600" w:hanging="360"/>
+      </w:pPr>
+      <w:rPr>
+        <w:rFonts w:ascii="Wingdings" w:hAnsi="Wingdings" w:hint="default"/>
+        <w:sz w:val="20"/>
+      </w:rPr>
+    </w:lvl>
+    <w:lvl w:ilvl="5" w:tentative="1">
+      <w:start w:val="1"/>
+      <w:numFmt w:val="bullet"/>
+      <w:lvlText w:val=""/>
+      <w:lvlJc w:val="left"/>
+      <w:pPr>
+        <w:tabs>
+          <w:tab w:val="num" w:pos="4320"/>
+        </w:tabs>
+        <w:ind w:left="4320" w:hanging="360"/>
+      </w:pPr>
+      <w:rPr>
+        <w:rFonts w:ascii="Wingdings" w:hAnsi="Wingdings" w:hint="default"/>
+        <w:sz w:val="20"/>
+      </w:rPr>
+    </w:lvl>
+    <w:lvl w:ilvl="6" w:tentative="1">
+      <w:start w:val="1"/>
+      <w:numFmt w:val="bullet"/>
+      <w:lvlText w:val=""/>
+      <w:lvlJc w:val="left"/>
+      <w:pPr>
+        <w:tabs>
+          <w:tab w:val="num" w:pos="5040"/>
+        </w:tabs>
+        <w:ind w:left="5040" w:hanging="360"/>
+      </w:pPr>
+      <w:rPr>
+        <w:rFonts w:ascii="Wingdings" w:hAnsi="Wingdings" w:hint="default"/>
+        <w:sz w:val="20"/>
+      </w:rPr>
+    </w:lvl>
+    <w:lvl w:ilvl="7" w:tentative="1">
+      <w:start w:val="1"/>
+      <w:numFmt w:val="bullet"/>
+      <w:lvlText w:val=""/>
+      <w:lvlJc w:val="left"/>
+      <w:pPr>
+        <w:tabs>
+          <w:tab w:val="num" w:pos="5760"/>
+        </w:tabs>
+        <w:ind w:left="5760" w:hanging="360"/>
+      </w:pPr>
+      <w:rPr>
+        <w:rFonts w:ascii="Wingdings" w:hAnsi="Wingdings" w:hint="default"/>
+        <w:sz w:val="20"/>
+      </w:rPr>
+    </w:lvl>
+    <w:lvl w:ilvl="8" w:tentative="1">
+      <w:start w:val="1"/>
+      <w:numFmt w:val="bullet"/>
+      <w:lvlText w:val=""/>
+      <w:lvlJc w:val="left"/>
+      <w:pPr>
+        <w:tabs>
+          <w:tab w:val="num" w:pos="6480"/>
+        </w:tabs>
+        <w:ind w:left="6480" w:hanging="360"/>
+      </w:pPr>
+      <w:rPr>
+        <w:rFonts w:ascii="Wingdings" w:hAnsi="Wingdings" w:hint="default"/>
+        <w:sz w:val="20"/>
+      </w:rPr>
+    </w:lvl>
+  </w:abstractNum>
+  <w:abstractNum w:abstractNumId="2" w15:restartNumberingAfterBreak="0">
+    <w:nsid w:val="4721779F"/>
+    <w:multiLevelType w:val="hybridMultilevel"/>
+    <w:tmpl w:val="2D8CAE6A"/>
+    <w:lvl w:ilvl="0" w:tplc="D400A70A">
+      <w:numFmt w:val="bullet"/>
+      <w:lvlText w:val="-"/>
+      <w:lvlJc w:val="left"/>
+      <w:pPr>
+        <w:ind w:left="360" w:hanging="360"/>
+      </w:pPr>
+      <w:rPr>
+        <w:rFonts w:ascii="Times New Roman" w:eastAsiaTheme="minorHAnsi" w:hAnsi="Times New Roman" w:cs="Times New Roman" w:hint="default"/>
+      </w:rPr>
+    </w:lvl>
+    <w:lvl w:ilvl="1" w:tplc="04090003">
+      <w:start w:val="1"/>
+      <w:numFmt w:val="bullet"/>
+      <w:lvlText w:val="o"/>
+      <w:lvlJc w:val="left"/>
+      <w:pPr>
+        <w:ind w:left="1080" w:hanging="360"/>
+      </w:pPr>
+      <w:rPr>
+        <w:rFonts w:ascii="Courier New" w:hAnsi="Courier New" w:cs="Courier New" w:hint="default"/>
+      </w:rPr>
+    </w:lvl>
+    <w:lvl w:ilvl="2" w:tplc="04090005" w:tentative="1">
+      <w:start w:val="1"/>
+      <w:numFmt w:val="bullet"/>
+      <w:lvlText w:val=""/>
+      <w:lvlJc w:val="left"/>
+      <w:pPr>
+        <w:ind w:left="1800" w:hanging="360"/>
+      </w:pPr>
+      <w:rPr>
+        <w:rFonts w:ascii="Wingdings" w:hAnsi="Wingdings" w:hint="default"/>
+      </w:rPr>
+    </w:lvl>
+    <w:lvl w:ilvl="3" w:tplc="04090001" w:tentative="1">
+      <w:start w:val="1"/>
+      <w:numFmt w:val="bullet"/>
+      <w:lvlText w:val=""/>
+      <w:lvlJc w:val="left"/>
+      <w:pPr>
+        <w:ind w:left="2520" w:hanging="360"/>
+      </w:pPr>
+      <w:rPr>
+        <w:rFonts w:ascii="Symbol" w:hAnsi="Symbol" w:hint="default"/>
+      </w:rPr>
+    </w:lvl>
+    <w:lvl w:ilvl="4" w:tplc="04090003" w:tentative="1">
+      <w:start w:val="1"/>
+      <w:numFmt w:val="bullet"/>
+      <w:lvlText w:val="o"/>
+      <w:lvlJc w:val="left"/>
+      <w:pPr>
+        <w:ind w:left="3240" w:hanging="360"/>
+      </w:pPr>
+      <w:rPr>
+        <w:rFonts w:ascii="Courier New" w:hAnsi="Courier New" w:cs="Courier New" w:hint="default"/>
+      </w:rPr>
+    </w:lvl>
+    <w:lvl w:ilvl="5" w:tplc="04090005" w:tentative="1">
+      <w:start w:val="1"/>
+      <w:numFmt w:val="bullet"/>
+      <w:lvlText w:val=""/>
+      <w:lvlJc w:val="left"/>
+      <w:pPr>
+        <w:ind w:left="3960" w:hanging="360"/>
+      </w:pPr>
+      <w:rPr>
+        <w:rFonts w:ascii="Wingdings" w:hAnsi="Wingdings" w:hint="default"/>
+      </w:rPr>
+    </w:lvl>
+    <w:lvl w:ilvl="6" w:tplc="04090001" w:tentative="1">
+      <w:start w:val="1"/>
+      <w:numFmt w:val="bullet"/>
+      <w:lvlText w:val=""/>
+      <w:lvlJc w:val="left"/>
+      <w:pPr>
+        <w:ind w:left="4680" w:hanging="360"/>
+      </w:pPr>
+      <w:rPr>
+        <w:rFonts w:ascii="Symbol" w:hAnsi="Symbol" w:hint="default"/>
+      </w:rPr>
+    </w:lvl>
+    <w:lvl w:ilvl="7" w:tplc="04090003" w:tentative="1">
+      <w:start w:val="1"/>
+      <w:numFmt w:val="bullet"/>
+      <w:lvlText w:val="o"/>
+      <w:lvlJc w:val="left"/>
+      <w:pPr>
+        <w:ind w:left="5400" w:hanging="360"/>
+      </w:pPr>
+      <w:rPr>
+        <w:rFonts w:ascii="Courier New" w:hAnsi="Courier New" w:cs="Courier New" w:hint="default"/>
+      </w:rPr>
+    </w:lvl>
+    <w:lvl w:ilvl="8" w:tplc="04090005" w:tentative="1">
+      <w:start w:val="1"/>
+      <w:numFmt w:val="bullet"/>
+      <w:lvlText w:val=""/>
+      <w:lvlJc w:val="left"/>
+      <w:pPr>
+        <w:ind w:left="6120" w:hanging="360"/>
+      </w:pPr>
+      <w:rPr>
+        <w:rFonts w:ascii="Wingdings" w:hAnsi="Wingdings" w:hint="default"/>
+      </w:rPr>
+    </w:lvl>
+  </w:abstractNum>
+  <w:abstractNum w:abstractNumId="3" w15:restartNumberingAfterBreak="0">
+    <w:nsid w:val="51EA55EB"/>
+    <w:multiLevelType w:val="hybridMultilevel"/>
+    <w:tmpl w:val="E0D4A6CE"/>
+    <w:lvl w:ilvl="0" w:tplc="0409000F">
+      <w:start w:val="1"/>
+      <w:numFmt w:val="decimal"/>
+      <w:lvlText w:val="%1."/>
+      <w:lvlJc w:val="left"/>
+      <w:pPr>
+        <w:ind w:left="720" w:hanging="360"/>
+      </w:pPr>
+    </w:lvl>
+    <w:lvl w:ilvl="1" w:tplc="04090019" w:tentative="1">
+      <w:start w:val="1"/>
+      <w:numFmt w:val="lowerLetter"/>
+      <w:lvlText w:val="%2."/>
+      <w:lvlJc w:val="left"/>
+      <w:pPr>
+        <w:ind w:left="1440" w:hanging="360"/>
+      </w:pPr>
+    </w:lvl>
+    <w:lvl w:ilvl="2" w:tplc="0409001B" w:tentative="1">
+      <w:start w:val="1"/>
+      <w:numFmt w:val="lowerRoman"/>
+      <w:lvlText w:val="%3."/>
+      <w:lvlJc w:val="right"/>
+      <w:pPr>
+        <w:ind w:left="2160" w:hanging="180"/>
+      </w:pPr>
+    </w:lvl>
+    <w:lvl w:ilvl="3" w:tplc="0409000F" w:tentative="1">
+      <w:start w:val="1"/>
+      <w:numFmt w:val="decimal"/>
+      <w:lvlText w:val="%4."/>
+      <w:lvlJc w:val="left"/>
+      <w:pPr>
+        <w:ind w:left="2880" w:hanging="360"/>
+      </w:pPr>
+    </w:lvl>
+    <w:lvl w:ilvl="4" w:tplc="04090019" w:tentative="1">
+      <w:start w:val="1"/>
+      <w:numFmt w:val="lowerLetter"/>
+      <w:lvlText w:val="%5."/>
+      <w:lvlJc w:val="left"/>
+      <w:pPr>
+        <w:ind w:left="3600" w:hanging="360"/>
+      </w:pPr>
+    </w:lvl>
+    <w:lvl w:ilvl="5" w:tplc="0409001B" w:tentative="1">
+      <w:start w:val="1"/>
+      <w:numFmt w:val="lowerRoman"/>
+      <w:lvlText w:val="%6."/>
+      <w:lvlJc w:val="right"/>
+      <w:pPr>
+        <w:ind w:left="4320" w:hanging="180"/>
+      </w:pPr>
+    </w:lvl>
+    <w:lvl w:ilvl="6" w:tplc="0409000F" w:tentative="1">
+      <w:start w:val="1"/>
+      <w:numFmt w:val="decimal"/>
+      <w:lvlText w:val="%7."/>
+      <w:lvlJc w:val="left"/>
+      <w:pPr>
+        <w:ind w:left="5040" w:hanging="360"/>
+      </w:pPr>
+    </w:lvl>
+    <w:lvl w:ilvl="7" w:tplc="04090019" w:tentative="1">
+      <w:start w:val="1"/>
+      <w:numFmt w:val="lowerLetter"/>
+      <w:lvlText w:val="%8."/>
+      <w:lvlJc w:val="left"/>
+      <w:pPr>
+        <w:ind w:left="5760" w:hanging="360"/>
+      </w:pPr>
+    </w:lvl>
+    <w:lvl w:ilvl="8" w:tplc="0409001B" w:tentative="1">
+      <w:start w:val="1"/>
+      <w:numFmt w:val="lowerRoman"/>
+      <w:lvlText w:val="%9."/>
+      <w:lvlJc w:val="right"/>
+      <w:pPr>
+        <w:ind w:left="6480" w:hanging="180"/>
+      </w:pPr>
+    </w:lvl>
+  </w:abstractNum>
+  <w:abstractNum w:abstractNumId="4" w15:restartNumberingAfterBreak="0">
+    <w:nsid w:val="552F27F2"/>
+    <w:multiLevelType w:val="hybridMultilevel"/>
+    <w:tmpl w:val="8A6851CE"/>
+    <w:lvl w:ilvl="0" w:tplc="D400A70A">
+      <w:numFmt w:val="bullet"/>
+      <w:lvlText w:val="-"/>
+      <w:lvlJc w:val="left"/>
+      <w:pPr>
+        <w:ind w:left="360" w:hanging="360"/>
+      </w:pPr>
+      <w:rPr>
+        <w:rFonts w:ascii="Times New Roman" w:eastAsiaTheme="minorHAnsi" w:hAnsi="Times New Roman" w:cs="Times New Roman" w:hint="default"/>
+      </w:rPr>
+    </w:lvl>
+    <w:lvl w:ilvl="1" w:tplc="04090003">
+      <w:start w:val="1"/>
+      <w:numFmt w:val="bullet"/>
+      <w:lvlText w:val="o"/>
+      <w:lvlJc w:val="left"/>
+      <w:pPr>
+        <w:ind w:left="1080" w:hanging="360"/>
+      </w:pPr>
+      <w:rPr>
+        <w:rFonts w:ascii="Courier New" w:hAnsi="Courier New" w:cs="Courier New" w:hint="default"/>
+      </w:rPr>
+    </w:lvl>
+    <w:lvl w:ilvl="2" w:tplc="04090005" w:tentative="1">
+      <w:start w:val="1"/>
+      <w:numFmt w:val="bullet"/>
+      <w:lvlText w:val=""/>
+      <w:lvlJc w:val="left"/>
+      <w:pPr>
+        <w:ind w:left="1800" w:hanging="360"/>
+      </w:pPr>
+      <w:rPr>
+        <w:rFonts w:ascii="Wingdings" w:hAnsi="Wingdings" w:hint="default"/>
+      </w:rPr>
+    </w:lvl>
+    <w:lvl w:ilvl="3" w:tplc="04090001" w:tentative="1">
+      <w:start w:val="1"/>
+      <w:numFmt w:val="bullet"/>
+      <w:lvlText w:val=""/>
+      <w:lvlJc w:val="left"/>
+      <w:pPr>
+        <w:ind w:left="2520" w:hanging="360"/>
+      </w:pPr>
+      <w:rPr>
+        <w:rFonts w:ascii="Symbol" w:hAnsi="Symbol" w:hint="default"/>
+      </w:rPr>
+    </w:lvl>
+    <w:lvl w:ilvl="4" w:tplc="04090003" w:tentative="1">
+      <w:start w:val="1"/>
+      <w:numFmt w:val="bullet"/>
+      <w:lvlText w:val="o"/>
+      <w:lvlJc w:val="left"/>
+      <w:pPr>
+        <w:ind w:left="3240" w:hanging="360"/>
+      </w:pPr>
+      <w:rPr>
+        <w:rFonts w:ascii="Courier New" w:hAnsi="Courier New" w:cs="Courier New" w:hint="default"/>
+      </w:rPr>
+    </w:lvl>
+    <w:lvl w:ilvl="5" w:tplc="04090005" w:tentative="1">
+      <w:start w:val="1"/>
+      <w:numFmt w:val="bullet"/>
+      <w:lvlText w:val=""/>
+      <w:lvlJc w:val="left"/>
+      <w:pPr>
+        <w:ind w:left="3960" w:hanging="360"/>
+      </w:pPr>
+      <w:rPr>
+        <w:rFonts w:ascii="Wingdings" w:hAnsi="Wingdings" w:hint="default"/>
+      </w:rPr>
+    </w:lvl>
+    <w:lvl w:ilvl="6" w:tplc="04090001" w:tentative="1">
+      <w:start w:val="1"/>
+      <w:numFmt w:val="bullet"/>
+      <w:lvlText w:val=""/>
+      <w:lvlJc w:val="left"/>
+      <w:pPr>
+        <w:ind w:left="4680" w:hanging="360"/>
+      </w:pPr>
+      <w:rPr>
+        <w:rFonts w:ascii="Symbol" w:hAnsi="Symbol" w:hint="default"/>
+      </w:rPr>
+    </w:lvl>
+    <w:lvl w:ilvl="7" w:tplc="04090003" w:tentative="1">
+      <w:start w:val="1"/>
+      <w:numFmt w:val="bullet"/>
+      <w:lvlText w:val="o"/>
+      <w:lvlJc w:val="left"/>
+      <w:pPr>
+        <w:ind w:left="5400" w:hanging="360"/>
+      </w:pPr>
+      <w:rPr>
+        <w:rFonts w:ascii="Courier New" w:hAnsi="Courier New" w:cs="Courier New" w:hint="default"/>
+      </w:rPr>
+    </w:lvl>
+    <w:lvl w:ilvl="8" w:tplc="04090005" w:tentative="1">
+      <w:start w:val="1"/>
+      <w:numFmt w:val="bullet"/>
+      <w:lvlText w:val=""/>
+      <w:lvlJc w:val="left"/>
+      <w:pPr>
+        <w:ind w:left="6120" w:hanging="360"/>
+      </w:pPr>
+      <w:rPr>
+        <w:rFonts w:ascii="Wingdings" w:hAnsi="Wingdings" w:hint="default"/>
+      </w:rPr>
+    </w:lvl>
+  </w:abstractNum>
+  <w:abstractNum w:abstractNumId="5" w15:restartNumberingAfterBreak="0">
+    <w:nsid w:val="5CF978EF"/>
+    <w:multiLevelType w:val="multilevel"/>
+    <w:tmpl w:val="18526B06"/>
+    <w:lvl w:ilvl="0">
+      <w:start w:val="1"/>
+      <w:numFmt w:val="decimal"/>
+      <w:lvlText w:val="%1"/>
+      <w:lvlJc w:val="left"/>
+      <w:pPr>
+        <w:ind w:left="3582" w:hanging="432"/>
+      </w:pPr>
+      <w:rPr>
+        <w:rFonts w:hint="default"/>
+        <w:color w:val="FFFFFF" w:themeColor="background1"/>
+      </w:rPr>
+    </w:lvl>
+    <w:lvl w:ilvl="1">
+      <w:start w:val="1"/>
+      <w:numFmt w:val="decimal"/>
+      <w:lvlText w:val="1.%2"/>
+      <w:lvlJc w:val="left"/>
+      <w:pPr>
+        <w:ind w:left="576" w:hanging="576"/>
+      </w:pPr>
+      <w:rPr>
+        <w:rFonts w:hint="default"/>
+      </w:rPr>
+    </w:lvl>
+    <w:lvl w:ilvl="2">
+      <w:start w:val="1"/>
+      <w:numFmt w:val="decimal"/>
+      <w:lvlText w:val="%1.%2.%3"/>
+      <w:lvlJc w:val="left"/>
+      <w:pPr>
+        <w:ind w:left="720" w:hanging="720"/>
+      </w:pPr>
+      <w:rPr>
+        <w:rFonts w:hint="default"/>
+      </w:rPr>
+    </w:lvl>
+    <w:lvl w:ilvl="3">
+      <w:start w:val="1"/>
+      <w:numFmt w:val="decimal"/>
+      <w:lvlText w:val="%1.%2.%3.%4"/>
+      <w:lvlJc w:val="left"/>
+      <w:pPr>
+        <w:ind w:left="864" w:hanging="864"/>
+      </w:pPr>
+      <w:rPr>
+        <w:rFonts w:hint="default"/>
+      </w:rPr>
+    </w:lvl>
+    <w:lvl w:ilvl="4">
+      <w:start w:val="1"/>
+      <w:numFmt w:val="decimal"/>
+      <w:lvlText w:val="%1.%2.%3.%4.%5"/>
+      <w:lvlJc w:val="left"/>
+      <w:pPr>
+        <w:ind w:left="1008" w:hanging="1008"/>
+      </w:pPr>
+      <w:rPr>
+        <w:rFonts w:hint="default"/>
+      </w:rPr>
+    </w:lvl>
+    <w:lvl w:ilvl="5">
+      <w:start w:val="1"/>
+      <w:numFmt w:val="decimal"/>
+      <w:lvlText w:val="%1.%2.%3.%4.%5.%6"/>
+      <w:lvlJc w:val="left"/>
+      <w:pPr>
+        <w:ind w:left="1152" w:hanging="1152"/>
+      </w:pPr>
+      <w:rPr>
+        <w:rFonts w:hint="default"/>
+      </w:rPr>
+    </w:lvl>
+    <w:lvl w:ilvl="6">
+      <w:start w:val="1"/>
+      <w:numFmt w:val="decimal"/>
+      <w:lvlText w:val="%1.%2.%3.%4.%5.%6.%7"/>
+      <w:lvlJc w:val="left"/>
+      <w:pPr>
+        <w:ind w:left="1296" w:hanging="1296"/>
+      </w:pPr>
+      <w:rPr>
+        <w:rFonts w:hint="default"/>
+      </w:rPr>
+    </w:lvl>
+    <w:lvl w:ilvl="7">
+      <w:start w:val="1"/>
+      <w:numFmt w:val="decimal"/>
+      <w:lvlText w:val="%1.%2.%3.%4.%5.%6.%7.%8"/>
+      <w:lvlJc w:val="left"/>
+      <w:pPr>
+        <w:ind w:left="1440" w:hanging="1440"/>
+      </w:pPr>
+      <w:rPr>
+        <w:rFonts w:hint="default"/>
+      </w:rPr>
+    </w:lvl>
+    <w:lvl w:ilvl="8">
+      <w:start w:val="1"/>
+      <w:numFmt w:val="decimal"/>
+      <w:lvlText w:val="%1.%2.%3.%4.%5.%6.%7.%8.%9"/>
+      <w:lvlJc w:val="left"/>
+      <w:pPr>
+        <w:ind w:left="1584" w:hanging="1584"/>
+      </w:pPr>
+      <w:rPr>
+        <w:rFonts w:hint="default"/>
+      </w:rPr>
+    </w:lvl>
+  </w:abstractNum>
+  <w:abstractNum w:abstractNumId="6" w15:restartNumberingAfterBreak="0">
+    <w:nsid w:val="62FB0C17"/>
     <w:multiLevelType w:val="multilevel"/>
     <w:tmpl w:val="04090025"/>
     <w:lvl w:ilvl="0">
@@ -267,10 +5332,10 @@
       </w:pPr>
     </w:lvl>
   </w:abstractNum>
-  <w:abstractNum w:abstractNumId="1" w15:restartNumberingAfterBreak="0">
-    <w:nsid w:val="5CF978EF"/>
+  <w:abstractNum w:abstractNumId="7" w15:restartNumberingAfterBreak="0">
+    <w:nsid w:val="684028CA"/>
     <w:multiLevelType w:val="multilevel"/>
-    <w:tmpl w:val="751AC7BE"/>
+    <w:tmpl w:val="04090025"/>
     <w:lvl w:ilvl="0">
       <w:start w:val="1"/>
       <w:numFmt w:val="decimal"/>
@@ -280,7 +5345,7 @@
         <w:ind w:left="432" w:hanging="432"/>
       </w:pPr>
       <w:rPr>
-        <w:color w:val="FFFFFF" w:themeColor="background1"/>
+        <w:rFonts w:hint="default"/>
       </w:rPr>
     </w:lvl>
     <w:lvl w:ilvl="1">
@@ -291,6 +5356,9 @@
       <w:pPr>
         <w:ind w:left="576" w:hanging="576"/>
       </w:pPr>
+      <w:rPr>
+        <w:rFonts w:hint="default"/>
+      </w:rPr>
     </w:lvl>
     <w:lvl w:ilvl="2">
       <w:start w:val="1"/>
@@ -300,6 +5368,9 @@
       <w:pPr>
         <w:ind w:left="720" w:hanging="720"/>
       </w:pPr>
+      <w:rPr>
+        <w:rFonts w:hint="default"/>
+      </w:rPr>
     </w:lvl>
     <w:lvl w:ilvl="3">
       <w:start w:val="1"/>
@@ -309,6 +5380,9 @@
       <w:pPr>
         <w:ind w:left="864" w:hanging="864"/>
       </w:pPr>
+      <w:rPr>
+        <w:rFonts w:hint="default"/>
+      </w:rPr>
     </w:lvl>
     <w:lvl w:ilvl="4">
       <w:start w:val="1"/>
@@ -318,6 +5392,9 @@
       <w:pPr>
         <w:ind w:left="1008" w:hanging="1008"/>
       </w:pPr>
+      <w:rPr>
+        <w:rFonts w:hint="default"/>
+      </w:rPr>
     </w:lvl>
     <w:lvl w:ilvl="5">
       <w:start w:val="1"/>
@@ -327,6 +5404,9 @@
       <w:pPr>
         <w:ind w:left="1152" w:hanging="1152"/>
       </w:pPr>
+      <w:rPr>
+        <w:rFonts w:hint="default"/>
+      </w:rPr>
     </w:lvl>
     <w:lvl w:ilvl="6">
       <w:start w:val="1"/>
@@ -336,6 +5416,9 @@
       <w:pPr>
         <w:ind w:left="1296" w:hanging="1296"/>
       </w:pPr>
+      <w:rPr>
+        <w:rFonts w:hint="default"/>
+      </w:rPr>
     </w:lvl>
     <w:lvl w:ilvl="7">
       <w:start w:val="1"/>
@@ -345,6 +5428,9 @@
       <w:pPr>
         <w:ind w:left="1440" w:hanging="1440"/>
       </w:pPr>
+      <w:rPr>
+        <w:rFonts w:hint="default"/>
+      </w:rPr>
     </w:lvl>
     <w:lvl w:ilvl="8">
       <w:start w:val="1"/>
@@ -354,13 +5440,242 @@
       <w:pPr>
         <w:ind w:left="1584" w:hanging="1584"/>
       </w:pPr>
+      <w:rPr>
+        <w:rFonts w:hint="default"/>
+      </w:rPr>
     </w:lvl>
   </w:abstractNum>
-  <w:num w:numId="1" w16cid:durableId="583416703">
+  <w:abstractNum w:abstractNumId="8" w15:restartNumberingAfterBreak="0">
+    <w:nsid w:val="6A5215A3"/>
+    <w:multiLevelType w:val="hybridMultilevel"/>
+    <w:tmpl w:val="66D6A130"/>
+    <w:lvl w:ilvl="0" w:tplc="0409000F">
+      <w:start w:val="1"/>
+      <w:numFmt w:val="decimal"/>
+      <w:lvlText w:val="%1."/>
+      <w:lvlJc w:val="left"/>
+      <w:pPr>
+        <w:ind w:left="1440" w:hanging="360"/>
+      </w:pPr>
+    </w:lvl>
+    <w:lvl w:ilvl="1" w:tplc="04090019">
+      <w:start w:val="1"/>
+      <w:numFmt w:val="lowerLetter"/>
+      <w:lvlText w:val="%2."/>
+      <w:lvlJc w:val="left"/>
+      <w:pPr>
+        <w:ind w:left="2160" w:hanging="360"/>
+      </w:pPr>
+    </w:lvl>
+    <w:lvl w:ilvl="2" w:tplc="0409001B">
+      <w:start w:val="1"/>
+      <w:numFmt w:val="lowerRoman"/>
+      <w:lvlText w:val="%3."/>
+      <w:lvlJc w:val="right"/>
+      <w:pPr>
+        <w:ind w:left="2880" w:hanging="180"/>
+      </w:pPr>
+    </w:lvl>
+    <w:lvl w:ilvl="3" w:tplc="0409000F">
+      <w:start w:val="1"/>
+      <w:numFmt w:val="decimal"/>
+      <w:lvlText w:val="%4."/>
+      <w:lvlJc w:val="left"/>
+      <w:pPr>
+        <w:ind w:left="3600" w:hanging="360"/>
+      </w:pPr>
+    </w:lvl>
+    <w:lvl w:ilvl="4" w:tplc="04090019">
+      <w:start w:val="1"/>
+      <w:numFmt w:val="lowerLetter"/>
+      <w:lvlText w:val="%5."/>
+      <w:lvlJc w:val="left"/>
+      <w:pPr>
+        <w:ind w:left="4320" w:hanging="360"/>
+      </w:pPr>
+    </w:lvl>
+    <w:lvl w:ilvl="5" w:tplc="0409001B">
+      <w:start w:val="1"/>
+      <w:numFmt w:val="lowerRoman"/>
+      <w:lvlText w:val="%6."/>
+      <w:lvlJc w:val="right"/>
+      <w:pPr>
+        <w:ind w:left="5040" w:hanging="180"/>
+      </w:pPr>
+    </w:lvl>
+    <w:lvl w:ilvl="6" w:tplc="0409000F">
+      <w:start w:val="1"/>
+      <w:numFmt w:val="decimal"/>
+      <w:lvlText w:val="%7."/>
+      <w:lvlJc w:val="left"/>
+      <w:pPr>
+        <w:ind w:left="5760" w:hanging="360"/>
+      </w:pPr>
+    </w:lvl>
+    <w:lvl w:ilvl="7" w:tplc="04090019">
+      <w:start w:val="1"/>
+      <w:numFmt w:val="lowerLetter"/>
+      <w:lvlText w:val="%8."/>
+      <w:lvlJc w:val="left"/>
+      <w:pPr>
+        <w:ind w:left="6480" w:hanging="360"/>
+      </w:pPr>
+    </w:lvl>
+    <w:lvl w:ilvl="8" w:tplc="0409001B">
+      <w:start w:val="1"/>
+      <w:numFmt w:val="lowerRoman"/>
+      <w:lvlText w:val="%9."/>
+      <w:lvlJc w:val="right"/>
+      <w:pPr>
+        <w:ind w:left="7200" w:hanging="180"/>
+      </w:pPr>
+    </w:lvl>
+  </w:abstractNum>
+  <w:abstractNum w:abstractNumId="9" w15:restartNumberingAfterBreak="0">
+    <w:nsid w:val="716F77B4"/>
+    <w:multiLevelType w:val="multilevel"/>
+    <w:tmpl w:val="04090025"/>
+    <w:lvl w:ilvl="0">
+      <w:start w:val="1"/>
+      <w:numFmt w:val="decimal"/>
+      <w:lvlText w:val="%1"/>
+      <w:lvlJc w:val="left"/>
+      <w:pPr>
+        <w:ind w:left="432" w:hanging="432"/>
+      </w:pPr>
+    </w:lvl>
+    <w:lvl w:ilvl="1">
+      <w:start w:val="1"/>
+      <w:numFmt w:val="decimal"/>
+      <w:lvlText w:val="%1.%2"/>
+      <w:lvlJc w:val="left"/>
+      <w:pPr>
+        <w:ind w:left="576" w:hanging="576"/>
+      </w:pPr>
+    </w:lvl>
+    <w:lvl w:ilvl="2">
+      <w:start w:val="1"/>
+      <w:numFmt w:val="decimal"/>
+      <w:lvlText w:val="%1.%2.%3"/>
+      <w:lvlJc w:val="left"/>
+      <w:pPr>
+        <w:ind w:left="720" w:hanging="720"/>
+      </w:pPr>
+    </w:lvl>
+    <w:lvl w:ilvl="3">
+      <w:start w:val="1"/>
+      <w:numFmt w:val="decimal"/>
+      <w:lvlText w:val="%1.%2.%3.%4"/>
+      <w:lvlJc w:val="left"/>
+      <w:pPr>
+        <w:ind w:left="864" w:hanging="864"/>
+      </w:pPr>
+    </w:lvl>
+    <w:lvl w:ilvl="4">
+      <w:start w:val="1"/>
+      <w:numFmt w:val="decimal"/>
+      <w:lvlText w:val="%1.%2.%3.%4.%5"/>
+      <w:lvlJc w:val="left"/>
+      <w:pPr>
+        <w:ind w:left="1008" w:hanging="1008"/>
+      </w:pPr>
+    </w:lvl>
+    <w:lvl w:ilvl="5">
+      <w:start w:val="1"/>
+      <w:numFmt w:val="decimal"/>
+      <w:lvlText w:val="%1.%2.%3.%4.%5.%6"/>
+      <w:lvlJc w:val="left"/>
+      <w:pPr>
+        <w:ind w:left="1152" w:hanging="1152"/>
+      </w:pPr>
+    </w:lvl>
+    <w:lvl w:ilvl="6">
+      <w:start w:val="1"/>
+      <w:numFmt w:val="decimal"/>
+      <w:lvlText w:val="%1.%2.%3.%4.%5.%6.%7"/>
+      <w:lvlJc w:val="left"/>
+      <w:pPr>
+        <w:ind w:left="1296" w:hanging="1296"/>
+      </w:pPr>
+    </w:lvl>
+    <w:lvl w:ilvl="7">
+      <w:start w:val="1"/>
+      <w:numFmt w:val="decimal"/>
+      <w:lvlText w:val="%1.%2.%3.%4.%5.%6.%7.%8"/>
+      <w:lvlJc w:val="left"/>
+      <w:pPr>
+        <w:ind w:left="1440" w:hanging="1440"/>
+      </w:pPr>
+    </w:lvl>
+    <w:lvl w:ilvl="8">
+      <w:start w:val="1"/>
+      <w:numFmt w:val="decimal"/>
+      <w:lvlText w:val="%1.%2.%3.%4.%5.%6.%7.%8.%9"/>
+      <w:lvlJc w:val="left"/>
+      <w:pPr>
+        <w:ind w:left="1584" w:hanging="1584"/>
+      </w:pPr>
+    </w:lvl>
+  </w:abstractNum>
+  <w:num w:numId="1" w16cid:durableId="234510788">
+    <w:abstractNumId w:val="2"/>
+  </w:num>
+  <w:num w:numId="2" w16cid:durableId="2126150788">
     <w:abstractNumId w:val="0"/>
   </w:num>
-  <w:num w:numId="2" w16cid:durableId="1414014677">
+  <w:num w:numId="3" w16cid:durableId="1237207263">
+    <w:abstractNumId w:val="4"/>
+  </w:num>
+  <w:num w:numId="4" w16cid:durableId="676007357">
+    <w:abstractNumId w:val="5"/>
+  </w:num>
+  <w:num w:numId="5" w16cid:durableId="1795102428">
+    <w:abstractNumId w:val="7"/>
+  </w:num>
+  <w:num w:numId="6" w16cid:durableId="1436825465">
     <w:abstractNumId w:val="1"/>
+  </w:num>
+  <w:num w:numId="7" w16cid:durableId="94133490">
+    <w:abstractNumId w:val="5"/>
+  </w:num>
+  <w:num w:numId="8" w16cid:durableId="1218516267">
+    <w:abstractNumId w:val="3"/>
+  </w:num>
+  <w:num w:numId="9" w16cid:durableId="772435674">
+    <w:abstractNumId w:val="6"/>
+  </w:num>
+  <w:num w:numId="10" w16cid:durableId="1869830521">
+    <w:abstractNumId w:val="8"/>
+    <w:lvlOverride w:ilvl="0">
+      <w:startOverride w:val="1"/>
+    </w:lvlOverride>
+    <w:lvlOverride w:ilvl="1">
+      <w:startOverride w:val="1"/>
+    </w:lvlOverride>
+    <w:lvlOverride w:ilvl="2">
+      <w:startOverride w:val="1"/>
+    </w:lvlOverride>
+    <w:lvlOverride w:ilvl="3">
+      <w:startOverride w:val="1"/>
+    </w:lvlOverride>
+    <w:lvlOverride w:ilvl="4">
+      <w:startOverride w:val="1"/>
+    </w:lvlOverride>
+    <w:lvlOverride w:ilvl="5">
+      <w:startOverride w:val="1"/>
+    </w:lvlOverride>
+    <w:lvlOverride w:ilvl="6">
+      <w:startOverride w:val="1"/>
+    </w:lvlOverride>
+    <w:lvlOverride w:ilvl="7">
+      <w:startOverride w:val="1"/>
+    </w:lvlOverride>
+    <w:lvlOverride w:ilvl="8">
+      <w:startOverride w:val="1"/>
+    </w:lvlOverride>
+  </w:num>
+  <w:num w:numId="11" w16cid:durableId="1839225477">
+    <w:abstractNumId w:val="9"/>
   </w:num>
 </w:numbering>
 </file>
@@ -763,10 +6078,7 @@
   <w:style w:type="paragraph" w:default="1" w:styleId="Normal">
     <w:name w:val="Normal"/>
     <w:qFormat/>
-    <w:rsid w:val="00E94DCE"/>
-    <w:pPr>
-      <w:bidi/>
-    </w:pPr>
+    <w:rsid w:val="005C14F5"/>
     <w:rPr>
       <w:rFonts w:asciiTheme="majorBidi" w:hAnsiTheme="majorBidi"/>
       <w:sz w:val="24"/>
@@ -775,25 +6087,25 @@
   <w:style w:type="paragraph" w:styleId="Heading1">
     <w:name w:val="heading 1"/>
     <w:basedOn w:val="Normal"/>
-    <w:next w:val="Normal"/>
     <w:link w:val="Heading1Char"/>
     <w:uiPriority w:val="9"/>
     <w:qFormat/>
-    <w:rsid w:val="00965F91"/>
+    <w:rsid w:val="00970AFD"/>
     <w:pPr>
       <w:keepNext/>
       <w:keepLines/>
       <w:numPr>
-        <w:numId w:val="1"/>
+        <w:numId w:val="9"/>
       </w:numPr>
-      <w:spacing w:before="240" w:after="0"/>
+      <w:spacing w:before="480" w:after="0" w:line="276" w:lineRule="auto"/>
       <w:outlineLvl w:val="0"/>
     </w:pPr>
     <w:rPr>
-      <w:rFonts w:asciiTheme="majorHAnsi" w:eastAsiaTheme="majorEastAsia" w:hAnsiTheme="majorHAnsi" w:cstheme="majorBidi"/>
-      <w:color w:val="2F5496" w:themeColor="accent1" w:themeShade="BF"/>
+      <w:rFonts w:eastAsiaTheme="majorEastAsia" w:cstheme="majorBidi"/>
+      <w:b/>
+      <w:bCs/>
       <w:sz w:val="32"/>
-      <w:szCs w:val="32"/>
+      <w:szCs w:val="28"/>
     </w:rPr>
   </w:style>
   <w:style w:type="paragraph" w:styleId="Heading2">
@@ -804,15 +6116,15 @@
     <w:uiPriority w:val="9"/>
     <w:unhideWhenUsed/>
     <w:qFormat/>
-    <w:rsid w:val="00E94DCE"/>
+    <w:rsid w:val="005C14F5"/>
     <w:pPr>
       <w:keepNext/>
       <w:keepLines/>
       <w:numPr>
         <w:ilvl w:val="1"/>
-        <w:numId w:val="1"/>
+        <w:numId w:val="9"/>
       </w:numPr>
-      <w:spacing w:before="40" w:after="0"/>
+      <w:spacing w:before="40" w:after="0" w:line="276" w:lineRule="auto"/>
       <w:outlineLvl w:val="1"/>
     </w:pPr>
     <w:rPr>
@@ -829,20 +6141,20 @@
     <w:uiPriority w:val="9"/>
     <w:unhideWhenUsed/>
     <w:qFormat/>
-    <w:rsid w:val="00965F91"/>
+    <w:rsid w:val="005C14F5"/>
     <w:pPr>
       <w:keepNext/>
       <w:keepLines/>
       <w:numPr>
         <w:ilvl w:val="2"/>
-        <w:numId w:val="1"/>
+        <w:numId w:val="9"/>
       </w:numPr>
-      <w:spacing w:before="40" w:after="0"/>
+      <w:spacing w:before="40" w:after="0" w:line="276" w:lineRule="auto"/>
       <w:outlineLvl w:val="2"/>
     </w:pPr>
     <w:rPr>
-      <w:rFonts w:asciiTheme="majorHAnsi" w:eastAsiaTheme="majorEastAsia" w:hAnsiTheme="majorHAnsi" w:cstheme="majorBidi"/>
-      <w:color w:val="1F3763" w:themeColor="accent1" w:themeShade="7F"/>
+      <w:rFonts w:eastAsiaTheme="majorEastAsia" w:cstheme="majorBidi"/>
+      <w:b/>
       <w:szCs w:val="24"/>
     </w:rPr>
   </w:style>
@@ -854,22 +6166,21 @@
     <w:uiPriority w:val="9"/>
     <w:unhideWhenUsed/>
     <w:qFormat/>
-    <w:rsid w:val="00965F91"/>
+    <w:rsid w:val="00A92173"/>
     <w:pPr>
       <w:keepNext/>
       <w:keepLines/>
       <w:numPr>
         <w:ilvl w:val="3"/>
-        <w:numId w:val="1"/>
+        <w:numId w:val="9"/>
       </w:numPr>
       <w:spacing w:before="40" w:after="0"/>
       <w:outlineLvl w:val="3"/>
     </w:pPr>
     <w:rPr>
-      <w:rFonts w:asciiTheme="majorHAnsi" w:eastAsiaTheme="majorEastAsia" w:hAnsiTheme="majorHAnsi" w:cstheme="majorBidi"/>
-      <w:i/>
+      <w:rFonts w:eastAsiaTheme="majorEastAsia" w:cstheme="majorBidi"/>
+      <w:b/>
       <w:iCs/>
-      <w:color w:val="2F5496" w:themeColor="accent1" w:themeShade="BF"/>
     </w:rPr>
   </w:style>
   <w:style w:type="paragraph" w:styleId="Heading5">
@@ -880,20 +6191,20 @@
     <w:uiPriority w:val="9"/>
     <w:unhideWhenUsed/>
     <w:qFormat/>
-    <w:rsid w:val="00965F91"/>
+    <w:rsid w:val="00970AFD"/>
     <w:pPr>
       <w:keepNext/>
       <w:keepLines/>
       <w:numPr>
         <w:ilvl w:val="4"/>
-        <w:numId w:val="1"/>
+        <w:numId w:val="9"/>
       </w:numPr>
       <w:spacing w:before="40" w:after="0"/>
       <w:outlineLvl w:val="4"/>
     </w:pPr>
     <w:rPr>
       <w:rFonts w:asciiTheme="majorHAnsi" w:eastAsiaTheme="majorEastAsia" w:hAnsiTheme="majorHAnsi" w:cstheme="majorBidi"/>
-      <w:color w:val="2F5496" w:themeColor="accent1" w:themeShade="BF"/>
+      <w:color w:val="2E74B5" w:themeColor="accent1" w:themeShade="BF"/>
     </w:rPr>
   </w:style>
   <w:style w:type="paragraph" w:styleId="Heading6">
@@ -905,20 +6216,20 @@
     <w:semiHidden/>
     <w:unhideWhenUsed/>
     <w:qFormat/>
-    <w:rsid w:val="00965F91"/>
+    <w:rsid w:val="00970AFD"/>
     <w:pPr>
       <w:keepNext/>
       <w:keepLines/>
       <w:numPr>
         <w:ilvl w:val="5"/>
-        <w:numId w:val="1"/>
+        <w:numId w:val="9"/>
       </w:numPr>
       <w:spacing w:before="40" w:after="0"/>
       <w:outlineLvl w:val="5"/>
     </w:pPr>
     <w:rPr>
       <w:rFonts w:asciiTheme="majorHAnsi" w:eastAsiaTheme="majorEastAsia" w:hAnsiTheme="majorHAnsi" w:cstheme="majorBidi"/>
-      <w:color w:val="1F3763" w:themeColor="accent1" w:themeShade="7F"/>
+      <w:color w:val="1F4D78" w:themeColor="accent1" w:themeShade="7F"/>
     </w:rPr>
   </w:style>
   <w:style w:type="paragraph" w:styleId="Heading7">
@@ -930,13 +6241,13 @@
     <w:semiHidden/>
     <w:unhideWhenUsed/>
     <w:qFormat/>
-    <w:rsid w:val="00965F91"/>
+    <w:rsid w:val="00970AFD"/>
     <w:pPr>
       <w:keepNext/>
       <w:keepLines/>
       <w:numPr>
         <w:ilvl w:val="6"/>
-        <w:numId w:val="1"/>
+        <w:numId w:val="9"/>
       </w:numPr>
       <w:spacing w:before="40" w:after="0"/>
       <w:outlineLvl w:val="6"/>
@@ -945,7 +6256,7 @@
       <w:rFonts w:asciiTheme="majorHAnsi" w:eastAsiaTheme="majorEastAsia" w:hAnsiTheme="majorHAnsi" w:cstheme="majorBidi"/>
       <w:i/>
       <w:iCs/>
-      <w:color w:val="1F3763" w:themeColor="accent1" w:themeShade="7F"/>
+      <w:color w:val="1F4D78" w:themeColor="accent1" w:themeShade="7F"/>
     </w:rPr>
   </w:style>
   <w:style w:type="paragraph" w:styleId="Heading8">
@@ -957,13 +6268,13 @@
     <w:semiHidden/>
     <w:unhideWhenUsed/>
     <w:qFormat/>
-    <w:rsid w:val="00965F91"/>
+    <w:rsid w:val="00970AFD"/>
     <w:pPr>
       <w:keepNext/>
       <w:keepLines/>
       <w:numPr>
         <w:ilvl w:val="7"/>
-        <w:numId w:val="1"/>
+        <w:numId w:val="9"/>
       </w:numPr>
       <w:spacing w:before="40" w:after="0"/>
       <w:outlineLvl w:val="7"/>
@@ -984,13 +6295,13 @@
     <w:semiHidden/>
     <w:unhideWhenUsed/>
     <w:qFormat/>
-    <w:rsid w:val="00965F91"/>
+    <w:rsid w:val="00970AFD"/>
     <w:pPr>
       <w:keepNext/>
       <w:keepLines/>
       <w:numPr>
         <w:ilvl w:val="8"/>
-        <w:numId w:val="1"/>
+        <w:numId w:val="9"/>
       </w:numPr>
       <w:spacing w:before="40" w:after="0"/>
       <w:outlineLvl w:val="8"/>
@@ -1036,12 +6347,13 @@
     <w:basedOn w:val="DefaultParagraphFont"/>
     <w:link w:val="Heading1"/>
     <w:uiPriority w:val="9"/>
-    <w:rsid w:val="00965F91"/>
+    <w:rsid w:val="00970AFD"/>
     <w:rPr>
-      <w:rFonts w:asciiTheme="majorHAnsi" w:eastAsiaTheme="majorEastAsia" w:hAnsiTheme="majorHAnsi" w:cstheme="majorBidi"/>
-      <w:color w:val="2F5496" w:themeColor="accent1" w:themeShade="BF"/>
+      <w:rFonts w:asciiTheme="majorBidi" w:eastAsiaTheme="majorEastAsia" w:hAnsiTheme="majorBidi" w:cstheme="majorBidi"/>
+      <w:b/>
+      <w:bCs/>
       <w:sz w:val="32"/>
-      <w:szCs w:val="32"/>
+      <w:szCs w:val="28"/>
     </w:rPr>
   </w:style>
   <w:style w:type="character" w:customStyle="1" w:styleId="Heading2Char">
@@ -1049,7 +6361,7 @@
     <w:basedOn w:val="DefaultParagraphFont"/>
     <w:link w:val="Heading2"/>
     <w:uiPriority w:val="9"/>
-    <w:rsid w:val="00E94DCE"/>
+    <w:rsid w:val="005C14F5"/>
     <w:rPr>
       <w:rFonts w:asciiTheme="majorBidi" w:eastAsiaTheme="majorEastAsia" w:hAnsiTheme="majorBidi" w:cstheme="majorBidi"/>
       <w:b/>
@@ -1062,11 +6374,10 @@
     <w:basedOn w:val="DefaultParagraphFont"/>
     <w:link w:val="Heading3"/>
     <w:uiPriority w:val="9"/>
-    <w:semiHidden/>
-    <w:rsid w:val="00965F91"/>
+    <w:rsid w:val="005C14F5"/>
     <w:rPr>
-      <w:rFonts w:asciiTheme="majorHAnsi" w:eastAsiaTheme="majorEastAsia" w:hAnsiTheme="majorHAnsi" w:cstheme="majorBidi"/>
-      <w:color w:val="1F3763" w:themeColor="accent1" w:themeShade="7F"/>
+      <w:rFonts w:asciiTheme="majorBidi" w:eastAsiaTheme="majorEastAsia" w:hAnsiTheme="majorBidi" w:cstheme="majorBidi"/>
+      <w:b/>
       <w:sz w:val="24"/>
       <w:szCs w:val="24"/>
     </w:rPr>
@@ -1076,13 +6387,11 @@
     <w:basedOn w:val="DefaultParagraphFont"/>
     <w:link w:val="Heading4"/>
     <w:uiPriority w:val="9"/>
-    <w:semiHidden/>
-    <w:rsid w:val="00965F91"/>
+    <w:rsid w:val="00A92173"/>
     <w:rPr>
-      <w:rFonts w:asciiTheme="majorHAnsi" w:eastAsiaTheme="majorEastAsia" w:hAnsiTheme="majorHAnsi" w:cstheme="majorBidi"/>
-      <w:i/>
+      <w:rFonts w:asciiTheme="majorBidi" w:eastAsiaTheme="majorEastAsia" w:hAnsiTheme="majorBidi" w:cstheme="majorBidi"/>
+      <w:b/>
       <w:iCs/>
-      <w:color w:val="2F5496" w:themeColor="accent1" w:themeShade="BF"/>
       <w:sz w:val="24"/>
     </w:rPr>
   </w:style>
@@ -1091,12 +6400,10 @@
     <w:basedOn w:val="DefaultParagraphFont"/>
     <w:link w:val="Heading5"/>
     <w:uiPriority w:val="9"/>
-    <w:semiHidden/>
-    <w:rsid w:val="00965F91"/>
+    <w:rsid w:val="00970AFD"/>
     <w:rPr>
       <w:rFonts w:asciiTheme="majorHAnsi" w:eastAsiaTheme="majorEastAsia" w:hAnsiTheme="majorHAnsi" w:cstheme="majorBidi"/>
-      <w:color w:val="2F5496" w:themeColor="accent1" w:themeShade="BF"/>
-      <w:sz w:val="24"/>
+      <w:color w:val="2E74B5" w:themeColor="accent1" w:themeShade="BF"/>
     </w:rPr>
   </w:style>
   <w:style w:type="character" w:customStyle="1" w:styleId="Heading6Char">
@@ -1105,11 +6412,10 @@
     <w:link w:val="Heading6"/>
     <w:uiPriority w:val="9"/>
     <w:semiHidden/>
-    <w:rsid w:val="00965F91"/>
+    <w:rsid w:val="00970AFD"/>
     <w:rPr>
       <w:rFonts w:asciiTheme="majorHAnsi" w:eastAsiaTheme="majorEastAsia" w:hAnsiTheme="majorHAnsi" w:cstheme="majorBidi"/>
-      <w:color w:val="1F3763" w:themeColor="accent1" w:themeShade="7F"/>
-      <w:sz w:val="24"/>
+      <w:color w:val="1F4D78" w:themeColor="accent1" w:themeShade="7F"/>
     </w:rPr>
   </w:style>
   <w:style w:type="character" w:customStyle="1" w:styleId="Heading7Char">
@@ -1118,13 +6424,12 @@
     <w:link w:val="Heading7"/>
     <w:uiPriority w:val="9"/>
     <w:semiHidden/>
-    <w:rsid w:val="00965F91"/>
+    <w:rsid w:val="00970AFD"/>
     <w:rPr>
       <w:rFonts w:asciiTheme="majorHAnsi" w:eastAsiaTheme="majorEastAsia" w:hAnsiTheme="majorHAnsi" w:cstheme="majorBidi"/>
       <w:i/>
       <w:iCs/>
-      <w:color w:val="1F3763" w:themeColor="accent1" w:themeShade="7F"/>
-      <w:sz w:val="24"/>
+      <w:color w:val="1F4D78" w:themeColor="accent1" w:themeShade="7F"/>
     </w:rPr>
   </w:style>
   <w:style w:type="character" w:customStyle="1" w:styleId="Heading8Char">
@@ -1133,7 +6438,7 @@
     <w:link w:val="Heading8"/>
     <w:uiPriority w:val="9"/>
     <w:semiHidden/>
-    <w:rsid w:val="00965F91"/>
+    <w:rsid w:val="00970AFD"/>
     <w:rPr>
       <w:rFonts w:asciiTheme="majorHAnsi" w:eastAsiaTheme="majorEastAsia" w:hAnsiTheme="majorHAnsi" w:cstheme="majorBidi"/>
       <w:color w:val="272727" w:themeColor="text1" w:themeTint="D8"/>
@@ -1147,7 +6452,7 @@
     <w:link w:val="Heading9"/>
     <w:uiPriority w:val="9"/>
     <w:semiHidden/>
-    <w:rsid w:val="00965F91"/>
+    <w:rsid w:val="00970AFD"/>
     <w:rPr>
       <w:rFonts w:asciiTheme="majorHAnsi" w:eastAsiaTheme="majorEastAsia" w:hAnsiTheme="majorHAnsi" w:cstheme="majorBidi"/>
       <w:i/>
@@ -1157,11 +6462,149 @@
       <w:szCs w:val="21"/>
     </w:rPr>
   </w:style>
+  <w:style w:type="paragraph" w:styleId="ListParagraph">
+    <w:name w:val="List Paragraph"/>
+    <w:basedOn w:val="Normal"/>
+    <w:uiPriority w:val="34"/>
+    <w:qFormat/>
+    <w:rsid w:val="00970AFD"/>
+    <w:pPr>
+      <w:ind w:left="720"/>
+      <w:contextualSpacing/>
+    </w:pPr>
+  </w:style>
+  <w:style w:type="paragraph" w:customStyle="1" w:styleId="Body">
+    <w:name w:val="Body"/>
+    <w:rsid w:val="00970AFD"/>
+    <w:pPr>
+      <w:pBdr>
+        <w:top w:val="nil"/>
+        <w:left w:val="nil"/>
+        <w:bottom w:val="nil"/>
+        <w:right w:val="nil"/>
+        <w:between w:val="nil"/>
+        <w:bar w:val="nil"/>
+      </w:pBdr>
+    </w:pPr>
+    <w:rPr>
+      <w:rFonts w:ascii="Calibri" w:eastAsia="Arial Unicode MS" w:hAnsi="Calibri" w:cs="Arial Unicode MS"/>
+      <w:color w:val="000000"/>
+      <w:u w:color="000000"/>
+      <w:bdr w:val="nil"/>
+      <w:lang w:val="de-DE"/>
+      <w14:textOutline w14:w="0" w14:cap="flat" w14:cmpd="sng" w14:algn="ctr">
+        <w14:noFill/>
+        <w14:prstDash w14:val="solid"/>
+        <w14:bevel/>
+      </w14:textOutline>
+    </w:rPr>
+  </w:style>
+  <w:style w:type="paragraph" w:styleId="Caption">
+    <w:name w:val="caption"/>
+    <w:basedOn w:val="Normal"/>
+    <w:next w:val="Normal"/>
+    <w:uiPriority w:val="35"/>
+    <w:unhideWhenUsed/>
+    <w:qFormat/>
+    <w:rsid w:val="00970AFD"/>
+    <w:pPr>
+      <w:spacing w:after="200" w:line="240" w:lineRule="auto"/>
+      <w:jc w:val="center"/>
+    </w:pPr>
+    <w:rPr>
+      <w:i/>
+      <w:iCs/>
+      <w:color w:val="44546A" w:themeColor="text2"/>
+      <w:szCs w:val="18"/>
+    </w:rPr>
+  </w:style>
+  <w:style w:type="character" w:styleId="Hyperlink">
+    <w:name w:val="Hyperlink"/>
+    <w:basedOn w:val="DefaultParagraphFont"/>
+    <w:uiPriority w:val="99"/>
+    <w:unhideWhenUsed/>
+    <w:rsid w:val="000334AB"/>
+    <w:rPr>
+      <w:color w:val="0563C1" w:themeColor="hyperlink"/>
+      <w:u w:val="single"/>
+    </w:rPr>
+  </w:style>
+  <w:style w:type="paragraph" w:styleId="FootnoteText">
+    <w:name w:val="footnote text"/>
+    <w:basedOn w:val="Normal"/>
+    <w:link w:val="FootnoteTextChar"/>
+    <w:uiPriority w:val="99"/>
+    <w:semiHidden/>
+    <w:unhideWhenUsed/>
+    <w:rsid w:val="007E5367"/>
+    <w:pPr>
+      <w:spacing w:after="0" w:line="240" w:lineRule="auto"/>
+    </w:pPr>
+    <w:rPr>
+      <w:sz w:val="20"/>
+      <w:szCs w:val="20"/>
+    </w:rPr>
+  </w:style>
+  <w:style w:type="character" w:customStyle="1" w:styleId="FootnoteTextChar">
+    <w:name w:val="Footnote Text Char"/>
+    <w:basedOn w:val="DefaultParagraphFont"/>
+    <w:link w:val="FootnoteText"/>
+    <w:uiPriority w:val="99"/>
+    <w:semiHidden/>
+    <w:rsid w:val="007E5367"/>
+    <w:rPr>
+      <w:rFonts w:asciiTheme="majorBidi" w:hAnsiTheme="majorBidi"/>
+      <w:sz w:val="20"/>
+      <w:szCs w:val="20"/>
+    </w:rPr>
+  </w:style>
+  <w:style w:type="character" w:styleId="FootnoteReference">
+    <w:name w:val="footnote reference"/>
+    <w:basedOn w:val="DefaultParagraphFont"/>
+    <w:uiPriority w:val="99"/>
+    <w:semiHidden/>
+    <w:unhideWhenUsed/>
+    <w:rsid w:val="007E5367"/>
+    <w:rPr>
+      <w:vertAlign w:val="superscript"/>
+    </w:rPr>
+  </w:style>
+  <w:style w:type="paragraph" w:styleId="Bibliography">
+    <w:name w:val="Bibliography"/>
+    <w:basedOn w:val="Normal"/>
+    <w:next w:val="Normal"/>
+    <w:uiPriority w:val="37"/>
+    <w:unhideWhenUsed/>
+    <w:rsid w:val="00820EF9"/>
+    <w:pPr>
+      <w:tabs>
+        <w:tab w:val="left" w:pos="384"/>
+      </w:tabs>
+      <w:spacing w:after="0" w:line="240" w:lineRule="auto"/>
+      <w:ind w:left="384" w:hanging="384"/>
+    </w:pPr>
+  </w:style>
+  <w:style w:type="paragraph" w:customStyle="1" w:styleId="Default">
+    <w:name w:val="Default"/>
+    <w:rsid w:val="00E31273"/>
+    <w:pPr>
+      <w:autoSpaceDE w:val="0"/>
+      <w:autoSpaceDN w:val="0"/>
+      <w:adjustRightInd w:val="0"/>
+      <w:spacing w:after="0" w:line="240" w:lineRule="auto"/>
+    </w:pPr>
+    <w:rPr>
+      <w:rFonts w:ascii="Cambria" w:hAnsi="Cambria" w:cs="Cambria"/>
+      <w:color w:val="000000"/>
+      <w:sz w:val="24"/>
+      <w:szCs w:val="24"/>
+    </w:rPr>
+  </w:style>
 </w:styles>
 </file>
 
 <file path=word/theme/theme1.xml><?xml version="1.0" encoding="utf-8"?>
-<a:theme xmlns:a="http://schemas.openxmlformats.org/drawingml/2006/main" name="نسق Office">
+<a:theme xmlns:a="http://schemas.openxmlformats.org/drawingml/2006/main" name="Office Theme">
   <a:themeElements>
     <a:clrScheme name="Office">
       <a:dk1>
@@ -1177,7 +6620,7 @@
         <a:srgbClr val="E7E6E6"/>
       </a:lt2>
       <a:accent1>
-        <a:srgbClr val="4472C4"/>
+        <a:srgbClr val="5B9BD5"/>
       </a:accent1>
       <a:accent2>
         <a:srgbClr val="ED7D31"/>
@@ -1189,7 +6632,7 @@
         <a:srgbClr val="FFC000"/>
       </a:accent4>
       <a:accent5>
-        <a:srgbClr val="5B9BD5"/>
+        <a:srgbClr val="4472C4"/>
       </a:accent5>
       <a:accent6>
         <a:srgbClr val="70AD47"/>
@@ -1206,9 +6649,9 @@
         <a:latin typeface="Calibri Light" panose="020F0302020204030204"/>
         <a:ea typeface=""/>
         <a:cs typeface=""/>
-        <a:font script="Jpan" typeface="游ゴシック Light"/>
+        <a:font script="Jpan" typeface="ＭＳ ゴシック"/>
         <a:font script="Hang" typeface="맑은 고딕"/>
-        <a:font script="Hans" typeface="等线 Light"/>
+        <a:font script="Hans" typeface="宋体"/>
         <a:font script="Hant" typeface="新細明體"/>
         <a:font script="Arab" typeface="Times New Roman"/>
         <a:font script="Hebr" typeface="Times New Roman"/>
@@ -1236,31 +6679,14 @@
         <a:font script="Viet" typeface="Times New Roman"/>
         <a:font script="Uigh" typeface="Microsoft Uighur"/>
         <a:font script="Geor" typeface="Sylfaen"/>
-        <a:font script="Armn" typeface="Arial"/>
-        <a:font script="Bugi" typeface="Leelawadee UI"/>
-        <a:font script="Bopo" typeface="Microsoft JhengHei"/>
-        <a:font script="Java" typeface="Javanese Text"/>
-        <a:font script="Lisu" typeface="Segoe UI"/>
-        <a:font script="Mymr" typeface="Myanmar Text"/>
-        <a:font script="Nkoo" typeface="Ebrima"/>
-        <a:font script="Olck" typeface="Nirmala UI"/>
-        <a:font script="Osma" typeface="Ebrima"/>
-        <a:font script="Phag" typeface="Phagspa"/>
-        <a:font script="Syrn" typeface="Estrangelo Edessa"/>
-        <a:font script="Syrj" typeface="Estrangelo Edessa"/>
-        <a:font script="Syre" typeface="Estrangelo Edessa"/>
-        <a:font script="Sora" typeface="Nirmala UI"/>
-        <a:font script="Tale" typeface="Microsoft Tai Le"/>
-        <a:font script="Talu" typeface="Microsoft New Tai Lue"/>
-        <a:font script="Tfng" typeface="Ebrima"/>
       </a:majorFont>
       <a:minorFont>
         <a:latin typeface="Calibri" panose="020F0502020204030204"/>
         <a:ea typeface=""/>
         <a:cs typeface=""/>
-        <a:font script="Jpan" typeface="游明朝"/>
+        <a:font script="Jpan" typeface="ＭＳ 明朝"/>
         <a:font script="Hang" typeface="맑은 고딕"/>
-        <a:font script="Hans" typeface="等线"/>
+        <a:font script="Hans" typeface="宋体"/>
         <a:font script="Hant" typeface="新細明體"/>
         <a:font script="Arab" typeface="Arial"/>
         <a:font script="Hebr" typeface="Arial"/>
@@ -1288,23 +6714,6 @@
         <a:font script="Viet" typeface="Arial"/>
         <a:font script="Uigh" typeface="Microsoft Uighur"/>
         <a:font script="Geor" typeface="Sylfaen"/>
-        <a:font script="Armn" typeface="Arial"/>
-        <a:font script="Bugi" typeface="Leelawadee UI"/>
-        <a:font script="Bopo" typeface="Microsoft JhengHei"/>
-        <a:font script="Java" typeface="Javanese Text"/>
-        <a:font script="Lisu" typeface="Segoe UI"/>
-        <a:font script="Mymr" typeface="Myanmar Text"/>
-        <a:font script="Nkoo" typeface="Ebrima"/>
-        <a:font script="Olck" typeface="Nirmala UI"/>
-        <a:font script="Osma" typeface="Ebrima"/>
-        <a:font script="Phag" typeface="Phagspa"/>
-        <a:font script="Syrn" typeface="Estrangelo Edessa"/>
-        <a:font script="Syrj" typeface="Estrangelo Edessa"/>
-        <a:font script="Syre" typeface="Estrangelo Edessa"/>
-        <a:font script="Sora" typeface="Nirmala UI"/>
-        <a:font script="Tale" typeface="Microsoft Tai Le"/>
-        <a:font script="Talu" typeface="Microsoft New Tai Lue"/>
-        <a:font script="Tfng" typeface="Ebrima"/>
       </a:minorFont>
     </a:fontScheme>
     <a:fmtScheme name="Office">
@@ -1453,4 +6862,16 @@
     </a:ext>
   </a:extLst>
 </a:theme>
+</file>
+
+<file path=customXml/item1.xml><?xml version="1.0" encoding="utf-8"?>
+<b:Sources xmlns:b="http://schemas.openxmlformats.org/officeDocument/2006/bibliography" xmlns="http://schemas.openxmlformats.org/officeDocument/2006/bibliography" SelectedStyle="\APASixthEditionOfficeOnline.xsl" StyleName="APA" Version="6"/>
+</file>
+
+<file path=customXml/itemProps1.xml><?xml version="1.0" encoding="utf-8"?>
+<ds:datastoreItem xmlns:ds="http://schemas.openxmlformats.org/officeDocument/2006/customXml" ds:itemID="{1D0A991A-4A10-49AA-AF44-9B1B645B492B}">
+  <ds:schemaRefs>
+    <ds:schemaRef ds:uri="http://schemas.openxmlformats.org/officeDocument/2006/bibliography"/>
+  </ds:schemaRefs>
+</ds:datastoreItem>
 </file>
--- a/first_darft/Chapter2.docx
+++ b/first_darft/Chapter2.docx
@@ -1,6 +1,6 @@
 
 <file path=word/document.xml><?xml version="1.0" encoding="utf-8"?>
-<w:document xmlns:wpc="http://schemas.microsoft.com/office/word/2010/wordprocessingCanvas" xmlns:cx="http://schemas.microsoft.com/office/drawing/2014/chartex" xmlns:cx1="http://schemas.microsoft.com/office/drawing/2015/9/8/chartex" xmlns:cx2="http://schemas.microsoft.com/office/drawing/2015/10/21/chartex" xmlns:cx3="http://schemas.microsoft.com/office/drawing/2016/5/9/chartex" xmlns:cx4="http://schemas.microsoft.com/office/drawing/2016/5/10/chartex" xmlns:cx5="http://schemas.microsoft.com/office/drawing/2016/5/11/chartex" xmlns:cx6="http://schemas.microsoft.com/office/drawing/2016/5/12/chartex" xmlns:cx7="http://schemas.microsoft.com/office/drawing/2016/5/13/chartex" xmlns:cx8="http://schemas.microsoft.com/office/drawing/2016/5/14/chartex" xmlns:mc="http://schemas.openxmlformats.org/markup-compatibility/2006" xmlns:aink="http://schemas.microsoft.com/office/drawing/2016/ink" xmlns:am3d="http://schemas.microsoft.com/office/drawing/2017/model3d" xmlns:o="urn:schemas-microsoft-com:office:office" xmlns:oel="http://schemas.microsoft.com/office/2019/extlst" xmlns:r="http://schemas.openxmlformats.org/officeDocument/2006/relationships" xmlns:m="http://schemas.openxmlformats.org/officeDocument/2006/math" xmlns:v="urn:schemas-microsoft-com:vml" xmlns:wp14="http://schemas.microsoft.com/office/word/2010/wordprocessingDrawing" xmlns:wp="http://schemas.openxmlformats.org/drawingml/2006/wordprocessingDrawing" xmlns:w10="urn:schemas-microsoft-com:office:word" xmlns:w="http://schemas.openxmlformats.org/wordprocessingml/2006/main" xmlns:w14="http://schemas.microsoft.com/office/word/2010/wordml" xmlns:w15="http://schemas.microsoft.com/office/word/2012/wordml" xmlns:w16cex="http://schemas.microsoft.com/office/word/2018/wordml/cex" xmlns:w16cid="http://schemas.microsoft.com/office/word/2016/wordml/cid" xmlns:w16="http://schemas.microsoft.com/office/word/2018/wordml" xmlns:w16sdtdh="http://schemas.microsoft.com/office/word/2020/wordml/sdtdatahash" xmlns:w16se="http://schemas.microsoft.com/office/word/2015/wordml/symex" xmlns:wpg="http://schemas.microsoft.com/office/word/2010/wordprocessingGroup" xmlns:wpi="http://schemas.microsoft.com/office/word/2010/wordprocessingInk" xmlns:wne="http://schemas.microsoft.com/office/word/2006/wordml" xmlns:wps="http://schemas.microsoft.com/office/word/2010/wordprocessingShape" mc:Ignorable="w14 w15 w16se w16cid w16 w16cex w16sdtdh wp14">
+<w:document xmlns:wpc="http://schemas.microsoft.com/office/word/2010/wordprocessingCanvas" xmlns:cx="http://schemas.microsoft.com/office/drawing/2014/chartex" xmlns:cx1="http://schemas.microsoft.com/office/drawing/2015/9/8/chartex" xmlns:cx2="http://schemas.microsoft.com/office/drawing/2015/10/21/chartex" xmlns:cx3="http://schemas.microsoft.com/office/drawing/2016/5/9/chartex" xmlns:cx4="http://schemas.microsoft.com/office/drawing/2016/5/10/chartex" xmlns:cx5="http://schemas.microsoft.com/office/drawing/2016/5/11/chartex" xmlns:cx6="http://schemas.microsoft.com/office/drawing/2016/5/12/chartex" xmlns:cx7="http://schemas.microsoft.com/office/drawing/2016/5/13/chartex" xmlns:cx8="http://schemas.microsoft.com/office/drawing/2016/5/14/chartex" xmlns:mc="http://schemas.openxmlformats.org/markup-compatibility/2006" xmlns:aink="http://schemas.microsoft.com/office/drawing/2016/ink" xmlns:am3d="http://schemas.microsoft.com/office/drawing/2017/model3d" xmlns:o="urn:schemas-microsoft-com:office:office" xmlns:r="http://schemas.openxmlformats.org/officeDocument/2006/relationships" xmlns:m="http://schemas.openxmlformats.org/officeDocument/2006/math" xmlns:v="urn:schemas-microsoft-com:vml" xmlns:wp14="http://schemas.microsoft.com/office/word/2010/wordprocessingDrawing" xmlns:wp="http://schemas.openxmlformats.org/drawingml/2006/wordprocessingDrawing" xmlns:w10="urn:schemas-microsoft-com:office:word" xmlns:w="http://schemas.openxmlformats.org/wordprocessingml/2006/main" xmlns:w14="http://schemas.microsoft.com/office/word/2010/wordml" xmlns:w15="http://schemas.microsoft.com/office/word/2012/wordml" xmlns:w16cex="http://schemas.microsoft.com/office/word/2018/wordml/cex" xmlns:w16cid="http://schemas.microsoft.com/office/word/2016/wordml/cid" xmlns:w16="http://schemas.microsoft.com/office/word/2018/wordml" xmlns:w16sdtdh="http://schemas.microsoft.com/office/word/2020/wordml/sdtdatahash" xmlns:w16se="http://schemas.microsoft.com/office/word/2015/wordml/symex" xmlns:wpg="http://schemas.microsoft.com/office/word/2010/wordprocessingGroup" xmlns:wpi="http://schemas.microsoft.com/office/word/2010/wordprocessingInk" xmlns:wne="http://schemas.microsoft.com/office/word/2006/wordml" xmlns:wps="http://schemas.microsoft.com/office/word/2010/wordprocessingShape" mc:Ignorable="w14 w15 w16se w16cid w16 w16cex w16sdtdh wp14">
   <w:body>
     <w:p>
       <w:pPr>
@@ -9,171 +9,5394 @@
           <w:ilvl w:val="0"/>
           <w:numId w:val="0"/>
         </w:numPr>
-        <w:bidi w:val="0"/>
+        <w:spacing w:line="360" w:lineRule="auto"/>
+        <w:rPr>
+          <w:sz w:val="24"/>
+          <w:szCs w:val="22"/>
+        </w:rPr>
+      </w:pPr>
+      <w:bookmarkStart w:id="0" w:name="_Toc113195769"/>
+      <w:bookmarkStart w:id="1" w:name="_Toc113195805"/>
+      <w:bookmarkStart w:id="2" w:name="_Toc113196015"/>
+      <w:bookmarkStart w:id="3" w:name="_Toc113347352"/>
+      <w:r>
+        <w:rPr>
+          <w:sz w:val="24"/>
+          <w:szCs w:val="22"/>
+        </w:rPr>
+        <w:t>CHAPTER 2</w:t>
+      </w:r>
+      <w:bookmarkStart w:id="4" w:name="_Toc113195770"/>
+      <w:bookmarkStart w:id="5" w:name="_Toc113195806"/>
+      <w:bookmarkStart w:id="6" w:name="_Toc113196016"/>
+      <w:bookmarkStart w:id="7" w:name="_Toc113347353"/>
+      <w:bookmarkEnd w:id="0"/>
+      <w:bookmarkEnd w:id="1"/>
+      <w:bookmarkEnd w:id="2"/>
+      <w:bookmarkEnd w:id="3"/>
+      <w:r>
+        <w:rPr>
+          <w:sz w:val="24"/>
+          <w:szCs w:val="22"/>
+        </w:rPr>
+        <w:t xml:space="preserve">: </w:t>
+      </w:r>
+      <w:r>
+        <w:rPr>
+          <w:sz w:val="24"/>
+          <w:szCs w:val="22"/>
+        </w:rPr>
+        <w:t>LITERATURE REVIEW</w:t>
+      </w:r>
+      <w:bookmarkEnd w:id="4"/>
+      <w:bookmarkEnd w:id="5"/>
+      <w:bookmarkEnd w:id="6"/>
+      <w:bookmarkEnd w:id="7"/>
+    </w:p>
+    <w:p>
+      <w:pPr>
+        <w:spacing w:line="360" w:lineRule="auto"/>
+      </w:pPr>
+    </w:p>
+    <w:p>
+      <w:pPr>
+        <w:pStyle w:val="Heading2"/>
+      </w:pPr>
+      <w:bookmarkStart w:id="8" w:name="_Toc113195771"/>
+      <w:bookmarkStart w:id="9" w:name="_Toc113195807"/>
+      <w:bookmarkStart w:id="10" w:name="_Toc113196017"/>
+      <w:bookmarkStart w:id="11" w:name="_Toc113347354"/>
+      <w:r>
+        <w:t>Introduction</w:t>
+      </w:r>
+      <w:bookmarkEnd w:id="8"/>
+      <w:bookmarkEnd w:id="9"/>
+      <w:bookmarkEnd w:id="10"/>
+      <w:bookmarkEnd w:id="11"/>
+    </w:p>
+    <w:p>
+      <w:pPr>
+        <w:spacing w:line="360" w:lineRule="auto"/>
+        <w:jc w:val="both"/>
+        <w:rPr>
+          <w:rFonts w:cstheme="majorBidi"/>
+          <w:szCs w:val="24"/>
+        </w:rPr>
+      </w:pPr>
+      <w:r>
+        <w:rPr>
+          <w:rFonts w:cstheme="majorBidi"/>
+          <w:szCs w:val="24"/>
+        </w:rPr>
+        <w:t>T</w:t>
+      </w:r>
+      <w:r>
+        <w:rPr>
+          <w:rFonts w:cstheme="majorBidi"/>
+          <w:szCs w:val="24"/>
+        </w:rPr>
+        <w:t xml:space="preserve">his </w:t>
+      </w:r>
+      <w:r>
+        <w:rPr>
+          <w:rFonts w:cstheme="majorBidi"/>
+          <w:szCs w:val="24"/>
+        </w:rPr>
+        <w:t>chapter</w:t>
+      </w:r>
+      <w:r>
+        <w:rPr>
+          <w:rFonts w:cstheme="majorBidi"/>
+          <w:szCs w:val="24"/>
+        </w:rPr>
+        <w:t xml:space="preserve"> </w:t>
+      </w:r>
+      <w:r>
+        <w:rPr>
+          <w:rFonts w:cstheme="majorBidi"/>
+          <w:szCs w:val="24"/>
+        </w:rPr>
+        <w:t>give</w:t>
+      </w:r>
+      <w:r>
+        <w:rPr>
+          <w:rFonts w:cstheme="majorBidi"/>
+          <w:szCs w:val="24"/>
+        </w:rPr>
+        <w:t>s</w:t>
+      </w:r>
+      <w:r>
+        <w:rPr>
+          <w:rFonts w:cstheme="majorBidi"/>
+          <w:szCs w:val="24"/>
+        </w:rPr>
+        <w:t xml:space="preserve"> an overview for the current</w:t>
+      </w:r>
+      <w:r>
+        <w:rPr>
+          <w:rFonts w:cstheme="majorBidi"/>
+          <w:szCs w:val="24"/>
+        </w:rPr>
+        <w:t xml:space="preserve"> </w:t>
+      </w:r>
+      <w:r>
+        <w:rPr>
+          <w:rFonts w:cstheme="majorBidi"/>
+          <w:szCs w:val="24"/>
+        </w:rPr>
+        <w:t>applications, which</w:t>
+      </w:r>
+      <w:r>
+        <w:rPr>
+          <w:rFonts w:cstheme="majorBidi"/>
+          <w:szCs w:val="24"/>
+        </w:rPr>
+        <w:t xml:space="preserve"> are related to our project</w:t>
+      </w:r>
+      <w:r>
+        <w:rPr>
+          <w:rFonts w:cstheme="majorBidi"/>
+          <w:szCs w:val="24"/>
+        </w:rPr>
+        <w:t xml:space="preserve"> </w:t>
+      </w:r>
+      <w:r>
+        <w:rPr>
+          <w:rFonts w:cstheme="majorBidi"/>
+          <w:szCs w:val="24"/>
+        </w:rPr>
+        <w:t xml:space="preserve">and </w:t>
+      </w:r>
+      <w:r>
+        <w:rPr>
+          <w:rFonts w:cstheme="majorBidi"/>
+          <w:szCs w:val="24"/>
+        </w:rPr>
+        <w:t>it</w:t>
+      </w:r>
+      <w:r>
+        <w:rPr>
+          <w:rFonts w:cstheme="majorBidi"/>
+          <w:szCs w:val="24"/>
+        </w:rPr>
+        <w:t xml:space="preserve"> will give </w:t>
+      </w:r>
+      <w:r>
+        <w:rPr>
+          <w:rFonts w:cstheme="majorBidi"/>
+          <w:szCs w:val="24"/>
+        </w:rPr>
+        <w:t xml:space="preserve">a </w:t>
+      </w:r>
+      <w:r>
+        <w:rPr>
+          <w:rFonts w:cstheme="majorBidi"/>
+          <w:szCs w:val="24"/>
+        </w:rPr>
+        <w:t>brief description of the technologies that will be used to build this project in background section.</w:t>
+      </w:r>
+    </w:p>
+    <w:p>
+      <w:pPr>
+        <w:pStyle w:val="Heading2"/>
+        <w:numPr>
+          <w:ilvl w:val="1"/>
+          <w:numId w:val="5"/>
+        </w:numPr>
+        <w:spacing w:line="360" w:lineRule="auto"/>
+        <w:rPr>
+          <w:bCs/>
+          <w:szCs w:val="24"/>
+        </w:rPr>
+      </w:pPr>
+      <w:bookmarkStart w:id="12" w:name="_Toc113195772"/>
+      <w:bookmarkStart w:id="13" w:name="_Toc113195808"/>
+      <w:bookmarkStart w:id="14" w:name="_Toc113196018"/>
+      <w:bookmarkStart w:id="15" w:name="_Toc113347355"/>
+      <w:r>
+        <w:rPr>
+          <w:bCs/>
+          <w:szCs w:val="24"/>
+        </w:rPr>
+        <w:t>Related Work</w:t>
+      </w:r>
+      <w:bookmarkEnd w:id="12"/>
+      <w:bookmarkEnd w:id="13"/>
+      <w:bookmarkEnd w:id="14"/>
+      <w:bookmarkEnd w:id="15"/>
+    </w:p>
+    <w:p>
+      <w:pPr>
+        <w:spacing w:line="360" w:lineRule="auto"/>
+        <w:rPr>
+          <w:rFonts w:ascii="Times-Roman" w:hAnsi="Times-Roman" w:cs="Times-Roman"/>
+          <w:szCs w:val="24"/>
+        </w:rPr>
+      </w:pPr>
+      <w:r>
+        <w:rPr>
+          <w:rFonts w:ascii="Times-Roman" w:hAnsi="Times-Roman" w:cs="Times-Roman"/>
+          <w:szCs w:val="24"/>
+          <w:highlight w:val="yellow"/>
+        </w:rPr>
+        <w:t xml:space="preserve">Manual scheduling management has been a nightmare for many years and may still be, a lot of universities and schools are suffering from this problem causing them a lot of troubles not to create the schedules alone but also managing them based on the preference of the students and </w:t>
+      </w:r>
+      <w:r>
+        <w:rPr>
+          <w:rFonts w:ascii="Times-Roman" w:hAnsi="Times-Roman" w:cs="Times-Roman"/>
+          <w:szCs w:val="24"/>
+          <w:highlight w:val="yellow"/>
+        </w:rPr>
+        <w:t>lecturers, here the idea of automating the scheduling appears as the best solution of this problem so a lot of universities started to create their own auto scheduling systems that able not to create the schedules effortlessly only but also to make them flexible based on the subjects and students and lecturers.</w:t>
+      </w:r>
+    </w:p>
+    <w:p>
+      <w:pPr>
+        <w:spacing w:line="360" w:lineRule="auto"/>
+      </w:pPr>
+      <w:r>
+        <w:rPr>
+          <w:rFonts w:ascii="Times-Roman" w:hAnsi="Times-Roman" w:cs="Times-Roman"/>
+          <w:szCs w:val="24"/>
+        </w:rPr>
+        <w:t xml:space="preserve"> </w:t>
+      </w:r>
+      <w:r>
+        <w:rPr>
+          <w:rFonts w:ascii="Times-Roman" w:hAnsi="Times-Roman" w:cs="Times-Roman"/>
+          <w:szCs w:val="24"/>
+        </w:rPr>
+        <w:t xml:space="preserve"> </w:t>
+      </w:r>
+    </w:p>
+    <w:p>
+      <w:pPr>
+        <w:pStyle w:val="Heading3"/>
+        <w:spacing w:line="360" w:lineRule="auto"/>
+      </w:pPr>
+      <w:r>
+        <w:t>Making a School Schedule from GOV.SA</w:t>
+      </w:r>
+    </w:p>
+    <w:p>
+      <w:pPr>
+        <w:pStyle w:val="Body"/>
+        <w:spacing w:line="360" w:lineRule="auto"/>
+        <w:rPr>
+          <w:rFonts w:asciiTheme="majorBidi" w:eastAsiaTheme="minorHAnsi" w:hAnsiTheme="majorBidi" w:cstheme="majorBidi"/>
+          <w:color w:val="000000" w:themeColor="text1"/>
+          <w:sz w:val="24"/>
+          <w:szCs w:val="24"/>
+          <w:bdr w:val="none" w:sz="0" w:space="0" w:color="auto"/>
+          <w:lang w:val="en-US"/>
+          <w14:textOutline w14:w="0" w14:cap="rnd" w14:cmpd="sng" w14:algn="ctr">
+            <w14:noFill/>
+            <w14:prstDash w14:val="solid"/>
+            <w14:bevel/>
+          </w14:textOutline>
+        </w:rPr>
+      </w:pPr>
+      <w:r>
+        <w:rPr>
+          <w:rFonts w:asciiTheme="majorBidi" w:eastAsiaTheme="minorHAnsi" w:hAnsiTheme="majorBidi" w:cstheme="majorBidi"/>
+          <w:color w:val="000000" w:themeColor="text1"/>
+          <w:sz w:val="24"/>
+          <w:szCs w:val="24"/>
+          <w:bdr w:val="none" w:sz="0" w:space="0" w:color="auto"/>
+          <w:lang w:val="en-US"/>
+          <w14:textOutline w14:w="0" w14:cap="rnd" w14:cmpd="sng" w14:algn="ctr">
+            <w14:noFill/>
+            <w14:prstDash w14:val="solid"/>
+            <w14:bevel/>
+          </w14:textOutline>
+        </w:rPr>
+        <w:t>An e-service provided by the Ministry of Education</w:t>
+      </w:r>
+      <w:r>
+        <w:rPr>
+          <w:rFonts w:asciiTheme="majorBidi" w:eastAsiaTheme="minorHAnsi" w:hAnsiTheme="majorBidi" w:cstheme="majorBidi"/>
+          <w:color w:val="000000" w:themeColor="text1"/>
+          <w:sz w:val="24"/>
+          <w:szCs w:val="24"/>
+          <w:bdr w:val="none" w:sz="0" w:space="0" w:color="auto"/>
+          <w:lang w:val="en-US"/>
+          <w14:textOutline w14:w="0" w14:cap="rnd" w14:cmpd="sng" w14:algn="ctr">
+            <w14:noFill/>
+            <w14:prstDash w14:val="solid"/>
+            <w14:bevel/>
+          </w14:textOutline>
+        </w:rPr>
+        <w:t xml:space="preserve"> in KSA</w:t>
+      </w:r>
+      <w:r>
+        <w:rPr>
+          <w:rFonts w:asciiTheme="majorBidi" w:eastAsiaTheme="minorHAnsi" w:hAnsiTheme="majorBidi" w:cstheme="majorBidi"/>
+          <w:color w:val="000000" w:themeColor="text1"/>
+          <w:sz w:val="24"/>
+          <w:szCs w:val="24"/>
+          <w:bdr w:val="none" w:sz="0" w:space="0" w:color="auto"/>
+          <w:lang w:val="en-US"/>
+          <w14:textOutline w14:w="0" w14:cap="rnd" w14:cmpd="sng" w14:algn="ctr">
+            <w14:noFill/>
+            <w14:prstDash w14:val="solid"/>
+            <w14:bevel/>
+          </w14:textOutline>
+        </w:rPr>
+        <w:t>, enabling school administrators to create study schedules through Noor system</w:t>
+      </w:r>
+      <w:r>
+        <w:rPr>
+          <w:rFonts w:asciiTheme="majorBidi" w:eastAsiaTheme="minorHAnsi" w:hAnsiTheme="majorBidi" w:cstheme="majorBidi"/>
+          <w:color w:val="000000" w:themeColor="text1"/>
+          <w:sz w:val="24"/>
+          <w:szCs w:val="24"/>
+          <w:bdr w:val="none" w:sz="0" w:space="0" w:color="auto"/>
+          <w:lang w:val="en-US"/>
+          <w14:textOutline w14:w="0" w14:cap="rnd" w14:cmpd="sng" w14:algn="ctr">
+            <w14:noFill/>
+            <w14:prstDash w14:val="solid"/>
+            <w14:bevel/>
+          </w14:textOutline>
+        </w:rPr>
+        <w:t>.</w:t>
+      </w:r>
+      <w:r>
+        <w:rPr>
+          <w:rFonts w:asciiTheme="majorBidi" w:eastAsiaTheme="minorHAnsi" w:hAnsiTheme="majorBidi" w:cstheme="majorBidi"/>
+          <w:color w:val="000000" w:themeColor="text1"/>
+          <w:sz w:val="24"/>
+          <w:szCs w:val="24"/>
+          <w:bdr w:val="none" w:sz="0" w:space="0" w:color="auto"/>
+          <w:lang w:val="en-US"/>
+          <w14:textOutline w14:w="0" w14:cap="rnd" w14:cmpd="sng" w14:algn="ctr">
+            <w14:noFill/>
+            <w14:prstDash w14:val="solid"/>
+            <w14:bevel/>
+          </w14:textOutline>
+        </w:rPr>
+        <w:fldChar w:fldCharType="begin"/>
+      </w:r>
+      <w:r>
+        <w:rPr>
+          <w:rFonts w:asciiTheme="majorBidi" w:eastAsiaTheme="minorHAnsi" w:hAnsiTheme="majorBidi" w:cstheme="majorBidi"/>
+          <w:color w:val="000000" w:themeColor="text1"/>
+          <w:sz w:val="24"/>
+          <w:szCs w:val="24"/>
+          <w:bdr w:val="none" w:sz="0" w:space="0" w:color="auto"/>
+          <w:lang w:val="en-US"/>
+          <w14:textOutline w14:w="0" w14:cap="rnd" w14:cmpd="sng" w14:algn="ctr">
+            <w14:noFill/>
+            <w14:prstDash w14:val="solid"/>
+            <w14:bevel/>
+          </w14:textOutline>
+        </w:rPr>
+        <w:instrText xml:space="preserve"> ADDIN ZOTERO_ITEM CSL_CITATION {"citationID":"BNsYYVKv","properties":{"formattedCitation":"[1]","plainCitation":"[1]","noteIndex":0},"citationItems":[{"id":14,"uris":["http://zotero.org/users/local/NIUYJBMl/items/NZYGL3N9"],"uri":["http://zotero.org/users/local/NIUYJBMl/items/NZYGL3N9"],"itemData":{"id":14,"type":"webpage","title":"Making a School Schedule","URL":"https://www.my.gov.sa/wps/portal/snp/servicesDirectory/servicedetails/9034/!ut/p/z1/jZBNb4MwDIZ_yw4ci50GGO2NdlK1aIxOqC3LpQoTBCQgKM2G2l_faDuhfs03W88jvzZwyIB34qeWwtSqE43tP3mwZ-vQIxGSJCQkwI_lLHx5J4ziCmE3BhLqLywQPydRuiWIPvD_-HijInzks0eAvWCq42UsgffCVJO6KxVkM6Se3c3HdrJinrXJZuqzLaLnXwCX5_0Cd_LbgLJR-d8voy6noU2ii7LQhXa_tR1XxvSHuYMODsPgSqVkU7hfqnXwmlKpg4FsTEIqNPTtJju9lenrhOdHOjydAQ8uBFQ!/dz/d5/L0lHSkovd0RNQURrQUVnQSEhLzROVkUvZW4!/","accessed":{"date-parts":[["2022",12,14]]}}}],"schema":"https://github.com/citation-style-language/schema/raw/master/csl-citation.json"} </w:instrText>
+      </w:r>
+      <w:r>
+        <w:rPr>
+          <w:rFonts w:asciiTheme="majorBidi" w:eastAsiaTheme="minorHAnsi" w:hAnsiTheme="majorBidi" w:cstheme="majorBidi"/>
+          <w:color w:val="000000" w:themeColor="text1"/>
+          <w:sz w:val="24"/>
+          <w:szCs w:val="24"/>
+          <w:bdr w:val="none" w:sz="0" w:space="0" w:color="auto"/>
+          <w:lang w:val="en-US"/>
+          <w14:textOutline w14:w="0" w14:cap="rnd" w14:cmpd="sng" w14:algn="ctr">
+            <w14:noFill/>
+            <w14:prstDash w14:val="solid"/>
+            <w14:bevel/>
+          </w14:textOutline>
+        </w:rPr>
+        <w:fldChar w:fldCharType="separate"/>
+      </w:r>
+      <w:r>
+        <w:rPr>
+          <w:rFonts w:ascii="Times New Roman" w:hAnsi="Times New Roman" w:cs="Times New Roman"/>
+          <w:sz w:val="24"/>
+        </w:rPr>
+        <w:t>[1]</w:t>
+      </w:r>
+      <w:r>
+        <w:rPr>
+          <w:rFonts w:asciiTheme="majorBidi" w:eastAsiaTheme="minorHAnsi" w:hAnsiTheme="majorBidi" w:cstheme="majorBidi"/>
+          <w:color w:val="000000" w:themeColor="text1"/>
+          <w:sz w:val="24"/>
+          <w:szCs w:val="24"/>
+          <w:bdr w:val="none" w:sz="0" w:space="0" w:color="auto"/>
+          <w:lang w:val="en-US"/>
+          <w14:textOutline w14:w="0" w14:cap="rnd" w14:cmpd="sng" w14:algn="ctr">
+            <w14:noFill/>
+            <w14:prstDash w14:val="solid"/>
+            <w14:bevel/>
+          </w14:textOutline>
+        </w:rPr>
+        <w:fldChar w:fldCharType="end"/>
+      </w:r>
+      <w:r>
+        <w:rPr>
+          <w:rFonts w:asciiTheme="majorBidi" w:eastAsiaTheme="minorHAnsi" w:hAnsiTheme="majorBidi" w:cstheme="majorBidi"/>
+          <w:color w:val="000000" w:themeColor="text1"/>
+          <w:sz w:val="24"/>
+          <w:szCs w:val="24"/>
+          <w:bdr w:val="none" w:sz="0" w:space="0" w:color="auto"/>
+          <w:lang w:val="en-US"/>
+          <w14:textOutline w14:w="0" w14:cap="rnd" w14:cmpd="sng" w14:algn="ctr">
+            <w14:noFill/>
+            <w14:prstDash w14:val="solid"/>
+            <w14:bevel/>
+          </w14:textOutline>
+        </w:rPr>
+        <w:t xml:space="preserve"> </w:t>
+      </w:r>
+    </w:p>
+    <w:p>
+      <w:pPr>
+        <w:pStyle w:val="Body"/>
+        <w:spacing w:line="360" w:lineRule="auto"/>
+        <w:rPr>
+          <w:rFonts w:asciiTheme="majorBidi" w:eastAsiaTheme="minorHAnsi" w:hAnsiTheme="majorBidi" w:cstheme="majorBidi"/>
+          <w:color w:val="auto"/>
+          <w:sz w:val="24"/>
+          <w:szCs w:val="24"/>
+          <w:bdr w:val="none" w:sz="0" w:space="0" w:color="auto"/>
+          <w:lang w:val="en-US"/>
+          <w14:textOutline w14:w="0" w14:cap="rnd" w14:cmpd="sng" w14:algn="ctr">
+            <w14:noFill/>
+            <w14:prstDash w14:val="solid"/>
+            <w14:bevel/>
+          </w14:textOutline>
+        </w:rPr>
+      </w:pPr>
+      <w:r>
+        <w:rPr>
+          <w:rFonts w:asciiTheme="majorBidi" w:eastAsiaTheme="minorHAnsi" w:hAnsiTheme="majorBidi" w:cstheme="majorBidi"/>
+          <w:color w:val="auto"/>
+          <w:sz w:val="24"/>
+          <w:szCs w:val="24"/>
+          <w:bdr w:val="none" w:sz="0" w:space="0" w:color="auto"/>
+          <w:lang w:val="en-US"/>
+          <w14:textOutline w14:w="0" w14:cap="rnd" w14:cmpd="sng" w14:algn="ctr">
+            <w14:noFill/>
+            <w14:prstDash w14:val="solid"/>
+            <w14:bevel/>
+          </w14:textOutline>
+        </w:rPr>
+        <w:t>Steps to make a school schedule</w:t>
+      </w:r>
+      <w:r>
+        <w:rPr>
+          <w:rFonts w:asciiTheme="majorBidi" w:eastAsiaTheme="minorHAnsi" w:hAnsiTheme="majorBidi" w:cstheme="majorBidi"/>
+          <w:color w:val="auto"/>
+          <w:sz w:val="24"/>
+          <w:szCs w:val="24"/>
+          <w:bdr w:val="none" w:sz="0" w:space="0" w:color="auto"/>
+          <w:lang w:val="en-US"/>
+          <w14:textOutline w14:w="0" w14:cap="rnd" w14:cmpd="sng" w14:algn="ctr">
+            <w14:noFill/>
+            <w14:prstDash w14:val="solid"/>
+            <w14:bevel/>
+          </w14:textOutline>
+        </w:rPr>
+        <w:t xml:space="preserve"> are</w:t>
+      </w:r>
+      <w:r>
+        <w:rPr>
+          <w:rFonts w:asciiTheme="majorBidi" w:eastAsiaTheme="minorHAnsi" w:hAnsiTheme="majorBidi" w:cstheme="majorBidi"/>
+          <w:color w:val="auto"/>
+          <w:sz w:val="24"/>
+          <w:szCs w:val="24"/>
+          <w:bdr w:val="none" w:sz="0" w:space="0" w:color="auto"/>
+          <w:lang w:val="en-US"/>
+          <w14:textOutline w14:w="0" w14:cap="rnd" w14:cmpd="sng" w14:algn="ctr">
+            <w14:noFill/>
+            <w14:prstDash w14:val="solid"/>
+            <w14:bevel/>
+          </w14:textOutline>
+        </w:rPr>
+        <w:t>:</w:t>
+      </w:r>
+    </w:p>
+    <w:p>
+      <w:pPr>
+        <w:numPr>
+          <w:ilvl w:val="0"/>
+          <w:numId w:val="6"/>
+        </w:numPr>
+        <w:spacing w:before="100" w:beforeAutospacing="1" w:after="100" w:afterAutospacing="1" w:line="360" w:lineRule="auto"/>
+        <w:rPr>
+          <w:rFonts w:cstheme="majorBidi"/>
+          <w:color w:val="000000" w:themeColor="text1"/>
+          <w:szCs w:val="24"/>
+          <w:u w:color="000000"/>
+        </w:rPr>
+      </w:pPr>
+      <w:r>
+        <w:rPr>
+          <w:rFonts w:cstheme="majorBidi"/>
+          <w:color w:val="000000" w:themeColor="text1"/>
+          <w:szCs w:val="24"/>
+          <w:u w:color="000000"/>
+        </w:rPr>
+        <w:t>Login to Noor system.</w:t>
+      </w:r>
+    </w:p>
+    <w:p>
+      <w:pPr>
+        <w:numPr>
+          <w:ilvl w:val="0"/>
+          <w:numId w:val="6"/>
+        </w:numPr>
+        <w:spacing w:before="100" w:beforeAutospacing="1" w:after="100" w:afterAutospacing="1" w:line="360" w:lineRule="auto"/>
+        <w:rPr>
+          <w:rFonts w:cstheme="majorBidi"/>
+          <w:color w:val="000000" w:themeColor="text1"/>
+          <w:szCs w:val="24"/>
+          <w:u w:color="000000"/>
+        </w:rPr>
+      </w:pPr>
+      <w:r>
+        <w:rPr>
+          <w:rFonts w:cstheme="majorBidi"/>
+          <w:color w:val="000000" w:themeColor="text1"/>
+          <w:szCs w:val="24"/>
+          <w:u w:color="000000"/>
+        </w:rPr>
+        <w:t>Select the school schedule.</w:t>
+      </w:r>
+    </w:p>
+    <w:p>
+      <w:pPr>
+        <w:numPr>
+          <w:ilvl w:val="0"/>
+          <w:numId w:val="6"/>
+        </w:numPr>
+        <w:spacing w:before="100" w:beforeAutospacing="1" w:after="100" w:afterAutospacing="1" w:line="360" w:lineRule="auto"/>
+        <w:rPr>
+          <w:rFonts w:cstheme="majorBidi"/>
+          <w:color w:val="000000" w:themeColor="text1"/>
+          <w:szCs w:val="24"/>
+          <w:u w:color="000000"/>
+        </w:rPr>
+      </w:pPr>
+      <w:r>
+        <w:rPr>
+          <w:rFonts w:cstheme="majorBidi"/>
+          <w:color w:val="000000" w:themeColor="text1"/>
+          <w:szCs w:val="24"/>
+          <w:u w:color="000000"/>
+        </w:rPr>
+        <w:t>Select (Prepare and implement the table).</w:t>
+      </w:r>
+    </w:p>
+    <w:p>
+      <w:pPr>
+        <w:numPr>
+          <w:ilvl w:val="0"/>
+          <w:numId w:val="6"/>
+        </w:numPr>
+        <w:spacing w:before="100" w:beforeAutospacing="1" w:after="100" w:afterAutospacing="1" w:line="360" w:lineRule="auto"/>
+        <w:rPr>
+          <w:rFonts w:cstheme="majorBidi"/>
+          <w:color w:val="000000" w:themeColor="text1"/>
+          <w:szCs w:val="24"/>
+          <w:u w:color="000000"/>
+        </w:rPr>
+      </w:pPr>
+      <w:r>
+        <w:rPr>
+          <w:rFonts w:cstheme="majorBidi"/>
+          <w:color w:val="000000" w:themeColor="text1"/>
+          <w:szCs w:val="24"/>
+          <w:u w:color="000000"/>
+        </w:rPr>
+        <w:t>Complete the table setting steps.</w:t>
+      </w:r>
+    </w:p>
+    <w:p>
+      <w:pPr>
+        <w:numPr>
+          <w:ilvl w:val="0"/>
+          <w:numId w:val="6"/>
+        </w:numPr>
+        <w:spacing w:before="100" w:beforeAutospacing="1" w:after="100" w:afterAutospacing="1" w:line="360" w:lineRule="auto"/>
+        <w:rPr>
+          <w:rFonts w:cstheme="majorBidi"/>
+          <w:color w:val="000000" w:themeColor="text1"/>
+          <w:szCs w:val="24"/>
+          <w:u w:color="000000"/>
+        </w:rPr>
+      </w:pPr>
+      <w:r>
+        <w:rPr>
+          <w:rFonts w:cstheme="majorBidi"/>
+          <w:color w:val="000000" w:themeColor="text1"/>
+          <w:szCs w:val="24"/>
+          <w:u w:color="000000"/>
+        </w:rPr>
+        <w:t>The schedule is complete.</w:t>
+      </w:r>
+    </w:p>
+    <w:p>
+      <w:pPr>
+        <w:spacing w:before="100" w:beforeAutospacing="1" w:after="100" w:afterAutospacing="1" w:line="360" w:lineRule="auto"/>
+        <w:ind w:left="720"/>
+        <w:rPr>
+          <w:rFonts w:cstheme="majorBidi"/>
+          <w:color w:val="000000" w:themeColor="text1"/>
+          <w:szCs w:val="24"/>
+          <w:u w:color="000000"/>
+        </w:rPr>
+      </w:pPr>
+    </w:p>
+    <w:p>
+      <w:pPr>
+        <w:pStyle w:val="Body"/>
+        <w:spacing w:line="360" w:lineRule="auto"/>
         <w:rPr>
           <w:rFonts w:asciiTheme="majorBidi" w:hAnsiTheme="majorBidi"/>
+          <w:sz w:val="24"/>
+          <w:szCs w:val="24"/>
+        </w:rPr>
+      </w:pPr>
+      <w:r>
+        <w:rPr>
+          <w:rFonts w:asciiTheme="minorHAnsi" w:hAnsiTheme="minorHAnsi" w:cstheme="minorBidi"/>
+          <w:noProof/>
+          <w:color w:val="auto"/>
+        </w:rPr>
+        <w:lastRenderedPageBreak/>
+        <w:pict w14:anchorId="3E1D03DA">
+          <v:shapetype id="_x0000_t75" coordsize="21600,21600" o:spt="75" o:preferrelative="t" path="m@4@5l@4@11@9@11@9@5xe" filled="f" stroked="f">
+            <v:stroke joinstyle="miter"/>
+            <v:formulas>
+              <v:f eqn="if lineDrawn pixelLineWidth 0"/>
+              <v:f eqn="sum @0 1 0"/>
+              <v:f eqn="sum 0 0 @1"/>
+              <v:f eqn="prod @2 1 2"/>
+              <v:f eqn="prod @3 21600 pixelWidth"/>
+              <v:f eqn="prod @3 21600 pixelHeight"/>
+              <v:f eqn="sum @0 0 1"/>
+              <v:f eqn="prod @6 1 2"/>
+              <v:f eqn="prod @7 21600 pixelWidth"/>
+              <v:f eqn="sum @8 21600 0"/>
+              <v:f eqn="prod @7 21600 pixelHeight"/>
+              <v:f eqn="sum @10 21600 0"/>
+            </v:formulas>
+            <v:path o:extrusionok="f" gradientshapeok="t" o:connecttype="rect"/>
+            <o:lock v:ext="edit" aspectratio="t"/>
+          </v:shapetype>
+          <v:shape id="_x0000_s1027" type="#_x0000_t75" style="position:absolute;margin-left:38.6pt;margin-top:5.65pt;width:335.9pt;height:232.5pt;z-index:251662335;mso-position-horizontal-relative:margin;mso-position-vertical-relative:margin">
+            <v:imagedata r:id="rId8" o:title="إنشاء-الجدول-المدرسي"/>
+            <w10:wrap type="square" anchorx="margin" anchory="margin"/>
+          </v:shape>
+        </w:pict>
+      </w:r>
+    </w:p>
+    <w:p>
+      <w:pPr>
+        <w:pStyle w:val="Heading2"/>
+        <w:numPr>
+          <w:ilvl w:val="0"/>
+          <w:numId w:val="0"/>
+        </w:numPr>
+        <w:spacing w:line="360" w:lineRule="auto"/>
+        <w:rPr>
+          <w:szCs w:val="24"/>
+        </w:rPr>
+      </w:pPr>
+    </w:p>
+    <w:p>
+      <w:pPr>
+        <w:pStyle w:val="Heading2"/>
+        <w:numPr>
+          <w:ilvl w:val="0"/>
+          <w:numId w:val="0"/>
+        </w:numPr>
+        <w:spacing w:line="360" w:lineRule="auto"/>
+        <w:rPr>
+          <w:szCs w:val="24"/>
+        </w:rPr>
+      </w:pPr>
+    </w:p>
+    <w:p>
+      <w:pPr>
+        <w:pStyle w:val="Heading2"/>
+        <w:numPr>
+          <w:ilvl w:val="0"/>
+          <w:numId w:val="0"/>
+        </w:numPr>
+        <w:spacing w:line="360" w:lineRule="auto"/>
+        <w:rPr>
+          <w:szCs w:val="24"/>
+        </w:rPr>
+      </w:pPr>
+    </w:p>
+    <w:p>
+      <w:pPr>
+        <w:spacing w:line="360" w:lineRule="auto"/>
+      </w:pPr>
+      <w:r>
+        <w:rPr>
+          <w:noProof/>
+        </w:rPr>
+        <mc:AlternateContent>
+          <mc:Choice Requires="wps">
+            <w:drawing>
+              <wp:anchor distT="0" distB="0" distL="114300" distR="114300" simplePos="0" relativeHeight="251703296" behindDoc="0" locked="0" layoutInCell="1" allowOverlap="1" wp14:anchorId="55291059" wp14:editId="43AC96AD">
+                <wp:simplePos x="0" y="0"/>
+                <wp:positionH relativeFrom="margin">
+                  <wp:align>right</wp:align>
+                </wp:positionH>
+                <wp:positionV relativeFrom="paragraph">
+                  <wp:posOffset>6732034</wp:posOffset>
+                </wp:positionV>
+                <wp:extent cx="5610225" cy="635"/>
+                <wp:effectExtent l="0" t="0" r="9525" b="2540"/>
+                <wp:wrapSquare wrapText="bothSides"/>
+                <wp:docPr id="12" name="Text Box 12"/>
+                <wp:cNvGraphicFramePr/>
+                <a:graphic xmlns:a="http://schemas.openxmlformats.org/drawingml/2006/main">
+                  <a:graphicData uri="http://schemas.microsoft.com/office/word/2010/wordprocessingShape">
+                    <wps:wsp>
+                      <wps:cNvSpPr txBox="1"/>
+                      <wps:spPr>
+                        <a:xfrm>
+                          <a:off x="0" y="0"/>
+                          <a:ext cx="5610225" cy="635"/>
+                        </a:xfrm>
+                        <a:prstGeom prst="rect">
+                          <a:avLst/>
+                        </a:prstGeom>
+                        <a:solidFill>
+                          <a:prstClr val="white"/>
+                        </a:solidFill>
+                        <a:ln>
+                          <a:noFill/>
+                        </a:ln>
+                      </wps:spPr>
+                      <wps:txbx>
+                        <w:txbxContent>
+                          <w:p>
+                            <w:pPr>
+                              <w:pStyle w:val="Caption"/>
+                              <w:rPr>
+                                <w:noProof/>
+                              </w:rPr>
+                            </w:pPr>
+                            <w:r>
+                              <w:t xml:space="preserve">Figure 3: </w:t>
+                            </w:r>
+                            <w:r>
+                              <w:t>generating schedule page on manger of school account</w:t>
+                            </w:r>
+                          </w:p>
+                        </w:txbxContent>
+                      </wps:txbx>
+                      <wps:bodyPr rot="0" spcFirstLastPara="0" vertOverflow="overflow" horzOverflow="overflow" vert="horz" wrap="square" lIns="0" tIns="0" rIns="0" bIns="0" numCol="1" spcCol="0" rtlCol="0" fromWordArt="0" anchor="t" anchorCtr="0" forceAA="0" compatLnSpc="1">
+                        <a:prstTxWarp prst="textNoShape">
+                          <a:avLst/>
+                        </a:prstTxWarp>
+                        <a:spAutoFit/>
+                      </wps:bodyPr>
+                    </wps:wsp>
+                  </a:graphicData>
+                </a:graphic>
+              </wp:anchor>
+            </w:drawing>
+          </mc:Choice>
+          <mc:Fallback xmlns:oel="http://schemas.microsoft.com/office/2019/extlst">
+            <w:pict>
+              <v:shapetype w14:anchorId="55291059" id="_x0000_t202" coordsize="21600,21600" o:spt="202" path="m,l,21600r21600,l21600,xe">
+                <v:stroke joinstyle="miter"/>
+                <v:path gradientshapeok="t" o:connecttype="rect"/>
+              </v:shapetype>
+              <v:shape id="Text Box 12" o:spid="_x0000_s1026" type="#_x0000_t202" style="position:absolute;margin-left:390.55pt;margin-top:530.1pt;width:441.75pt;height:.05pt;z-index:251703296;visibility:visible;mso-wrap-style:square;mso-wrap-distance-left:9pt;mso-wrap-distance-top:0;mso-wrap-distance-right:9pt;mso-wrap-distance-bottom:0;mso-position-horizontal:right;mso-position-horizontal-relative:margin;mso-position-vertical:absolute;mso-position-vertical-relative:text;v-text-anchor:top" o:gfxdata="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" stroked="f">
+                <v:textbox style="mso-fit-shape-to-text:t" inset="0,0,0,0">
+                  <w:txbxContent>
+                    <w:p>
+                      <w:pPr>
+                        <w:pStyle w:val="Caption"/>
+                        <w:rPr>
+                          <w:noProof/>
+                        </w:rPr>
+                      </w:pPr>
+                      <w:r>
+                        <w:t xml:space="preserve">Figure 3: </w:t>
+                      </w:r>
+                      <w:r>
+                        <w:t>generating schedule page on manger of school account</w:t>
+                      </w:r>
+                    </w:p>
+                  </w:txbxContent>
+                </v:textbox>
+                <w10:wrap type="square" anchorx="margin"/>
+              </v:shape>
+            </w:pict>
+          </mc:Fallback>
+        </mc:AlternateContent>
+      </w:r>
+      <w:r>
+        <w:rPr>
+          <w:noProof/>
+        </w:rPr>
+        <mc:AlternateContent>
+          <mc:Choice Requires="wps">
+            <w:drawing>
+              <wp:anchor distT="0" distB="0" distL="114300" distR="114300" simplePos="0" relativeHeight="251701248" behindDoc="0" locked="0" layoutInCell="1" allowOverlap="1" wp14:anchorId="4B4506BC" wp14:editId="697E84AD">
+                <wp:simplePos x="0" y="0"/>
+                <wp:positionH relativeFrom="page">
+                  <wp:posOffset>1729105</wp:posOffset>
+                </wp:positionH>
+                <wp:positionV relativeFrom="paragraph">
+                  <wp:posOffset>3968041</wp:posOffset>
+                </wp:positionV>
+                <wp:extent cx="4291965" cy="635"/>
+                <wp:effectExtent l="0" t="0" r="0" b="2540"/>
+                <wp:wrapSquare wrapText="bothSides"/>
+                <wp:docPr id="7" name="Text Box 7"/>
+                <wp:cNvGraphicFramePr/>
+                <a:graphic xmlns:a="http://schemas.openxmlformats.org/drawingml/2006/main">
+                  <a:graphicData uri="http://schemas.microsoft.com/office/word/2010/wordprocessingShape">
+                    <wps:wsp>
+                      <wps:cNvSpPr txBox="1"/>
+                      <wps:spPr>
+                        <a:xfrm>
+                          <a:off x="0" y="0"/>
+                          <a:ext cx="4291965" cy="635"/>
+                        </a:xfrm>
+                        <a:prstGeom prst="rect">
+                          <a:avLst/>
+                        </a:prstGeom>
+                        <a:solidFill>
+                          <a:prstClr val="white"/>
+                        </a:solidFill>
+                        <a:ln>
+                          <a:noFill/>
+                        </a:ln>
+                      </wps:spPr>
+                      <wps:txbx>
+                        <w:txbxContent>
+                          <w:p>
+                            <w:pPr>
+                              <w:pStyle w:val="Caption"/>
+                              <w:rPr>
+                                <w:noProof/>
+                              </w:rPr>
+                            </w:pPr>
+                            <w:r>
+                              <w:t xml:space="preserve">Figure </w:t>
+                            </w:r>
+                            <w:r>
+                              <w:t xml:space="preserve">2: </w:t>
+                            </w:r>
+                            <w:r>
+                              <w:t>School Schedule page on manger of school account</w:t>
+                            </w:r>
+                          </w:p>
+                        </w:txbxContent>
+                      </wps:txbx>
+                      <wps:bodyPr rot="0" spcFirstLastPara="0" vertOverflow="overflow" horzOverflow="overflow" vert="horz" wrap="square" lIns="0" tIns="0" rIns="0" bIns="0" numCol="1" spcCol="0" rtlCol="0" fromWordArt="0" anchor="t" anchorCtr="0" forceAA="0" compatLnSpc="1">
+                        <a:prstTxWarp prst="textNoShape">
+                          <a:avLst/>
+                        </a:prstTxWarp>
+                        <a:spAutoFit/>
+                      </wps:bodyPr>
+                    </wps:wsp>
+                  </a:graphicData>
+                </a:graphic>
+              </wp:anchor>
+            </w:drawing>
+          </mc:Choice>
+          <mc:Fallback xmlns:oel="http://schemas.microsoft.com/office/2019/extlst">
+            <w:pict>
+              <v:shape w14:anchorId="4B4506BC" id="Text Box 7" o:spid="_x0000_s1027" type="#_x0000_t202" style="position:absolute;margin-left:136.15pt;margin-top:312.45pt;width:337.95pt;height:.05pt;z-index:251701248;visibility:visible;mso-wrap-style:square;mso-wrap-distance-left:9pt;mso-wrap-distance-top:0;mso-wrap-distance-right:9pt;mso-wrap-distance-bottom:0;mso-position-horizontal:absolute;mso-position-horizontal-relative:page;mso-position-vertical:absolute;mso-position-vertical-relative:text;v-text-anchor:top" o:gfxdata="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" stroked="f">
+                <v:textbox style="mso-fit-shape-to-text:t" inset="0,0,0,0">
+                  <w:txbxContent>
+                    <w:p>
+                      <w:pPr>
+                        <w:pStyle w:val="Caption"/>
+                        <w:rPr>
+                          <w:noProof/>
+                        </w:rPr>
+                      </w:pPr>
+                      <w:r>
+                        <w:t xml:space="preserve">Figure </w:t>
+                      </w:r>
+                      <w:r>
+                        <w:t xml:space="preserve">2: </w:t>
+                      </w:r>
+                      <w:r>
+                        <w:t>School Schedule page on manger of school account</w:t>
+                      </w:r>
+                    </w:p>
+                  </w:txbxContent>
+                </v:textbox>
+                <w10:wrap type="square" anchorx="page"/>
+              </v:shape>
+            </w:pict>
+          </mc:Fallback>
+        </mc:AlternateContent>
+      </w:r>
+      <w:r>
+        <w:rPr>
+          <w:noProof/>
+        </w:rPr>
+        <mc:AlternateContent>
+          <mc:Choice Requires="wps">
+            <w:drawing>
+              <wp:anchor distT="0" distB="0" distL="114300" distR="114300" simplePos="0" relativeHeight="251699200" behindDoc="0" locked="0" layoutInCell="1" allowOverlap="1" wp14:anchorId="222988CC" wp14:editId="31076C40">
+                <wp:simplePos x="0" y="0"/>
+                <wp:positionH relativeFrom="page">
+                  <wp:align>center</wp:align>
+                </wp:positionH>
+                <wp:positionV relativeFrom="paragraph">
+                  <wp:posOffset>1576616</wp:posOffset>
+                </wp:positionV>
+                <wp:extent cx="4265930" cy="635"/>
+                <wp:effectExtent l="0" t="0" r="1270" b="2540"/>
+                <wp:wrapSquare wrapText="bothSides"/>
+                <wp:docPr id="1" name="Text Box 1"/>
+                <wp:cNvGraphicFramePr/>
+                <a:graphic xmlns:a="http://schemas.openxmlformats.org/drawingml/2006/main">
+                  <a:graphicData uri="http://schemas.microsoft.com/office/word/2010/wordprocessingShape">
+                    <wps:wsp>
+                      <wps:cNvSpPr txBox="1"/>
+                      <wps:spPr>
+                        <a:xfrm>
+                          <a:off x="0" y="0"/>
+                          <a:ext cx="4265930" cy="635"/>
+                        </a:xfrm>
+                        <a:prstGeom prst="rect">
+                          <a:avLst/>
+                        </a:prstGeom>
+                        <a:solidFill>
+                          <a:prstClr val="white"/>
+                        </a:solidFill>
+                        <a:ln>
+                          <a:noFill/>
+                        </a:ln>
+                      </wps:spPr>
+                      <wps:txbx>
+                        <w:txbxContent>
+                          <w:p>
+                            <w:pPr>
+                              <w:pStyle w:val="Caption"/>
+                              <w:rPr>
+                                <w:rFonts w:eastAsia="Arial Unicode MS"/>
+                                <w:noProof/>
+                                <w:bdr w:val="nil"/>
+                                <w:lang w:val="de-DE"/>
+                                <w14:textOutline w14:w="0" w14:cap="flat" w14:cmpd="sng" w14:algn="ctr">
+                                  <w14:noFill/>
+                                  <w14:prstDash w14:val="solid"/>
+                                  <w14:bevel/>
+                                </w14:textOutline>
+                              </w:rPr>
+                            </w:pPr>
+                            <w:r>
+                              <w:t>Figure</w:t>
+                            </w:r>
+                            <w:r>
+                              <w:t>1:</w:t>
+                            </w:r>
+                            <w:r>
+                              <w:t xml:space="preserve"> Making</w:t>
+                            </w:r>
+                            <w:r>
+                              <w:t xml:space="preserve"> Schedule School page on GOV.SA website</w:t>
+                            </w:r>
+                          </w:p>
+                        </w:txbxContent>
+                      </wps:txbx>
+                      <wps:bodyPr rot="0" spcFirstLastPara="0" vertOverflow="overflow" horzOverflow="overflow" vert="horz" wrap="square" lIns="0" tIns="0" rIns="0" bIns="0" numCol="1" spcCol="0" rtlCol="0" fromWordArt="0" anchor="t" anchorCtr="0" forceAA="0" compatLnSpc="1">
+                        <a:prstTxWarp prst="textNoShape">
+                          <a:avLst/>
+                        </a:prstTxWarp>
+                        <a:spAutoFit/>
+                      </wps:bodyPr>
+                    </wps:wsp>
+                  </a:graphicData>
+                </a:graphic>
+              </wp:anchor>
+            </w:drawing>
+          </mc:Choice>
+          <mc:Fallback xmlns:oel="http://schemas.microsoft.com/office/2019/extlst">
+            <w:pict>
+              <v:shape w14:anchorId="222988CC" id="Text Box 1" o:spid="_x0000_s1028" type="#_x0000_t202" style="position:absolute;margin-left:0;margin-top:124.15pt;width:335.9pt;height:.05pt;z-index:251699200;visibility:visible;mso-wrap-style:square;mso-wrap-distance-left:9pt;mso-wrap-distance-top:0;mso-wrap-distance-right:9pt;mso-wrap-distance-bottom:0;mso-position-horizontal:center;mso-position-horizontal-relative:page;mso-position-vertical:absolute;mso-position-vertical-relative:text;v-text-anchor:top" o:gfxdata="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" stroked="f">
+                <v:textbox style="mso-fit-shape-to-text:t" inset="0,0,0,0">
+                  <w:txbxContent>
+                    <w:p>
+                      <w:pPr>
+                        <w:pStyle w:val="Caption"/>
+                        <w:rPr>
+                          <w:rFonts w:eastAsia="Arial Unicode MS"/>
+                          <w:noProof/>
+                          <w:bdr w:val="nil"/>
+                          <w:lang w:val="de-DE"/>
+                          <w14:textOutline w14:w="0" w14:cap="flat" w14:cmpd="sng" w14:algn="ctr">
+                            <w14:noFill/>
+                            <w14:prstDash w14:val="solid"/>
+                            <w14:bevel/>
+                          </w14:textOutline>
+                        </w:rPr>
+                      </w:pPr>
+                      <w:r>
+                        <w:t>Figure</w:t>
+                      </w:r>
+                      <w:r>
+                        <w:t>1:</w:t>
+                      </w:r>
+                      <w:r>
+                        <w:t xml:space="preserve"> Making</w:t>
+                      </w:r>
+                      <w:r>
+                        <w:t xml:space="preserve"> Schedule School page on GOV.SA website</w:t>
+                      </w:r>
+                    </w:p>
+                  </w:txbxContent>
+                </v:textbox>
+                <w10:wrap type="square" anchorx="page"/>
+              </v:shape>
+            </w:pict>
+          </mc:Fallback>
+        </mc:AlternateContent>
+      </w:r>
+      <w:r>
+        <w:rPr>
+          <w:noProof/>
+        </w:rPr>
+        <w:pict w14:anchorId="2F489AC5">
+          <v:shape id="_x0000_s1028" type="#_x0000_t75" style="position:absolute;margin-left:.15pt;margin-top:450pt;width:441.75pt;height:165.75pt;z-index:251679744;mso-position-horizontal-relative:margin;mso-position-vertical-relative:margin">
+            <v:imagedata r:id="rId9" o:title="timetable tap"/>
+            <w10:wrap type="square" anchorx="margin" anchory="margin"/>
+          </v:shape>
+        </w:pict>
+      </w:r>
+      <w:r>
+        <w:rPr>
+          <w:noProof/>
+        </w:rPr>
+        <w:pict w14:anchorId="0C5DB29A">
+          <v:shape id="_x0000_s1029" type="#_x0000_t75" style="position:absolute;margin-left:37.4pt;margin-top:244.15pt;width:337.95pt;height:153.2pt;z-index:251681792;mso-position-horizontal-relative:margin;mso-position-vertical-relative:margin">
+            <v:imagedata r:id="rId10" o:title="generate timetable"/>
+            <w10:wrap type="square" anchorx="margin" anchory="margin"/>
+          </v:shape>
+        </w:pict>
+      </w:r>
+      <w:r>
+        <w:t xml:space="preserve">                                                </w:t>
+      </w:r>
+    </w:p>
+    <w:p>
+      <w:pPr>
+        <w:pStyle w:val="Heading3"/>
+      </w:pPr>
+      <w:proofErr w:type="spellStart"/>
+      <w:r>
+        <w:lastRenderedPageBreak/>
+        <w:t>Scheduly</w:t>
+      </w:r>
+      <w:proofErr w:type="spellEnd"/>
+    </w:p>
+    <w:p>
+      <w:pPr>
+        <w:autoSpaceDE w:val="0"/>
+        <w:autoSpaceDN w:val="0"/>
+        <w:adjustRightInd w:val="0"/>
+        <w:spacing w:after="0" w:line="360" w:lineRule="auto"/>
+        <w:ind w:firstLine="360"/>
+        <w:jc w:val="both"/>
+        <w:rPr>
+          <w:rFonts w:cstheme="majorBidi"/>
+          <w:color w:val="000000"/>
+          <w:szCs w:val="24"/>
+        </w:rPr>
+      </w:pPr>
+      <w:r>
+        <w:rPr>
+          <w:noProof/>
+        </w:rPr>
+        <mc:AlternateContent>
+          <mc:Choice Requires="wps">
+            <w:drawing>
+              <wp:anchor distT="0" distB="0" distL="114300" distR="114300" simplePos="0" relativeHeight="251705344" behindDoc="0" locked="0" layoutInCell="1" allowOverlap="1" wp14:anchorId="1EDA1687" wp14:editId="7872B91A">
+                <wp:simplePos x="0" y="0"/>
+                <wp:positionH relativeFrom="page">
+                  <wp:align>center</wp:align>
+                </wp:positionH>
+                <wp:positionV relativeFrom="paragraph">
+                  <wp:posOffset>3805230</wp:posOffset>
+                </wp:positionV>
+                <wp:extent cx="5476875" cy="635"/>
+                <wp:effectExtent l="0" t="0" r="9525" b="2540"/>
+                <wp:wrapSquare wrapText="bothSides"/>
+                <wp:docPr id="14" name="Text Box 14"/>
+                <wp:cNvGraphicFramePr/>
+                <a:graphic xmlns:a="http://schemas.openxmlformats.org/drawingml/2006/main">
+                  <a:graphicData uri="http://schemas.microsoft.com/office/word/2010/wordprocessingShape">
+                    <wps:wsp>
+                      <wps:cNvSpPr txBox="1"/>
+                      <wps:spPr>
+                        <a:xfrm>
+                          <a:off x="0" y="0"/>
+                          <a:ext cx="5476875" cy="635"/>
+                        </a:xfrm>
+                        <a:prstGeom prst="rect">
+                          <a:avLst/>
+                        </a:prstGeom>
+                        <a:solidFill>
+                          <a:prstClr val="white"/>
+                        </a:solidFill>
+                        <a:ln>
+                          <a:noFill/>
+                        </a:ln>
+                      </wps:spPr>
+                      <wps:txbx>
+                        <w:txbxContent>
+                          <w:p>
+                            <w:pPr>
+                              <w:pStyle w:val="Caption"/>
+                              <w:rPr>
+                                <w:noProof/>
+                              </w:rPr>
+                            </w:pPr>
+                            <w:r>
+                              <w:t xml:space="preserve">Figure </w:t>
+                            </w:r>
+                            <w:r>
+                              <w:t>4</w:t>
+                            </w:r>
+                            <w:r>
+                              <w:t>Dashboard</w:t>
+                            </w:r>
+                          </w:p>
+                        </w:txbxContent>
+                      </wps:txbx>
+                      <wps:bodyPr rot="0" spcFirstLastPara="0" vertOverflow="overflow" horzOverflow="overflow" vert="horz" wrap="square" lIns="0" tIns="0" rIns="0" bIns="0" numCol="1" spcCol="0" rtlCol="0" fromWordArt="0" anchor="t" anchorCtr="0" forceAA="0" compatLnSpc="1">
+                        <a:prstTxWarp prst="textNoShape">
+                          <a:avLst/>
+                        </a:prstTxWarp>
+                        <a:spAutoFit/>
+                      </wps:bodyPr>
+                    </wps:wsp>
+                  </a:graphicData>
+                </a:graphic>
+              </wp:anchor>
+            </w:drawing>
+          </mc:Choice>
+          <mc:Fallback xmlns:oel="http://schemas.microsoft.com/office/2019/extlst">
+            <w:pict>
+              <v:shape w14:anchorId="1EDA1687" id="Text Box 14" o:spid="_x0000_s1029" type="#_x0000_t202" style="position:absolute;left:0;text-align:left;margin-left:0;margin-top:299.6pt;width:431.25pt;height:.05pt;z-index:251705344;visibility:visible;mso-wrap-style:square;mso-wrap-distance-left:9pt;mso-wrap-distance-top:0;mso-wrap-distance-right:9pt;mso-wrap-distance-bottom:0;mso-position-horizontal:center;mso-position-horizontal-relative:page;mso-position-vertical:absolute;mso-position-vertical-relative:text;v-text-anchor:top" o:gfxdata="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" stroked="f">
+                <v:textbox style="mso-fit-shape-to-text:t" inset="0,0,0,0">
+                  <w:txbxContent>
+                    <w:p>
+                      <w:pPr>
+                        <w:pStyle w:val="Caption"/>
+                        <w:rPr>
+                          <w:noProof/>
+                        </w:rPr>
+                      </w:pPr>
+                      <w:r>
+                        <w:t xml:space="preserve">Figure </w:t>
+                      </w:r>
+                      <w:r>
+                        <w:t>4</w:t>
+                      </w:r>
+                      <w:r>
+                        <w:t>Dashboard</w:t>
+                      </w:r>
+                    </w:p>
+                  </w:txbxContent>
+                </v:textbox>
+                <w10:wrap type="square" anchorx="page"/>
+              </v:shape>
+            </w:pict>
+          </mc:Fallback>
+        </mc:AlternateContent>
+      </w:r>
+      <w:r>
+        <w:rPr>
+          <w:rFonts w:cstheme="majorBidi"/>
+          <w:color w:val="000000"/>
+          <w:szCs w:val="24"/>
+        </w:rPr>
+        <w:t xml:space="preserve">The goal of the software application is to provide a possible timetable solution with the minimum number of clashes between </w:t>
+      </w:r>
+      <w:r>
+        <w:rPr>
+          <w:rFonts w:cstheme="majorBidi"/>
+          <w:color w:val="000000"/>
+          <w:szCs w:val="24"/>
+        </w:rPr>
+        <w:t xml:space="preserve">time </w:t>
+      </w:r>
+      <w:r>
+        <w:rPr>
+          <w:rFonts w:cstheme="majorBidi"/>
+          <w:color w:val="000000"/>
+          <w:szCs w:val="24"/>
+        </w:rPr>
+        <w:t>slots. It relieves the user of much of the hard work required for generating timetable manually, leaving him with more time to apply the skills and judgment where they are needed in order to produce a timetable of the highest quality.</w:t>
+      </w:r>
+      <w:r>
+        <w:rPr>
+          <w:rFonts w:cstheme="majorBidi"/>
+          <w:color w:val="000000"/>
+          <w:szCs w:val="24"/>
+        </w:rPr>
+        <w:fldChar w:fldCharType="begin"/>
+      </w:r>
+      <w:r>
+        <w:rPr>
+          <w:rFonts w:cstheme="majorBidi"/>
+          <w:color w:val="000000"/>
+          <w:szCs w:val="24"/>
+        </w:rPr>
+        <w:instrText xml:space="preserve"> ADDIN ZOTERO_ITEM CSL_CITATION {"citationID":"8avQg9FN","properties":{"formattedCitation":"[2]","plainCitation":"[2]","noteIndex":0},"citationItems":[{"id":13,"uris":["http://zotero.org/users/local/NIUYJBMl/items/SXQBIFDW"],"uri":["http://zotero.org/users/local/NIUYJBMl/items/SXQBIFDW"],"itemData":{"id":13,"type":"webpage","title":"GitHub - ghulamghousdev/Scheduly: Activity Scheduling Tool","URL":"https://github.com/ghulamghousdev/Scheduly","accessed":{"date-parts":[["2022",12,14]]}}}],"schema":"https://github.com/citation-style-language/schema/raw/master/csl-citation.json"} </w:instrText>
+      </w:r>
+      <w:r>
+        <w:rPr>
+          <w:rFonts w:cstheme="majorBidi"/>
+          <w:color w:val="000000"/>
+          <w:szCs w:val="24"/>
+        </w:rPr>
+        <w:fldChar w:fldCharType="separate"/>
+      </w:r>
+      <w:r>
+        <w:rPr>
+          <w:rFonts w:ascii="Times New Roman" w:hAnsi="Times New Roman" w:cs="Times New Roman"/>
+        </w:rPr>
+        <w:t>[2]</w:t>
+      </w:r>
+      <w:r>
+        <w:rPr>
+          <w:rFonts w:cstheme="majorBidi"/>
+          <w:color w:val="000000"/>
+          <w:szCs w:val="24"/>
+        </w:rPr>
+        <w:fldChar w:fldCharType="end"/>
+      </w:r>
+    </w:p>
+    <w:p>
+      <w:pPr>
+        <w:spacing w:line="360" w:lineRule="auto"/>
+        <w:jc w:val="right"/>
+        <w:rPr>
+          <w:rFonts w:cstheme="majorBidi"/>
+          <w:szCs w:val="24"/>
+        </w:rPr>
+      </w:pPr>
+      <w:r>
+        <w:rPr>
+          <w:rFonts w:asciiTheme="minorHAnsi" w:hAnsiTheme="minorHAnsi"/>
+          <w:noProof/>
+          <w:sz w:val="22"/>
+        </w:rPr>
+        <w:pict w14:anchorId="698C8EB5">
+          <v:shape id="_x0000_s1031" type="#_x0000_t75" style="position:absolute;left:0;text-align:left;margin-left:-8.8pt;margin-top:123.05pt;width:431.25pt;height:196.95pt;z-index:251661310;mso-position-horizontal-relative:margin;mso-position-vertical-relative:margin">
+            <v:imagedata r:id="rId11" o:title="Dashboard"/>
+            <w10:wrap type="square" anchorx="margin" anchory="margin"/>
+          </v:shape>
+        </w:pict>
+      </w:r>
+      <w:r>
+        <w:rPr>
+          <w:noProof/>
+        </w:rPr>
+        <mc:AlternateContent>
+          <mc:Choice Requires="wps">
+            <w:drawing>
+              <wp:anchor distT="0" distB="0" distL="114300" distR="114300" simplePos="0" relativeHeight="251707392" behindDoc="0" locked="0" layoutInCell="1" allowOverlap="1" wp14:anchorId="625F66E8" wp14:editId="645672B3">
+                <wp:simplePos x="0" y="0"/>
+                <wp:positionH relativeFrom="page">
+                  <wp:align>center</wp:align>
+                </wp:positionH>
+                <wp:positionV relativeFrom="paragraph">
+                  <wp:posOffset>6460800</wp:posOffset>
+                </wp:positionV>
+                <wp:extent cx="5432425" cy="635"/>
+                <wp:effectExtent l="0" t="0" r="0" b="2540"/>
+                <wp:wrapSquare wrapText="bothSides"/>
+                <wp:docPr id="15" name="Text Box 15"/>
+                <wp:cNvGraphicFramePr/>
+                <a:graphic xmlns:a="http://schemas.openxmlformats.org/drawingml/2006/main">
+                  <a:graphicData uri="http://schemas.microsoft.com/office/word/2010/wordprocessingShape">
+                    <wps:wsp>
+                      <wps:cNvSpPr txBox="1"/>
+                      <wps:spPr>
+                        <a:xfrm>
+                          <a:off x="0" y="0"/>
+                          <a:ext cx="5432425" cy="635"/>
+                        </a:xfrm>
+                        <a:prstGeom prst="rect">
+                          <a:avLst/>
+                        </a:prstGeom>
+                        <a:solidFill>
+                          <a:prstClr val="white"/>
+                        </a:solidFill>
+                        <a:ln>
+                          <a:noFill/>
+                        </a:ln>
+                      </wps:spPr>
+                      <wps:txbx>
+                        <w:txbxContent>
+                          <w:p>
+                            <w:pPr>
+                              <w:pStyle w:val="Caption"/>
+                              <w:rPr>
+                                <w:noProof/>
+                              </w:rPr>
+                            </w:pPr>
+                            <w:r>
+                              <w:t xml:space="preserve">Figure </w:t>
+                            </w:r>
+                            <w:r>
+                              <w:t>5</w:t>
+                            </w:r>
+                            <w:r>
+                              <w:t xml:space="preserve"> </w:t>
+                            </w:r>
+                            <w:r>
+                              <w:t>Output page</w:t>
+                            </w:r>
+                          </w:p>
+                        </w:txbxContent>
+                      </wps:txbx>
+                      <wps:bodyPr rot="0" spcFirstLastPara="0" vertOverflow="overflow" horzOverflow="overflow" vert="horz" wrap="square" lIns="0" tIns="0" rIns="0" bIns="0" numCol="1" spcCol="0" rtlCol="0" fromWordArt="0" anchor="t" anchorCtr="0" forceAA="0" compatLnSpc="1">
+                        <a:prstTxWarp prst="textNoShape">
+                          <a:avLst/>
+                        </a:prstTxWarp>
+                        <a:spAutoFit/>
+                      </wps:bodyPr>
+                    </wps:wsp>
+                  </a:graphicData>
+                </a:graphic>
+              </wp:anchor>
+            </w:drawing>
+          </mc:Choice>
+          <mc:Fallback xmlns:oel="http://schemas.microsoft.com/office/2019/extlst">
+            <w:pict>
+              <v:shape w14:anchorId="625F66E8" id="Text Box 15" o:spid="_x0000_s1030" type="#_x0000_t202" style="position:absolute;left:0;text-align:left;margin-left:0;margin-top:508.7pt;width:427.75pt;height:.05pt;z-index:251707392;visibility:visible;mso-wrap-style:square;mso-wrap-distance-left:9pt;mso-wrap-distance-top:0;mso-wrap-distance-right:9pt;mso-wrap-distance-bottom:0;mso-position-horizontal:center;mso-position-horizontal-relative:page;mso-position-vertical:absolute;mso-position-vertical-relative:text;v-text-anchor:top" o:gfxdata="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" stroked="f">
+                <v:textbox style="mso-fit-shape-to-text:t" inset="0,0,0,0">
+                  <w:txbxContent>
+                    <w:p>
+                      <w:pPr>
+                        <w:pStyle w:val="Caption"/>
+                        <w:rPr>
+                          <w:noProof/>
+                        </w:rPr>
+                      </w:pPr>
+                      <w:r>
+                        <w:t xml:space="preserve">Figure </w:t>
+                      </w:r>
+                      <w:r>
+                        <w:t>5</w:t>
+                      </w:r>
+                      <w:r>
+                        <w:t xml:space="preserve"> </w:t>
+                      </w:r>
+                      <w:r>
+                        <w:t>Output page</w:t>
+                      </w:r>
+                    </w:p>
+                  </w:txbxContent>
+                </v:textbox>
+                <w10:wrap type="square" anchorx="page"/>
+              </v:shape>
+            </w:pict>
+          </mc:Fallback>
+        </mc:AlternateContent>
+      </w:r>
+      <w:r>
+        <w:rPr>
+          <w:rFonts w:asciiTheme="minorHAnsi" w:hAnsiTheme="minorHAnsi"/>
+          <w:noProof/>
+          <w:sz w:val="22"/>
+        </w:rPr>
+        <w:pict w14:anchorId="504BA7A5">
+          <v:shape id="_x0000_s1032" type="#_x0000_t75" style="position:absolute;left:0;text-align:left;margin-left:-6.95pt;margin-top:365.65pt;width:427.75pt;height:240.4pt;z-index:251694080;mso-position-horizontal-relative:margin;mso-position-vertical-relative:margin">
+            <v:imagedata r:id="rId12" o:title="Output"/>
+            <w10:wrap type="square" anchorx="margin" anchory="margin"/>
+          </v:shape>
+        </w:pict>
+      </w:r>
+    </w:p>
+    <w:p>
+      <w:pPr>
+        <w:spacing w:line="360" w:lineRule="auto"/>
+        <w:jc w:val="right"/>
+        <w:rPr>
+          <w:rFonts w:cstheme="majorBidi"/>
+          <w:szCs w:val="24"/>
+        </w:rPr>
+      </w:pPr>
+    </w:p>
+    <w:p>
+      <w:pPr>
+        <w:spacing w:line="360" w:lineRule="auto"/>
+        <w:jc w:val="right"/>
+        <w:rPr>
+          <w:rFonts w:cstheme="majorBidi"/>
+          <w:szCs w:val="24"/>
+        </w:rPr>
+      </w:pPr>
+    </w:p>
+    <w:p>
+      <w:pPr>
+        <w:pStyle w:val="Heading2"/>
+      </w:pPr>
+      <w:bookmarkStart w:id="16" w:name="_Toc113195776"/>
+      <w:bookmarkStart w:id="17" w:name="_Toc113195812"/>
+      <w:bookmarkStart w:id="18" w:name="_Toc113196022"/>
+      <w:bookmarkStart w:id="19" w:name="_Toc113347358"/>
+      <w:r>
+        <w:lastRenderedPageBreak/>
+        <w:t>Background</w:t>
+      </w:r>
+      <w:bookmarkEnd w:id="16"/>
+      <w:bookmarkEnd w:id="17"/>
+      <w:bookmarkEnd w:id="18"/>
+      <w:bookmarkEnd w:id="19"/>
+      <w:r>
+        <w:t xml:space="preserve"> </w:t>
+      </w:r>
+    </w:p>
+    <w:p>
+      <w:pPr>
+        <w:autoSpaceDE w:val="0"/>
+        <w:autoSpaceDN w:val="0"/>
+        <w:adjustRightInd w:val="0"/>
+        <w:spacing w:after="0" w:line="360" w:lineRule="auto"/>
+        <w:ind w:firstLine="360"/>
+        <w:jc w:val="both"/>
+        <w:rPr>
+          <w:rFonts w:cstheme="majorBidi"/>
+          <w:color w:val="000000"/>
+          <w:szCs w:val="24"/>
+        </w:rPr>
+      </w:pPr>
+      <w:r>
+        <w:rPr>
+          <w:rFonts w:cstheme="majorBidi"/>
+          <w:color w:val="000000"/>
+          <w:szCs w:val="24"/>
+        </w:rPr>
+        <w:t xml:space="preserve">In this section we will give a brief definition of the technologies and tools we are using to build this project, mainly we are building </w:t>
+      </w:r>
+      <w:r>
+        <w:rPr>
+          <w:rFonts w:cstheme="majorBidi"/>
+          <w:color w:val="000000"/>
+          <w:szCs w:val="24"/>
+        </w:rPr>
+        <w:t>web</w:t>
+      </w:r>
+      <w:r>
+        <w:rPr>
+          <w:rFonts w:cstheme="majorBidi"/>
+          <w:color w:val="000000"/>
+          <w:szCs w:val="24"/>
+        </w:rPr>
+        <w:t xml:space="preserve"> applications</w:t>
+      </w:r>
+      <w:r>
+        <w:rPr>
+          <w:rFonts w:cstheme="majorBidi"/>
+          <w:color w:val="000000"/>
+          <w:szCs w:val="24"/>
+        </w:rPr>
+        <w:t>,</w:t>
+      </w:r>
+      <w:r>
+        <w:rPr>
+          <w:rFonts w:cstheme="majorBidi"/>
+          <w:color w:val="000000"/>
+          <w:szCs w:val="24"/>
+        </w:rPr>
+        <w:t xml:space="preserve"> </w:t>
+      </w:r>
+      <w:r>
+        <w:rPr>
+          <w:rFonts w:cstheme="majorBidi"/>
+          <w:color w:val="000000"/>
+          <w:szCs w:val="24"/>
+        </w:rPr>
+        <w:t>and</w:t>
+      </w:r>
+      <w:r>
+        <w:rPr>
+          <w:rFonts w:cstheme="majorBidi"/>
+          <w:color w:val="000000"/>
+          <w:szCs w:val="24"/>
+        </w:rPr>
+        <w:t xml:space="preserve"> this application will depend on an algorithm called genetic algorithm. </w:t>
+      </w:r>
+      <w:r>
+        <w:rPr>
+          <w:rFonts w:cstheme="majorBidi"/>
+          <w:color w:val="000000"/>
+          <w:szCs w:val="24"/>
+        </w:rPr>
+        <w:t>and the technologies we will use can be categorized into two main sections, Front End and Back End.</w:t>
+      </w:r>
+    </w:p>
+    <w:p>
+      <w:pPr>
+        <w:pStyle w:val="Heading3"/>
+      </w:pPr>
+      <w:r>
+        <w:t>Genetic Algorithm</w:t>
+      </w:r>
+    </w:p>
+    <w:p>
+      <w:pPr>
+        <w:spacing w:line="360" w:lineRule="auto"/>
+        <w:jc w:val="both"/>
+        <w:rPr>
+          <w:szCs w:val="24"/>
+        </w:rPr>
+      </w:pPr>
+      <w:r>
+        <w:rPr>
+          <w:rFonts w:ascii="Times New Roman" w:hAnsi="Times New Roman" w:cs="Times New Roman"/>
+          <w:szCs w:val="24"/>
+        </w:rPr>
+        <w:t xml:space="preserve">Genetic algorithm is a learning computer programming heuristic search algorithm that are capable of finding the solution of computational problems which require large pool of possible solutions, and then optimizing them based on building blocks that guide it towards the wanted solution these blocks are constrained with two types of constrains hard and soft constrains (the hard you can't violate them, where the soft to get to the optimum solution the algorithm try to stay within them). this algorithm is </w:t>
+      </w:r>
+      <w:r>
+        <w:rPr>
+          <w:szCs w:val="24"/>
+        </w:rPr>
+        <w:t>based on the theory of biogenetics, which is a kind of search algorithm with a high degree of randomness.</w:t>
+      </w:r>
+      <w:r>
+        <w:rPr>
+          <w:szCs w:val="24"/>
+        </w:rPr>
+        <w:fldChar w:fldCharType="begin"/>
+      </w:r>
+      <w:r>
+        <w:rPr>
+          <w:szCs w:val="24"/>
+        </w:rPr>
+        <w:instrText xml:space="preserve"> ADDIN ZOTERO_ITEM CSL_CITATION {"citationID":"bOPPb0sf","properties":{"formattedCitation":"[3], [4]","plainCitation":"[3], [4]","noteIndex":0},"citationItems":[{"id":3,"uris":["http://zotero.org/users/local/NIUYJBMl/items/UJH5KSBZ"],"uri":["http://zotero.org/users/local/NIUYJBMl/items/UJH5KSBZ"],"itemData":{"id":3,"type":"article","language":"eng","publisher":"National University of Ireland","title":"Timetable Scheduling via Genetic Algorithm","author":[{"family":"East","given":"Andrew Reid"}],"issued":{"date-parts":[["2019"]]}}},{"id":7,"uris":["http://zotero.org/users/local/NIUYJBMl/items/6PNIPSE2"],"uri":["http://zotero.org/users/local/NIUYJBMl/items/6PNIPSE2"],"itemData":{"id":7,"type":"article","language":"eng","publisher":"1International Education School, Chifeng University, Chifeng 024000, China","title":"Improved Genetic Algorithm to Solve the Scheduling Problem of College English Courses","author":[{"family":"Xu","given":"Jing"}],"issued":{"date-parts":[["2021",6,10]]}}}],"schema":"https://github.com/citation-style-language/schema/raw/master/csl-citation.json"} </w:instrText>
+      </w:r>
+      <w:r>
+        <w:rPr>
+          <w:szCs w:val="24"/>
+        </w:rPr>
+        <w:fldChar w:fldCharType="separate"/>
+      </w:r>
+      <w:r>
+        <w:rPr>
+          <w:rFonts w:ascii="Times New Roman" w:hAnsi="Times New Roman" w:cs="Times New Roman"/>
+        </w:rPr>
+        <w:t>[3], [4]</w:t>
+      </w:r>
+      <w:r>
+        <w:rPr>
+          <w:szCs w:val="24"/>
+        </w:rPr>
+        <w:fldChar w:fldCharType="end"/>
+      </w:r>
+    </w:p>
+    <w:p>
+      <w:pPr>
+        <w:pStyle w:val="Heading4"/>
+      </w:pPr>
+      <w:bookmarkStart w:id="20" w:name="_Hlk121997438"/>
+      <w:r>
+        <w:t>How Genetic Algorithms Work</w:t>
+      </w:r>
+    </w:p>
+    <w:bookmarkEnd w:id="20"/>
+    <w:p>
+      <w:pPr>
+        <w:jc w:val="both"/>
+        <w:rPr>
+          <w:szCs w:val="24"/>
+        </w:rPr>
+      </w:pPr>
+      <w:r>
+        <w:rPr>
+          <w:rFonts w:ascii="Times New Roman" w:hAnsi="Times New Roman" w:cs="Times New Roman"/>
+          <w:noProof/>
+          <w:szCs w:val="24"/>
+        </w:rPr>
+        <w:drawing>
+          <wp:anchor distT="0" distB="0" distL="114300" distR="114300" simplePos="0" relativeHeight="251708416" behindDoc="0" locked="0" layoutInCell="1" allowOverlap="1" wp14:anchorId="6DB84961" wp14:editId="750E6799">
+            <wp:simplePos x="0" y="0"/>
+            <wp:positionH relativeFrom="margin">
+              <wp:posOffset>3210826</wp:posOffset>
+            </wp:positionH>
+            <wp:positionV relativeFrom="paragraph">
+              <wp:posOffset>15447</wp:posOffset>
+            </wp:positionV>
+            <wp:extent cx="3000375" cy="2895600"/>
+            <wp:effectExtent l="0" t="0" r="9525" b="0"/>
+            <wp:wrapSquare wrapText="bothSides"/>
+            <wp:docPr id="2" name="Picture 2"/>
+            <wp:cNvGraphicFramePr>
+              <a:graphicFrameLocks xmlns:a="http://schemas.openxmlformats.org/drawingml/2006/main" noChangeAspect="1"/>
+            </wp:cNvGraphicFramePr>
+            <a:graphic xmlns:a="http://schemas.openxmlformats.org/drawingml/2006/main">
+              <a:graphicData uri="http://schemas.openxmlformats.org/drawingml/2006/picture">
+                <pic:pic xmlns:pic="http://schemas.openxmlformats.org/drawingml/2006/picture">
+                  <pic:nvPicPr>
+                    <pic:cNvPr id="1" name=""/>
+                    <pic:cNvPicPr/>
+                  </pic:nvPicPr>
+                  <pic:blipFill>
+                    <a:blip r:embed="rId13">
+                      <a:extLst>
+                        <a:ext uri="{28A0092B-C50C-407E-A947-70E740481C1C}">
+                          <a14:useLocalDpi xmlns:a14="http://schemas.microsoft.com/office/drawing/2010/main" val="0"/>
+                        </a:ext>
+                      </a:extLst>
+                    </a:blip>
+                    <a:stretch>
+                      <a:fillRect/>
+                    </a:stretch>
+                  </pic:blipFill>
+                  <pic:spPr>
+                    <a:xfrm>
+                      <a:off x="0" y="0"/>
+                      <a:ext cx="3000375" cy="2895600"/>
+                    </a:xfrm>
+                    <a:prstGeom prst="rect">
+                      <a:avLst/>
+                    </a:prstGeom>
+                  </pic:spPr>
+                </pic:pic>
+              </a:graphicData>
+            </a:graphic>
+          </wp:anchor>
+        </w:drawing>
+      </w:r>
+      <w:r>
+        <w:t xml:space="preserve">As we mentioned previously that </w:t>
+      </w:r>
+      <w:r>
+        <w:rPr>
+          <w:szCs w:val="24"/>
+        </w:rPr>
+        <w:t>Genetic algorithms generate initial solutions randomly then go through multiple steps: selection, crossover, mutation and elitism. The solution is called chromosome that is still in the form of a symbol, a collection of chromosomes construct a population.</w:t>
+      </w:r>
+      <w:r>
+        <w:rPr>
+          <w:szCs w:val="24"/>
+        </w:rPr>
+        <w:fldChar w:fldCharType="begin"/>
+      </w:r>
+      <w:r>
+        <w:rPr>
+          <w:szCs w:val="24"/>
+        </w:rPr>
+        <w:instrText xml:space="preserve"> ADDIN ZOTERO_ITEM CSL_CITATION {"citationID":"rSzdgALL","properties":{"formattedCitation":"[5], [6]","plainCitation":"[5], [6]","noteIndex":0},"citationItems":[{"id":25,"uris":["http://zotero.org/users/local/NIUYJBMl/items/HV9J7CD8"],"uri":["http://zotero.org/users/local/NIUYJBMl/items/HV9J7CD8"],"itemData":{"id":25,"type":"article","language":"en","publisher":"Electrical Engineering Department, Politeknik Negeri Bali, Jalan Kampus Bukit Jimbaran, Badung - 80364, Bali, Indonesia","title":"Senior high school course scheduling using genetic algorithm","author":[{"literal":"N G A P H Saptarini"},{"literal":"I W Suasnawa"},{"literal":"P I Ciptayani"}],"issued":{"date-parts":[["2017"]]}}},{"id":26,"uris":["http://zotero.org/users/local/NIUYJBMl/items/PUEY3YWM"],"uri":["http://zotero.org/users/local/NIUYJBMl/items/PUEY3YWM"],"itemData":{"id":26,"type":"article","language":"en","publisher":"Departement of Informatics Engineering, Faculty of Engineering, Universitas Muhammadiyah Banjarmasin, Banjarmasin, Indonesian","title":"Application of genetic algorithm concept on course scheduling","author":[{"literal":"R Ansari"},{"literal":"N Saubari"}],"issued":{"date-parts":[["2020"]]}}}],"schema":"https://github.com/citation-style-language/schema/raw/master/csl-citation.json"} </w:instrText>
+      </w:r>
+      <w:r>
+        <w:rPr>
+          <w:szCs w:val="24"/>
+        </w:rPr>
+        <w:fldChar w:fldCharType="separate"/>
+      </w:r>
+      <w:r>
+        <w:rPr>
+          <w:rFonts w:ascii="Times New Roman" w:hAnsi="Times New Roman" w:cs="Times New Roman"/>
+        </w:rPr>
+        <w:t>[5], [6]</w:t>
+      </w:r>
+      <w:r>
+        <w:rPr>
+          <w:szCs w:val="24"/>
+        </w:rPr>
+        <w:fldChar w:fldCharType="end"/>
+      </w:r>
+    </w:p>
+    <w:p>
+      <w:pPr>
+        <w:rPr>
+          <w:sz w:val="23"/>
+          <w:szCs w:val="23"/>
+        </w:rPr>
+      </w:pPr>
+      <w:r>
+        <w:rPr>
+          <w:szCs w:val="24"/>
+        </w:rPr>
+        <w:t xml:space="preserve">In genetic algorithm </w:t>
+      </w:r>
+      <w:r>
+        <w:rPr>
+          <w:sz w:val="23"/>
+          <w:szCs w:val="23"/>
+        </w:rPr>
+        <w:t>a population of chromosomes consisting of a given random collection of genes is initiated according to the following steps:</w:t>
+      </w:r>
+    </w:p>
+    <w:p>
+      <w:pPr>
+        <w:pStyle w:val="ListParagraph"/>
+        <w:numPr>
+          <w:ilvl w:val="0"/>
+          <w:numId w:val="10"/>
+        </w:numPr>
+        <w:spacing w:line="256" w:lineRule="auto"/>
+      </w:pPr>
+      <w:r>
+        <w:rPr>
+          <w:sz w:val="23"/>
+          <w:szCs w:val="23"/>
+        </w:rPr>
+        <w:t>Generating an initial population of chromosomes.</w:t>
+      </w:r>
+    </w:p>
+    <w:p>
+      <w:pPr>
+        <w:pStyle w:val="ListParagraph"/>
+        <w:numPr>
+          <w:ilvl w:val="0"/>
+          <w:numId w:val="10"/>
+        </w:numPr>
+        <w:spacing w:line="256" w:lineRule="auto"/>
+      </w:pPr>
+      <w:r>
+        <w:rPr>
+          <w:noProof/>
+        </w:rPr>
+        <mc:AlternateContent>
+          <mc:Choice Requires="wps">
+            <w:drawing>
+              <wp:anchor distT="0" distB="0" distL="114300" distR="114300" simplePos="0" relativeHeight="251710464" behindDoc="0" locked="0" layoutInCell="1" allowOverlap="1" wp14:anchorId="786A7223" wp14:editId="2ADADDA0">
+                <wp:simplePos x="0" y="0"/>
+                <wp:positionH relativeFrom="column">
+                  <wp:posOffset>3671334</wp:posOffset>
+                </wp:positionH>
+                <wp:positionV relativeFrom="paragraph">
+                  <wp:posOffset>491963</wp:posOffset>
+                </wp:positionV>
+                <wp:extent cx="2308860" cy="635"/>
+                <wp:effectExtent l="0" t="0" r="0" b="2540"/>
+                <wp:wrapSquare wrapText="bothSides"/>
+                <wp:docPr id="3" name="Text Box 3"/>
+                <wp:cNvGraphicFramePr/>
+                <a:graphic xmlns:a="http://schemas.openxmlformats.org/drawingml/2006/main">
+                  <a:graphicData uri="http://schemas.microsoft.com/office/word/2010/wordprocessingShape">
+                    <wps:wsp>
+                      <wps:cNvSpPr txBox="1"/>
+                      <wps:spPr>
+                        <a:xfrm>
+                          <a:off x="0" y="0"/>
+                          <a:ext cx="2308860" cy="635"/>
+                        </a:xfrm>
+                        <a:prstGeom prst="rect">
+                          <a:avLst/>
+                        </a:prstGeom>
+                        <a:solidFill>
+                          <a:prstClr val="white"/>
+                        </a:solidFill>
+                        <a:ln>
+                          <a:noFill/>
+                        </a:ln>
+                      </wps:spPr>
+                      <wps:txbx>
+                        <w:txbxContent>
+                          <w:p>
+                            <w:pPr>
+                              <w:pStyle w:val="Caption"/>
+                              <w:rPr>
+                                <w:rFonts w:ascii="Times New Roman" w:hAnsi="Times New Roman" w:cs="Times New Roman"/>
+                                <w:szCs w:val="24"/>
+                              </w:rPr>
+                            </w:pPr>
+                            <w:r>
+                              <w:t xml:space="preserve">Figure </w:t>
+                            </w:r>
+                            <w:r>
+                              <w:t xml:space="preserve">6: </w:t>
+                            </w:r>
+                            <w:r>
+                              <w:t>genetic algorithm</w:t>
+                            </w:r>
+                          </w:p>
+                        </w:txbxContent>
+                      </wps:txbx>
+                      <wps:bodyPr rot="0" spcFirstLastPara="0" vertOverflow="overflow" horzOverflow="overflow" vert="horz" wrap="square" lIns="0" tIns="0" rIns="0" bIns="0" numCol="1" spcCol="0" rtlCol="0" fromWordArt="0" anchor="t" anchorCtr="0" forceAA="0" compatLnSpc="1">
+                        <a:prstTxWarp prst="textNoShape">
+                          <a:avLst/>
+                        </a:prstTxWarp>
+                        <a:spAutoFit/>
+                      </wps:bodyPr>
+                    </wps:wsp>
+                  </a:graphicData>
+                </a:graphic>
+                <wp14:sizeRelH relativeFrom="margin">
+                  <wp14:pctWidth>0</wp14:pctWidth>
+                </wp14:sizeRelH>
+              </wp:anchor>
+            </w:drawing>
+          </mc:Choice>
+          <mc:Fallback xmlns:oel="http://schemas.microsoft.com/office/2019/extlst">
+            <w:pict>
+              <v:shape w14:anchorId="786A7223" id="Text Box 3" o:spid="_x0000_s1031" type="#_x0000_t202" style="position:absolute;left:0;text-align:left;margin-left:289.1pt;margin-top:38.75pt;width:181.8pt;height:.05pt;z-index:251710464;visibility:visible;mso-wrap-style:square;mso-width-percent:0;mso-wrap-distance-left:9pt;mso-wrap-distance-top:0;mso-wrap-distance-right:9pt;mso-wrap-distance-bottom:0;mso-position-horizontal:absolute;mso-position-horizontal-relative:text;mso-position-vertical:absolute;mso-position-vertical-relative:text;mso-width-percent:0;mso-width-relative:margin;v-text-anchor:top" o:gfxdata="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" stroked="f">
+                <v:textbox style="mso-fit-shape-to-text:t" inset="0,0,0,0">
+                  <w:txbxContent>
+                    <w:p>
+                      <w:pPr>
+                        <w:pStyle w:val="Caption"/>
+                        <w:rPr>
+                          <w:rFonts w:ascii="Times New Roman" w:hAnsi="Times New Roman" w:cs="Times New Roman"/>
+                          <w:szCs w:val="24"/>
+                        </w:rPr>
+                      </w:pPr>
+                      <w:r>
+                        <w:t xml:space="preserve">Figure </w:t>
+                      </w:r>
+                      <w:r>
+                        <w:t xml:space="preserve">6: </w:t>
+                      </w:r>
+                      <w:r>
+                        <w:t>genetic algorithm</w:t>
+                      </w:r>
+                    </w:p>
+                  </w:txbxContent>
+                </v:textbox>
+                <w10:wrap type="square"/>
+              </v:shape>
+            </w:pict>
+          </mc:Fallback>
+        </mc:AlternateContent>
+      </w:r>
+      <w:r>
+        <w:rPr>
+          <w:sz w:val="23"/>
+          <w:szCs w:val="23"/>
+        </w:rPr>
+        <w:t>. Evaluating the suitability of each chromosome (individual) that forms the population.</w:t>
+      </w:r>
+    </w:p>
+    <w:p>
+      <w:pPr>
+        <w:pStyle w:val="Default"/>
+        <w:numPr>
+          <w:ilvl w:val="0"/>
+          <w:numId w:val="10"/>
+        </w:numPr>
+        <w:rPr>
+          <w:sz w:val="23"/>
+          <w:szCs w:val="23"/>
+        </w:rPr>
+      </w:pPr>
+      <w:r>
+        <w:rPr>
+          <w:sz w:val="23"/>
+          <w:szCs w:val="23"/>
+        </w:rPr>
+        <w:t>Selecting the chromosomes for mating based on the above results.</w:t>
+      </w:r>
+    </w:p>
+    <w:p>
+      <w:pPr>
+        <w:pStyle w:val="Default"/>
+        <w:numPr>
+          <w:ilvl w:val="0"/>
+          <w:numId w:val="10"/>
+        </w:numPr>
+        <w:rPr>
+          <w:sz w:val="23"/>
+          <w:szCs w:val="23"/>
+        </w:rPr>
+      </w:pPr>
+      <w:r>
+        <w:rPr>
+          <w:sz w:val="23"/>
+          <w:szCs w:val="23"/>
+        </w:rPr>
+        <w:t xml:space="preserve">Producing offspring by mating (cross over) the selected chromosomes. </w:t>
+      </w:r>
+    </w:p>
+    <w:p>
+      <w:pPr>
+        <w:pStyle w:val="Default"/>
+        <w:numPr>
+          <w:ilvl w:val="0"/>
+          <w:numId w:val="10"/>
+        </w:numPr>
+        <w:rPr>
+          <w:sz w:val="23"/>
+          <w:szCs w:val="23"/>
+        </w:rPr>
+      </w:pPr>
+      <w:r>
+        <w:rPr>
+          <w:sz w:val="23"/>
+          <w:szCs w:val="23"/>
+        </w:rPr>
+        <w:t xml:space="preserve">Mutating genes randomly. </w:t>
+      </w:r>
+    </w:p>
+    <w:p>
+      <w:pPr>
+        <w:pStyle w:val="Default"/>
+        <w:numPr>
+          <w:ilvl w:val="0"/>
+          <w:numId w:val="10"/>
+        </w:numPr>
+        <w:rPr>
+          <w:sz w:val="23"/>
+          <w:szCs w:val="23"/>
+        </w:rPr>
+      </w:pPr>
+      <w:r>
+        <w:rPr>
+          <w:sz w:val="23"/>
+          <w:szCs w:val="23"/>
+        </w:rPr>
+        <w:t xml:space="preserve">Repeating steps 3-5 until a new population is generated. </w:t>
+      </w:r>
+    </w:p>
+    <w:p>
+      <w:pPr>
+        <w:pStyle w:val="Default"/>
+        <w:numPr>
+          <w:ilvl w:val="0"/>
+          <w:numId w:val="10"/>
+        </w:numPr>
+        <w:rPr>
+          <w:sz w:val="23"/>
+          <w:szCs w:val="23"/>
+        </w:rPr>
+      </w:pPr>
+      <w:r>
+        <w:rPr>
+          <w:sz w:val="23"/>
+          <w:szCs w:val="23"/>
+        </w:rPr>
+        <w:t>Ending the algorithm when the best solution obtained has not changed after a preset number of generations.</w:t>
+      </w:r>
+      <w:r>
+        <w:rPr>
+          <w:sz w:val="23"/>
+          <w:szCs w:val="23"/>
+        </w:rPr>
+        <w:fldChar w:fldCharType="begin"/>
+      </w:r>
+      <w:r>
+        <w:rPr>
+          <w:sz w:val="23"/>
+          <w:szCs w:val="23"/>
+        </w:rPr>
+        <w:instrText xml:space="preserve"> ADDIN ZOTERO_ITEM CSL_CITATION {"citationID":"cw4m0TFU","properties":{"formattedCitation":"[7]","plainCitation":"[7]","noteIndex":0},"citationItems":[{"id":27,"uris":["http://zotero.org/users/local/NIUYJBMl/items/ZQSNN7DU"],"uri":["http://zotero.org/users/local/NIUYJBMl/items/ZQSNN7DU"],"itemData":{"id":27,"type":"article","publisher":"University of Mississippi","title":"Genetic Algorithm For University Course Timetabling Problem","author":[{"literal":"Achini Kumari Herath"}],"issued":{"date-parts":[["2017"]]}}}],"schema":"https://github.com/citation-style-language/schema/raw/master/csl-citation.json"} </w:instrText>
+      </w:r>
+      <w:r>
+        <w:rPr>
+          <w:sz w:val="23"/>
+          <w:szCs w:val="23"/>
+        </w:rPr>
+        <w:fldChar w:fldCharType="separate"/>
+      </w:r>
+      <w:r>
+        <w:rPr>
+          <w:sz w:val="23"/>
+        </w:rPr>
+        <w:t>[7]</w:t>
+      </w:r>
+      <w:r>
+        <w:rPr>
+          <w:sz w:val="23"/>
+          <w:szCs w:val="23"/>
+        </w:rPr>
+        <w:fldChar w:fldCharType="end"/>
+      </w:r>
+    </w:p>
+    <w:p>
+      <w:pPr>
+        <w:pStyle w:val="Heading3"/>
+      </w:pPr>
+      <w:bookmarkStart w:id="21" w:name="_Toc113195777"/>
+      <w:bookmarkStart w:id="22" w:name="_Toc113195813"/>
+      <w:bookmarkStart w:id="23" w:name="_Toc113196023"/>
+      <w:bookmarkStart w:id="24" w:name="_Toc113347359"/>
+      <w:r>
+        <w:lastRenderedPageBreak/>
+        <w:t>Front End</w:t>
+      </w:r>
+      <w:bookmarkEnd w:id="21"/>
+      <w:bookmarkEnd w:id="22"/>
+      <w:bookmarkEnd w:id="23"/>
+      <w:bookmarkEnd w:id="24"/>
+      <w:r>
+        <w:t xml:space="preserve"> </w:t>
+      </w:r>
+    </w:p>
+    <w:p>
+      <w:pPr>
+        <w:spacing w:line="360" w:lineRule="auto"/>
+        <w:ind w:firstLine="720"/>
+        <w:rPr>
+          <w:rFonts w:cstheme="majorBidi"/>
+          <w:color w:val="000000"/>
+          <w:szCs w:val="24"/>
+        </w:rPr>
+      </w:pPr>
+      <w:r>
+        <w:rPr>
+          <w:rFonts w:cstheme="majorBidi"/>
+          <w:color w:val="000000"/>
+          <w:szCs w:val="24"/>
+        </w:rPr>
+        <w:t>Front End of an application is the interfaces, and all what can the end user see or interact with on the screen of that application.</w:t>
+      </w:r>
+    </w:p>
+    <w:p>
+      <w:pPr>
+        <w:spacing w:line="360" w:lineRule="auto"/>
+        <w:rPr>
           <w:b/>
           <w:bCs/>
-          <w:color w:val="auto"/>
-          <w:sz w:val="24"/>
-          <w:szCs w:val="24"/>
-        </w:rPr>
-      </w:pPr>
-      <w:r>
-        <w:rPr>
-          <w:rFonts w:asciiTheme="majorBidi" w:hAnsiTheme="majorBidi"/>
+          <w:color w:val="000000" w:themeColor="text1"/>
+        </w:rPr>
+      </w:pPr>
+    </w:p>
+    <w:p>
+      <w:pPr>
+        <w:pStyle w:val="Heading4"/>
+      </w:pPr>
+      <w:bookmarkStart w:id="25" w:name="_Toc113195778"/>
+      <w:bookmarkStart w:id="26" w:name="_Toc113195814"/>
+      <w:bookmarkStart w:id="27" w:name="_Toc113196024"/>
+      <w:r>
+        <w:rPr>
+          <w:noProof/>
+        </w:rPr>
+        <w:drawing>
+          <wp:anchor distT="0" distB="0" distL="114300" distR="114300" simplePos="0" relativeHeight="251672576" behindDoc="0" locked="0" layoutInCell="1" allowOverlap="1" wp14:anchorId="0CCE5AA9" wp14:editId="2E297436">
+            <wp:simplePos x="0" y="0"/>
+            <wp:positionH relativeFrom="margin">
+              <wp:align>right</wp:align>
+            </wp:positionH>
+            <wp:positionV relativeFrom="paragraph">
+              <wp:posOffset>11785</wp:posOffset>
+            </wp:positionV>
+            <wp:extent cx="1360805" cy="1285240"/>
+            <wp:effectExtent l="0" t="0" r="0" b="0"/>
+            <wp:wrapSquare wrapText="bothSides"/>
+            <wp:docPr id="11" name="Picture 11" descr="HTML"/>
+            <wp:cNvGraphicFramePr>
+              <a:graphicFrameLocks xmlns:a="http://schemas.openxmlformats.org/drawingml/2006/main" noChangeAspect="1"/>
+            </wp:cNvGraphicFramePr>
+            <a:graphic xmlns:a="http://schemas.openxmlformats.org/drawingml/2006/main">
+              <a:graphicData uri="http://schemas.openxmlformats.org/drawingml/2006/picture">
+                <pic:pic xmlns:pic="http://schemas.openxmlformats.org/drawingml/2006/picture">
+                  <pic:nvPicPr>
+                    <pic:cNvPr id="0" name="Picture 2" descr="HTML"/>
+                    <pic:cNvPicPr>
+                      <a:picLocks noChangeAspect="1" noChangeArrowheads="1"/>
+                    </pic:cNvPicPr>
+                  </pic:nvPicPr>
+                  <pic:blipFill>
+                    <a:blip r:embed="rId14">
+                      <a:extLst>
+                        <a:ext uri="{28A0092B-C50C-407E-A947-70E740481C1C}">
+                          <a14:useLocalDpi xmlns:a14="http://schemas.microsoft.com/office/drawing/2010/main" val="0"/>
+                        </a:ext>
+                      </a:extLst>
+                    </a:blip>
+                    <a:srcRect b="5540"/>
+                    <a:stretch>
+                      <a:fillRect/>
+                    </a:stretch>
+                  </pic:blipFill>
+                  <pic:spPr bwMode="auto">
+                    <a:xfrm>
+                      <a:off x="0" y="0"/>
+                      <a:ext cx="1360805" cy="1285240"/>
+                    </a:xfrm>
+                    <a:prstGeom prst="rect">
+                      <a:avLst/>
+                    </a:prstGeom>
+                    <a:noFill/>
+                  </pic:spPr>
+                </pic:pic>
+              </a:graphicData>
+            </a:graphic>
+            <wp14:sizeRelH relativeFrom="margin">
+              <wp14:pctWidth>0</wp14:pctWidth>
+            </wp14:sizeRelH>
+            <wp14:sizeRelV relativeFrom="margin">
+              <wp14:pctHeight>0</wp14:pctHeight>
+            </wp14:sizeRelV>
+          </wp:anchor>
+        </w:drawing>
+      </w:r>
+      <w:bookmarkEnd w:id="25"/>
+      <w:bookmarkEnd w:id="26"/>
+      <w:bookmarkEnd w:id="27"/>
+      <w:r>
+        <w:t>HTML</w:t>
+      </w:r>
+    </w:p>
+    <w:p>
+      <w:pPr>
+        <w:spacing w:line="360" w:lineRule="auto"/>
+        <w:ind w:firstLine="720"/>
+        <w:jc w:val="both"/>
+        <w:rPr>
+          <w:rFonts w:cstheme="majorBidi"/>
+          <w:color w:val="000000" w:themeColor="text1"/>
+          <w:szCs w:val="24"/>
+        </w:rPr>
+      </w:pPr>
+      <w:r>
+        <w:rPr>
+          <w:rFonts w:cstheme="majorBidi"/>
+          <w:color w:val="000000" w:themeColor="text1"/>
+          <w:szCs w:val="24"/>
+        </w:rPr>
+        <w:t xml:space="preserve">HTML stands for Hyper Text Markup Language and it is the standard markup language for creating Web pages. HTML describes the structure of a Web </w:t>
+      </w:r>
+      <w:r>
+        <w:rPr>
+          <w:rFonts w:cstheme="majorBidi"/>
+          <w:color w:val="000000" w:themeColor="text1"/>
+          <w:szCs w:val="24"/>
+        </w:rPr>
+        <w:t>page;</w:t>
+      </w:r>
+      <w:r>
+        <w:rPr>
+          <w:rFonts w:cstheme="majorBidi"/>
+          <w:color w:val="000000" w:themeColor="text1"/>
+          <w:szCs w:val="24"/>
+        </w:rPr>
+        <w:t xml:space="preserve"> elements of HTML tell the browser how to display the content.</w:t>
+      </w:r>
+    </w:p>
+    <w:p>
+      <w:pPr>
+        <w:spacing w:line="360" w:lineRule="auto"/>
+        <w:jc w:val="both"/>
+        <w:rPr>
+          <w:rFonts w:cstheme="majorBidi"/>
+          <w:color w:val="000000" w:themeColor="text1"/>
+          <w:szCs w:val="24"/>
+        </w:rPr>
+      </w:pPr>
+      <w:r>
+        <w:rPr>
+          <w:rFonts w:cstheme="majorBidi"/>
+          <w:szCs w:val="24"/>
+        </w:rPr>
+        <w:t>A start tag, some content, and an end tag define an HTML element</w:t>
+      </w:r>
+      <w:r>
+        <w:rPr>
+          <w:rFonts w:cstheme="majorBidi"/>
+          <w:szCs w:val="24"/>
+        </w:rPr>
+        <w:t>:</w:t>
+      </w:r>
+    </w:p>
+    <w:p>
+      <w:pPr>
+        <w:shd w:val="clear" w:color="auto" w:fill="FFFFFF"/>
+        <w:spacing w:after="150" w:line="360" w:lineRule="auto"/>
+        <w:jc w:val="center"/>
+        <w:rPr>
+          <w:rFonts w:eastAsia="Times New Roman" w:cstheme="majorBidi"/>
+          <w:color w:val="000000"/>
+          <w:szCs w:val="24"/>
+        </w:rPr>
+      </w:pPr>
+      <w:r>
+        <w:rPr>
+          <w:rFonts w:eastAsia="Times New Roman" w:cstheme="majorBidi"/>
+          <w:color w:val="0000CD"/>
+          <w:szCs w:val="24"/>
+        </w:rPr>
+        <w:t>&lt;</w:t>
+      </w:r>
+      <w:proofErr w:type="spellStart"/>
+      <w:r>
+        <w:rPr>
+          <w:rFonts w:eastAsia="Times New Roman" w:cstheme="majorBidi"/>
+          <w:color w:val="A52A2A"/>
+          <w:szCs w:val="24"/>
+        </w:rPr>
+        <w:t>tagname</w:t>
+      </w:r>
+      <w:proofErr w:type="spellEnd"/>
+      <w:r>
+        <w:rPr>
+          <w:rFonts w:eastAsia="Times New Roman" w:cstheme="majorBidi"/>
+          <w:color w:val="0000CD"/>
+          <w:szCs w:val="24"/>
+        </w:rPr>
+        <w:t>&gt;</w:t>
+      </w:r>
+      <w:r>
+        <w:rPr>
+          <w:rFonts w:eastAsia="Times New Roman" w:cstheme="majorBidi"/>
+          <w:color w:val="000000"/>
+          <w:szCs w:val="24"/>
+        </w:rPr>
+        <w:t> Content goes here... </w:t>
+      </w:r>
+      <w:r>
+        <w:rPr>
+          <w:rFonts w:eastAsia="Times New Roman" w:cstheme="majorBidi"/>
+          <w:color w:val="0000CD"/>
+          <w:szCs w:val="24"/>
+        </w:rPr>
+        <w:t>&lt;</w:t>
+      </w:r>
+      <w:r>
+        <w:rPr>
+          <w:rFonts w:eastAsia="Times New Roman" w:cstheme="majorBidi"/>
+          <w:color w:val="A52A2A"/>
+          <w:szCs w:val="24"/>
+        </w:rPr>
+        <w:t>/</w:t>
+      </w:r>
+      <w:proofErr w:type="spellStart"/>
+      <w:r>
+        <w:rPr>
+          <w:rFonts w:eastAsia="Times New Roman" w:cstheme="majorBidi"/>
+          <w:color w:val="A52A2A"/>
+          <w:szCs w:val="24"/>
+        </w:rPr>
+        <w:t>tagname</w:t>
+      </w:r>
+      <w:proofErr w:type="spellEnd"/>
+      <w:r>
+        <w:rPr>
+          <w:rFonts w:eastAsia="Times New Roman" w:cstheme="majorBidi"/>
+          <w:color w:val="0000CD"/>
+          <w:szCs w:val="24"/>
+        </w:rPr>
+        <w:t>&gt;</w:t>
+      </w:r>
+    </w:p>
+    <w:p>
+      <w:pPr>
+        <w:spacing w:line="360" w:lineRule="auto"/>
+        <w:jc w:val="both"/>
+        <w:rPr>
+          <w:rFonts w:cstheme="majorBidi"/>
+          <w:szCs w:val="24"/>
+        </w:rPr>
+      </w:pPr>
+      <w:r>
+        <w:rPr>
+          <w:rFonts w:cstheme="majorBidi"/>
+          <w:szCs w:val="24"/>
+        </w:rPr>
+        <w:t>To read HTML documents and display them we need to use a browser such as Chrome and Firefox.</w:t>
+      </w:r>
+      <w:r>
+        <w:rPr>
+          <w:rFonts w:cstheme="majorBidi"/>
+          <w:szCs w:val="24"/>
+        </w:rPr>
+        <w:fldChar w:fldCharType="begin"/>
+      </w:r>
+      <w:r>
+        <w:rPr>
+          <w:rFonts w:cstheme="majorBidi"/>
+          <w:szCs w:val="24"/>
+        </w:rPr>
+        <w:instrText xml:space="preserve"> ADDIN ZOTERO_ITEM CSL_CITATION {"citationID":"dyTxGi3r","properties":{"formattedCitation":"[8]","plainCitation":"[8]","noteIndex":0},"citationItems":[{"id":9,"uris":["http://zotero.org/users/local/NIUYJBMl/items/TEBRG27G"],"uri":["http://zotero.org/users/local/NIUYJBMl/items/TEBRG27G"],"itemData":{"id":9,"type":"webpage","title":"Introduction to HTML","URL":"https://www.w3schools.com/html/html_intro.asp","accessed":{"date-parts":[["2022",12,14]]}}}],"schema":"https://github.com/citation-style-language/schema/raw/master/csl-citation.json"} </w:instrText>
+      </w:r>
+      <w:r>
+        <w:rPr>
+          <w:rFonts w:cstheme="majorBidi"/>
+          <w:szCs w:val="24"/>
+        </w:rPr>
+        <w:fldChar w:fldCharType="separate"/>
+      </w:r>
+      <w:r>
+        <w:rPr>
+          <w:rFonts w:ascii="Times New Roman" w:hAnsi="Times New Roman" w:cs="Times New Roman"/>
+        </w:rPr>
+        <w:t>[8]</w:t>
+      </w:r>
+      <w:r>
+        <w:rPr>
+          <w:rFonts w:cstheme="majorBidi"/>
+          <w:szCs w:val="24"/>
+        </w:rPr>
+        <w:fldChar w:fldCharType="end"/>
+      </w:r>
+    </w:p>
+    <w:p>
+      <w:pPr>
+        <w:spacing w:line="360" w:lineRule="auto"/>
+        <w:rPr>
+          <w:rFonts w:cstheme="majorBidi"/>
+          <w:szCs w:val="24"/>
+        </w:rPr>
+      </w:pPr>
+      <w:r>
+        <w:rPr>
+          <w:rFonts w:cstheme="majorBidi"/>
+          <w:noProof/>
+          <w:color w:val="000000" w:themeColor="text1"/>
+          <w:szCs w:val="24"/>
+        </w:rPr>
+        <w:drawing>
+          <wp:anchor distT="0" distB="0" distL="114300" distR="114300" simplePos="0" relativeHeight="251663360" behindDoc="1" locked="0" layoutInCell="1" allowOverlap="1" wp14:anchorId="2C06A5D7" wp14:editId="44B62D17">
+            <wp:simplePos x="0" y="0"/>
+            <wp:positionH relativeFrom="margin">
+              <wp:align>center</wp:align>
+            </wp:positionH>
+            <wp:positionV relativeFrom="margin">
+              <wp:posOffset>4031615</wp:posOffset>
+            </wp:positionV>
+            <wp:extent cx="3952875" cy="2257425"/>
+            <wp:effectExtent l="0" t="0" r="9525" b="9525"/>
+            <wp:wrapSquare wrapText="bothSides"/>
+            <wp:docPr id="5" name="Picture 5"/>
+            <wp:cNvGraphicFramePr>
+              <a:graphicFrameLocks xmlns:a="http://schemas.openxmlformats.org/drawingml/2006/main" noChangeAspect="1"/>
+            </wp:cNvGraphicFramePr>
+            <a:graphic xmlns:a="http://schemas.openxmlformats.org/drawingml/2006/main">
+              <a:graphicData uri="http://schemas.openxmlformats.org/drawingml/2006/picture">
+                <pic:pic xmlns:pic="http://schemas.openxmlformats.org/drawingml/2006/picture">
+                  <pic:nvPicPr>
+                    <pic:cNvPr id="1" name=""/>
+                    <pic:cNvPicPr/>
+                  </pic:nvPicPr>
+                  <pic:blipFill>
+                    <a:blip r:embed="rId15">
+                      <a:extLst>
+                        <a:ext uri="{28A0092B-C50C-407E-A947-70E740481C1C}">
+                          <a14:useLocalDpi xmlns:a14="http://schemas.microsoft.com/office/drawing/2010/main" val="0"/>
+                        </a:ext>
+                      </a:extLst>
+                    </a:blip>
+                    <a:stretch>
+                      <a:fillRect/>
+                    </a:stretch>
+                  </pic:blipFill>
+                  <pic:spPr>
+                    <a:xfrm>
+                      <a:off x="0" y="0"/>
+                      <a:ext cx="3952875" cy="2257425"/>
+                    </a:xfrm>
+                    <a:prstGeom prst="rect">
+                      <a:avLst/>
+                    </a:prstGeom>
+                  </pic:spPr>
+                </pic:pic>
+              </a:graphicData>
+            </a:graphic>
+            <wp14:sizeRelH relativeFrom="margin">
+              <wp14:pctWidth>0</wp14:pctWidth>
+            </wp14:sizeRelH>
+            <wp14:sizeRelV relativeFrom="margin">
+              <wp14:pctHeight>0</wp14:pctHeight>
+            </wp14:sizeRelV>
+          </wp:anchor>
+        </w:drawing>
+      </w:r>
+    </w:p>
+    <w:p>
+      <w:pPr>
+        <w:spacing w:line="360" w:lineRule="auto"/>
+        <w:rPr>
+          <w:rFonts w:cstheme="majorBidi"/>
+          <w:szCs w:val="24"/>
+        </w:rPr>
+      </w:pPr>
+    </w:p>
+    <w:p>
+      <w:pPr>
+        <w:spacing w:line="360" w:lineRule="auto"/>
+        <w:rPr>
+          <w:rFonts w:cstheme="majorBidi"/>
+          <w:szCs w:val="24"/>
+        </w:rPr>
+      </w:pPr>
+    </w:p>
+    <w:p>
+      <w:pPr>
+        <w:spacing w:line="360" w:lineRule="auto"/>
+        <w:rPr>
+          <w:rFonts w:cstheme="majorBidi"/>
+          <w:szCs w:val="24"/>
+        </w:rPr>
+      </w:pPr>
+    </w:p>
+    <w:p>
+      <w:pPr>
+        <w:spacing w:line="360" w:lineRule="auto"/>
+        <w:rPr>
+          <w:rFonts w:cstheme="majorBidi"/>
+          <w:szCs w:val="24"/>
+        </w:rPr>
+      </w:pPr>
+    </w:p>
+    <w:p>
+      <w:pPr>
+        <w:spacing w:line="360" w:lineRule="auto"/>
+        <w:rPr>
+          <w:rFonts w:cstheme="majorBidi"/>
+          <w:szCs w:val="24"/>
+        </w:rPr>
+      </w:pPr>
+    </w:p>
+    <w:p>
+      <w:pPr>
+        <w:spacing w:line="360" w:lineRule="auto"/>
+        <w:rPr>
+          <w:rFonts w:cstheme="majorBidi"/>
+          <w:szCs w:val="24"/>
+        </w:rPr>
+      </w:pPr>
+      <w:r>
+        <w:rPr>
+          <w:rFonts w:cstheme="majorBidi"/>
+          <w:noProof/>
+          <w:szCs w:val="24"/>
+        </w:rPr>
+        <mc:AlternateContent>
+          <mc:Choice Requires="wps">
+            <w:drawing>
+              <wp:anchor distT="0" distB="0" distL="114300" distR="114300" simplePos="0" relativeHeight="251673600" behindDoc="0" locked="0" layoutInCell="1" allowOverlap="1" wp14:anchorId="3E5E3840" wp14:editId="5EF9EB32">
+                <wp:simplePos x="0" y="0"/>
+                <wp:positionH relativeFrom="column">
+                  <wp:posOffset>706755</wp:posOffset>
+                </wp:positionH>
+                <wp:positionV relativeFrom="paragraph">
+                  <wp:posOffset>139065</wp:posOffset>
+                </wp:positionV>
+                <wp:extent cx="3952875" cy="635"/>
+                <wp:effectExtent l="0" t="0" r="0" b="0"/>
+                <wp:wrapSquare wrapText="bothSides"/>
+                <wp:docPr id="17" name="مربع نص 17"/>
+                <wp:cNvGraphicFramePr/>
+                <a:graphic xmlns:a="http://schemas.openxmlformats.org/drawingml/2006/main">
+                  <a:graphicData uri="http://schemas.microsoft.com/office/word/2010/wordprocessingShape">
+                    <wps:wsp>
+                      <wps:cNvSpPr txBox="1"/>
+                      <wps:spPr>
+                        <a:xfrm>
+                          <a:off x="0" y="0"/>
+                          <a:ext cx="3952875" cy="635"/>
+                        </a:xfrm>
+                        <a:prstGeom prst="rect">
+                          <a:avLst/>
+                        </a:prstGeom>
+                        <a:solidFill>
+                          <a:prstClr val="white"/>
+                        </a:solidFill>
+                        <a:ln>
+                          <a:noFill/>
+                        </a:ln>
+                      </wps:spPr>
+                      <wps:txbx>
+                        <w:txbxContent>
+                          <w:p>
+                            <w:pPr>
+                              <w:pStyle w:val="Caption"/>
+                              <w:rPr>
+                                <w:rFonts w:cstheme="minorHAnsi"/>
+                                <w:noProof/>
+                                <w:color w:val="000000" w:themeColor="text1"/>
+                                <w:sz w:val="20"/>
+                                <w:szCs w:val="20"/>
+                              </w:rPr>
+                            </w:pPr>
+                            <w:bookmarkStart w:id="28" w:name="_Toc113201878"/>
+                            <w:bookmarkStart w:id="29" w:name="_Toc113202262"/>
+                            <w:bookmarkStart w:id="30" w:name="_Toc113202937"/>
+                            <w:bookmarkStart w:id="31" w:name="_Toc113203395"/>
+                            <w:bookmarkStart w:id="32" w:name="_Toc113203479"/>
+                            <w:bookmarkStart w:id="33" w:name="_Toc113204338"/>
+                            <w:bookmarkStart w:id="34" w:name="_Toc113206092"/>
+                            <w:bookmarkStart w:id="35" w:name="_Toc113206123"/>
+                            <w:bookmarkStart w:id="36" w:name="_Toc113206146"/>
+                            <w:bookmarkStart w:id="37" w:name="_Toc113206193"/>
+                            <w:bookmarkStart w:id="38" w:name="_Toc113206477"/>
+                            <w:bookmarkStart w:id="39" w:name="_Toc113206680"/>
+                            <w:bookmarkStart w:id="40" w:name="_Toc113206688"/>
+                            <w:bookmarkStart w:id="41" w:name="_Toc113206755"/>
+                            <w:bookmarkStart w:id="42" w:name="_Toc113207566"/>
+                            <w:bookmarkStart w:id="43" w:name="_Toc113650094"/>
+                            <w:r>
+                              <w:rPr>
+                                <w:rFonts w:cstheme="minorHAnsi"/>
+                                <w:sz w:val="20"/>
+                                <w:szCs w:val="14"/>
+                              </w:rPr>
+                              <w:t xml:space="preserve">Figure </w:t>
+                            </w:r>
+                            <w:r>
+                              <w:rPr>
+                                <w:rFonts w:cstheme="minorHAnsi"/>
+                                <w:sz w:val="20"/>
+                                <w:szCs w:val="14"/>
+                              </w:rPr>
+                              <w:t>7</w:t>
+                            </w:r>
+                            <w:r>
+                              <w:rPr>
+                                <w:rFonts w:cstheme="minorHAnsi"/>
+                                <w:sz w:val="20"/>
+                                <w:szCs w:val="14"/>
+                              </w:rPr>
+                              <w:t xml:space="preserve"> Simple HTML document</w:t>
+                            </w:r>
+                            <w:bookmarkEnd w:id="28"/>
+                            <w:bookmarkEnd w:id="29"/>
+                            <w:bookmarkEnd w:id="30"/>
+                            <w:bookmarkEnd w:id="31"/>
+                            <w:bookmarkEnd w:id="32"/>
+                            <w:bookmarkEnd w:id="33"/>
+                            <w:bookmarkEnd w:id="34"/>
+                            <w:bookmarkEnd w:id="35"/>
+                            <w:bookmarkEnd w:id="36"/>
+                            <w:bookmarkEnd w:id="37"/>
+                            <w:bookmarkEnd w:id="38"/>
+                            <w:bookmarkEnd w:id="39"/>
+                            <w:bookmarkEnd w:id="40"/>
+                            <w:bookmarkEnd w:id="41"/>
+                            <w:bookmarkEnd w:id="42"/>
+                            <w:bookmarkEnd w:id="43"/>
+                          </w:p>
+                        </w:txbxContent>
+                      </wps:txbx>
+                      <wps:bodyPr rot="0" spcFirstLastPara="0" vertOverflow="overflow" horzOverflow="overflow" vert="horz" wrap="square" lIns="0" tIns="0" rIns="0" bIns="0" numCol="1" spcCol="0" rtlCol="0" fromWordArt="0" anchor="t" anchorCtr="0" forceAA="0" compatLnSpc="1">
+                        <a:prstTxWarp prst="textNoShape">
+                          <a:avLst/>
+                        </a:prstTxWarp>
+                        <a:spAutoFit/>
+                      </wps:bodyPr>
+                    </wps:wsp>
+                  </a:graphicData>
+                </a:graphic>
+              </wp:anchor>
+            </w:drawing>
+          </mc:Choice>
+          <mc:Fallback xmlns:oel="http://schemas.microsoft.com/office/2019/extlst">
+            <w:pict>
+              <v:shape w14:anchorId="3E5E3840" id="مربع نص 17" o:spid="_x0000_s1032" type="#_x0000_t202" style="position:absolute;margin-left:55.65pt;margin-top:10.95pt;width:311.25pt;height:.05pt;z-index:251673600;visibility:visible;mso-wrap-style:square;mso-wrap-distance-left:9pt;mso-wrap-distance-top:0;mso-wrap-distance-right:9pt;mso-wrap-distance-bottom:0;mso-position-horizontal:absolute;mso-position-horizontal-relative:text;mso-position-vertical:absolute;mso-position-vertical-relative:text;v-text-anchor:top" o:gfxdata="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" stroked="f">
+                <v:textbox style="mso-fit-shape-to-text:t" inset="0,0,0,0">
+                  <w:txbxContent>
+                    <w:p>
+                      <w:pPr>
+                        <w:pStyle w:val="Caption"/>
+                        <w:rPr>
+                          <w:rFonts w:cstheme="minorHAnsi"/>
+                          <w:noProof/>
+                          <w:color w:val="000000" w:themeColor="text1"/>
+                          <w:sz w:val="20"/>
+                          <w:szCs w:val="20"/>
+                        </w:rPr>
+                      </w:pPr>
+                      <w:bookmarkStart w:id="44" w:name="_Toc113201878"/>
+                      <w:bookmarkStart w:id="45" w:name="_Toc113202262"/>
+                      <w:bookmarkStart w:id="46" w:name="_Toc113202937"/>
+                      <w:bookmarkStart w:id="47" w:name="_Toc113203395"/>
+                      <w:bookmarkStart w:id="48" w:name="_Toc113203479"/>
+                      <w:bookmarkStart w:id="49" w:name="_Toc113204338"/>
+                      <w:bookmarkStart w:id="50" w:name="_Toc113206092"/>
+                      <w:bookmarkStart w:id="51" w:name="_Toc113206123"/>
+                      <w:bookmarkStart w:id="52" w:name="_Toc113206146"/>
+                      <w:bookmarkStart w:id="53" w:name="_Toc113206193"/>
+                      <w:bookmarkStart w:id="54" w:name="_Toc113206477"/>
+                      <w:bookmarkStart w:id="55" w:name="_Toc113206680"/>
+                      <w:bookmarkStart w:id="56" w:name="_Toc113206688"/>
+                      <w:bookmarkStart w:id="57" w:name="_Toc113206755"/>
+                      <w:bookmarkStart w:id="58" w:name="_Toc113207566"/>
+                      <w:bookmarkStart w:id="59" w:name="_Toc113650094"/>
+                      <w:r>
+                        <w:rPr>
+                          <w:rFonts w:cstheme="minorHAnsi"/>
+                          <w:sz w:val="20"/>
+                          <w:szCs w:val="14"/>
+                        </w:rPr>
+                        <w:t xml:space="preserve">Figure </w:t>
+                      </w:r>
+                      <w:r>
+                        <w:rPr>
+                          <w:rFonts w:cstheme="minorHAnsi"/>
+                          <w:sz w:val="20"/>
+                          <w:szCs w:val="14"/>
+                        </w:rPr>
+                        <w:t>7</w:t>
+                      </w:r>
+                      <w:r>
+                        <w:rPr>
+                          <w:rFonts w:cstheme="minorHAnsi"/>
+                          <w:sz w:val="20"/>
+                          <w:szCs w:val="14"/>
+                        </w:rPr>
+                        <w:t xml:space="preserve"> Simple HTML document</w:t>
+                      </w:r>
+                      <w:bookmarkEnd w:id="44"/>
+                      <w:bookmarkEnd w:id="45"/>
+                      <w:bookmarkEnd w:id="46"/>
+                      <w:bookmarkEnd w:id="47"/>
+                      <w:bookmarkEnd w:id="48"/>
+                      <w:bookmarkEnd w:id="49"/>
+                      <w:bookmarkEnd w:id="50"/>
+                      <w:bookmarkEnd w:id="51"/>
+                      <w:bookmarkEnd w:id="52"/>
+                      <w:bookmarkEnd w:id="53"/>
+                      <w:bookmarkEnd w:id="54"/>
+                      <w:bookmarkEnd w:id="55"/>
+                      <w:bookmarkEnd w:id="56"/>
+                      <w:bookmarkEnd w:id="57"/>
+                      <w:bookmarkEnd w:id="58"/>
+                      <w:bookmarkEnd w:id="59"/>
+                    </w:p>
+                  </w:txbxContent>
+                </v:textbox>
+                <w10:wrap type="square"/>
+              </v:shape>
+            </w:pict>
+          </mc:Fallback>
+        </mc:AlternateContent>
+      </w:r>
+    </w:p>
+    <w:p>
+      <w:pPr>
+        <w:spacing w:line="360" w:lineRule="auto"/>
+        <w:rPr>
+          <w:rFonts w:cstheme="majorBidi"/>
+          <w:szCs w:val="24"/>
+        </w:rPr>
+      </w:pPr>
+    </w:p>
+    <w:p>
+      <w:pPr>
+        <w:spacing w:line="360" w:lineRule="auto"/>
+        <w:rPr>
+          <w:rFonts w:cstheme="majorBidi"/>
+          <w:szCs w:val="24"/>
+        </w:rPr>
+      </w:pPr>
+    </w:p>
+    <w:p>
+      <w:pPr>
+        <w:spacing w:line="360" w:lineRule="auto"/>
+        <w:rPr>
+          <w:rFonts w:cstheme="majorBidi"/>
+          <w:szCs w:val="24"/>
+        </w:rPr>
+      </w:pPr>
+    </w:p>
+    <w:p>
+      <w:pPr>
+        <w:pStyle w:val="Heading4"/>
+      </w:pPr>
+      <w:r>
+        <w:rPr>
+          <w:noProof/>
+        </w:rPr>
+        <w:lastRenderedPageBreak/>
+        <w:drawing>
+          <wp:anchor distT="0" distB="0" distL="114300" distR="114300" simplePos="0" relativeHeight="251664384" behindDoc="0" locked="0" layoutInCell="1" allowOverlap="1" wp14:anchorId="17605CBF" wp14:editId="3E61A358">
+            <wp:simplePos x="0" y="0"/>
+            <wp:positionH relativeFrom="margin">
+              <wp:align>right</wp:align>
+            </wp:positionH>
+            <wp:positionV relativeFrom="margin">
+              <wp:align>top</wp:align>
+            </wp:positionV>
+            <wp:extent cx="988060" cy="1214120"/>
+            <wp:effectExtent l="0" t="0" r="2540" b="5080"/>
+            <wp:wrapSquare wrapText="bothSides"/>
+            <wp:docPr id="10" name="Picture 10" descr="CSS"/>
+            <wp:cNvGraphicFramePr>
+              <a:graphicFrameLocks xmlns:a="http://schemas.openxmlformats.org/drawingml/2006/main" noChangeAspect="1"/>
+            </wp:cNvGraphicFramePr>
+            <a:graphic xmlns:a="http://schemas.openxmlformats.org/drawingml/2006/main">
+              <a:graphicData uri="http://schemas.openxmlformats.org/drawingml/2006/picture">
+                <pic:pic xmlns:pic="http://schemas.openxmlformats.org/drawingml/2006/picture">
+                  <pic:nvPicPr>
+                    <pic:cNvPr id="0" name="Picture 3" descr="CSS"/>
+                    <pic:cNvPicPr>
+                      <a:picLocks noChangeAspect="1" noChangeArrowheads="1"/>
+                    </pic:cNvPicPr>
+                  </pic:nvPicPr>
+                  <pic:blipFill>
+                    <a:blip r:embed="rId16">
+                      <a:extLst>
+                        <a:ext uri="{28A0092B-C50C-407E-A947-70E740481C1C}">
+                          <a14:useLocalDpi xmlns:a14="http://schemas.microsoft.com/office/drawing/2010/main" val="0"/>
+                        </a:ext>
+                      </a:extLst>
+                    </a:blip>
+                    <a:srcRect l="11111" r="11111" b="4445"/>
+                    <a:stretch>
+                      <a:fillRect/>
+                    </a:stretch>
+                  </pic:blipFill>
+                  <pic:spPr bwMode="auto">
+                    <a:xfrm>
+                      <a:off x="0" y="0"/>
+                      <a:ext cx="988060" cy="1214120"/>
+                    </a:xfrm>
+                    <a:prstGeom prst="rect">
+                      <a:avLst/>
+                    </a:prstGeom>
+                    <a:noFill/>
+                  </pic:spPr>
+                </pic:pic>
+              </a:graphicData>
+            </a:graphic>
+            <wp14:sizeRelH relativeFrom="page">
+              <wp14:pctWidth>0</wp14:pctWidth>
+            </wp14:sizeRelH>
+            <wp14:sizeRelV relativeFrom="page">
+              <wp14:pctHeight>0</wp14:pctHeight>
+            </wp14:sizeRelV>
+          </wp:anchor>
+        </w:drawing>
+      </w:r>
+      <w:r>
+        <w:t>CSS</w:t>
+      </w:r>
+    </w:p>
+    <w:p>
+      <w:pPr>
+        <w:spacing w:line="360" w:lineRule="auto"/>
+        <w:ind w:firstLine="720"/>
+        <w:jc w:val="both"/>
+        <w:rPr>
+          <w:rFonts w:cstheme="majorBidi"/>
+          <w:szCs w:val="24"/>
+        </w:rPr>
+      </w:pPr>
+      <w:r>
+        <w:rPr>
+          <w:rFonts w:cstheme="majorBidi"/>
+          <w:szCs w:val="24"/>
+        </w:rPr>
+        <w:t xml:space="preserve">CSS stands for Cascading Style Sheets and describes how HTML elements are to be displayed on screen, paper, or in other </w:t>
+      </w:r>
+      <w:r>
+        <w:rPr>
+          <w:rFonts w:cstheme="majorBidi"/>
+          <w:szCs w:val="24"/>
+        </w:rPr>
+        <w:t>media. CSS saves a lot of work i</w:t>
+      </w:r>
+      <w:r>
+        <w:rPr>
+          <w:rFonts w:cstheme="majorBidi"/>
+          <w:szCs w:val="24"/>
+        </w:rPr>
+        <w:t>t can control the layout of multiple web pages all at once.</w:t>
+      </w:r>
+    </w:p>
+    <w:p>
+      <w:pPr>
+        <w:spacing w:line="360" w:lineRule="auto"/>
+        <w:ind w:firstLine="720"/>
+        <w:jc w:val="both"/>
+        <w:rPr>
+          <w:rFonts w:cstheme="majorBidi"/>
+          <w:szCs w:val="24"/>
+        </w:rPr>
+      </w:pPr>
+      <w:r>
+        <w:rPr>
+          <w:rFonts w:cstheme="majorBidi"/>
+          <w:szCs w:val="24"/>
+        </w:rPr>
+        <w:t>HTML was never intended to contain tags for formatting a web page, it was created to describe the content of a web page, when tags like &lt;font&gt;, and color attributes were added to the HTML 3.2 specification, it started a nightmare for web developers. Development of large websites, where fonts and color information were added to every single page, became a long process.</w:t>
+      </w:r>
+      <w:r>
+        <w:rPr>
+          <w:rFonts w:cstheme="majorBidi"/>
+          <w:szCs w:val="24"/>
+        </w:rPr>
+        <w:fldChar w:fldCharType="begin"/>
+      </w:r>
+      <w:r>
+        <w:rPr>
+          <w:rFonts w:cstheme="majorBidi"/>
+          <w:szCs w:val="24"/>
+        </w:rPr>
+        <w:instrText xml:space="preserve"> ADDIN ZOTERO_ITEM CSL_CITATION {"citationID":"TeCD3SbD","properties":{"formattedCitation":"[9]","plainCitation":"[9]","noteIndex":0},"citationItems":[{"id":12,"uris":["http://zotero.org/users/local/NIUYJBMl/items/TDFUQFIL"],"uri":["http://zotero.org/users/local/NIUYJBMl/items/TDFUQFIL"],"itemData":{"id":12,"type":"webpage","abstract":"W3Schools offers free online tutorials, references and exercises in all the major languages of the web. Covering popular subjects like HTML, CSS, JavaScript, Python, SQL, Java, and many, many more.","language":"en-US","title":"CSS Introduction","URL":"https://www.w3schools.com/css/css_intro.asp","accessed":{"date-parts":[["2022",12,14]]}}}],"schema":"https://github.com/citation-style-language/schema/raw/master/csl-citation.json"} </w:instrText>
+      </w:r>
+      <w:r>
+        <w:rPr>
+          <w:rFonts w:cstheme="majorBidi"/>
+          <w:szCs w:val="24"/>
+        </w:rPr>
+        <w:fldChar w:fldCharType="separate"/>
+      </w:r>
+      <w:r>
+        <w:rPr>
+          <w:rFonts w:ascii="Times New Roman" w:hAnsi="Times New Roman" w:cs="Times New Roman"/>
+        </w:rPr>
+        <w:t>[9]</w:t>
+      </w:r>
+      <w:r>
+        <w:rPr>
+          <w:rFonts w:cstheme="majorBidi"/>
+          <w:szCs w:val="24"/>
+        </w:rPr>
+        <w:fldChar w:fldCharType="end"/>
+      </w:r>
+      <w:r>
+        <w:rPr>
+          <w:rFonts w:cstheme="majorBidi"/>
+          <w:szCs w:val="24"/>
+        </w:rPr>
+        <w:tab/>
+      </w:r>
+      <w:r>
+        <w:rPr>
+          <w:rFonts w:cstheme="majorBidi"/>
+          <w:szCs w:val="24"/>
+        </w:rPr>
+        <w:tab/>
+      </w:r>
+      <w:r>
+        <w:rPr>
+          <w:rFonts w:cstheme="majorBidi"/>
+          <w:szCs w:val="24"/>
+        </w:rPr>
+        <w:tab/>
+      </w:r>
+      <w:r>
+        <w:rPr>
+          <w:rFonts w:cstheme="majorBidi"/>
+          <w:szCs w:val="24"/>
+        </w:rPr>
+        <w:tab/>
+      </w:r>
+      <w:r>
+        <w:rPr>
+          <w:rFonts w:cstheme="majorBidi"/>
+          <w:szCs w:val="24"/>
+        </w:rPr>
+        <w:tab/>
+      </w:r>
+      <w:r>
+        <w:rPr>
+          <w:rFonts w:cstheme="majorBidi"/>
+          <w:szCs w:val="24"/>
+        </w:rPr>
+        <w:tab/>
+      </w:r>
+    </w:p>
+    <w:p>
+      <w:pPr>
+        <w:pStyle w:val="Heading4"/>
+      </w:pPr>
+      <w:r>
+        <w:rPr>
+          <w:noProof/>
+        </w:rPr>
+        <w:drawing>
+          <wp:anchor distT="0" distB="0" distL="114300" distR="114300" simplePos="0" relativeHeight="251665408" behindDoc="0" locked="0" layoutInCell="1" allowOverlap="1" wp14:anchorId="3CB1E450" wp14:editId="2CC0E34B">
+            <wp:simplePos x="0" y="0"/>
+            <wp:positionH relativeFrom="margin">
+              <wp:align>right</wp:align>
+            </wp:positionH>
+            <wp:positionV relativeFrom="margin">
+              <wp:posOffset>3211254</wp:posOffset>
+            </wp:positionV>
+            <wp:extent cx="1082675" cy="1082675"/>
+            <wp:effectExtent l="0" t="0" r="3175" b="3175"/>
+            <wp:wrapSquare wrapText="bothSides"/>
+            <wp:docPr id="6" name="Picture 6" descr="D:\College\Mini Project\Our project\images\JavaScript.png"/>
+            <wp:cNvGraphicFramePr>
+              <a:graphicFrameLocks xmlns:a="http://schemas.openxmlformats.org/drawingml/2006/main" noChangeAspect="1"/>
+            </wp:cNvGraphicFramePr>
+            <a:graphic xmlns:a="http://schemas.openxmlformats.org/drawingml/2006/main">
+              <a:graphicData uri="http://schemas.openxmlformats.org/drawingml/2006/picture">
+                <pic:pic xmlns:pic="http://schemas.openxmlformats.org/drawingml/2006/picture">
+                  <pic:nvPicPr>
+                    <pic:cNvPr id="0" name="Picture 9" descr="D:\College\Mini Project\Our project\images\JavaScript.png"/>
+                    <pic:cNvPicPr>
+                      <a:picLocks noChangeAspect="1" noChangeArrowheads="1"/>
+                    </pic:cNvPicPr>
+                  </pic:nvPicPr>
+                  <pic:blipFill>
+                    <a:blip r:embed="rId17">
+                      <a:extLst>
+                        <a:ext uri="{28A0092B-C50C-407E-A947-70E740481C1C}">
+                          <a14:useLocalDpi xmlns:a14="http://schemas.microsoft.com/office/drawing/2010/main" val="0"/>
+                        </a:ext>
+                      </a:extLst>
+                    </a:blip>
+                    <a:srcRect/>
+                    <a:stretch>
+                      <a:fillRect/>
+                    </a:stretch>
+                  </pic:blipFill>
+                  <pic:spPr bwMode="auto">
+                    <a:xfrm>
+                      <a:off x="0" y="0"/>
+                      <a:ext cx="1082675" cy="1082675"/>
+                    </a:xfrm>
+                    <a:prstGeom prst="rect">
+                      <a:avLst/>
+                    </a:prstGeom>
+                    <a:noFill/>
+                    <a:ln>
+                      <a:noFill/>
+                    </a:ln>
+                  </pic:spPr>
+                </pic:pic>
+              </a:graphicData>
+            </a:graphic>
+            <wp14:sizeRelH relativeFrom="margin">
+              <wp14:pctWidth>0</wp14:pctWidth>
+            </wp14:sizeRelH>
+            <wp14:sizeRelV relativeFrom="margin">
+              <wp14:pctHeight>0</wp14:pctHeight>
+            </wp14:sizeRelV>
+          </wp:anchor>
+        </w:drawing>
+      </w:r>
+      <w:r>
+        <w:t>JavaScript</w:t>
+      </w:r>
+    </w:p>
+    <w:p>
+      <w:pPr>
+        <w:spacing w:line="360" w:lineRule="auto"/>
+        <w:ind w:firstLine="720"/>
+        <w:jc w:val="both"/>
+        <w:rPr>
+          <w:rFonts w:cstheme="majorBidi"/>
+          <w:szCs w:val="24"/>
+        </w:rPr>
+      </w:pPr>
+      <w:r>
+        <w:rPr>
+          <w:rFonts w:cstheme="majorBidi"/>
+          <w:color w:val="000000" w:themeColor="text1"/>
+          <w:szCs w:val="24"/>
+        </w:rPr>
+        <w:t>JavaScript is a programming language that is one of the core technologies of the World Wide Web, alongside HTML and CSS. Over 97% of websites use JavaScript on the client side for web page behavior, often incorporating third-party libraries. All major web browsers have a dedicated JavaScript engine to execute the code on users' devices. JavaScript is a high-level, often just in time-compiled language that conforms to the ECMAScript standard</w:t>
+      </w:r>
+      <w:r>
+        <w:rPr>
+          <w:rFonts w:cstheme="majorBidi"/>
+          <w:szCs w:val="24"/>
+        </w:rPr>
+        <w:t xml:space="preserve">. </w:t>
+      </w:r>
+    </w:p>
+    <w:p>
+      <w:pPr>
+        <w:spacing w:line="360" w:lineRule="auto"/>
+        <w:jc w:val="both"/>
+        <w:rPr>
+          <w:rFonts w:cstheme="majorBidi"/>
+          <w:szCs w:val="24"/>
+        </w:rPr>
+      </w:pPr>
+      <w:r>
+        <w:rPr>
+          <w:rFonts w:cstheme="majorBidi"/>
+          <w:szCs w:val="24"/>
+        </w:rPr>
+        <w:t xml:space="preserve"> </w:t>
+      </w:r>
+      <w:r>
+        <w:rPr>
+          <w:rFonts w:cstheme="majorBidi"/>
+          <w:szCs w:val="24"/>
+          <w:rtl/>
+        </w:rPr>
+        <w:tab/>
+      </w:r>
+      <w:r>
+        <w:rPr>
+          <w:rFonts w:cstheme="majorBidi"/>
+          <w:szCs w:val="24"/>
+        </w:rPr>
+        <w:t>It has dynamic typing, prototype-based object-orientation, and first-class functions. It is multi-paradigm, supporting event-driven, functional, and imperative programming styles and it has application programming interfaces (APIs) for working with text, dates, regular expressions, standard data structures, and the Document Object Model (DOM).</w:t>
+      </w:r>
+      <w:r>
+        <w:rPr>
+          <w:rFonts w:cstheme="majorBidi"/>
+          <w:szCs w:val="24"/>
+        </w:rPr>
+        <w:fldChar w:fldCharType="begin"/>
+      </w:r>
+      <w:r>
+        <w:rPr>
+          <w:rFonts w:cstheme="majorBidi"/>
+          <w:szCs w:val="24"/>
+        </w:rPr>
+        <w:instrText xml:space="preserve"> ADDIN ZOTERO_ITEM CSL_CITATION {"citationID":"3acpcytm","properties":{"formattedCitation":"[10]","plainCitation":"[10]","noteIndex":0},"citationItems":[{"id":15,"uris":["http://zotero.org/users/local/NIUYJBMl/items/FMPKRYWE"],"uri":["http://zotero.org/users/local/NIUYJBMl/items/FMPKRYWE"],"itemData":{"id":15,"type":"entry-encyclopedia","abstract":"JavaScript (), often abbreviated as JS, is a programming language that is one of the core technologies of the World Wide Web, alongside HTML and CSS. As of 2022, 98% of websites use JavaScript on the client side for webpage behavior, often incorporating third-party libraries. All major web browsers have a dedicated JavaScript engine to execute the code on users' devices.\nJavaScript is a high-level, often just-in-time compiled language that conforms to the ECMAScript standard. It has dynamic typing, prototype-based object-orientation, and first-class functions. It is multi-paradigm, supporting event-driven, functional, and imperative programming styles. It has application programming interfaces (APIs) for working with text, dates, regular expressions, standard data structures, and the Document Object Model (DOM).\nThe ECMAScript standard does not include any input/output (I/O), such as networking, storage, or graphics facilities. In practice, the web browser or other runtime system provides JavaScript APIs for I/O.\nJavaScript engines were originally used only in web browsers, but are now core components of some servers and a variety of applications. The most popular runtime system for this usage is Node.js.\nAlthough Java and JavaScript are similar in name, syntax, and respective standard libraries, the two languages are distinct and differ greatly in design.","container-title":"Wikipedia","language":"en","note":"Page Version ID: 1127088475","source":"Wikipedia","title":"JavaScript","URL":"https://en.wikipedia.org/w/index.php?title=JavaScript&amp;oldid=1127088475","accessed":{"date-parts":[["2022",12,14]]},"issued":{"date-parts":[["2022",12,12]]}}}],"schema":"https://github.com/citation-style-language/schema/raw/master/csl-citation.json"} </w:instrText>
+      </w:r>
+      <w:r>
+        <w:rPr>
+          <w:rFonts w:cstheme="majorBidi"/>
+          <w:szCs w:val="24"/>
+        </w:rPr>
+        <w:fldChar w:fldCharType="separate"/>
+      </w:r>
+      <w:r>
+        <w:rPr>
+          <w:rFonts w:ascii="Times New Roman" w:hAnsi="Times New Roman" w:cs="Times New Roman"/>
+        </w:rPr>
+        <w:t>[10]</w:t>
+      </w:r>
+      <w:r>
+        <w:rPr>
+          <w:rFonts w:cstheme="majorBidi"/>
+          <w:szCs w:val="24"/>
+        </w:rPr>
+        <w:fldChar w:fldCharType="end"/>
+      </w:r>
+    </w:p>
+    <w:p>
+      <w:pPr>
+        <w:pStyle w:val="Heading4"/>
+        <w:rPr>
+          <w:i/>
+        </w:rPr>
+      </w:pPr>
+      <w:r>
+        <w:rPr>
+          <w:noProof/>
+        </w:rPr>
+        <w:drawing>
+          <wp:anchor distT="0" distB="0" distL="114300" distR="114300" simplePos="0" relativeHeight="251666432" behindDoc="0" locked="0" layoutInCell="1" allowOverlap="1" wp14:anchorId="3B77D769" wp14:editId="069F89D3">
+            <wp:simplePos x="0" y="0"/>
+            <wp:positionH relativeFrom="margin">
+              <wp:posOffset>4596765</wp:posOffset>
+            </wp:positionH>
+            <wp:positionV relativeFrom="margin">
+              <wp:posOffset>6195695</wp:posOffset>
+            </wp:positionV>
+            <wp:extent cx="1009650" cy="876300"/>
+            <wp:effectExtent l="0" t="0" r="0" b="0"/>
+            <wp:wrapSquare wrapText="bothSides"/>
+            <wp:docPr id="9" name="Picture 9" descr="React"/>
+            <wp:cNvGraphicFramePr>
+              <a:graphicFrameLocks xmlns:a="http://schemas.openxmlformats.org/drawingml/2006/main" noChangeAspect="1"/>
+            </wp:cNvGraphicFramePr>
+            <a:graphic xmlns:a="http://schemas.openxmlformats.org/drawingml/2006/main">
+              <a:graphicData uri="http://schemas.openxmlformats.org/drawingml/2006/picture">
+                <pic:pic xmlns:pic="http://schemas.openxmlformats.org/drawingml/2006/picture">
+                  <pic:nvPicPr>
+                    <pic:cNvPr id="0" name="Picture 4" descr="React"/>
+                    <pic:cNvPicPr>
+                      <a:picLocks noChangeAspect="1" noChangeArrowheads="1"/>
+                    </pic:cNvPicPr>
+                  </pic:nvPicPr>
+                  <pic:blipFill>
+                    <a:blip r:embed="rId18">
+                      <a:extLst>
+                        <a:ext uri="{28A0092B-C50C-407E-A947-70E740481C1C}">
+                          <a14:useLocalDpi xmlns:a14="http://schemas.microsoft.com/office/drawing/2010/main" val="0"/>
+                        </a:ext>
+                      </a:extLst>
+                    </a:blip>
+                    <a:srcRect/>
+                    <a:stretch>
+                      <a:fillRect/>
+                    </a:stretch>
+                  </pic:blipFill>
+                  <pic:spPr bwMode="auto">
+                    <a:xfrm>
+                      <a:off x="0" y="0"/>
+                      <a:ext cx="1009650" cy="876300"/>
+                    </a:xfrm>
+                    <a:prstGeom prst="rect">
+                      <a:avLst/>
+                    </a:prstGeom>
+                    <a:noFill/>
+                  </pic:spPr>
+                </pic:pic>
+              </a:graphicData>
+            </a:graphic>
+            <wp14:sizeRelH relativeFrom="page">
+              <wp14:pctWidth>0</wp14:pctWidth>
+            </wp14:sizeRelH>
+            <wp14:sizeRelV relativeFrom="page">
+              <wp14:pctHeight>0</wp14:pctHeight>
+            </wp14:sizeRelV>
+          </wp:anchor>
+        </w:drawing>
+      </w:r>
+      <w:r>
+        <w:t>React.js</w:t>
+      </w:r>
+    </w:p>
+    <w:p>
+      <w:pPr>
+        <w:spacing w:line="360" w:lineRule="auto"/>
+        <w:jc w:val="both"/>
+        <w:rPr>
+          <w:rFonts w:cstheme="majorBidi"/>
+          <w:szCs w:val="24"/>
+        </w:rPr>
+      </w:pPr>
+      <w:r>
+        <w:rPr>
+          <w:rFonts w:cstheme="majorBidi"/>
+          <w:szCs w:val="24"/>
+        </w:rPr>
+        <w:t>React, sometimes referred to as a frontend JavaScript framework, and is a JavaScript library created by Facebook. React is a tool for building UI components.</w:t>
+      </w:r>
+    </w:p>
+    <w:p>
+      <w:pPr>
+        <w:spacing w:line="360" w:lineRule="auto"/>
+        <w:ind w:firstLine="720"/>
+        <w:jc w:val="both"/>
+        <w:rPr>
+          <w:rFonts w:cstheme="majorBidi"/>
+          <w:szCs w:val="24"/>
+        </w:rPr>
+      </w:pPr>
+      <w:r>
+        <w:rPr>
+          <w:rFonts w:cstheme="majorBidi"/>
+          <w:szCs w:val="24"/>
+        </w:rPr>
+        <w:t>Instead of manipulating the browser's DOM directly, react creates a virtual DOM in memory, where it does all the necessary manipulating and it is finds out what changes have been made, and changes only what needs to be changed, before making the changes in the browser DOM.</w:t>
+      </w:r>
+      <w:r>
+        <w:rPr>
+          <w:rFonts w:cstheme="majorBidi"/>
+          <w:szCs w:val="24"/>
+        </w:rPr>
+        <w:fldChar w:fldCharType="begin"/>
+      </w:r>
+      <w:r>
+        <w:rPr>
+          <w:rFonts w:cstheme="majorBidi"/>
+          <w:szCs w:val="24"/>
+        </w:rPr>
+        <w:instrText xml:space="preserve"> ADDIN ZOTERO_ITEM CSL_CITATION {"citationID":"91Zf6R8A","properties":{"formattedCitation":"[11]","plainCitation":"[11]","noteIndex":0},"citationItems":[{"id":17,"uris":["http://zotero.org/users/local/NIUYJBMl/items/LSFSTCGH"],"uri":["http://zotero.org/users/local/NIUYJBMl/items/LSFSTCGH"],"itemData":{"id":17,"type":"webpage","abstract":"W3Schools offers free online tutorials, references and exercises in all the major languages of the web. Covering popular subjects like HTML, CSS, JavaScript, Python, SQL, Java, and many, many more.","language":"en-US","title":"Introduction to React","URL":"https://www.w3schools.com/REACT/react_intro.asp","accessed":{"date-parts":[["2022",12,14]]}}}],"schema":"https://github.com/citation-style-language/schema/raw/master/csl-citation.json"} </w:instrText>
+      </w:r>
+      <w:r>
+        <w:rPr>
+          <w:rFonts w:cstheme="majorBidi"/>
+          <w:szCs w:val="24"/>
+        </w:rPr>
+        <w:fldChar w:fldCharType="separate"/>
+      </w:r>
+      <w:r>
+        <w:rPr>
+          <w:rFonts w:ascii="Times New Roman" w:hAnsi="Times New Roman" w:cs="Times New Roman"/>
+        </w:rPr>
+        <w:t>[11]</w:t>
+      </w:r>
+      <w:r>
+        <w:rPr>
+          <w:rFonts w:cstheme="majorBidi"/>
+          <w:szCs w:val="24"/>
+        </w:rPr>
+        <w:fldChar w:fldCharType="end"/>
+      </w:r>
+    </w:p>
+    <w:p>
+      <w:pPr>
+        <w:pStyle w:val="ListParagraph"/>
+        <w:spacing w:line="360" w:lineRule="auto"/>
+        <w:ind w:left="0"/>
+        <w:jc w:val="both"/>
+        <w:rPr>
+          <w:rFonts w:cstheme="majorBidi"/>
+          <w:szCs w:val="24"/>
+        </w:rPr>
+      </w:pPr>
+    </w:p>
+    <w:p>
+      <w:pPr>
+        <w:pStyle w:val="Heading3"/>
+      </w:pPr>
+      <w:bookmarkStart w:id="44" w:name="_Toc113195779"/>
+      <w:bookmarkStart w:id="45" w:name="_Toc113195815"/>
+      <w:bookmarkStart w:id="46" w:name="_Toc113196025"/>
+      <w:bookmarkStart w:id="47" w:name="_Toc113347360"/>
+      <w:r>
+        <w:lastRenderedPageBreak/>
+        <w:t>Back End</w:t>
+      </w:r>
+      <w:bookmarkEnd w:id="44"/>
+      <w:bookmarkEnd w:id="45"/>
+      <w:bookmarkEnd w:id="46"/>
+      <w:bookmarkEnd w:id="47"/>
+    </w:p>
+    <w:p>
+      <w:pPr>
+        <w:pStyle w:val="ListParagraph"/>
+        <w:spacing w:line="360" w:lineRule="auto"/>
+        <w:ind w:left="0" w:firstLine="720"/>
+        <w:jc w:val="both"/>
+        <w:rPr>
+          <w:rFonts w:cstheme="majorBidi"/>
+          <w:szCs w:val="24"/>
+        </w:rPr>
+      </w:pPr>
+      <w:r>
+        <w:rPr>
+          <w:rFonts w:cstheme="majorBidi"/>
+          <w:szCs w:val="24"/>
+        </w:rPr>
+        <w:t>On the opposite side of Front End, The Back End is all the underneath structures and data management in the background of an application that are hidden from the end user, it is responsible for storing and organizing data, the backend communicates with the frontend, sending and receiving information to be displayed.</w:t>
+      </w:r>
+    </w:p>
+    <w:p>
+      <w:pPr>
+        <w:spacing w:line="360" w:lineRule="auto"/>
+        <w:jc w:val="both"/>
+        <w:rPr>
+          <w:rFonts w:cstheme="majorBidi"/>
+          <w:szCs w:val="24"/>
+        </w:rPr>
+      </w:pPr>
+    </w:p>
+    <w:p>
+      <w:pPr>
+        <w:pStyle w:val="Heading4"/>
+      </w:pPr>
+      <w:r>
+        <w:rPr>
+          <w:noProof/>
+        </w:rPr>
+        <w:drawing>
+          <wp:anchor distT="0" distB="0" distL="114300" distR="114300" simplePos="0" relativeHeight="251667456" behindDoc="0" locked="0" layoutInCell="1" allowOverlap="1" wp14:anchorId="457FF0FD" wp14:editId="2926F1E4">
+            <wp:simplePos x="0" y="0"/>
+            <wp:positionH relativeFrom="margin">
+              <wp:align>right</wp:align>
+            </wp:positionH>
+            <wp:positionV relativeFrom="margin">
+              <wp:posOffset>2159546</wp:posOffset>
+            </wp:positionV>
+            <wp:extent cx="1569720" cy="956310"/>
+            <wp:effectExtent l="0" t="0" r="0" b="0"/>
+            <wp:wrapSquare wrapText="bothSides"/>
+            <wp:docPr id="13" name="Picture 13" descr="Node"/>
+            <wp:cNvGraphicFramePr>
+              <a:graphicFrameLocks xmlns:a="http://schemas.openxmlformats.org/drawingml/2006/main" noChangeAspect="1"/>
+            </wp:cNvGraphicFramePr>
+            <a:graphic xmlns:a="http://schemas.openxmlformats.org/drawingml/2006/main">
+              <a:graphicData uri="http://schemas.openxmlformats.org/drawingml/2006/picture">
+                <pic:pic xmlns:pic="http://schemas.openxmlformats.org/drawingml/2006/picture">
+                  <pic:nvPicPr>
+                    <pic:cNvPr id="0" name="Picture 5" descr="Node"/>
+                    <pic:cNvPicPr>
+                      <a:picLocks noChangeAspect="1" noChangeArrowheads="1"/>
+                    </pic:cNvPicPr>
+                  </pic:nvPicPr>
+                  <pic:blipFill>
+                    <a:blip r:embed="rId19">
+                      <a:extLst>
+                        <a:ext uri="{28A0092B-C50C-407E-A947-70E740481C1C}">
+                          <a14:useLocalDpi xmlns:a14="http://schemas.microsoft.com/office/drawing/2010/main" val="0"/>
+                        </a:ext>
+                      </a:extLst>
+                    </a:blip>
+                    <a:srcRect/>
+                    <a:stretch>
+                      <a:fillRect/>
+                    </a:stretch>
+                  </pic:blipFill>
+                  <pic:spPr bwMode="auto">
+                    <a:xfrm>
+                      <a:off x="0" y="0"/>
+                      <a:ext cx="1569720" cy="956310"/>
+                    </a:xfrm>
+                    <a:prstGeom prst="rect">
+                      <a:avLst/>
+                    </a:prstGeom>
+                    <a:noFill/>
+                  </pic:spPr>
+                </pic:pic>
+              </a:graphicData>
+            </a:graphic>
+            <wp14:sizeRelH relativeFrom="page">
+              <wp14:pctWidth>0</wp14:pctWidth>
+            </wp14:sizeRelH>
+            <wp14:sizeRelV relativeFrom="page">
+              <wp14:pctHeight>0</wp14:pctHeight>
+            </wp14:sizeRelV>
+          </wp:anchor>
+        </w:drawing>
+      </w:r>
+      <w:r>
+        <w:t>Node.js</w:t>
+      </w:r>
+    </w:p>
+    <w:p>
+      <w:pPr>
+        <w:spacing w:line="360" w:lineRule="auto"/>
+        <w:ind w:firstLine="720"/>
+        <w:jc w:val="both"/>
+        <w:rPr>
+          <w:rFonts w:cstheme="majorBidi"/>
+          <w:szCs w:val="24"/>
+        </w:rPr>
+      </w:pPr>
+      <w:r>
+        <w:rPr>
+          <w:rFonts w:cstheme="majorBidi"/>
+          <w:szCs w:val="24"/>
+        </w:rPr>
+        <w:t>Node.js is an open-source and cross-platform JavaScript runtime environment.</w:t>
+      </w:r>
+    </w:p>
+    <w:p>
+      <w:pPr>
+        <w:spacing w:line="360" w:lineRule="auto"/>
+        <w:ind w:firstLine="720"/>
+        <w:jc w:val="both"/>
+        <w:rPr>
+          <w:rFonts w:cstheme="majorBidi"/>
+          <w:szCs w:val="24"/>
+        </w:rPr>
+      </w:pPr>
+      <w:r>
+        <w:rPr>
+          <w:rFonts w:cstheme="majorBidi"/>
+          <w:szCs w:val="24"/>
+        </w:rPr>
+        <w:t>Node.js runs the V8 JavaScript engine, the core of Google Chrome, outside of the browser. This allows Node.js to be very performant.                                                                                       A Node.js app runs in a single process, without creating a new thread for every request. Node.js provides a set of asynchronous I/O primitives in its standard library that prevent JavaScript code from blocking and generally, libraries in Node.js are written using non-blocking paradigms, making blocking behavior the exception rather than the norm.</w:t>
+      </w:r>
+    </w:p>
+    <w:p>
+      <w:pPr>
+        <w:spacing w:line="360" w:lineRule="auto"/>
+        <w:ind w:firstLine="720"/>
+        <w:jc w:val="both"/>
+        <w:rPr>
+          <w:rFonts w:cstheme="majorBidi"/>
+          <w:szCs w:val="24"/>
+        </w:rPr>
+      </w:pPr>
+      <w:r>
+        <w:rPr>
+          <w:rFonts w:cstheme="majorBidi"/>
+          <w:szCs w:val="24"/>
+        </w:rPr>
+        <w:t>When Node.js performs an I/O operation, like reading from the network, accessing a database or the file system, instead of blocking the thread and wasting CPU cycles waiting, Node.js will resume the operations when the response comes back.</w:t>
+      </w:r>
+    </w:p>
+    <w:p>
+      <w:pPr>
+        <w:spacing w:line="360" w:lineRule="auto"/>
+        <w:ind w:firstLine="720"/>
+        <w:jc w:val="both"/>
+        <w:rPr>
+          <w:rFonts w:cstheme="majorBidi"/>
+          <w:szCs w:val="24"/>
+        </w:rPr>
+      </w:pPr>
+      <w:r>
+        <w:rPr>
+          <w:rFonts w:cstheme="majorBidi"/>
+          <w:szCs w:val="24"/>
+        </w:rPr>
+        <w:t>This allows Node.js to handle thousands of concurrent connections with a single server without introducing the burden of managing thread concurrency, which could be a significant source of bugs.</w:t>
+      </w:r>
+    </w:p>
+    <w:p>
+      <w:pPr>
+        <w:spacing w:line="360" w:lineRule="auto"/>
+        <w:ind w:firstLine="720"/>
+        <w:jc w:val="both"/>
+        <w:rPr>
+          <w:rFonts w:cstheme="majorBidi"/>
+          <w:szCs w:val="24"/>
+        </w:rPr>
+      </w:pPr>
+      <w:r>
+        <w:rPr>
+          <w:rFonts w:cstheme="majorBidi"/>
+          <w:szCs w:val="24"/>
+        </w:rPr>
+        <w:t>Node.js has a unique advantage because millions of frontend developers that write JavaScript for the browser are now able to write the server-side code in addition to the client-side code without the need to learn a completely different language.</w:t>
+      </w:r>
+      <w:r>
+        <w:rPr>
+          <w:rFonts w:cstheme="majorBidi"/>
+          <w:szCs w:val="24"/>
+        </w:rPr>
+        <w:fldChar w:fldCharType="begin"/>
+      </w:r>
+      <w:r>
+        <w:rPr>
+          <w:rFonts w:cstheme="majorBidi"/>
+          <w:szCs w:val="24"/>
+        </w:rPr>
+        <w:instrText xml:space="preserve"> ADDIN ZOTERO_ITEM CSL_CITATION {"citationID":"jB4gorAL","properties":{"formattedCitation":"[12]","plainCitation":"[12]","noteIndex":0},"citationItems":[{"id":18,"uris":["http://zotero.org/users/local/NIUYJBMl/items/SB3EX5DD"],"uri":["http://zotero.org/users/local/NIUYJBMl/items/SB3EX5DD"],"itemData":{"id":18,"type":"webpage","title":"Introduction to Node.js","URL":"https://nodejs.dev/en/learn/","accessed":{"date-parts":[["2022",12,14]]}}}],"schema":"https://github.com/citation-style-language/schema/raw/master/csl-citation.json"} </w:instrText>
+      </w:r>
+      <w:r>
+        <w:rPr>
+          <w:rFonts w:cstheme="majorBidi"/>
+          <w:szCs w:val="24"/>
+        </w:rPr>
+        <w:fldChar w:fldCharType="separate"/>
+      </w:r>
+      <w:r>
+        <w:rPr>
+          <w:rFonts w:ascii="Times New Roman" w:hAnsi="Times New Roman" w:cs="Times New Roman"/>
+        </w:rPr>
+        <w:t>[12]</w:t>
+      </w:r>
+      <w:r>
+        <w:rPr>
+          <w:rFonts w:cstheme="majorBidi"/>
+          <w:szCs w:val="24"/>
+        </w:rPr>
+        <w:fldChar w:fldCharType="end"/>
+      </w:r>
+    </w:p>
+    <w:p>
+      <w:pPr>
+        <w:spacing w:line="360" w:lineRule="auto"/>
+        <w:jc w:val="both"/>
+        <w:rPr>
+          <w:rFonts w:cstheme="majorBidi"/>
+          <w:szCs w:val="24"/>
+        </w:rPr>
+      </w:pPr>
+    </w:p>
+    <w:p>
+      <w:pPr>
+        <w:pStyle w:val="Heading4"/>
+      </w:pPr>
+      <w:r>
+        <w:rPr>
+          <w:noProof/>
+        </w:rPr>
+        <w:lastRenderedPageBreak/>
+        <w:drawing>
+          <wp:anchor distT="0" distB="0" distL="114300" distR="114300" simplePos="0" relativeHeight="251697152" behindDoc="0" locked="0" layoutInCell="1" allowOverlap="1" wp14:anchorId="19D6EDF2" wp14:editId="1C861FFC">
+            <wp:simplePos x="0" y="0"/>
+            <wp:positionH relativeFrom="margin">
+              <wp:align>right</wp:align>
+            </wp:positionH>
+            <wp:positionV relativeFrom="margin">
+              <wp:align>top</wp:align>
+            </wp:positionV>
+            <wp:extent cx="2114550" cy="1094105"/>
+            <wp:effectExtent l="0" t="0" r="0" b="0"/>
+            <wp:wrapSquare wrapText="bothSides"/>
+            <wp:docPr id="23" name="Picture 23" descr="Amazon RDS for MySQL – Amazon Web Services (AWS)"/>
+            <wp:cNvGraphicFramePr>
+              <a:graphicFrameLocks xmlns:a="http://schemas.openxmlformats.org/drawingml/2006/main" noChangeAspect="1"/>
+            </wp:cNvGraphicFramePr>
+            <a:graphic xmlns:a="http://schemas.openxmlformats.org/drawingml/2006/main">
+              <a:graphicData uri="http://schemas.openxmlformats.org/drawingml/2006/picture">
+                <pic:pic xmlns:pic="http://schemas.openxmlformats.org/drawingml/2006/picture">
+                  <pic:nvPicPr>
+                    <pic:cNvPr id="0" name="Picture 40" descr="Amazon RDS for MySQL – Amazon Web Services (AWS)"/>
+                    <pic:cNvPicPr>
+                      <a:picLocks noChangeAspect="1" noChangeArrowheads="1"/>
+                    </pic:cNvPicPr>
+                  </pic:nvPicPr>
+                  <pic:blipFill>
+                    <a:blip r:embed="rId20" cstate="print">
+                      <a:extLst>
+                        <a:ext uri="{28A0092B-C50C-407E-A947-70E740481C1C}">
+                          <a14:useLocalDpi xmlns:a14="http://schemas.microsoft.com/office/drawing/2010/main" val="0"/>
+                        </a:ext>
+                      </a:extLst>
+                    </a:blip>
+                    <a:srcRect/>
+                    <a:stretch>
+                      <a:fillRect/>
+                    </a:stretch>
+                  </pic:blipFill>
+                  <pic:spPr bwMode="auto">
+                    <a:xfrm>
+                      <a:off x="0" y="0"/>
+                      <a:ext cx="2114550" cy="1094105"/>
+                    </a:xfrm>
+                    <a:prstGeom prst="rect">
+                      <a:avLst/>
+                    </a:prstGeom>
+                    <a:noFill/>
+                    <a:ln>
+                      <a:noFill/>
+                    </a:ln>
+                  </pic:spPr>
+                </pic:pic>
+              </a:graphicData>
+            </a:graphic>
+            <wp14:sizeRelH relativeFrom="margin">
+              <wp14:pctWidth>0</wp14:pctWidth>
+            </wp14:sizeRelH>
+            <wp14:sizeRelV relativeFrom="margin">
+              <wp14:pctHeight>0</wp14:pctHeight>
+            </wp14:sizeRelV>
+          </wp:anchor>
+        </w:drawing>
+      </w:r>
+      <w:r>
+        <w:t>MySQL</w:t>
+      </w:r>
+    </w:p>
+    <w:p>
+      <w:pPr>
+        <w:spacing w:line="360" w:lineRule="auto"/>
+        <w:ind w:firstLine="720"/>
+        <w:jc w:val="both"/>
+        <w:rPr>
+          <w:rFonts w:cstheme="majorBidi"/>
+          <w:szCs w:val="24"/>
+        </w:rPr>
+      </w:pPr>
+      <w:r>
+        <w:rPr>
+          <w:rFonts w:cstheme="majorBidi"/>
+          <w:szCs w:val="24"/>
+        </w:rPr>
+        <w:t>MySQL is one of the most recognizable technologies in the modern big data ecosystem. Often called the most popular database and currently enjoying widespread, effective use regardless of industry, it is clear that anyone involved with enterprise data or general IT should at least aim for a basic familiarity of MySQL.</w:t>
+      </w:r>
+    </w:p>
+    <w:p>
+      <w:pPr>
+        <w:spacing w:line="360" w:lineRule="auto"/>
+        <w:ind w:firstLine="720"/>
+        <w:jc w:val="both"/>
+        <w:rPr>
+          <w:rFonts w:cstheme="majorBidi"/>
+          <w:szCs w:val="24"/>
+        </w:rPr>
+      </w:pPr>
+      <w:r>
+        <w:rPr>
+          <w:rFonts w:cstheme="majorBidi"/>
+          <w:szCs w:val="24"/>
+        </w:rPr>
+        <w:t>MySQL is a relational database management system (RDBMS) developed by Oracle that is based on structured query language (SQL).</w:t>
+      </w:r>
+    </w:p>
+    <w:p>
+      <w:pPr>
+        <w:spacing w:line="360" w:lineRule="auto"/>
+        <w:ind w:firstLine="720"/>
+        <w:jc w:val="both"/>
+        <w:rPr>
+          <w:rFonts w:cstheme="majorBidi"/>
+          <w:szCs w:val="24"/>
+        </w:rPr>
+      </w:pPr>
+      <w:r>
+        <w:rPr>
+          <w:rFonts w:cstheme="majorBidi"/>
+          <w:szCs w:val="24"/>
+        </w:rPr>
+        <w:t>A database is a structured collection of data. It may be anything from a simple shopping list to a picture gallery or a place to hold the vast amounts of information in a corporate network. In particular, a relational database is a digital store collecting data and organizing it according to the relational model. In this model, tables consist of rows and columns, and relationships between data elements all follow a strict logical structure. An RDBMS is simply the set of software tools used to actually implement, manage, and query such a database.</w:t>
+      </w:r>
+      <w:r>
+        <w:rPr>
+          <w:rFonts w:cstheme="majorBidi"/>
+          <w:szCs w:val="24"/>
+        </w:rPr>
+        <w:fldChar w:fldCharType="begin"/>
+      </w:r>
+      <w:r>
+        <w:rPr>
+          <w:rFonts w:cstheme="majorBidi"/>
+          <w:szCs w:val="24"/>
+        </w:rPr>
+        <w:instrText xml:space="preserve"> ADDIN ZOTERO_ITEM CSL_CITATION {"citationID":"c8FaIqoo","properties":{"formattedCitation":"[13]","plainCitation":"[13]","noteIndex":0},"citationItems":[{"id":19,"uris":["http://zotero.org/users/local/NIUYJBMl/items/2P3A69RT"],"uri":["http://zotero.org/users/local/NIUYJBMl/items/2P3A69RT"],"itemData":{"id":19,"type":"webpage","abstract":"MySQL is a relational database management system (RDBMS) developed by Oracle that is based on structured query language (SQL).","container-title":"Talend - A Leader in Data Integration &amp; Data Integrity","language":"en","title":"What is MySQL? Everything You Need to Know","title-short":"What is MySQL?","URL":"https://www.talend.com/resources/what-is-mysql/","accessed":{"date-parts":[["2022",12,14]]}}}],"schema":"https://github.com/citation-style-language/schema/raw/master/csl-citation.json"} </w:instrText>
+      </w:r>
+      <w:r>
+        <w:rPr>
+          <w:rFonts w:cstheme="majorBidi"/>
+          <w:szCs w:val="24"/>
+        </w:rPr>
+        <w:fldChar w:fldCharType="separate"/>
+      </w:r>
+      <w:r>
+        <w:rPr>
+          <w:rFonts w:ascii="Times New Roman" w:hAnsi="Times New Roman" w:cs="Times New Roman"/>
+        </w:rPr>
+        <w:t>[13]</w:t>
+      </w:r>
+      <w:r>
+        <w:rPr>
+          <w:rFonts w:cstheme="majorBidi"/>
+          <w:szCs w:val="24"/>
+        </w:rPr>
+        <w:fldChar w:fldCharType="end"/>
+      </w:r>
+    </w:p>
+    <w:p>
+      <w:pPr>
+        <w:spacing w:line="360" w:lineRule="auto"/>
+        <w:ind w:firstLine="720"/>
+        <w:jc w:val="both"/>
+        <w:rPr>
+          <w:rFonts w:cstheme="majorBidi"/>
+          <w:szCs w:val="24"/>
+        </w:rPr>
+      </w:pPr>
+    </w:p>
+    <w:p>
+      <w:pPr>
+        <w:pStyle w:val="Heading3"/>
+      </w:pPr>
+      <w:bookmarkStart w:id="48" w:name="_Toc113195780"/>
+      <w:bookmarkStart w:id="49" w:name="_Toc113195816"/>
+      <w:bookmarkStart w:id="50" w:name="_Toc113196026"/>
+      <w:bookmarkStart w:id="51" w:name="_Toc113347361"/>
+      <w:r>
+        <w:t>Development Environment</w:t>
+      </w:r>
+      <w:bookmarkEnd w:id="48"/>
+      <w:bookmarkEnd w:id="49"/>
+      <w:bookmarkEnd w:id="50"/>
+      <w:bookmarkEnd w:id="51"/>
+    </w:p>
+    <w:p>
+      <w:pPr>
+        <w:pStyle w:val="ListParagraph"/>
+        <w:spacing w:line="360" w:lineRule="auto"/>
+        <w:ind w:left="0"/>
+        <w:rPr>
+          <w:rFonts w:cstheme="majorBidi"/>
+          <w:szCs w:val="24"/>
+        </w:rPr>
+      </w:pPr>
+      <w:r>
+        <w:rPr>
+          <w:rFonts w:cstheme="majorBidi"/>
+          <w:szCs w:val="24"/>
+        </w:rPr>
+        <w:t xml:space="preserve">To be able to use these technologies all of them need an environment that host them and as we going to use the best </w:t>
+      </w:r>
+      <w:r>
+        <w:rPr>
+          <w:rFonts w:cstheme="majorBidi"/>
+          <w:szCs w:val="24"/>
+        </w:rPr>
+        <w:t>technology,</w:t>
+      </w:r>
+      <w:r>
+        <w:rPr>
+          <w:rFonts w:cstheme="majorBidi"/>
+          <w:szCs w:val="24"/>
+        </w:rPr>
+        <w:t xml:space="preserve"> </w:t>
+      </w:r>
+      <w:r>
+        <w:rPr>
+          <w:rFonts w:cstheme="majorBidi"/>
+          <w:szCs w:val="24"/>
+        </w:rPr>
+        <w:t>we</w:t>
+      </w:r>
+      <w:r>
+        <w:rPr>
+          <w:rFonts w:cstheme="majorBidi"/>
+          <w:szCs w:val="24"/>
+        </w:rPr>
+        <w:t xml:space="preserve"> will use the best environments.</w:t>
+      </w:r>
+    </w:p>
+    <w:p>
+      <w:pPr>
+        <w:pStyle w:val="ListParagraph"/>
+        <w:spacing w:line="360" w:lineRule="auto"/>
+        <w:ind w:left="0"/>
+        <w:rPr>
+          <w:rFonts w:cstheme="majorBidi"/>
+          <w:szCs w:val="24"/>
+        </w:rPr>
+      </w:pPr>
+    </w:p>
+    <w:p>
+      <w:pPr>
+        <w:pStyle w:val="Heading4"/>
+      </w:pPr>
+      <w:r>
+        <w:rPr>
+          <w:noProof/>
+        </w:rPr>
+        <w:drawing>
+          <wp:anchor distT="0" distB="0" distL="114300" distR="114300" simplePos="0" relativeHeight="251675648" behindDoc="0" locked="0" layoutInCell="1" allowOverlap="1" wp14:anchorId="09966606" wp14:editId="60A45B1A">
+            <wp:simplePos x="0" y="0"/>
+            <wp:positionH relativeFrom="margin">
+              <wp:align>right</wp:align>
+            </wp:positionH>
+            <wp:positionV relativeFrom="margin">
+              <wp:posOffset>5408250</wp:posOffset>
+            </wp:positionV>
+            <wp:extent cx="1158875" cy="1158875"/>
+            <wp:effectExtent l="0" t="0" r="3175" b="3175"/>
+            <wp:wrapSquare wrapText="bothSides"/>
+            <wp:docPr id="4" name="Picture 4" descr="VS CODE"/>
+            <wp:cNvGraphicFramePr>
+              <a:graphicFrameLocks xmlns:a="http://schemas.openxmlformats.org/drawingml/2006/main" noChangeAspect="1"/>
+            </wp:cNvGraphicFramePr>
+            <a:graphic xmlns:a="http://schemas.openxmlformats.org/drawingml/2006/main">
+              <a:graphicData uri="http://schemas.openxmlformats.org/drawingml/2006/picture">
+                <pic:pic xmlns:pic="http://schemas.openxmlformats.org/drawingml/2006/picture">
+                  <pic:nvPicPr>
+                    <pic:cNvPr id="0" name="Picture 2" descr="VS CODE"/>
+                    <pic:cNvPicPr>
+                      <a:picLocks noChangeAspect="1" noChangeArrowheads="1"/>
+                    </pic:cNvPicPr>
+                  </pic:nvPicPr>
+                  <pic:blipFill>
+                    <a:blip r:embed="rId21">
+                      <a:extLst>
+                        <a:ext uri="{28A0092B-C50C-407E-A947-70E740481C1C}">
+                          <a14:useLocalDpi xmlns:a14="http://schemas.microsoft.com/office/drawing/2010/main" val="0"/>
+                        </a:ext>
+                      </a:extLst>
+                    </a:blip>
+                    <a:srcRect/>
+                    <a:stretch>
+                      <a:fillRect/>
+                    </a:stretch>
+                  </pic:blipFill>
+                  <pic:spPr bwMode="auto">
+                    <a:xfrm>
+                      <a:off x="0" y="0"/>
+                      <a:ext cx="1158875" cy="1158875"/>
+                    </a:xfrm>
+                    <a:prstGeom prst="rect">
+                      <a:avLst/>
+                    </a:prstGeom>
+                    <a:noFill/>
+                  </pic:spPr>
+                </pic:pic>
+              </a:graphicData>
+            </a:graphic>
+            <wp14:sizeRelH relativeFrom="page">
+              <wp14:pctWidth>0</wp14:pctWidth>
+            </wp14:sizeRelH>
+            <wp14:sizeRelV relativeFrom="page">
+              <wp14:pctHeight>0</wp14:pctHeight>
+            </wp14:sizeRelV>
+          </wp:anchor>
+        </w:drawing>
+      </w:r>
+      <w:r>
+        <w:t>Visual Studio Code</w:t>
+      </w:r>
+    </w:p>
+    <w:p>
+      <w:pPr>
+        <w:spacing w:line="360" w:lineRule="auto"/>
+        <w:ind w:firstLine="720"/>
+        <w:jc w:val="both"/>
+        <w:rPr>
+          <w:rFonts w:cstheme="majorBidi"/>
           <w:b/>
           <w:bCs/>
-          <w:color w:val="auto"/>
-          <w:sz w:val="24"/>
-          <w:szCs w:val="24"/>
-        </w:rPr>
-        <w:t>Chapter 2: LITERATURE REVIEW</w:t>
-      </w:r>
+          <w:szCs w:val="24"/>
+        </w:rPr>
+      </w:pPr>
+      <w:r>
+        <w:rPr>
+          <w:rFonts w:cstheme="majorBidi"/>
+          <w:szCs w:val="24"/>
+        </w:rPr>
+        <w:t>Visual Studio Code is a source-code editor made by Microsoft for Windows, Linux and mac OS. Features include support for debugging, syntax highlighting, intelligent code completion, snippets, code refactoring, and embedded Get. Users can change the theme, keyboard shortcuts, preferences, and install extensions that add additional functionality.</w:t>
+      </w:r>
+    </w:p>
+    <w:p>
+      <w:pPr>
+        <w:autoSpaceDE w:val="0"/>
+        <w:autoSpaceDN w:val="0"/>
+        <w:adjustRightInd w:val="0"/>
+        <w:spacing w:after="0" w:line="360" w:lineRule="auto"/>
+        <w:rPr>
+          <w:rFonts w:cstheme="majorBidi"/>
+          <w:b/>
+          <w:bCs/>
+          <w:szCs w:val="24"/>
+        </w:rPr>
+      </w:pPr>
+    </w:p>
+    <w:p>
+      <w:pPr>
+        <w:autoSpaceDE w:val="0"/>
+        <w:autoSpaceDN w:val="0"/>
+        <w:adjustRightInd w:val="0"/>
+        <w:spacing w:after="0" w:line="360" w:lineRule="auto"/>
+        <w:rPr>
+          <w:rFonts w:cstheme="majorBidi"/>
+          <w:b/>
+          <w:bCs/>
+          <w:szCs w:val="24"/>
+        </w:rPr>
+      </w:pPr>
+    </w:p>
+    <w:p>
+      <w:pPr>
+        <w:autoSpaceDE w:val="0"/>
+        <w:autoSpaceDN w:val="0"/>
+        <w:adjustRightInd w:val="0"/>
+        <w:spacing w:after="0" w:line="360" w:lineRule="auto"/>
+        <w:rPr>
+          <w:rFonts w:cstheme="majorBidi"/>
+          <w:b/>
+          <w:bCs/>
+          <w:szCs w:val="24"/>
+        </w:rPr>
+      </w:pPr>
+      <w:r>
+        <w:rPr>
+          <w:rFonts w:cstheme="majorBidi"/>
+          <w:b/>
+          <w:bCs/>
+          <w:szCs w:val="24"/>
+        </w:rPr>
+        <w:lastRenderedPageBreak/>
+        <w:t>Features</w:t>
+      </w:r>
+    </w:p>
+    <w:p>
+      <w:pPr>
+        <w:pStyle w:val="ListParagraph"/>
+        <w:numPr>
+          <w:ilvl w:val="0"/>
+          <w:numId w:val="2"/>
+        </w:numPr>
+        <w:autoSpaceDE w:val="0"/>
+        <w:autoSpaceDN w:val="0"/>
+        <w:adjustRightInd w:val="0"/>
+        <w:spacing w:after="0" w:line="360" w:lineRule="auto"/>
+        <w:jc w:val="both"/>
+        <w:rPr>
+          <w:rFonts w:cstheme="majorBidi"/>
+          <w:szCs w:val="24"/>
+        </w:rPr>
+      </w:pPr>
+      <w:r>
+        <w:rPr>
+          <w:rFonts w:cstheme="majorBidi"/>
+          <w:szCs w:val="24"/>
+        </w:rPr>
+        <w:t xml:space="preserve">Visual Studio Code is a source-code editor that can be used with variety of programming languages, including Java, Go, JavaScript, Python and C++. </w:t>
+      </w:r>
+    </w:p>
+    <w:p>
+      <w:pPr>
+        <w:pStyle w:val="ListParagraph"/>
+        <w:numPr>
+          <w:ilvl w:val="0"/>
+          <w:numId w:val="2"/>
+        </w:numPr>
+        <w:autoSpaceDE w:val="0"/>
+        <w:autoSpaceDN w:val="0"/>
+        <w:adjustRightInd w:val="0"/>
+        <w:spacing w:after="0" w:line="360" w:lineRule="auto"/>
+        <w:jc w:val="both"/>
+        <w:rPr>
+          <w:rFonts w:cstheme="majorBidi"/>
+          <w:szCs w:val="24"/>
+        </w:rPr>
+      </w:pPr>
+      <w:r>
+        <w:rPr>
+          <w:rFonts w:cstheme="majorBidi"/>
+          <w:szCs w:val="24"/>
+        </w:rPr>
+        <w:t>Is based on the Electron framework, which is used to develop Node.js web applications that run on the Blink layout engine.</w:t>
+      </w:r>
+    </w:p>
+    <w:p>
+      <w:pPr>
+        <w:pStyle w:val="ListParagraph"/>
+        <w:numPr>
+          <w:ilvl w:val="0"/>
+          <w:numId w:val="2"/>
+        </w:numPr>
+        <w:autoSpaceDE w:val="0"/>
+        <w:autoSpaceDN w:val="0"/>
+        <w:adjustRightInd w:val="0"/>
+        <w:spacing w:after="0" w:line="360" w:lineRule="auto"/>
+        <w:jc w:val="both"/>
+        <w:rPr>
+          <w:rFonts w:cstheme="majorBidi"/>
+          <w:szCs w:val="24"/>
+        </w:rPr>
+      </w:pPr>
+      <w:r>
+        <w:rPr>
+          <w:rFonts w:cstheme="majorBidi"/>
+          <w:szCs w:val="24"/>
+        </w:rPr>
+        <w:t xml:space="preserve">Instead of a project system, it allows users to open one or more directories, which can then be saved in workspace for future reuse. </w:t>
+      </w:r>
+    </w:p>
+    <w:p>
+      <w:pPr>
+        <w:pStyle w:val="ListParagraph"/>
+        <w:numPr>
+          <w:ilvl w:val="0"/>
+          <w:numId w:val="2"/>
+        </w:numPr>
+        <w:autoSpaceDE w:val="0"/>
+        <w:autoSpaceDN w:val="0"/>
+        <w:adjustRightInd w:val="0"/>
+        <w:spacing w:after="0" w:line="360" w:lineRule="auto"/>
+        <w:jc w:val="both"/>
+        <w:rPr>
+          <w:rFonts w:cstheme="majorBidi"/>
+          <w:szCs w:val="24"/>
+        </w:rPr>
+      </w:pPr>
+      <w:r>
+        <w:rPr>
+          <w:rFonts w:cstheme="majorBidi"/>
+          <w:szCs w:val="24"/>
+        </w:rPr>
+        <w:t>Visual Studio Code can be extended via extensions available through a central repository. This includes additions to the editor and language support, extend and customize to your liking.</w:t>
+      </w:r>
+      <w:r>
+        <w:rPr>
+          <w:rFonts w:cstheme="majorBidi"/>
+          <w:szCs w:val="24"/>
+        </w:rPr>
+        <w:fldChar w:fldCharType="begin"/>
+      </w:r>
+      <w:r>
+        <w:rPr>
+          <w:rFonts w:cstheme="majorBidi"/>
+          <w:szCs w:val="24"/>
+        </w:rPr>
+        <w:instrText xml:space="preserve"> ADDIN ZOTERO_ITEM CSL_CITATION {"citationID":"uMn6XoUs","properties":{"formattedCitation":"[14]","plainCitation":"[14]","noteIndex":0},"citationItems":[{"id":20,"uris":["http://zotero.org/users/local/NIUYJBMl/items/K3G8ZZDY"],"uri":["http://zotero.org/users/local/NIUYJBMl/items/K3G8ZZDY"],"itemData":{"id":20,"type":"entry-encyclopedia","abstract":"Visual Studio Code, also commonly referred to as VS Code, is a source-code editor made by Microsoft with the Electron Framework, for Windows, Linux and macOS. Features include support for debugging, syntax highlighting, intelligent code completion, snippets, code refactoring, and embedded Git. Users can change the theme, keyboard shortcuts, preferences, and install extensions that add additional functionality.\nIn the Stack Overflow 2021 Developer Survey, Visual Studio Code was ranked the most popular developer environment tool among 82,000 respondents, with 70% reporting that they use it.","container-title":"Wikipedia","language":"en","note":"Page Version ID: 1008850700","source":"Wikipedia","title":"Visual Studio Code","URL":"https://en.wikipedia.org/w/index.php?title=Visual_Studio_Code&amp;oldid=1008850700","accessed":{"date-parts":[["2022",12,14]]},"issued":{"date-parts":[["2021",2,25]]}}}],"schema":"https://github.com/citation-style-language/schema/raw/master/csl-citation.json"} </w:instrText>
+      </w:r>
+      <w:r>
+        <w:rPr>
+          <w:rFonts w:cstheme="majorBidi"/>
+          <w:szCs w:val="24"/>
+        </w:rPr>
+        <w:fldChar w:fldCharType="separate"/>
+      </w:r>
+      <w:r>
+        <w:rPr>
+          <w:rFonts w:ascii="Times New Roman" w:hAnsi="Times New Roman" w:cs="Times New Roman"/>
+        </w:rPr>
+        <w:t>[14]</w:t>
+      </w:r>
+      <w:r>
+        <w:rPr>
+          <w:rFonts w:cstheme="majorBidi"/>
+          <w:szCs w:val="24"/>
+        </w:rPr>
+        <w:fldChar w:fldCharType="end"/>
+      </w:r>
+    </w:p>
+    <w:p>
+      <w:pPr>
+        <w:autoSpaceDE w:val="0"/>
+        <w:autoSpaceDN w:val="0"/>
+        <w:adjustRightInd w:val="0"/>
+        <w:spacing w:after="0" w:line="360" w:lineRule="auto"/>
+        <w:jc w:val="both"/>
+        <w:rPr>
+          <w:rFonts w:cstheme="majorBidi"/>
+          <w:szCs w:val="24"/>
+        </w:rPr>
+      </w:pPr>
+    </w:p>
+    <w:p>
+      <w:pPr>
+        <w:autoSpaceDE w:val="0"/>
+        <w:autoSpaceDN w:val="0"/>
+        <w:adjustRightInd w:val="0"/>
+        <w:spacing w:after="0" w:line="360" w:lineRule="auto"/>
+        <w:jc w:val="both"/>
+        <w:rPr>
+          <w:rFonts w:cstheme="majorBidi"/>
+          <w:szCs w:val="24"/>
+        </w:rPr>
+      </w:pPr>
+    </w:p>
+    <w:p>
+      <w:pPr>
+        <w:autoSpaceDE w:val="0"/>
+        <w:autoSpaceDN w:val="0"/>
+        <w:adjustRightInd w:val="0"/>
+        <w:spacing w:after="0" w:line="360" w:lineRule="auto"/>
+        <w:jc w:val="both"/>
+        <w:rPr>
+          <w:rFonts w:cstheme="majorBidi"/>
+          <w:szCs w:val="24"/>
+        </w:rPr>
+      </w:pPr>
+    </w:p>
+    <w:p>
+      <w:pPr>
+        <w:autoSpaceDE w:val="0"/>
+        <w:autoSpaceDN w:val="0"/>
+        <w:adjustRightInd w:val="0"/>
+        <w:spacing w:after="0" w:line="360" w:lineRule="auto"/>
+        <w:jc w:val="both"/>
+        <w:rPr>
+          <w:rFonts w:cstheme="majorBidi"/>
+          <w:szCs w:val="24"/>
+        </w:rPr>
+      </w:pPr>
+    </w:p>
+    <w:p>
+      <w:pPr>
+        <w:autoSpaceDE w:val="0"/>
+        <w:autoSpaceDN w:val="0"/>
+        <w:adjustRightInd w:val="0"/>
+        <w:spacing w:after="0" w:line="360" w:lineRule="auto"/>
+        <w:jc w:val="both"/>
+        <w:rPr>
+          <w:rFonts w:cstheme="majorBidi"/>
+          <w:szCs w:val="24"/>
+        </w:rPr>
+      </w:pPr>
+    </w:p>
+    <w:p>
+      <w:pPr>
+        <w:autoSpaceDE w:val="0"/>
+        <w:autoSpaceDN w:val="0"/>
+        <w:adjustRightInd w:val="0"/>
+        <w:spacing w:after="0" w:line="360" w:lineRule="auto"/>
+        <w:jc w:val="both"/>
+        <w:rPr>
+          <w:rFonts w:cstheme="majorBidi"/>
+          <w:szCs w:val="24"/>
+        </w:rPr>
+      </w:pPr>
+    </w:p>
+    <w:p>
+      <w:pPr>
+        <w:autoSpaceDE w:val="0"/>
+        <w:autoSpaceDN w:val="0"/>
+        <w:adjustRightInd w:val="0"/>
+        <w:spacing w:after="0" w:line="360" w:lineRule="auto"/>
+        <w:jc w:val="both"/>
+        <w:rPr>
+          <w:rFonts w:cstheme="majorBidi"/>
+          <w:szCs w:val="24"/>
+        </w:rPr>
+      </w:pPr>
+    </w:p>
+    <w:p>
+      <w:pPr>
+        <w:autoSpaceDE w:val="0"/>
+        <w:autoSpaceDN w:val="0"/>
+        <w:adjustRightInd w:val="0"/>
+        <w:spacing w:after="0" w:line="360" w:lineRule="auto"/>
+        <w:jc w:val="both"/>
+        <w:rPr>
+          <w:rFonts w:cstheme="majorBidi"/>
+          <w:szCs w:val="24"/>
+        </w:rPr>
+      </w:pPr>
+    </w:p>
+    <w:p>
+      <w:pPr>
+        <w:autoSpaceDE w:val="0"/>
+        <w:autoSpaceDN w:val="0"/>
+        <w:adjustRightInd w:val="0"/>
+        <w:spacing w:after="0" w:line="360" w:lineRule="auto"/>
+        <w:jc w:val="both"/>
+        <w:rPr>
+          <w:rFonts w:cstheme="majorBidi"/>
+          <w:szCs w:val="24"/>
+        </w:rPr>
+      </w:pPr>
+    </w:p>
+    <w:p>
+      <w:pPr>
+        <w:autoSpaceDE w:val="0"/>
+        <w:autoSpaceDN w:val="0"/>
+        <w:adjustRightInd w:val="0"/>
+        <w:spacing w:after="0" w:line="360" w:lineRule="auto"/>
+        <w:jc w:val="both"/>
+        <w:rPr>
+          <w:rFonts w:cstheme="majorBidi"/>
+          <w:szCs w:val="24"/>
+        </w:rPr>
+      </w:pPr>
+    </w:p>
+    <w:p>
+      <w:pPr>
+        <w:autoSpaceDE w:val="0"/>
+        <w:autoSpaceDN w:val="0"/>
+        <w:adjustRightInd w:val="0"/>
+        <w:spacing w:after="0" w:line="360" w:lineRule="auto"/>
+        <w:jc w:val="both"/>
+        <w:rPr>
+          <w:rFonts w:cstheme="majorBidi"/>
+          <w:szCs w:val="24"/>
+        </w:rPr>
+      </w:pPr>
+    </w:p>
+    <w:p>
+      <w:pPr>
+        <w:autoSpaceDE w:val="0"/>
+        <w:autoSpaceDN w:val="0"/>
+        <w:adjustRightInd w:val="0"/>
+        <w:spacing w:after="0" w:line="360" w:lineRule="auto"/>
+        <w:jc w:val="both"/>
+        <w:rPr>
+          <w:rFonts w:cstheme="majorBidi"/>
+          <w:szCs w:val="24"/>
+        </w:rPr>
+      </w:pPr>
+    </w:p>
+    <w:p>
+      <w:pPr>
+        <w:autoSpaceDE w:val="0"/>
+        <w:autoSpaceDN w:val="0"/>
+        <w:adjustRightInd w:val="0"/>
+        <w:spacing w:after="0" w:line="360" w:lineRule="auto"/>
+        <w:jc w:val="both"/>
+        <w:rPr>
+          <w:rFonts w:cstheme="majorBidi"/>
+          <w:szCs w:val="24"/>
+        </w:rPr>
+      </w:pPr>
+    </w:p>
+    <w:p>
+      <w:pPr>
+        <w:autoSpaceDE w:val="0"/>
+        <w:autoSpaceDN w:val="0"/>
+        <w:adjustRightInd w:val="0"/>
+        <w:spacing w:after="0" w:line="360" w:lineRule="auto"/>
+        <w:jc w:val="both"/>
+        <w:rPr>
+          <w:rFonts w:cstheme="majorBidi"/>
+          <w:szCs w:val="24"/>
+        </w:rPr>
+      </w:pPr>
+    </w:p>
+    <w:p>
+      <w:pPr>
+        <w:autoSpaceDE w:val="0"/>
+        <w:autoSpaceDN w:val="0"/>
+        <w:adjustRightInd w:val="0"/>
+        <w:spacing w:after="0" w:line="360" w:lineRule="auto"/>
+        <w:jc w:val="both"/>
+        <w:rPr>
+          <w:rFonts w:cstheme="majorBidi"/>
+          <w:szCs w:val="24"/>
+        </w:rPr>
+      </w:pPr>
+    </w:p>
+    <w:p>
+      <w:pPr>
+        <w:autoSpaceDE w:val="0"/>
+        <w:autoSpaceDN w:val="0"/>
+        <w:adjustRightInd w:val="0"/>
+        <w:spacing w:after="0" w:line="360" w:lineRule="auto"/>
+        <w:jc w:val="both"/>
+        <w:rPr>
+          <w:rFonts w:cstheme="majorBidi"/>
+          <w:szCs w:val="24"/>
+        </w:rPr>
+      </w:pPr>
+    </w:p>
+    <w:p>
+      <w:pPr>
+        <w:autoSpaceDE w:val="0"/>
+        <w:autoSpaceDN w:val="0"/>
+        <w:adjustRightInd w:val="0"/>
+        <w:spacing w:after="0" w:line="360" w:lineRule="auto"/>
+        <w:jc w:val="both"/>
+        <w:rPr>
+          <w:rFonts w:cstheme="majorBidi"/>
+          <w:szCs w:val="24"/>
+        </w:rPr>
+      </w:pPr>
+    </w:p>
+    <w:p>
+      <w:pPr>
+        <w:autoSpaceDE w:val="0"/>
+        <w:autoSpaceDN w:val="0"/>
+        <w:adjustRightInd w:val="0"/>
+        <w:spacing w:after="0" w:line="360" w:lineRule="auto"/>
+        <w:jc w:val="both"/>
+        <w:rPr>
+          <w:rFonts w:cstheme="majorBidi"/>
+          <w:szCs w:val="24"/>
+        </w:rPr>
+      </w:pPr>
+    </w:p>
+    <w:p>
+      <w:pPr>
+        <w:autoSpaceDE w:val="0"/>
+        <w:autoSpaceDN w:val="0"/>
+        <w:adjustRightInd w:val="0"/>
+        <w:spacing w:after="0" w:line="360" w:lineRule="auto"/>
+        <w:jc w:val="both"/>
+        <w:rPr>
+          <w:rFonts w:cstheme="majorBidi"/>
+          <w:szCs w:val="24"/>
+        </w:rPr>
+      </w:pPr>
+    </w:p>
+    <w:p>
+      <w:pPr>
+        <w:autoSpaceDE w:val="0"/>
+        <w:autoSpaceDN w:val="0"/>
+        <w:adjustRightInd w:val="0"/>
+        <w:spacing w:after="0" w:line="360" w:lineRule="auto"/>
+        <w:jc w:val="both"/>
+        <w:rPr>
+          <w:rFonts w:cstheme="majorBidi"/>
+          <w:szCs w:val="24"/>
+        </w:rPr>
+      </w:pPr>
+    </w:p>
+    <w:p>
+      <w:pPr>
+        <w:autoSpaceDE w:val="0"/>
+        <w:autoSpaceDN w:val="0"/>
+        <w:adjustRightInd w:val="0"/>
+        <w:spacing w:after="0" w:line="360" w:lineRule="auto"/>
+        <w:jc w:val="both"/>
+        <w:rPr>
+          <w:rFonts w:cstheme="majorBidi"/>
+          <w:szCs w:val="24"/>
+        </w:rPr>
+      </w:pPr>
     </w:p>
     <w:p>
       <w:pPr>
         <w:pStyle w:val="Heading2"/>
-        <w:bidi w:val="0"/>
-        <w:rPr>
-          <w:szCs w:val="24"/>
-        </w:rPr>
-      </w:pPr>
-      <w:r>
-        <w:rPr>
-          <w:szCs w:val="24"/>
-        </w:rPr>
-        <w:t>Introduction</w:t>
-      </w:r>
-    </w:p>
-    <w:p>
-      <w:pPr>
-        <w:bidi w:val="0"/>
-      </w:pPr>
-      <w:r>
+        <w:numPr>
+          <w:ilvl w:val="0"/>
+          <w:numId w:val="0"/>
+        </w:numPr>
+      </w:pPr>
+      <w:proofErr w:type="spellStart"/>
+      <w:r>
+        <w:lastRenderedPageBreak/>
+        <w:t>Refrences</w:t>
+      </w:r>
+      <w:proofErr w:type="spellEnd"/>
+    </w:p>
+    <w:p>
+      <w:pPr>
+        <w:pStyle w:val="Bibliography"/>
         <w:rPr>
           <w:rFonts w:ascii="Times New Roman" w:hAnsi="Times New Roman" w:cs="Times New Roman"/>
-          <w:szCs w:val="24"/>
-        </w:rPr>
-        <w:t>In this chapter</w:t>
+        </w:rPr>
+      </w:pPr>
+      <w:r>
+        <w:rPr>
+          <w:rFonts w:cstheme="majorBidi"/>
+        </w:rPr>
+        <w:fldChar w:fldCharType="begin"/>
+      </w:r>
+      <w:r>
+        <w:rPr>
+          <w:rFonts w:cstheme="majorBidi"/>
+        </w:rPr>
+        <w:instrText xml:space="preserve"> ADDIN ZOTERO_BIBL {"uncited":[],"omitted":[],"custom":[]} CSL_BIBLIOGRAPHY </w:instrText>
+      </w:r>
+      <w:r>
+        <w:rPr>
+          <w:rFonts w:cstheme="majorBidi"/>
+        </w:rPr>
+        <w:fldChar w:fldCharType="separate"/>
       </w:r>
       <w:r>
         <w:rPr>
           <w:rFonts w:ascii="Times New Roman" w:hAnsi="Times New Roman" w:cs="Times New Roman"/>
-          <w:szCs w:val="24"/>
-        </w:rPr>
-        <w:t>,</w:t>
+        </w:rPr>
+        <w:t>[1]</w:t>
       </w:r>
       <w:r>
         <w:rPr>
           <w:rFonts w:ascii="Times New Roman" w:hAnsi="Times New Roman" w:cs="Times New Roman"/>
-          <w:szCs w:val="24"/>
-        </w:rPr>
-        <w:t xml:space="preserve"> we will give an overview </w:t>
-      </w:r>
-      <w:r>
+        </w:rPr>
+        <w:tab/>
+        <w:t>“Making a School Schedule.” https://www.my.gov.sa/wps/portal/snp/servicesDirectory/servicedetails/9034/!ut/p/z1/jZBNb4MwDIZ_yw4ci50GGO2NdlK1aIxOqC3LpQoTBCQgKM2G2l_faDuhfs03W88jvzZwyIB34qeWwtSqE43tP3mwZ-vQIxGSJCQkwI_lLHx5J4ziCmE3BhLqLywQPydRuiWIPvD_-HijInzks0eAvWCq42UsgffCVJO6KxVkM6Se3c3HdrJinrXJZuqzLaLnXwCX5_0Cd_LbgLJR-d8voy6noU2ii7LQhXa_tR1XxvSHuYMODsPgSqVkU7hfqnXwmlKpg4FsTEIqNPTtJju9lenrhOdHOjydAQ8uBFQ!/dz/d5/L0lHSkovd0RNQURrQUVnQSEhLzROVkUvZW4!/ (accessed Dec. 14, 2022).</w:t>
+      </w:r>
+    </w:p>
+    <w:p>
+      <w:pPr>
+        <w:pStyle w:val="Bibliography"/>
         <w:rPr>
           <w:rFonts w:ascii="Times New Roman" w:hAnsi="Times New Roman" w:cs="Times New Roman"/>
-          <w:szCs w:val="24"/>
-        </w:rPr>
-        <w:t>of</w:t>
-      </w:r>
+        </w:rPr>
+      </w:pPr>
       <w:r>
         <w:rPr>
           <w:rFonts w:ascii="Times New Roman" w:hAnsi="Times New Roman" w:cs="Times New Roman"/>
-          <w:szCs w:val="24"/>
-        </w:rPr>
-        <w:t xml:space="preserve"> the currently persistent applications which are related in </w:t>
+        </w:rPr>
+        <w:t>[2]</w:t>
       </w:r>
       <w:r>
         <w:rPr>
           <w:rFonts w:ascii="Times New Roman" w:hAnsi="Times New Roman" w:cs="Times New Roman"/>
-          <w:szCs w:val="24"/>
-        </w:rPr>
-        <w:t>one</w:t>
-      </w:r>
-      <w:r>
+        </w:rPr>
+        <w:tab/>
+        <w:t>“GitHub - ghulamghousdev/Scheduly: Activity Scheduling Tool.” https://github.com/ghulamghousdev/Scheduly (accessed Dec. 14, 2022).</w:t>
+      </w:r>
+    </w:p>
+    <w:p>
+      <w:pPr>
+        <w:pStyle w:val="Bibliography"/>
         <w:rPr>
           <w:rFonts w:ascii="Times New Roman" w:hAnsi="Times New Roman" w:cs="Times New Roman"/>
-          <w:szCs w:val="24"/>
-        </w:rPr>
-        <w:t xml:space="preserve"> way or another to our project idea in </w:t>
-      </w:r>
+        </w:rPr>
+      </w:pPr>
       <w:r>
         <w:rPr>
           <w:rFonts w:ascii="Times New Roman" w:hAnsi="Times New Roman" w:cs="Times New Roman"/>
-          <w:szCs w:val="24"/>
-        </w:rPr>
-        <w:t xml:space="preserve">the </w:t>
+        </w:rPr>
+        <w:t>[3]</w:t>
       </w:r>
       <w:r>
         <w:rPr>
           <w:rFonts w:ascii="Times New Roman" w:hAnsi="Times New Roman" w:cs="Times New Roman"/>
-          <w:szCs w:val="24"/>
-        </w:rPr>
-        <w:t xml:space="preserve">related work section, and we will give a short and brief description of the technologies that will be used to build this project in </w:t>
-      </w:r>
-      <w:r>
+        </w:rPr>
+        <w:tab/>
+        <w:t>A. R. East, “Timetable Scheduling via Genetic Algorithm.” National University of Ireland, 2019.</w:t>
+      </w:r>
+    </w:p>
+    <w:p>
+      <w:pPr>
+        <w:pStyle w:val="Bibliography"/>
         <w:rPr>
           <w:rFonts w:ascii="Times New Roman" w:hAnsi="Times New Roman" w:cs="Times New Roman"/>
-          <w:szCs w:val="24"/>
-        </w:rPr>
-        <w:t xml:space="preserve">the </w:t>
-      </w:r>
+        </w:rPr>
+      </w:pPr>
       <w:r>
         <w:rPr>
           <w:rFonts w:ascii="Times New Roman" w:hAnsi="Times New Roman" w:cs="Times New Roman"/>
-          <w:szCs w:val="24"/>
-        </w:rPr>
-        <w:t>background section</w:t>
+        </w:rPr>
+        <w:t>[4]</w:t>
       </w:r>
       <w:r>
         <w:rPr>
           <w:rFonts w:ascii="Times New Roman" w:hAnsi="Times New Roman" w:cs="Times New Roman"/>
-          <w:szCs w:val="24"/>
-        </w:rPr>
-        <w:t>.</w:t>
-      </w:r>
-    </w:p>
-    <w:p>
-      <w:pPr>
-        <w:pStyle w:val="Heading2"/>
-        <w:bidi w:val="0"/>
-      </w:pPr>
-      <w:r>
-        <w:t>Related work</w:t>
-      </w:r>
-    </w:p>
-    <w:p>
-      <w:pPr>
-        <w:pStyle w:val="Heading2"/>
-        <w:bidi w:val="0"/>
-      </w:pPr>
-      <w:r>
-        <w:t xml:space="preserve">Background </w:t>
-      </w:r>
-    </w:p>
-    <w:p>
-      <w:pPr>
-        <w:bidi w:val="0"/>
-      </w:pPr>
+        </w:rPr>
+        <w:tab/>
+        <w:t>J. Xu, “Improved Genetic Algorithm to Solve the Scheduling Problem of College English Courses.” 1International Education School, Chifeng University, Chifeng 024000, China, Jun. 10, 2021.</w:t>
+      </w:r>
+    </w:p>
+    <w:p>
+      <w:pPr>
+        <w:pStyle w:val="Bibliography"/>
+        <w:rPr>
+          <w:rFonts w:ascii="Times New Roman" w:hAnsi="Times New Roman" w:cs="Times New Roman"/>
+        </w:rPr>
+      </w:pPr>
+      <w:r>
+        <w:rPr>
+          <w:rFonts w:ascii="Times New Roman" w:hAnsi="Times New Roman" w:cs="Times New Roman"/>
+        </w:rPr>
+        <w:t>[5]</w:t>
+      </w:r>
+      <w:r>
+        <w:rPr>
+          <w:rFonts w:ascii="Times New Roman" w:hAnsi="Times New Roman" w:cs="Times New Roman"/>
+        </w:rPr>
+        <w:tab/>
+        <w:t>N G A P H Saptarini, I W Suasnawa, and P I Ciptayani, “Senior high school course scheduling using genetic algorithm.” Electrical Engineering Department, Politeknik Negeri Bali, Jalan Kampus Bukit Jimbaran, Badung - 80364, Bali, Indonesia, 2017.</w:t>
+      </w:r>
+    </w:p>
+    <w:p>
+      <w:pPr>
+        <w:pStyle w:val="Bibliography"/>
+        <w:rPr>
+          <w:rFonts w:ascii="Times New Roman" w:hAnsi="Times New Roman" w:cs="Times New Roman"/>
+        </w:rPr>
+      </w:pPr>
+      <w:r>
+        <w:rPr>
+          <w:rFonts w:ascii="Times New Roman" w:hAnsi="Times New Roman" w:cs="Times New Roman"/>
+        </w:rPr>
+        <w:t>[6]</w:t>
+      </w:r>
+      <w:r>
+        <w:rPr>
+          <w:rFonts w:ascii="Times New Roman" w:hAnsi="Times New Roman" w:cs="Times New Roman"/>
+        </w:rPr>
+        <w:tab/>
+        <w:t>R Ansari and N Saubari, “Application of genetic algorithm concept on course scheduling.” Departement of Informatics Engineering, Faculty of Engineering, Universitas Muhammadiyah Banjarmasin, Banjarmasin, Indonesian, 2020.</w:t>
+      </w:r>
+    </w:p>
+    <w:p>
+      <w:pPr>
+        <w:pStyle w:val="Bibliography"/>
+        <w:rPr>
+          <w:rFonts w:ascii="Times New Roman" w:hAnsi="Times New Roman" w:cs="Times New Roman"/>
+        </w:rPr>
+      </w:pPr>
+      <w:r>
+        <w:rPr>
+          <w:rFonts w:ascii="Times New Roman" w:hAnsi="Times New Roman" w:cs="Times New Roman"/>
+        </w:rPr>
+        <w:t>[7]</w:t>
+      </w:r>
+      <w:r>
+        <w:rPr>
+          <w:rFonts w:ascii="Times New Roman" w:hAnsi="Times New Roman" w:cs="Times New Roman"/>
+        </w:rPr>
+        <w:tab/>
+        <w:t>Achini Kumari Herath, “Genetic Algorithm For University Course Timetabling Problem.” University of Mississippi, 2017.</w:t>
+      </w:r>
+    </w:p>
+    <w:p>
+      <w:pPr>
+        <w:pStyle w:val="Bibliography"/>
+        <w:rPr>
+          <w:rFonts w:ascii="Times New Roman" w:hAnsi="Times New Roman" w:cs="Times New Roman"/>
+        </w:rPr>
+      </w:pPr>
+      <w:r>
+        <w:rPr>
+          <w:rFonts w:ascii="Times New Roman" w:hAnsi="Times New Roman" w:cs="Times New Roman"/>
+        </w:rPr>
+        <w:t>[8]</w:t>
+      </w:r>
+      <w:r>
+        <w:rPr>
+          <w:rFonts w:ascii="Times New Roman" w:hAnsi="Times New Roman" w:cs="Times New Roman"/>
+        </w:rPr>
+        <w:tab/>
+        <w:t>“Introduction to HTML.” https://www.w3schools.com/html/html_intro.asp (accessed Dec. 14, 2022).</w:t>
+      </w:r>
+    </w:p>
+    <w:p>
+      <w:pPr>
+        <w:pStyle w:val="Bibliography"/>
+        <w:rPr>
+          <w:rFonts w:ascii="Times New Roman" w:hAnsi="Times New Roman" w:cs="Times New Roman"/>
+        </w:rPr>
+      </w:pPr>
+      <w:r>
+        <w:rPr>
+          <w:rFonts w:ascii="Times New Roman" w:hAnsi="Times New Roman" w:cs="Times New Roman"/>
+        </w:rPr>
+        <w:t>[9]</w:t>
+      </w:r>
+      <w:r>
+        <w:rPr>
+          <w:rFonts w:ascii="Times New Roman" w:hAnsi="Times New Roman" w:cs="Times New Roman"/>
+        </w:rPr>
+        <w:tab/>
+        <w:t>“CSS Introduction.” https://www.w3schools.com/css/css_intro.asp (accessed Dec. 14, 2022).</w:t>
+      </w:r>
+    </w:p>
+    <w:p>
+      <w:pPr>
+        <w:pStyle w:val="Bibliography"/>
+        <w:rPr>
+          <w:rFonts w:ascii="Times New Roman" w:hAnsi="Times New Roman" w:cs="Times New Roman"/>
+        </w:rPr>
+      </w:pPr>
+      <w:r>
+        <w:rPr>
+          <w:rFonts w:ascii="Times New Roman" w:hAnsi="Times New Roman" w:cs="Times New Roman"/>
+        </w:rPr>
+        <w:t>[10]</w:t>
+      </w:r>
+      <w:r>
+        <w:rPr>
+          <w:rFonts w:ascii="Times New Roman" w:hAnsi="Times New Roman" w:cs="Times New Roman"/>
+        </w:rPr>
+        <w:tab/>
+        <w:t xml:space="preserve">“JavaScript,” </w:t>
+      </w:r>
+      <w:r>
+        <w:rPr>
+          <w:rFonts w:ascii="Times New Roman" w:hAnsi="Times New Roman" w:cs="Times New Roman"/>
+          <w:i/>
+          <w:iCs/>
+        </w:rPr>
+        <w:t>Wikipedia</w:t>
+      </w:r>
+      <w:r>
+        <w:rPr>
+          <w:rFonts w:ascii="Times New Roman" w:hAnsi="Times New Roman" w:cs="Times New Roman"/>
+        </w:rPr>
+        <w:t>. Dec. 12, 2022. Accessed: Dec. 14, 2022. [Online]. Available: https://en.wikipedia.org/w/index.php?title=JavaScript&amp;oldid=1127088475</w:t>
+      </w:r>
+    </w:p>
+    <w:p>
+      <w:pPr>
+        <w:pStyle w:val="Bibliography"/>
+        <w:rPr>
+          <w:rFonts w:ascii="Times New Roman" w:hAnsi="Times New Roman" w:cs="Times New Roman"/>
+        </w:rPr>
+      </w:pPr>
+      <w:r>
+        <w:rPr>
+          <w:rFonts w:ascii="Times New Roman" w:hAnsi="Times New Roman" w:cs="Times New Roman"/>
+        </w:rPr>
+        <w:t>[11]</w:t>
+      </w:r>
+      <w:r>
+        <w:rPr>
+          <w:rFonts w:ascii="Times New Roman" w:hAnsi="Times New Roman" w:cs="Times New Roman"/>
+        </w:rPr>
+        <w:tab/>
+        <w:t>“Introduction to React.” https://www.w3schools.com/REACT/react_intro.asp (accessed Dec. 14, 2022).</w:t>
+      </w:r>
+    </w:p>
+    <w:p>
+      <w:pPr>
+        <w:pStyle w:val="Bibliography"/>
+        <w:rPr>
+          <w:rFonts w:ascii="Times New Roman" w:hAnsi="Times New Roman" w:cs="Times New Roman"/>
+        </w:rPr>
+      </w:pPr>
+      <w:r>
+        <w:rPr>
+          <w:rFonts w:ascii="Times New Roman" w:hAnsi="Times New Roman" w:cs="Times New Roman"/>
+        </w:rPr>
+        <w:t>[12]</w:t>
+      </w:r>
+      <w:r>
+        <w:rPr>
+          <w:rFonts w:ascii="Times New Roman" w:hAnsi="Times New Roman" w:cs="Times New Roman"/>
+        </w:rPr>
+        <w:tab/>
+        <w:t>“Introduction to Node.js.” https://nodejs.dev/en/learn/ (accessed Dec. 14, 2022).</w:t>
+      </w:r>
+    </w:p>
+    <w:p>
+      <w:pPr>
+        <w:pStyle w:val="Bibliography"/>
+        <w:rPr>
+          <w:rFonts w:ascii="Times New Roman" w:hAnsi="Times New Roman" w:cs="Times New Roman"/>
+        </w:rPr>
+      </w:pPr>
+      <w:r>
+        <w:rPr>
+          <w:rFonts w:ascii="Times New Roman" w:hAnsi="Times New Roman" w:cs="Times New Roman"/>
+        </w:rPr>
+        <w:t>[13]</w:t>
+      </w:r>
+      <w:r>
+        <w:rPr>
+          <w:rFonts w:ascii="Times New Roman" w:hAnsi="Times New Roman" w:cs="Times New Roman"/>
+        </w:rPr>
+        <w:tab/>
+        <w:t xml:space="preserve">“What is MySQL? Everything You Need to Know,” </w:t>
+      </w:r>
+      <w:r>
+        <w:rPr>
+          <w:rFonts w:ascii="Times New Roman" w:hAnsi="Times New Roman" w:cs="Times New Roman"/>
+          <w:i/>
+          <w:iCs/>
+        </w:rPr>
+        <w:t>Talend - A Leader in Data Integration &amp; Data Integrity</w:t>
+      </w:r>
+      <w:r>
+        <w:rPr>
+          <w:rFonts w:ascii="Times New Roman" w:hAnsi="Times New Roman" w:cs="Times New Roman"/>
+        </w:rPr>
+        <w:t>. https://www.talend.com/resources/what-is-mysql/ (accessed Dec. 14, 2022).</w:t>
+      </w:r>
+    </w:p>
+    <w:p>
+      <w:pPr>
+        <w:pStyle w:val="Bibliography"/>
+        <w:rPr>
+          <w:rFonts w:ascii="Times New Roman" w:hAnsi="Times New Roman" w:cs="Times New Roman"/>
+        </w:rPr>
+      </w:pPr>
+      <w:r>
+        <w:rPr>
+          <w:rFonts w:ascii="Times New Roman" w:hAnsi="Times New Roman" w:cs="Times New Roman"/>
+        </w:rPr>
+        <w:t>[14]</w:t>
+      </w:r>
+      <w:r>
+        <w:rPr>
+          <w:rFonts w:ascii="Times New Roman" w:hAnsi="Times New Roman" w:cs="Times New Roman"/>
+        </w:rPr>
+        <w:tab/>
+        <w:t xml:space="preserve">“Visual Studio Code,” </w:t>
+      </w:r>
+      <w:r>
+        <w:rPr>
+          <w:rFonts w:ascii="Times New Roman" w:hAnsi="Times New Roman" w:cs="Times New Roman"/>
+          <w:i/>
+          <w:iCs/>
+        </w:rPr>
+        <w:t>Wikipedia</w:t>
+      </w:r>
+      <w:r>
+        <w:rPr>
+          <w:rFonts w:ascii="Times New Roman" w:hAnsi="Times New Roman" w:cs="Times New Roman"/>
+        </w:rPr>
+        <w:t>. Feb. 25, 2021. Accessed: Dec. 14, 2022. [Online]. Available: https://en.wikipedia.org/w/index.php?title=Visual_Studio_Code&amp;oldid=1008850700</w:t>
+      </w:r>
+    </w:p>
+    <w:p>
+      <w:pPr>
+        <w:autoSpaceDE w:val="0"/>
+        <w:autoSpaceDN w:val="0"/>
+        <w:adjustRightInd w:val="0"/>
+        <w:spacing w:after="0" w:line="360" w:lineRule="auto"/>
+        <w:jc w:val="both"/>
+        <w:rPr>
+          <w:rFonts w:cstheme="majorBidi"/>
+          <w:szCs w:val="24"/>
+        </w:rPr>
+      </w:pPr>
+      <w:r>
+        <w:rPr>
+          <w:rFonts w:cstheme="majorBidi"/>
+          <w:szCs w:val="24"/>
+        </w:rPr>
+        <w:fldChar w:fldCharType="end"/>
+      </w:r>
     </w:p>
     <w:sectPr>
-      <w:pgSz w:w="11906" w:h="16838"/>
-      <w:pgMar w:top="1440" w:right="1440" w:bottom="1440" w:left="1872" w:header="708" w:footer="708" w:gutter="0"/>
-      <w:cols w:space="708"/>
-      <w:bidi/>
-      <w:rtlGutter/>
+      <w:pgSz w:w="12240" w:h="15840" w:code="1"/>
+      <w:pgMar w:top="1411" w:right="1411" w:bottom="1411" w:left="1987" w:header="720" w:footer="720" w:gutter="0"/>
+      <w:cols w:space="720"/>
       <w:docGrid w:linePitch="360"/>
     </w:sectPr>
   </w:body>
 </w:document>
 </file>
 
+<file path=word/endnotes.xml><?xml version="1.0" encoding="utf-8"?>
+<w:endnotes xmlns:wpc="http://schemas.microsoft.com/office/word/2010/wordprocessingCanvas" xmlns:cx="http://schemas.microsoft.com/office/drawing/2014/chartex" xmlns:cx1="http://schemas.microsoft.com/office/drawing/2015/9/8/chartex" xmlns:cx2="http://schemas.microsoft.com/office/drawing/2015/10/21/chartex" xmlns:cx3="http://schemas.microsoft.com/office/drawing/2016/5/9/chartex" xmlns:cx4="http://schemas.microsoft.com/office/drawing/2016/5/10/chartex" xmlns:cx5="http://schemas.microsoft.com/office/drawing/2016/5/11/chartex" xmlns:cx6="http://schemas.microsoft.com/office/drawing/2016/5/12/chartex" xmlns:cx7="http://schemas.microsoft.com/office/drawing/2016/5/13/chartex" xmlns:cx8="http://schemas.microsoft.com/office/drawing/2016/5/14/chartex" xmlns:mc="http://schemas.openxmlformats.org/markup-compatibility/2006" xmlns:aink="http://schemas.microsoft.com/office/drawing/2016/ink" xmlns:am3d="http://schemas.microsoft.com/office/drawing/2017/model3d" xmlns:o="urn:schemas-microsoft-com:office:office" xmlns:r="http://schemas.openxmlformats.org/officeDocument/2006/relationships" xmlns:m="http://schemas.openxmlformats.org/officeDocument/2006/math" xmlns:v="urn:schemas-microsoft-com:vml" xmlns:wp14="http://schemas.microsoft.com/office/word/2010/wordprocessingDrawing" xmlns:wp="http://schemas.openxmlformats.org/drawingml/2006/wordprocessingDrawing" xmlns:w10="urn:schemas-microsoft-com:office:word" xmlns:w="http://schemas.openxmlformats.org/wordprocessingml/2006/main" xmlns:w14="http://schemas.microsoft.com/office/word/2010/wordml" xmlns:w15="http://schemas.microsoft.com/office/word/2012/wordml" xmlns:w16cex="http://schemas.microsoft.com/office/word/2018/wordml/cex" xmlns:w16cid="http://schemas.microsoft.com/office/word/2016/wordml/cid" xmlns:w16="http://schemas.microsoft.com/office/word/2018/wordml" xmlns:w16sdtdh="http://schemas.microsoft.com/office/word/2020/wordml/sdtdatahash" xmlns:w16se="http://schemas.microsoft.com/office/word/2015/wordml/symex" xmlns:wpg="http://schemas.microsoft.com/office/word/2010/wordprocessingGroup" xmlns:wpi="http://schemas.microsoft.com/office/word/2010/wordprocessingInk" xmlns:wne="http://schemas.microsoft.com/office/word/2006/wordml" xmlns:wps="http://schemas.microsoft.com/office/word/2010/wordprocessingShape" mc:Ignorable="w14 w15 w16se w16cid w16 w16cex w16sdtdh wp14">
+  <w:endnote w:type="separator" w:id="-1">
+    <w:p>
+      <w:pPr>
+        <w:spacing w:after="0" w:line="240" w:lineRule="auto"/>
+      </w:pPr>
+      <w:r>
+        <w:separator/>
+      </w:r>
+    </w:p>
+  </w:endnote>
+  <w:endnote w:type="continuationSeparator" w:id="0">
+    <w:p>
+      <w:pPr>
+        <w:spacing w:after="0" w:line="240" w:lineRule="auto"/>
+      </w:pPr>
+      <w:r>
+        <w:continuationSeparator/>
+      </w:r>
+    </w:p>
+  </w:endnote>
+</w:endnotes>
+</file>
+
+<file path=word/footnotes.xml><?xml version="1.0" encoding="utf-8"?>
+<w:footnotes xmlns:wpc="http://schemas.microsoft.com/office/word/2010/wordprocessingCanvas" xmlns:cx="http://schemas.microsoft.com/office/drawing/2014/chartex" xmlns:cx1="http://schemas.microsoft.com/office/drawing/2015/9/8/chartex" xmlns:cx2="http://schemas.microsoft.com/office/drawing/2015/10/21/chartex" xmlns:cx3="http://schemas.microsoft.com/office/drawing/2016/5/9/chartex" xmlns:cx4="http://schemas.microsoft.com/office/drawing/2016/5/10/chartex" xmlns:cx5="http://schemas.microsoft.com/office/drawing/2016/5/11/chartex" xmlns:cx6="http://schemas.microsoft.com/office/drawing/2016/5/12/chartex" xmlns:cx7="http://schemas.microsoft.com/office/drawing/2016/5/13/chartex" xmlns:cx8="http://schemas.microsoft.com/office/drawing/2016/5/14/chartex" xmlns:mc="http://schemas.openxmlformats.org/markup-compatibility/2006" xmlns:aink="http://schemas.microsoft.com/office/drawing/2016/ink" xmlns:am3d="http://schemas.microsoft.com/office/drawing/2017/model3d" xmlns:o="urn:schemas-microsoft-com:office:office" xmlns:r="http://schemas.openxmlformats.org/officeDocument/2006/relationships" xmlns:m="http://schemas.openxmlformats.org/officeDocument/2006/math" xmlns:v="urn:schemas-microsoft-com:vml" xmlns:wp14="http://schemas.microsoft.com/office/word/2010/wordprocessingDrawing" xmlns:wp="http://schemas.openxmlformats.org/drawingml/2006/wordprocessingDrawing" xmlns:w10="urn:schemas-microsoft-com:office:word" xmlns:w="http://schemas.openxmlformats.org/wordprocessingml/2006/main" xmlns:w14="http://schemas.microsoft.com/office/word/2010/wordml" xmlns:w15="http://schemas.microsoft.com/office/word/2012/wordml" xmlns:w16cex="http://schemas.microsoft.com/office/word/2018/wordml/cex" xmlns:w16cid="http://schemas.microsoft.com/office/word/2016/wordml/cid" xmlns:w16="http://schemas.microsoft.com/office/word/2018/wordml" xmlns:w16sdtdh="http://schemas.microsoft.com/office/word/2020/wordml/sdtdatahash" xmlns:w16se="http://schemas.microsoft.com/office/word/2015/wordml/symex" xmlns:wpg="http://schemas.microsoft.com/office/word/2010/wordprocessingGroup" xmlns:wpi="http://schemas.microsoft.com/office/word/2010/wordprocessingInk" xmlns:wne="http://schemas.microsoft.com/office/word/2006/wordml" xmlns:wps="http://schemas.microsoft.com/office/word/2010/wordprocessingShape" mc:Ignorable="w14 w15 w16se w16cid w16 w16cex w16sdtdh wp14">
+  <w:footnote w:type="separator" w:id="-1">
+    <w:p>
+      <w:pPr>
+        <w:spacing w:after="0" w:line="240" w:lineRule="auto"/>
+      </w:pPr>
+      <w:r>
+        <w:separator/>
+      </w:r>
+    </w:p>
+  </w:footnote>
+  <w:footnote w:type="continuationSeparator" w:id="0">
+    <w:p>
+      <w:pPr>
+        <w:spacing w:after="0" w:line="240" w:lineRule="auto"/>
+      </w:pPr>
+      <w:r>
+        <w:continuationSeparator/>
+      </w:r>
+    </w:p>
+  </w:footnote>
+</w:footnotes>
+</file>
+
 <file path=word/numbering.xml><?xml version="1.0" encoding="utf-8"?>
-<w:numbering xmlns:wpc="http://schemas.microsoft.com/office/word/2010/wordprocessingCanvas" xmlns:cx="http://schemas.microsoft.com/office/drawing/2014/chartex" xmlns:cx1="http://schemas.microsoft.com/office/drawing/2015/9/8/chartex" xmlns:cx2="http://schemas.microsoft.com/office/drawing/2015/10/21/chartex" xmlns:cx3="http://schemas.microsoft.com/office/drawing/2016/5/9/chartex" xmlns:cx4="http://schemas.microsoft.com/office/drawing/2016/5/10/chartex" xmlns:cx5="http://schemas.microsoft.com/office/drawing/2016/5/11/chartex" xmlns:cx6="http://schemas.microsoft.com/office/drawing/2016/5/12/chartex" xmlns:cx7="http://schemas.microsoft.com/office/drawing/2016/5/13/chartex" xmlns:cx8="http://schemas.microsoft.com/office/drawing/2016/5/14/chartex" xmlns:mc="http://schemas.openxmlformats.org/markup-compatibility/2006" xmlns:aink="http://schemas.microsoft.com/office/drawing/2016/ink" xmlns:am3d="http://schemas.microsoft.com/office/drawing/2017/model3d" xmlns:o="urn:schemas-microsoft-com:office:office" xmlns:oel="http://schemas.microsoft.com/office/2019/extlst" xmlns:r="http://schemas.openxmlformats.org/officeDocument/2006/relationships" xmlns:m="http://schemas.openxmlformats.org/officeDocument/2006/math" xmlns:v="urn:schemas-microsoft-com:vml" xmlns:wp14="http://schemas.microsoft.com/office/word/2010/wordprocessingDrawing" xmlns:wp="http://schemas.openxmlformats.org/drawingml/2006/wordprocessingDrawing" xmlns:w10="urn:schemas-microsoft-com:office:word" xmlns:w="http://schemas.openxmlformats.org/wordprocessingml/2006/main" xmlns:w14="http://schemas.microsoft.com/office/word/2010/wordml" xmlns:w15="http://schemas.microsoft.com/office/word/2012/wordml" xmlns:w16cex="http://schemas.microsoft.com/office/word/2018/wordml/cex" xmlns:w16cid="http://schemas.microsoft.com/office/word/2016/wordml/cid" xmlns:w16="http://schemas.microsoft.com/office/word/2018/wordml" xmlns:w16sdtdh="http://schemas.microsoft.com/office/word/2020/wordml/sdtdatahash" xmlns:w16se="http://schemas.microsoft.com/office/word/2015/wordml/symex" xmlns:wpg="http://schemas.microsoft.com/office/word/2010/wordprocessingGroup" xmlns:wpi="http://schemas.microsoft.com/office/word/2010/wordprocessingInk" xmlns:wne="http://schemas.microsoft.com/office/word/2006/wordml" xmlns:wps="http://schemas.microsoft.com/office/word/2010/wordprocessingShape" mc:Ignorable="w14 w15 w16se w16cid w16 w16cex w16sdtdh wp14">
+<w:numbering xmlns:wpc="http://schemas.microsoft.com/office/word/2010/wordprocessingCanvas" xmlns:cx="http://schemas.microsoft.com/office/drawing/2014/chartex" xmlns:cx1="http://schemas.microsoft.com/office/drawing/2015/9/8/chartex" xmlns:cx2="http://schemas.microsoft.com/office/drawing/2015/10/21/chartex" xmlns:cx3="http://schemas.microsoft.com/office/drawing/2016/5/9/chartex" xmlns:cx4="http://schemas.microsoft.com/office/drawing/2016/5/10/chartex" xmlns:cx5="http://schemas.microsoft.com/office/drawing/2016/5/11/chartex" xmlns:cx6="http://schemas.microsoft.com/office/drawing/2016/5/12/chartex" xmlns:cx7="http://schemas.microsoft.com/office/drawing/2016/5/13/chartex" xmlns:cx8="http://schemas.microsoft.com/office/drawing/2016/5/14/chartex" xmlns:mc="http://schemas.openxmlformats.org/markup-compatibility/2006" xmlns:aink="http://schemas.microsoft.com/office/drawing/2016/ink" xmlns:am3d="http://schemas.microsoft.com/office/drawing/2017/model3d" xmlns:o="urn:schemas-microsoft-com:office:office" xmlns:r="http://schemas.openxmlformats.org/officeDocument/2006/relationships" xmlns:m="http://schemas.openxmlformats.org/officeDocument/2006/math" xmlns:v="urn:schemas-microsoft-com:vml" xmlns:wp14="http://schemas.microsoft.com/office/word/2010/wordprocessingDrawing" xmlns:wp="http://schemas.openxmlformats.org/drawingml/2006/wordprocessingDrawing" xmlns:w10="urn:schemas-microsoft-com:office:word" xmlns:w="http://schemas.openxmlformats.org/wordprocessingml/2006/main" xmlns:w14="http://schemas.microsoft.com/office/word/2010/wordml" xmlns:w15="http://schemas.microsoft.com/office/word/2012/wordml" xmlns:w16cex="http://schemas.microsoft.com/office/word/2018/wordml/cex" xmlns:w16cid="http://schemas.microsoft.com/office/word/2016/wordml/cid" xmlns:w16="http://schemas.microsoft.com/office/word/2018/wordml" xmlns:w16sdtdh="http://schemas.microsoft.com/office/word/2020/wordml/sdtdatahash" xmlns:w16se="http://schemas.microsoft.com/office/word/2015/wordml/symex" xmlns:wpg="http://schemas.microsoft.com/office/word/2010/wordprocessingGroup" xmlns:wpi="http://schemas.microsoft.com/office/word/2010/wordprocessingInk" xmlns:wne="http://schemas.microsoft.com/office/word/2006/wordml" xmlns:wps="http://schemas.microsoft.com/office/word/2010/wordprocessingShape" mc:Ignorable="w14 w15 w16se w16cid w16 w16cex w16sdtdh wp14">
   <w:abstractNum w:abstractNumId="0" w15:restartNumberingAfterBreak="0">
-    <w:nsid w:val="25D47477"/>
+    <w:nsid w:val="306C62E0"/>
+    <w:multiLevelType w:val="hybridMultilevel"/>
+    <w:tmpl w:val="C8E6ABC2"/>
+    <w:lvl w:ilvl="0" w:tplc="D400A70A">
+      <w:numFmt w:val="bullet"/>
+      <w:lvlText w:val="-"/>
+      <w:lvlJc w:val="left"/>
+      <w:pPr>
+        <w:ind w:left="720" w:hanging="360"/>
+      </w:pPr>
+      <w:rPr>
+        <w:rFonts w:ascii="Times New Roman" w:eastAsiaTheme="minorHAnsi" w:hAnsi="Times New Roman" w:cs="Times New Roman" w:hint="default"/>
+      </w:rPr>
+    </w:lvl>
+    <w:lvl w:ilvl="1" w:tplc="04090003" w:tentative="1">
+      <w:start w:val="1"/>
+      <w:numFmt w:val="bullet"/>
+      <w:lvlText w:val="o"/>
+      <w:lvlJc w:val="left"/>
+      <w:pPr>
+        <w:ind w:left="1440" w:hanging="360"/>
+      </w:pPr>
+      <w:rPr>
+        <w:rFonts w:ascii="Courier New" w:hAnsi="Courier New" w:cs="Courier New" w:hint="default"/>
+      </w:rPr>
+    </w:lvl>
+    <w:lvl w:ilvl="2" w:tplc="04090005" w:tentative="1">
+      <w:start w:val="1"/>
+      <w:numFmt w:val="bullet"/>
+      <w:lvlText w:val=""/>
+      <w:lvlJc w:val="left"/>
+      <w:pPr>
+        <w:ind w:left="2160" w:hanging="360"/>
+      </w:pPr>
+      <w:rPr>
+        <w:rFonts w:ascii="Wingdings" w:hAnsi="Wingdings" w:hint="default"/>
+      </w:rPr>
+    </w:lvl>
+    <w:lvl w:ilvl="3" w:tplc="04090001" w:tentative="1">
+      <w:start w:val="1"/>
+      <w:numFmt w:val="bullet"/>
+      <w:lvlText w:val=""/>
+      <w:lvlJc w:val="left"/>
+      <w:pPr>
+        <w:ind w:left="2880" w:hanging="360"/>
+      </w:pPr>
+      <w:rPr>
+        <w:rFonts w:ascii="Symbol" w:hAnsi="Symbol" w:hint="default"/>
+      </w:rPr>
+    </w:lvl>
+    <w:lvl w:ilvl="4" w:tplc="04090003" w:tentative="1">
+      <w:start w:val="1"/>
+      <w:numFmt w:val="bullet"/>
+      <w:lvlText w:val="o"/>
+      <w:lvlJc w:val="left"/>
+      <w:pPr>
+        <w:ind w:left="3600" w:hanging="360"/>
+      </w:pPr>
+      <w:rPr>
+        <w:rFonts w:ascii="Courier New" w:hAnsi="Courier New" w:cs="Courier New" w:hint="default"/>
+      </w:rPr>
+    </w:lvl>
+    <w:lvl w:ilvl="5" w:tplc="04090005" w:tentative="1">
+      <w:start w:val="1"/>
+      <w:numFmt w:val="bullet"/>
+      <w:lvlText w:val=""/>
+      <w:lvlJc w:val="left"/>
+      <w:pPr>
+        <w:ind w:left="4320" w:hanging="360"/>
+      </w:pPr>
+      <w:rPr>
+        <w:rFonts w:ascii="Wingdings" w:hAnsi="Wingdings" w:hint="default"/>
+      </w:rPr>
+    </w:lvl>
+    <w:lvl w:ilvl="6" w:tplc="04090001" w:tentative="1">
+      <w:start w:val="1"/>
+      <w:numFmt w:val="bullet"/>
+      <w:lvlText w:val=""/>
+      <w:lvlJc w:val="left"/>
+      <w:pPr>
+        <w:ind w:left="5040" w:hanging="360"/>
+      </w:pPr>
+      <w:rPr>
+        <w:rFonts w:ascii="Symbol" w:hAnsi="Symbol" w:hint="default"/>
+      </w:rPr>
+    </w:lvl>
+    <w:lvl w:ilvl="7" w:tplc="04090003" w:tentative="1">
+      <w:start w:val="1"/>
+      <w:numFmt w:val="bullet"/>
+      <w:lvlText w:val="o"/>
+      <w:lvlJc w:val="left"/>
+      <w:pPr>
+        <w:ind w:left="5760" w:hanging="360"/>
+      </w:pPr>
+      <w:rPr>
+        <w:rFonts w:ascii="Courier New" w:hAnsi="Courier New" w:cs="Courier New" w:hint="default"/>
+      </w:rPr>
+    </w:lvl>
+    <w:lvl w:ilvl="8" w:tplc="04090005" w:tentative="1">
+      <w:start w:val="1"/>
+      <w:numFmt w:val="bullet"/>
+      <w:lvlText w:val=""/>
+      <w:lvlJc w:val="left"/>
+      <w:pPr>
+        <w:ind w:left="6480" w:hanging="360"/>
+      </w:pPr>
+      <w:rPr>
+        <w:rFonts w:ascii="Wingdings" w:hAnsi="Wingdings" w:hint="default"/>
+      </w:rPr>
+    </w:lvl>
+  </w:abstractNum>
+  <w:abstractNum w:abstractNumId="1" w15:restartNumberingAfterBreak="0">
+    <w:nsid w:val="3C122C87"/>
+    <w:multiLevelType w:val="multilevel"/>
+    <w:tmpl w:val="F0383F9A"/>
+    <w:lvl w:ilvl="0">
+      <w:start w:val="1"/>
+      <w:numFmt w:val="bullet"/>
+      <w:lvlText w:val=""/>
+      <w:lvlJc w:val="left"/>
+      <w:pPr>
+        <w:tabs>
+          <w:tab w:val="num" w:pos="720"/>
+        </w:tabs>
+        <w:ind w:left="720" w:hanging="360"/>
+      </w:pPr>
+      <w:rPr>
+        <w:rFonts w:ascii="Symbol" w:hAnsi="Symbol" w:hint="default"/>
+        <w:sz w:val="20"/>
+      </w:rPr>
+    </w:lvl>
+    <w:lvl w:ilvl="1" w:tentative="1">
+      <w:start w:val="1"/>
+      <w:numFmt w:val="bullet"/>
+      <w:lvlText w:val="o"/>
+      <w:lvlJc w:val="left"/>
+      <w:pPr>
+        <w:tabs>
+          <w:tab w:val="num" w:pos="1440"/>
+        </w:tabs>
+        <w:ind w:left="1440" w:hanging="360"/>
+      </w:pPr>
+      <w:rPr>
+        <w:rFonts w:ascii="Courier New" w:hAnsi="Courier New" w:hint="default"/>
+        <w:sz w:val="20"/>
+      </w:rPr>
+    </w:lvl>
+    <w:lvl w:ilvl="2" w:tentative="1">
+      <w:start w:val="1"/>
+      <w:numFmt w:val="bullet"/>
+      <w:lvlText w:val=""/>
+      <w:lvlJc w:val="left"/>
+      <w:pPr>
+        <w:tabs>
+          <w:tab w:val="num" w:pos="2160"/>
+        </w:tabs>
+        <w:ind w:left="2160" w:hanging="360"/>
+      </w:pPr>
+      <w:rPr>
+        <w:rFonts w:ascii="Wingdings" w:hAnsi="Wingdings" w:hint="default"/>
+        <w:sz w:val="20"/>
+      </w:rPr>
+    </w:lvl>
+    <w:lvl w:ilvl="3" w:tentative="1">
+      <w:start w:val="1"/>
+      <w:numFmt w:val="bullet"/>
+      <w:lvlText w:val=""/>
+      <w:lvlJc w:val="left"/>
+      <w:pPr>
+        <w:tabs>
+          <w:tab w:val="num" w:pos="2880"/>
+        </w:tabs>
+        <w:ind w:left="2880" w:hanging="360"/>
+      </w:pPr>
+      <w:rPr>
+        <w:rFonts w:ascii="Wingdings" w:hAnsi="Wingdings" w:hint="default"/>
+        <w:sz w:val="20"/>
+      </w:rPr>
+    </w:lvl>
+    <w:lvl w:ilvl="4" w:tentative="1">
+      <w:start w:val="1"/>
+      <w:numFmt w:val="bullet"/>
+      <w:lvlText w:val=""/>
+      <w:lvlJc w:val="left"/>
+      <w:pPr>
+        <w:tabs>
+          <w:tab w:val="num" w:pos="3600"/>
+        </w:tabs>
+        <w:ind w:left="3600" w:hanging="360"/>
+      </w:pPr>
+      <w:rPr>
+        <w:rFonts w:ascii="Wingdings" w:hAnsi="Wingdings" w:hint="default"/>
+        <w:sz w:val="20"/>
+      </w:rPr>
+    </w:lvl>
+    <w:lvl w:ilvl="5" w:tentative="1">
+      <w:start w:val="1"/>
+      <w:numFmt w:val="bullet"/>
+      <w:lvlText w:val=""/>
+      <w:lvlJc w:val="left"/>
+      <w:pPr>
+        <w:tabs>
+          <w:tab w:val="num" w:pos="4320"/>
+        </w:tabs>
+        <w:ind w:left="4320" w:hanging="360"/>
+      </w:pPr>
+      <w:rPr>
+        <w:rFonts w:ascii="Wingdings" w:hAnsi="Wingdings" w:hint="default"/>
+        <w:sz w:val="20"/>
+      </w:rPr>
+    </w:lvl>
+    <w:lvl w:ilvl="6" w:tentative="1">
+      <w:start w:val="1"/>
+      <w:numFmt w:val="bullet"/>
+      <w:lvlText w:val=""/>
+      <w:lvlJc w:val="left"/>
+      <w:pPr>
+        <w:tabs>
+          <w:tab w:val="num" w:pos="5040"/>
+        </w:tabs>
+        <w:ind w:left="5040" w:hanging="360"/>
+      </w:pPr>
+      <w:rPr>
+        <w:rFonts w:ascii="Wingdings" w:hAnsi="Wingdings" w:hint="default"/>
+        <w:sz w:val="20"/>
+      </w:rPr>
+    </w:lvl>
+    <w:lvl w:ilvl="7" w:tentative="1">
+      <w:start w:val="1"/>
+      <w:numFmt w:val="bullet"/>
+      <w:lvlText w:val=""/>
+      <w:lvlJc w:val="left"/>
+      <w:pPr>
+        <w:tabs>
+          <w:tab w:val="num" w:pos="5760"/>
+        </w:tabs>
+        <w:ind w:left="5760" w:hanging="360"/>
+      </w:pPr>
+      <w:rPr>
+        <w:rFonts w:ascii="Wingdings" w:hAnsi="Wingdings" w:hint="default"/>
+        <w:sz w:val="20"/>
+      </w:rPr>
+    </w:lvl>
+    <w:lvl w:ilvl="8" w:tentative="1">
+      <w:start w:val="1"/>
+      <w:numFmt w:val="bullet"/>
+      <w:lvlText w:val=""/>
+      <w:lvlJc w:val="left"/>
+      <w:pPr>
+        <w:tabs>
+          <w:tab w:val="num" w:pos="6480"/>
+        </w:tabs>
+        <w:ind w:left="6480" w:hanging="360"/>
+      </w:pPr>
+      <w:rPr>
+        <w:rFonts w:ascii="Wingdings" w:hAnsi="Wingdings" w:hint="default"/>
+        <w:sz w:val="20"/>
+      </w:rPr>
+    </w:lvl>
+  </w:abstractNum>
+  <w:abstractNum w:abstractNumId="2" w15:restartNumberingAfterBreak="0">
+    <w:nsid w:val="4721779F"/>
+    <w:multiLevelType w:val="hybridMultilevel"/>
+    <w:tmpl w:val="2D8CAE6A"/>
+    <w:lvl w:ilvl="0" w:tplc="D400A70A">
+      <w:numFmt w:val="bullet"/>
+      <w:lvlText w:val="-"/>
+      <w:lvlJc w:val="left"/>
+      <w:pPr>
+        <w:ind w:left="360" w:hanging="360"/>
+      </w:pPr>
+      <w:rPr>
+        <w:rFonts w:ascii="Times New Roman" w:eastAsiaTheme="minorHAnsi" w:hAnsi="Times New Roman" w:cs="Times New Roman" w:hint="default"/>
+      </w:rPr>
+    </w:lvl>
+    <w:lvl w:ilvl="1" w:tplc="04090003">
+      <w:start w:val="1"/>
+      <w:numFmt w:val="bullet"/>
+      <w:lvlText w:val="o"/>
+      <w:lvlJc w:val="left"/>
+      <w:pPr>
+        <w:ind w:left="1080" w:hanging="360"/>
+      </w:pPr>
+      <w:rPr>
+        <w:rFonts w:ascii="Courier New" w:hAnsi="Courier New" w:cs="Courier New" w:hint="default"/>
+      </w:rPr>
+    </w:lvl>
+    <w:lvl w:ilvl="2" w:tplc="04090005" w:tentative="1">
+      <w:start w:val="1"/>
+      <w:numFmt w:val="bullet"/>
+      <w:lvlText w:val=""/>
+      <w:lvlJc w:val="left"/>
+      <w:pPr>
+        <w:ind w:left="1800" w:hanging="360"/>
+      </w:pPr>
+      <w:rPr>
+        <w:rFonts w:ascii="Wingdings" w:hAnsi="Wingdings" w:hint="default"/>
+      </w:rPr>
+    </w:lvl>
+    <w:lvl w:ilvl="3" w:tplc="04090001" w:tentative="1">
+      <w:start w:val="1"/>
+      <w:numFmt w:val="bullet"/>
+      <w:lvlText w:val=""/>
+      <w:lvlJc w:val="left"/>
+      <w:pPr>
+        <w:ind w:left="2520" w:hanging="360"/>
+      </w:pPr>
+      <w:rPr>
+        <w:rFonts w:ascii="Symbol" w:hAnsi="Symbol" w:hint="default"/>
+      </w:rPr>
+    </w:lvl>
+    <w:lvl w:ilvl="4" w:tplc="04090003" w:tentative="1">
+      <w:start w:val="1"/>
+      <w:numFmt w:val="bullet"/>
+      <w:lvlText w:val="o"/>
+      <w:lvlJc w:val="left"/>
+      <w:pPr>
+        <w:ind w:left="3240" w:hanging="360"/>
+      </w:pPr>
+      <w:rPr>
+        <w:rFonts w:ascii="Courier New" w:hAnsi="Courier New" w:cs="Courier New" w:hint="default"/>
+      </w:rPr>
+    </w:lvl>
+    <w:lvl w:ilvl="5" w:tplc="04090005" w:tentative="1">
+      <w:start w:val="1"/>
+      <w:numFmt w:val="bullet"/>
+      <w:lvlText w:val=""/>
+      <w:lvlJc w:val="left"/>
+      <w:pPr>
+        <w:ind w:left="3960" w:hanging="360"/>
+      </w:pPr>
+      <w:rPr>
+        <w:rFonts w:ascii="Wingdings" w:hAnsi="Wingdings" w:hint="default"/>
+      </w:rPr>
+    </w:lvl>
+    <w:lvl w:ilvl="6" w:tplc="04090001" w:tentative="1">
+      <w:start w:val="1"/>
+      <w:numFmt w:val="bullet"/>
+      <w:lvlText w:val=""/>
+      <w:lvlJc w:val="left"/>
+      <w:pPr>
+        <w:ind w:left="4680" w:hanging="360"/>
+      </w:pPr>
+      <w:rPr>
+        <w:rFonts w:ascii="Symbol" w:hAnsi="Symbol" w:hint="default"/>
+      </w:rPr>
+    </w:lvl>
+    <w:lvl w:ilvl="7" w:tplc="04090003" w:tentative="1">
+      <w:start w:val="1"/>
+      <w:numFmt w:val="bullet"/>
+      <w:lvlText w:val="o"/>
+      <w:lvlJc w:val="left"/>
+      <w:pPr>
+        <w:ind w:left="5400" w:hanging="360"/>
+      </w:pPr>
+      <w:rPr>
+        <w:rFonts w:ascii="Courier New" w:hAnsi="Courier New" w:cs="Courier New" w:hint="default"/>
+      </w:rPr>
+    </w:lvl>
+    <w:lvl w:ilvl="8" w:tplc="04090005" w:tentative="1">
+      <w:start w:val="1"/>
+      <w:numFmt w:val="bullet"/>
+      <w:lvlText w:val=""/>
+      <w:lvlJc w:val="left"/>
+      <w:pPr>
+        <w:ind w:left="6120" w:hanging="360"/>
+      </w:pPr>
+      <w:rPr>
+        <w:rFonts w:ascii="Wingdings" w:hAnsi="Wingdings" w:hint="default"/>
+      </w:rPr>
+    </w:lvl>
+  </w:abstractNum>
+  <w:abstractNum w:abstractNumId="3" w15:restartNumberingAfterBreak="0">
+    <w:nsid w:val="51EA55EB"/>
+    <w:multiLevelType w:val="hybridMultilevel"/>
+    <w:tmpl w:val="E0D4A6CE"/>
+    <w:lvl w:ilvl="0" w:tplc="0409000F">
+      <w:start w:val="1"/>
+      <w:numFmt w:val="decimal"/>
+      <w:lvlText w:val="%1."/>
+      <w:lvlJc w:val="left"/>
+      <w:pPr>
+        <w:ind w:left="720" w:hanging="360"/>
+      </w:pPr>
+    </w:lvl>
+    <w:lvl w:ilvl="1" w:tplc="04090019" w:tentative="1">
+      <w:start w:val="1"/>
+      <w:numFmt w:val="lowerLetter"/>
+      <w:lvlText w:val="%2."/>
+      <w:lvlJc w:val="left"/>
+      <w:pPr>
+        <w:ind w:left="1440" w:hanging="360"/>
+      </w:pPr>
+    </w:lvl>
+    <w:lvl w:ilvl="2" w:tplc="0409001B" w:tentative="1">
+      <w:start w:val="1"/>
+      <w:numFmt w:val="lowerRoman"/>
+      <w:lvlText w:val="%3."/>
+      <w:lvlJc w:val="right"/>
+      <w:pPr>
+        <w:ind w:left="2160" w:hanging="180"/>
+      </w:pPr>
+    </w:lvl>
+    <w:lvl w:ilvl="3" w:tplc="0409000F" w:tentative="1">
+      <w:start w:val="1"/>
+      <w:numFmt w:val="decimal"/>
+      <w:lvlText w:val="%4."/>
+      <w:lvlJc w:val="left"/>
+      <w:pPr>
+        <w:ind w:left="2880" w:hanging="360"/>
+      </w:pPr>
+    </w:lvl>
+    <w:lvl w:ilvl="4" w:tplc="04090019" w:tentative="1">
+      <w:start w:val="1"/>
+      <w:numFmt w:val="lowerLetter"/>
+      <w:lvlText w:val="%5."/>
+      <w:lvlJc w:val="left"/>
+      <w:pPr>
+        <w:ind w:left="3600" w:hanging="360"/>
+      </w:pPr>
+    </w:lvl>
+    <w:lvl w:ilvl="5" w:tplc="0409001B" w:tentative="1">
+      <w:start w:val="1"/>
+      <w:numFmt w:val="lowerRoman"/>
+      <w:lvlText w:val="%6."/>
+      <w:lvlJc w:val="right"/>
+      <w:pPr>
+        <w:ind w:left="4320" w:hanging="180"/>
+      </w:pPr>
+    </w:lvl>
+    <w:lvl w:ilvl="6" w:tplc="0409000F" w:tentative="1">
+      <w:start w:val="1"/>
+      <w:numFmt w:val="decimal"/>
+      <w:lvlText w:val="%7."/>
+      <w:lvlJc w:val="left"/>
+      <w:pPr>
+        <w:ind w:left="5040" w:hanging="360"/>
+      </w:pPr>
+    </w:lvl>
+    <w:lvl w:ilvl="7" w:tplc="04090019" w:tentative="1">
+      <w:start w:val="1"/>
+      <w:numFmt w:val="lowerLetter"/>
+      <w:lvlText w:val="%8."/>
+      <w:lvlJc w:val="left"/>
+      <w:pPr>
+        <w:ind w:left="5760" w:hanging="360"/>
+      </w:pPr>
+    </w:lvl>
+    <w:lvl w:ilvl="8" w:tplc="0409001B" w:tentative="1">
+      <w:start w:val="1"/>
+      <w:numFmt w:val="lowerRoman"/>
+      <w:lvlText w:val="%9."/>
+      <w:lvlJc w:val="right"/>
+      <w:pPr>
+        <w:ind w:left="6480" w:hanging="180"/>
+      </w:pPr>
+    </w:lvl>
+  </w:abstractNum>
+  <w:abstractNum w:abstractNumId="4" w15:restartNumberingAfterBreak="0">
+    <w:nsid w:val="552F27F2"/>
+    <w:multiLevelType w:val="hybridMultilevel"/>
+    <w:tmpl w:val="8A6851CE"/>
+    <w:lvl w:ilvl="0" w:tplc="D400A70A">
+      <w:numFmt w:val="bullet"/>
+      <w:lvlText w:val="-"/>
+      <w:lvlJc w:val="left"/>
+      <w:pPr>
+        <w:ind w:left="360" w:hanging="360"/>
+      </w:pPr>
+      <w:rPr>
+        <w:rFonts w:ascii="Times New Roman" w:eastAsiaTheme="minorHAnsi" w:hAnsi="Times New Roman" w:cs="Times New Roman" w:hint="default"/>
+      </w:rPr>
+    </w:lvl>
+    <w:lvl w:ilvl="1" w:tplc="04090003">
+      <w:start w:val="1"/>
+      <w:numFmt w:val="bullet"/>
+      <w:lvlText w:val="o"/>
+      <w:lvlJc w:val="left"/>
+      <w:pPr>
+        <w:ind w:left="1080" w:hanging="360"/>
+      </w:pPr>
+      <w:rPr>
+        <w:rFonts w:ascii="Courier New" w:hAnsi="Courier New" w:cs="Courier New" w:hint="default"/>
+      </w:rPr>
+    </w:lvl>
+    <w:lvl w:ilvl="2" w:tplc="04090005" w:tentative="1">
+      <w:start w:val="1"/>
+      <w:numFmt w:val="bullet"/>
+      <w:lvlText w:val=""/>
+      <w:lvlJc w:val="left"/>
+      <w:pPr>
+        <w:ind w:left="1800" w:hanging="360"/>
+      </w:pPr>
+      <w:rPr>
+        <w:rFonts w:ascii="Wingdings" w:hAnsi="Wingdings" w:hint="default"/>
+      </w:rPr>
+    </w:lvl>
+    <w:lvl w:ilvl="3" w:tplc="04090001" w:tentative="1">
+      <w:start w:val="1"/>
+      <w:numFmt w:val="bullet"/>
+      <w:lvlText w:val=""/>
+      <w:lvlJc w:val="left"/>
+      <w:pPr>
+        <w:ind w:left="2520" w:hanging="360"/>
+      </w:pPr>
+      <w:rPr>
+        <w:rFonts w:ascii="Symbol" w:hAnsi="Symbol" w:hint="default"/>
+      </w:rPr>
+    </w:lvl>
+    <w:lvl w:ilvl="4" w:tplc="04090003" w:tentative="1">
+      <w:start w:val="1"/>
+      <w:numFmt w:val="bullet"/>
+      <w:lvlText w:val="o"/>
+      <w:lvlJc w:val="left"/>
+      <w:pPr>
+        <w:ind w:left="3240" w:hanging="360"/>
+      </w:pPr>
+      <w:rPr>
+        <w:rFonts w:ascii="Courier New" w:hAnsi="Courier New" w:cs="Courier New" w:hint="default"/>
+      </w:rPr>
+    </w:lvl>
+    <w:lvl w:ilvl="5" w:tplc="04090005" w:tentative="1">
+      <w:start w:val="1"/>
+      <w:numFmt w:val="bullet"/>
+      <w:lvlText w:val=""/>
+      <w:lvlJc w:val="left"/>
+      <w:pPr>
+        <w:ind w:left="3960" w:hanging="360"/>
+      </w:pPr>
+      <w:rPr>
+        <w:rFonts w:ascii="Wingdings" w:hAnsi="Wingdings" w:hint="default"/>
+      </w:rPr>
+    </w:lvl>
+    <w:lvl w:ilvl="6" w:tplc="04090001" w:tentative="1">
+      <w:start w:val="1"/>
+      <w:numFmt w:val="bullet"/>
+      <w:lvlText w:val=""/>
+      <w:lvlJc w:val="left"/>
+      <w:pPr>
+        <w:ind w:left="4680" w:hanging="360"/>
+      </w:pPr>
+      <w:rPr>
+        <w:rFonts w:ascii="Symbol" w:hAnsi="Symbol" w:hint="default"/>
+      </w:rPr>
+    </w:lvl>
+    <w:lvl w:ilvl="7" w:tplc="04090003" w:tentative="1">
+      <w:start w:val="1"/>
+      <w:numFmt w:val="bullet"/>
+      <w:lvlText w:val="o"/>
+      <w:lvlJc w:val="left"/>
+      <w:pPr>
+        <w:ind w:left="5400" w:hanging="360"/>
+      </w:pPr>
+      <w:rPr>
+        <w:rFonts w:ascii="Courier New" w:hAnsi="Courier New" w:cs="Courier New" w:hint="default"/>
+      </w:rPr>
+    </w:lvl>
+    <w:lvl w:ilvl="8" w:tplc="04090005" w:tentative="1">
+      <w:start w:val="1"/>
+      <w:numFmt w:val="bullet"/>
+      <w:lvlText w:val=""/>
+      <w:lvlJc w:val="left"/>
+      <w:pPr>
+        <w:ind w:left="6120" w:hanging="360"/>
+      </w:pPr>
+      <w:rPr>
+        <w:rFonts w:ascii="Wingdings" w:hAnsi="Wingdings" w:hint="default"/>
+      </w:rPr>
+    </w:lvl>
+  </w:abstractNum>
+  <w:abstractNum w:abstractNumId="5" w15:restartNumberingAfterBreak="0">
+    <w:nsid w:val="5CF978EF"/>
+    <w:multiLevelType w:val="multilevel"/>
+    <w:tmpl w:val="18526B06"/>
+    <w:lvl w:ilvl="0">
+      <w:start w:val="1"/>
+      <w:numFmt w:val="decimal"/>
+      <w:lvlText w:val="%1"/>
+      <w:lvlJc w:val="left"/>
+      <w:pPr>
+        <w:ind w:left="3582" w:hanging="432"/>
+      </w:pPr>
+      <w:rPr>
+        <w:rFonts w:hint="default"/>
+        <w:color w:val="FFFFFF" w:themeColor="background1"/>
+      </w:rPr>
+    </w:lvl>
+    <w:lvl w:ilvl="1">
+      <w:start w:val="1"/>
+      <w:numFmt w:val="decimal"/>
+      <w:lvlText w:val="1.%2"/>
+      <w:lvlJc w:val="left"/>
+      <w:pPr>
+        <w:ind w:left="576" w:hanging="576"/>
+      </w:pPr>
+      <w:rPr>
+        <w:rFonts w:hint="default"/>
+      </w:rPr>
+    </w:lvl>
+    <w:lvl w:ilvl="2">
+      <w:start w:val="1"/>
+      <w:numFmt w:val="decimal"/>
+      <w:lvlText w:val="%1.%2.%3"/>
+      <w:lvlJc w:val="left"/>
+      <w:pPr>
+        <w:ind w:left="720" w:hanging="720"/>
+      </w:pPr>
+      <w:rPr>
+        <w:rFonts w:hint="default"/>
+      </w:rPr>
+    </w:lvl>
+    <w:lvl w:ilvl="3">
+      <w:start w:val="1"/>
+      <w:numFmt w:val="decimal"/>
+      <w:lvlText w:val="%1.%2.%3.%4"/>
+      <w:lvlJc w:val="left"/>
+      <w:pPr>
+        <w:ind w:left="864" w:hanging="864"/>
+      </w:pPr>
+      <w:rPr>
+        <w:rFonts w:hint="default"/>
+      </w:rPr>
+    </w:lvl>
+    <w:lvl w:ilvl="4">
+      <w:start w:val="1"/>
+      <w:numFmt w:val="decimal"/>
+      <w:lvlText w:val="%1.%2.%3.%4.%5"/>
+      <w:lvlJc w:val="left"/>
+      <w:pPr>
+        <w:ind w:left="1008" w:hanging="1008"/>
+      </w:pPr>
+      <w:rPr>
+        <w:rFonts w:hint="default"/>
+      </w:rPr>
+    </w:lvl>
+    <w:lvl w:ilvl="5">
+      <w:start w:val="1"/>
+      <w:numFmt w:val="decimal"/>
+      <w:lvlText w:val="%1.%2.%3.%4.%5.%6"/>
+      <w:lvlJc w:val="left"/>
+      <w:pPr>
+        <w:ind w:left="1152" w:hanging="1152"/>
+      </w:pPr>
+      <w:rPr>
+        <w:rFonts w:hint="default"/>
+      </w:rPr>
+    </w:lvl>
+    <w:lvl w:ilvl="6">
+      <w:start w:val="1"/>
+      <w:numFmt w:val="decimal"/>
+      <w:lvlText w:val="%1.%2.%3.%4.%5.%6.%7"/>
+      <w:lvlJc w:val="left"/>
+      <w:pPr>
+        <w:ind w:left="1296" w:hanging="1296"/>
+      </w:pPr>
+      <w:rPr>
+        <w:rFonts w:hint="default"/>
+      </w:rPr>
+    </w:lvl>
+    <w:lvl w:ilvl="7">
+      <w:start w:val="1"/>
+      <w:numFmt w:val="decimal"/>
+      <w:lvlText w:val="%1.%2.%3.%4.%5.%6.%7.%8"/>
+      <w:lvlJc w:val="left"/>
+      <w:pPr>
+        <w:ind w:left="1440" w:hanging="1440"/>
+      </w:pPr>
+      <w:rPr>
+        <w:rFonts w:hint="default"/>
+      </w:rPr>
+    </w:lvl>
+    <w:lvl w:ilvl="8">
+      <w:start w:val="1"/>
+      <w:numFmt w:val="decimal"/>
+      <w:lvlText w:val="%1.%2.%3.%4.%5.%6.%7.%8.%9"/>
+      <w:lvlJc w:val="left"/>
+      <w:pPr>
+        <w:ind w:left="1584" w:hanging="1584"/>
+      </w:pPr>
+      <w:rPr>
+        <w:rFonts w:hint="default"/>
+      </w:rPr>
+    </w:lvl>
+  </w:abstractNum>
+  <w:abstractNum w:abstractNumId="6" w15:restartNumberingAfterBreak="0">
+    <w:nsid w:val="62FB0C17"/>
     <w:multiLevelType w:val="multilevel"/>
     <w:tmpl w:val="04090025"/>
     <w:lvl w:ilvl="0">
@@ -267,10 +5490,10 @@
       </w:pPr>
     </w:lvl>
   </w:abstractNum>
-  <w:abstractNum w:abstractNumId="1" w15:restartNumberingAfterBreak="0">
-    <w:nsid w:val="5CF978EF"/>
+  <w:abstractNum w:abstractNumId="7" w15:restartNumberingAfterBreak="0">
+    <w:nsid w:val="684028CA"/>
     <w:multiLevelType w:val="multilevel"/>
-    <w:tmpl w:val="751AC7BE"/>
+    <w:tmpl w:val="04090025"/>
     <w:lvl w:ilvl="0">
       <w:start w:val="1"/>
       <w:numFmt w:val="decimal"/>
@@ -280,7 +5503,7 @@
         <w:ind w:left="432" w:hanging="432"/>
       </w:pPr>
       <w:rPr>
-        <w:color w:val="FFFFFF" w:themeColor="background1"/>
+        <w:rFonts w:hint="default"/>
       </w:rPr>
     </w:lvl>
     <w:lvl w:ilvl="1">
@@ -291,6 +5514,9 @@
       <w:pPr>
         <w:ind w:left="576" w:hanging="576"/>
       </w:pPr>
+      <w:rPr>
+        <w:rFonts w:hint="default"/>
+      </w:rPr>
     </w:lvl>
     <w:lvl w:ilvl="2">
       <w:start w:val="1"/>
@@ -300,6 +5526,9 @@
       <w:pPr>
         <w:ind w:left="720" w:hanging="720"/>
       </w:pPr>
+      <w:rPr>
+        <w:rFonts w:hint="default"/>
+      </w:rPr>
     </w:lvl>
     <w:lvl w:ilvl="3">
       <w:start w:val="1"/>
@@ -309,6 +5538,9 @@
       <w:pPr>
         <w:ind w:left="864" w:hanging="864"/>
       </w:pPr>
+      <w:rPr>
+        <w:rFonts w:hint="default"/>
+      </w:rPr>
     </w:lvl>
     <w:lvl w:ilvl="4">
       <w:start w:val="1"/>
@@ -318,6 +5550,9 @@
       <w:pPr>
         <w:ind w:left="1008" w:hanging="1008"/>
       </w:pPr>
+      <w:rPr>
+        <w:rFonts w:hint="default"/>
+      </w:rPr>
     </w:lvl>
     <w:lvl w:ilvl="5">
       <w:start w:val="1"/>
@@ -327,6 +5562,9 @@
       <w:pPr>
         <w:ind w:left="1152" w:hanging="1152"/>
       </w:pPr>
+      <w:rPr>
+        <w:rFonts w:hint="default"/>
+      </w:rPr>
     </w:lvl>
     <w:lvl w:ilvl="6">
       <w:start w:val="1"/>
@@ -336,6 +5574,9 @@
       <w:pPr>
         <w:ind w:left="1296" w:hanging="1296"/>
       </w:pPr>
+      <w:rPr>
+        <w:rFonts w:hint="default"/>
+      </w:rPr>
     </w:lvl>
     <w:lvl w:ilvl="7">
       <w:start w:val="1"/>
@@ -345,6 +5586,9 @@
       <w:pPr>
         <w:ind w:left="1440" w:hanging="1440"/>
       </w:pPr>
+      <w:rPr>
+        <w:rFonts w:hint="default"/>
+      </w:rPr>
     </w:lvl>
     <w:lvl w:ilvl="8">
       <w:start w:val="1"/>
@@ -354,13 +5598,242 @@
       <w:pPr>
         <w:ind w:left="1584" w:hanging="1584"/>
       </w:pPr>
+      <w:rPr>
+        <w:rFonts w:hint="default"/>
+      </w:rPr>
     </w:lvl>
   </w:abstractNum>
-  <w:num w:numId="1" w16cid:durableId="583416703">
+  <w:abstractNum w:abstractNumId="8" w15:restartNumberingAfterBreak="0">
+    <w:nsid w:val="6A5215A3"/>
+    <w:multiLevelType w:val="hybridMultilevel"/>
+    <w:tmpl w:val="66D6A130"/>
+    <w:lvl w:ilvl="0" w:tplc="0409000F">
+      <w:start w:val="1"/>
+      <w:numFmt w:val="decimal"/>
+      <w:lvlText w:val="%1."/>
+      <w:lvlJc w:val="left"/>
+      <w:pPr>
+        <w:ind w:left="1440" w:hanging="360"/>
+      </w:pPr>
+    </w:lvl>
+    <w:lvl w:ilvl="1" w:tplc="04090019">
+      <w:start w:val="1"/>
+      <w:numFmt w:val="lowerLetter"/>
+      <w:lvlText w:val="%2."/>
+      <w:lvlJc w:val="left"/>
+      <w:pPr>
+        <w:ind w:left="2160" w:hanging="360"/>
+      </w:pPr>
+    </w:lvl>
+    <w:lvl w:ilvl="2" w:tplc="0409001B">
+      <w:start w:val="1"/>
+      <w:numFmt w:val="lowerRoman"/>
+      <w:lvlText w:val="%3."/>
+      <w:lvlJc w:val="right"/>
+      <w:pPr>
+        <w:ind w:left="2880" w:hanging="180"/>
+      </w:pPr>
+    </w:lvl>
+    <w:lvl w:ilvl="3" w:tplc="0409000F">
+      <w:start w:val="1"/>
+      <w:numFmt w:val="decimal"/>
+      <w:lvlText w:val="%4."/>
+      <w:lvlJc w:val="left"/>
+      <w:pPr>
+        <w:ind w:left="3600" w:hanging="360"/>
+      </w:pPr>
+    </w:lvl>
+    <w:lvl w:ilvl="4" w:tplc="04090019">
+      <w:start w:val="1"/>
+      <w:numFmt w:val="lowerLetter"/>
+      <w:lvlText w:val="%5."/>
+      <w:lvlJc w:val="left"/>
+      <w:pPr>
+        <w:ind w:left="4320" w:hanging="360"/>
+      </w:pPr>
+    </w:lvl>
+    <w:lvl w:ilvl="5" w:tplc="0409001B">
+      <w:start w:val="1"/>
+      <w:numFmt w:val="lowerRoman"/>
+      <w:lvlText w:val="%6."/>
+      <w:lvlJc w:val="right"/>
+      <w:pPr>
+        <w:ind w:left="5040" w:hanging="180"/>
+      </w:pPr>
+    </w:lvl>
+    <w:lvl w:ilvl="6" w:tplc="0409000F">
+      <w:start w:val="1"/>
+      <w:numFmt w:val="decimal"/>
+      <w:lvlText w:val="%7."/>
+      <w:lvlJc w:val="left"/>
+      <w:pPr>
+        <w:ind w:left="5760" w:hanging="360"/>
+      </w:pPr>
+    </w:lvl>
+    <w:lvl w:ilvl="7" w:tplc="04090019">
+      <w:start w:val="1"/>
+      <w:numFmt w:val="lowerLetter"/>
+      <w:lvlText w:val="%8."/>
+      <w:lvlJc w:val="left"/>
+      <w:pPr>
+        <w:ind w:left="6480" w:hanging="360"/>
+      </w:pPr>
+    </w:lvl>
+    <w:lvl w:ilvl="8" w:tplc="0409001B">
+      <w:start w:val="1"/>
+      <w:numFmt w:val="lowerRoman"/>
+      <w:lvlText w:val="%9."/>
+      <w:lvlJc w:val="right"/>
+      <w:pPr>
+        <w:ind w:left="7200" w:hanging="180"/>
+      </w:pPr>
+    </w:lvl>
+  </w:abstractNum>
+  <w:abstractNum w:abstractNumId="9" w15:restartNumberingAfterBreak="0">
+    <w:nsid w:val="716F77B4"/>
+    <w:multiLevelType w:val="multilevel"/>
+    <w:tmpl w:val="04090025"/>
+    <w:lvl w:ilvl="0">
+      <w:start w:val="1"/>
+      <w:numFmt w:val="decimal"/>
+      <w:lvlText w:val="%1"/>
+      <w:lvlJc w:val="left"/>
+      <w:pPr>
+        <w:ind w:left="432" w:hanging="432"/>
+      </w:pPr>
+    </w:lvl>
+    <w:lvl w:ilvl="1">
+      <w:start w:val="1"/>
+      <w:numFmt w:val="decimal"/>
+      <w:lvlText w:val="%1.%2"/>
+      <w:lvlJc w:val="left"/>
+      <w:pPr>
+        <w:ind w:left="576" w:hanging="576"/>
+      </w:pPr>
+    </w:lvl>
+    <w:lvl w:ilvl="2">
+      <w:start w:val="1"/>
+      <w:numFmt w:val="decimal"/>
+      <w:lvlText w:val="%1.%2.%3"/>
+      <w:lvlJc w:val="left"/>
+      <w:pPr>
+        <w:ind w:left="720" w:hanging="720"/>
+      </w:pPr>
+    </w:lvl>
+    <w:lvl w:ilvl="3">
+      <w:start w:val="1"/>
+      <w:numFmt w:val="decimal"/>
+      <w:lvlText w:val="%1.%2.%3.%4"/>
+      <w:lvlJc w:val="left"/>
+      <w:pPr>
+        <w:ind w:left="864" w:hanging="864"/>
+      </w:pPr>
+    </w:lvl>
+    <w:lvl w:ilvl="4">
+      <w:start w:val="1"/>
+      <w:numFmt w:val="decimal"/>
+      <w:lvlText w:val="%1.%2.%3.%4.%5"/>
+      <w:lvlJc w:val="left"/>
+      <w:pPr>
+        <w:ind w:left="1008" w:hanging="1008"/>
+      </w:pPr>
+    </w:lvl>
+    <w:lvl w:ilvl="5">
+      <w:start w:val="1"/>
+      <w:numFmt w:val="decimal"/>
+      <w:lvlText w:val="%1.%2.%3.%4.%5.%6"/>
+      <w:lvlJc w:val="left"/>
+      <w:pPr>
+        <w:ind w:left="1152" w:hanging="1152"/>
+      </w:pPr>
+    </w:lvl>
+    <w:lvl w:ilvl="6">
+      <w:start w:val="1"/>
+      <w:numFmt w:val="decimal"/>
+      <w:lvlText w:val="%1.%2.%3.%4.%5.%6.%7"/>
+      <w:lvlJc w:val="left"/>
+      <w:pPr>
+        <w:ind w:left="1296" w:hanging="1296"/>
+      </w:pPr>
+    </w:lvl>
+    <w:lvl w:ilvl="7">
+      <w:start w:val="1"/>
+      <w:numFmt w:val="decimal"/>
+      <w:lvlText w:val="%1.%2.%3.%4.%5.%6.%7.%8"/>
+      <w:lvlJc w:val="left"/>
+      <w:pPr>
+        <w:ind w:left="1440" w:hanging="1440"/>
+      </w:pPr>
+    </w:lvl>
+    <w:lvl w:ilvl="8">
+      <w:start w:val="1"/>
+      <w:numFmt w:val="decimal"/>
+      <w:lvlText w:val="%1.%2.%3.%4.%5.%6.%7.%8.%9"/>
+      <w:lvlJc w:val="left"/>
+      <w:pPr>
+        <w:ind w:left="1584" w:hanging="1584"/>
+      </w:pPr>
+    </w:lvl>
+  </w:abstractNum>
+  <w:num w:numId="1">
+    <w:abstractNumId w:val="2"/>
+  </w:num>
+  <w:num w:numId="2">
     <w:abstractNumId w:val="0"/>
   </w:num>
-  <w:num w:numId="2" w16cid:durableId="1414014677">
+  <w:num w:numId="3">
+    <w:abstractNumId w:val="4"/>
+  </w:num>
+  <w:num w:numId="4">
+    <w:abstractNumId w:val="5"/>
+  </w:num>
+  <w:num w:numId="5">
+    <w:abstractNumId w:val="7"/>
+  </w:num>
+  <w:num w:numId="6">
     <w:abstractNumId w:val="1"/>
+  </w:num>
+  <w:num w:numId="7">
+    <w:abstractNumId w:val="5"/>
+  </w:num>
+  <w:num w:numId="8">
+    <w:abstractNumId w:val="3"/>
+  </w:num>
+  <w:num w:numId="9">
+    <w:abstractNumId w:val="6"/>
+  </w:num>
+  <w:num w:numId="10">
+    <w:abstractNumId w:val="8"/>
+    <w:lvlOverride w:ilvl="0">
+      <w:startOverride w:val="1"/>
+    </w:lvlOverride>
+    <w:lvlOverride w:ilvl="1">
+      <w:startOverride w:val="1"/>
+    </w:lvlOverride>
+    <w:lvlOverride w:ilvl="2">
+      <w:startOverride w:val="1"/>
+    </w:lvlOverride>
+    <w:lvlOverride w:ilvl="3">
+      <w:startOverride w:val="1"/>
+    </w:lvlOverride>
+    <w:lvlOverride w:ilvl="4">
+      <w:startOverride w:val="1"/>
+    </w:lvlOverride>
+    <w:lvlOverride w:ilvl="5">
+      <w:startOverride w:val="1"/>
+    </w:lvlOverride>
+    <w:lvlOverride w:ilvl="6">
+      <w:startOverride w:val="1"/>
+    </w:lvlOverride>
+    <w:lvlOverride w:ilvl="7">
+      <w:startOverride w:val="1"/>
+    </w:lvlOverride>
+    <w:lvlOverride w:ilvl="8">
+      <w:startOverride w:val="1"/>
+    </w:lvlOverride>
+  </w:num>
+  <w:num w:numId="11">
+    <w:abstractNumId w:val="9"/>
   </w:num>
 </w:numbering>
 </file>
@@ -763,10 +6236,7 @@
   <w:style w:type="paragraph" w:default="1" w:styleId="Normal">
     <w:name w:val="Normal"/>
     <w:qFormat/>
-    <w:rsid w:val="00E94DCE"/>
-    <w:pPr>
-      <w:bidi/>
-    </w:pPr>
+    <w:rsid w:val="005C14F5"/>
     <w:rPr>
       <w:rFonts w:asciiTheme="majorBidi" w:hAnsiTheme="majorBidi"/>
       <w:sz w:val="24"/>
@@ -775,25 +6245,25 @@
   <w:style w:type="paragraph" w:styleId="Heading1">
     <w:name w:val="heading 1"/>
     <w:basedOn w:val="Normal"/>
-    <w:next w:val="Normal"/>
     <w:link w:val="Heading1Char"/>
     <w:uiPriority w:val="9"/>
     <w:qFormat/>
-    <w:rsid w:val="00965F91"/>
+    <w:rsid w:val="00970AFD"/>
     <w:pPr>
       <w:keepNext/>
       <w:keepLines/>
       <w:numPr>
-        <w:numId w:val="1"/>
+        <w:numId w:val="9"/>
       </w:numPr>
-      <w:spacing w:before="240" w:after="0"/>
+      <w:spacing w:before="480" w:after="0" w:line="276" w:lineRule="auto"/>
       <w:outlineLvl w:val="0"/>
     </w:pPr>
     <w:rPr>
-      <w:rFonts w:asciiTheme="majorHAnsi" w:eastAsiaTheme="majorEastAsia" w:hAnsiTheme="majorHAnsi" w:cstheme="majorBidi"/>
-      <w:color w:val="2F5496" w:themeColor="accent1" w:themeShade="BF"/>
+      <w:rFonts w:eastAsiaTheme="majorEastAsia" w:cstheme="majorBidi"/>
+      <w:b/>
+      <w:bCs/>
       <w:sz w:val="32"/>
-      <w:szCs w:val="32"/>
+      <w:szCs w:val="28"/>
     </w:rPr>
   </w:style>
   <w:style w:type="paragraph" w:styleId="Heading2">
@@ -804,15 +6274,15 @@
     <w:uiPriority w:val="9"/>
     <w:unhideWhenUsed/>
     <w:qFormat/>
-    <w:rsid w:val="00E94DCE"/>
+    <w:rsid w:val="005C14F5"/>
     <w:pPr>
       <w:keepNext/>
       <w:keepLines/>
       <w:numPr>
         <w:ilvl w:val="1"/>
-        <w:numId w:val="1"/>
+        <w:numId w:val="9"/>
       </w:numPr>
-      <w:spacing w:before="40" w:after="0"/>
+      <w:spacing w:before="40" w:after="0" w:line="276" w:lineRule="auto"/>
       <w:outlineLvl w:val="1"/>
     </w:pPr>
     <w:rPr>
@@ -829,20 +6299,20 @@
     <w:uiPriority w:val="9"/>
     <w:unhideWhenUsed/>
     <w:qFormat/>
-    <w:rsid w:val="00965F91"/>
+    <w:rsid w:val="005C14F5"/>
     <w:pPr>
       <w:keepNext/>
       <w:keepLines/>
       <w:numPr>
         <w:ilvl w:val="2"/>
-        <w:numId w:val="1"/>
+        <w:numId w:val="9"/>
       </w:numPr>
-      <w:spacing w:before="40" w:after="0"/>
+      <w:spacing w:before="40" w:after="0" w:line="276" w:lineRule="auto"/>
       <w:outlineLvl w:val="2"/>
     </w:pPr>
     <w:rPr>
-      <w:rFonts w:asciiTheme="majorHAnsi" w:eastAsiaTheme="majorEastAsia" w:hAnsiTheme="majorHAnsi" w:cstheme="majorBidi"/>
-      <w:color w:val="1F3763" w:themeColor="accent1" w:themeShade="7F"/>
+      <w:rFonts w:eastAsiaTheme="majorEastAsia" w:cstheme="majorBidi"/>
+      <w:b/>
       <w:szCs w:val="24"/>
     </w:rPr>
   </w:style>
@@ -854,22 +6324,21 @@
     <w:uiPriority w:val="9"/>
     <w:unhideWhenUsed/>
     <w:qFormat/>
-    <w:rsid w:val="00965F91"/>
+    <w:rsid w:val="00A92173"/>
     <w:pPr>
       <w:keepNext/>
       <w:keepLines/>
       <w:numPr>
         <w:ilvl w:val="3"/>
-        <w:numId w:val="1"/>
+        <w:numId w:val="9"/>
       </w:numPr>
       <w:spacing w:before="40" w:after="0"/>
       <w:outlineLvl w:val="3"/>
     </w:pPr>
     <w:rPr>
-      <w:rFonts w:asciiTheme="majorHAnsi" w:eastAsiaTheme="majorEastAsia" w:hAnsiTheme="majorHAnsi" w:cstheme="majorBidi"/>
-      <w:i/>
+      <w:rFonts w:eastAsiaTheme="majorEastAsia" w:cstheme="majorBidi"/>
+      <w:b/>
       <w:iCs/>
-      <w:color w:val="2F5496" w:themeColor="accent1" w:themeShade="BF"/>
     </w:rPr>
   </w:style>
   <w:style w:type="paragraph" w:styleId="Heading5">
@@ -880,20 +6349,20 @@
     <w:uiPriority w:val="9"/>
     <w:unhideWhenUsed/>
     <w:qFormat/>
-    <w:rsid w:val="00965F91"/>
+    <w:rsid w:val="00970AFD"/>
     <w:pPr>
       <w:keepNext/>
       <w:keepLines/>
       <w:numPr>
         <w:ilvl w:val="4"/>
-        <w:numId w:val="1"/>
+        <w:numId w:val="9"/>
       </w:numPr>
       <w:spacing w:before="40" w:after="0"/>
       <w:outlineLvl w:val="4"/>
     </w:pPr>
     <w:rPr>
       <w:rFonts w:asciiTheme="majorHAnsi" w:eastAsiaTheme="majorEastAsia" w:hAnsiTheme="majorHAnsi" w:cstheme="majorBidi"/>
-      <w:color w:val="2F5496" w:themeColor="accent1" w:themeShade="BF"/>
+      <w:color w:val="2E74B5" w:themeColor="accent1" w:themeShade="BF"/>
     </w:rPr>
   </w:style>
   <w:style w:type="paragraph" w:styleId="Heading6">
@@ -905,20 +6374,20 @@
     <w:semiHidden/>
     <w:unhideWhenUsed/>
     <w:qFormat/>
-    <w:rsid w:val="00965F91"/>
+    <w:rsid w:val="00970AFD"/>
     <w:pPr>
       <w:keepNext/>
       <w:keepLines/>
       <w:numPr>
         <w:ilvl w:val="5"/>
-        <w:numId w:val="1"/>
+        <w:numId w:val="9"/>
       </w:numPr>
       <w:spacing w:before="40" w:after="0"/>
       <w:outlineLvl w:val="5"/>
     </w:pPr>
     <w:rPr>
       <w:rFonts w:asciiTheme="majorHAnsi" w:eastAsiaTheme="majorEastAsia" w:hAnsiTheme="majorHAnsi" w:cstheme="majorBidi"/>
-      <w:color w:val="1F3763" w:themeColor="accent1" w:themeShade="7F"/>
+      <w:color w:val="1F4D78" w:themeColor="accent1" w:themeShade="7F"/>
     </w:rPr>
   </w:style>
   <w:style w:type="paragraph" w:styleId="Heading7">
@@ -930,13 +6399,13 @@
     <w:semiHidden/>
     <w:unhideWhenUsed/>
     <w:qFormat/>
-    <w:rsid w:val="00965F91"/>
+    <w:rsid w:val="00970AFD"/>
     <w:pPr>
       <w:keepNext/>
       <w:keepLines/>
       <w:numPr>
         <w:ilvl w:val="6"/>
-        <w:numId w:val="1"/>
+        <w:numId w:val="9"/>
       </w:numPr>
       <w:spacing w:before="40" w:after="0"/>
       <w:outlineLvl w:val="6"/>
@@ -945,7 +6414,7 @@
       <w:rFonts w:asciiTheme="majorHAnsi" w:eastAsiaTheme="majorEastAsia" w:hAnsiTheme="majorHAnsi" w:cstheme="majorBidi"/>
       <w:i/>
       <w:iCs/>
-      <w:color w:val="1F3763" w:themeColor="accent1" w:themeShade="7F"/>
+      <w:color w:val="1F4D78" w:themeColor="accent1" w:themeShade="7F"/>
     </w:rPr>
   </w:style>
   <w:style w:type="paragraph" w:styleId="Heading8">
@@ -957,13 +6426,13 @@
     <w:semiHidden/>
     <w:unhideWhenUsed/>
     <w:qFormat/>
-    <w:rsid w:val="00965F91"/>
+    <w:rsid w:val="00970AFD"/>
     <w:pPr>
       <w:keepNext/>
       <w:keepLines/>
       <w:numPr>
         <w:ilvl w:val="7"/>
-        <w:numId w:val="1"/>
+        <w:numId w:val="9"/>
       </w:numPr>
       <w:spacing w:before="40" w:after="0"/>
       <w:outlineLvl w:val="7"/>
@@ -984,13 +6453,13 @@
     <w:semiHidden/>
     <w:unhideWhenUsed/>
     <w:qFormat/>
-    <w:rsid w:val="00965F91"/>
+    <w:rsid w:val="00970AFD"/>
     <w:pPr>
       <w:keepNext/>
       <w:keepLines/>
       <w:numPr>
         <w:ilvl w:val="8"/>
-        <w:numId w:val="1"/>
+        <w:numId w:val="9"/>
       </w:numPr>
       <w:spacing w:before="40" w:after="0"/>
       <w:outlineLvl w:val="8"/>
@@ -1036,12 +6505,13 @@
     <w:basedOn w:val="DefaultParagraphFont"/>
     <w:link w:val="Heading1"/>
     <w:uiPriority w:val="9"/>
-    <w:rsid w:val="00965F91"/>
+    <w:rsid w:val="00970AFD"/>
     <w:rPr>
-      <w:rFonts w:asciiTheme="majorHAnsi" w:eastAsiaTheme="majorEastAsia" w:hAnsiTheme="majorHAnsi" w:cstheme="majorBidi"/>
-      <w:color w:val="2F5496" w:themeColor="accent1" w:themeShade="BF"/>
+      <w:rFonts w:asciiTheme="majorBidi" w:eastAsiaTheme="majorEastAsia" w:hAnsiTheme="majorBidi" w:cstheme="majorBidi"/>
+      <w:b/>
+      <w:bCs/>
       <w:sz w:val="32"/>
-      <w:szCs w:val="32"/>
+      <w:szCs w:val="28"/>
     </w:rPr>
   </w:style>
   <w:style w:type="character" w:customStyle="1" w:styleId="Heading2Char">
@@ -1049,7 +6519,7 @@
     <w:basedOn w:val="DefaultParagraphFont"/>
     <w:link w:val="Heading2"/>
     <w:uiPriority w:val="9"/>
-    <w:rsid w:val="00E94DCE"/>
+    <w:rsid w:val="005C14F5"/>
     <w:rPr>
       <w:rFonts w:asciiTheme="majorBidi" w:eastAsiaTheme="majorEastAsia" w:hAnsiTheme="majorBidi" w:cstheme="majorBidi"/>
       <w:b/>
@@ -1062,11 +6532,10 @@
     <w:basedOn w:val="DefaultParagraphFont"/>
     <w:link w:val="Heading3"/>
     <w:uiPriority w:val="9"/>
-    <w:semiHidden/>
-    <w:rsid w:val="00965F91"/>
+    <w:rsid w:val="005C14F5"/>
     <w:rPr>
-      <w:rFonts w:asciiTheme="majorHAnsi" w:eastAsiaTheme="majorEastAsia" w:hAnsiTheme="majorHAnsi" w:cstheme="majorBidi"/>
-      <w:color w:val="1F3763" w:themeColor="accent1" w:themeShade="7F"/>
+      <w:rFonts w:asciiTheme="majorBidi" w:eastAsiaTheme="majorEastAsia" w:hAnsiTheme="majorBidi" w:cstheme="majorBidi"/>
+      <w:b/>
       <w:sz w:val="24"/>
       <w:szCs w:val="24"/>
     </w:rPr>
@@ -1076,13 +6545,11 @@
     <w:basedOn w:val="DefaultParagraphFont"/>
     <w:link w:val="Heading4"/>
     <w:uiPriority w:val="9"/>
-    <w:semiHidden/>
-    <w:rsid w:val="00965F91"/>
+    <w:rsid w:val="00A92173"/>
     <w:rPr>
-      <w:rFonts w:asciiTheme="majorHAnsi" w:eastAsiaTheme="majorEastAsia" w:hAnsiTheme="majorHAnsi" w:cstheme="majorBidi"/>
-      <w:i/>
+      <w:rFonts w:asciiTheme="majorBidi" w:eastAsiaTheme="majorEastAsia" w:hAnsiTheme="majorBidi" w:cstheme="majorBidi"/>
+      <w:b/>
       <w:iCs/>
-      <w:color w:val="2F5496" w:themeColor="accent1" w:themeShade="BF"/>
       <w:sz w:val="24"/>
     </w:rPr>
   </w:style>
@@ -1091,12 +6558,10 @@
     <w:basedOn w:val="DefaultParagraphFont"/>
     <w:link w:val="Heading5"/>
     <w:uiPriority w:val="9"/>
-    <w:semiHidden/>
-    <w:rsid w:val="00965F91"/>
+    <w:rsid w:val="00970AFD"/>
     <w:rPr>
       <w:rFonts w:asciiTheme="majorHAnsi" w:eastAsiaTheme="majorEastAsia" w:hAnsiTheme="majorHAnsi" w:cstheme="majorBidi"/>
-      <w:color w:val="2F5496" w:themeColor="accent1" w:themeShade="BF"/>
-      <w:sz w:val="24"/>
+      <w:color w:val="2E74B5" w:themeColor="accent1" w:themeShade="BF"/>
     </w:rPr>
   </w:style>
   <w:style w:type="character" w:customStyle="1" w:styleId="Heading6Char">
@@ -1105,11 +6570,10 @@
     <w:link w:val="Heading6"/>
     <w:uiPriority w:val="9"/>
     <w:semiHidden/>
-    <w:rsid w:val="00965F91"/>
+    <w:rsid w:val="00970AFD"/>
     <w:rPr>
       <w:rFonts w:asciiTheme="majorHAnsi" w:eastAsiaTheme="majorEastAsia" w:hAnsiTheme="majorHAnsi" w:cstheme="majorBidi"/>
-      <w:color w:val="1F3763" w:themeColor="accent1" w:themeShade="7F"/>
-      <w:sz w:val="24"/>
+      <w:color w:val="1F4D78" w:themeColor="accent1" w:themeShade="7F"/>
     </w:rPr>
   </w:style>
   <w:style w:type="character" w:customStyle="1" w:styleId="Heading7Char">
@@ -1118,13 +6582,12 @@
     <w:link w:val="Heading7"/>
     <w:uiPriority w:val="9"/>
     <w:semiHidden/>
-    <w:rsid w:val="00965F91"/>
+    <w:rsid w:val="00970AFD"/>
     <w:rPr>
       <w:rFonts w:asciiTheme="majorHAnsi" w:eastAsiaTheme="majorEastAsia" w:hAnsiTheme="majorHAnsi" w:cstheme="majorBidi"/>
       <w:i/>
       <w:iCs/>
-      <w:color w:val="1F3763" w:themeColor="accent1" w:themeShade="7F"/>
-      <w:sz w:val="24"/>
+      <w:color w:val="1F4D78" w:themeColor="accent1" w:themeShade="7F"/>
     </w:rPr>
   </w:style>
   <w:style w:type="character" w:customStyle="1" w:styleId="Heading8Char">
@@ -1133,7 +6596,7 @@
     <w:link w:val="Heading8"/>
     <w:uiPriority w:val="9"/>
     <w:semiHidden/>
-    <w:rsid w:val="00965F91"/>
+    <w:rsid w:val="00970AFD"/>
     <w:rPr>
       <w:rFonts w:asciiTheme="majorHAnsi" w:eastAsiaTheme="majorEastAsia" w:hAnsiTheme="majorHAnsi" w:cstheme="majorBidi"/>
       <w:color w:val="272727" w:themeColor="text1" w:themeTint="D8"/>
@@ -1147,7 +6610,7 @@
     <w:link w:val="Heading9"/>
     <w:uiPriority w:val="9"/>
     <w:semiHidden/>
-    <w:rsid w:val="00965F91"/>
+    <w:rsid w:val="00970AFD"/>
     <w:rPr>
       <w:rFonts w:asciiTheme="majorHAnsi" w:eastAsiaTheme="majorEastAsia" w:hAnsiTheme="majorHAnsi" w:cstheme="majorBidi"/>
       <w:i/>
@@ -1157,11 +6620,149 @@
       <w:szCs w:val="21"/>
     </w:rPr>
   </w:style>
+  <w:style w:type="paragraph" w:styleId="ListParagraph">
+    <w:name w:val="List Paragraph"/>
+    <w:basedOn w:val="Normal"/>
+    <w:uiPriority w:val="34"/>
+    <w:qFormat/>
+    <w:rsid w:val="00970AFD"/>
+    <w:pPr>
+      <w:ind w:left="720"/>
+      <w:contextualSpacing/>
+    </w:pPr>
+  </w:style>
+  <w:style w:type="paragraph" w:customStyle="1" w:styleId="Body">
+    <w:name w:val="Body"/>
+    <w:rsid w:val="00970AFD"/>
+    <w:pPr>
+      <w:pBdr>
+        <w:top w:val="nil"/>
+        <w:left w:val="nil"/>
+        <w:bottom w:val="nil"/>
+        <w:right w:val="nil"/>
+        <w:between w:val="nil"/>
+        <w:bar w:val="nil"/>
+      </w:pBdr>
+    </w:pPr>
+    <w:rPr>
+      <w:rFonts w:ascii="Calibri" w:eastAsia="Arial Unicode MS" w:hAnsi="Calibri" w:cs="Arial Unicode MS"/>
+      <w:color w:val="000000"/>
+      <w:u w:color="000000"/>
+      <w:bdr w:val="nil"/>
+      <w:lang w:val="de-DE"/>
+      <w14:textOutline w14:w="0" w14:cap="flat" w14:cmpd="sng" w14:algn="ctr">
+        <w14:noFill/>
+        <w14:prstDash w14:val="solid"/>
+        <w14:bevel/>
+      </w14:textOutline>
+    </w:rPr>
+  </w:style>
+  <w:style w:type="paragraph" w:styleId="Caption">
+    <w:name w:val="caption"/>
+    <w:basedOn w:val="Normal"/>
+    <w:next w:val="Normal"/>
+    <w:uiPriority w:val="35"/>
+    <w:unhideWhenUsed/>
+    <w:qFormat/>
+    <w:rsid w:val="00970AFD"/>
+    <w:pPr>
+      <w:spacing w:after="200" w:line="240" w:lineRule="auto"/>
+      <w:jc w:val="center"/>
+    </w:pPr>
+    <w:rPr>
+      <w:i/>
+      <w:iCs/>
+      <w:color w:val="44546A" w:themeColor="text2"/>
+      <w:szCs w:val="18"/>
+    </w:rPr>
+  </w:style>
+  <w:style w:type="character" w:styleId="Hyperlink">
+    <w:name w:val="Hyperlink"/>
+    <w:basedOn w:val="DefaultParagraphFont"/>
+    <w:uiPriority w:val="99"/>
+    <w:unhideWhenUsed/>
+    <w:rsid w:val="000334AB"/>
+    <w:rPr>
+      <w:color w:val="0563C1" w:themeColor="hyperlink"/>
+      <w:u w:val="single"/>
+    </w:rPr>
+  </w:style>
+  <w:style w:type="paragraph" w:styleId="FootnoteText">
+    <w:name w:val="footnote text"/>
+    <w:basedOn w:val="Normal"/>
+    <w:link w:val="FootnoteTextChar"/>
+    <w:uiPriority w:val="99"/>
+    <w:semiHidden/>
+    <w:unhideWhenUsed/>
+    <w:rsid w:val="007E5367"/>
+    <w:pPr>
+      <w:spacing w:after="0" w:line="240" w:lineRule="auto"/>
+    </w:pPr>
+    <w:rPr>
+      <w:sz w:val="20"/>
+      <w:szCs w:val="20"/>
+    </w:rPr>
+  </w:style>
+  <w:style w:type="character" w:customStyle="1" w:styleId="FootnoteTextChar">
+    <w:name w:val="Footnote Text Char"/>
+    <w:basedOn w:val="DefaultParagraphFont"/>
+    <w:link w:val="FootnoteText"/>
+    <w:uiPriority w:val="99"/>
+    <w:semiHidden/>
+    <w:rsid w:val="007E5367"/>
+    <w:rPr>
+      <w:rFonts w:asciiTheme="majorBidi" w:hAnsiTheme="majorBidi"/>
+      <w:sz w:val="20"/>
+      <w:szCs w:val="20"/>
+    </w:rPr>
+  </w:style>
+  <w:style w:type="character" w:styleId="FootnoteReference">
+    <w:name w:val="footnote reference"/>
+    <w:basedOn w:val="DefaultParagraphFont"/>
+    <w:uiPriority w:val="99"/>
+    <w:semiHidden/>
+    <w:unhideWhenUsed/>
+    <w:rsid w:val="007E5367"/>
+    <w:rPr>
+      <w:vertAlign w:val="superscript"/>
+    </w:rPr>
+  </w:style>
+  <w:style w:type="paragraph" w:styleId="Bibliography">
+    <w:name w:val="Bibliography"/>
+    <w:basedOn w:val="Normal"/>
+    <w:next w:val="Normal"/>
+    <w:uiPriority w:val="37"/>
+    <w:unhideWhenUsed/>
+    <w:rsid w:val="00820EF9"/>
+    <w:pPr>
+      <w:tabs>
+        <w:tab w:val="left" w:pos="384"/>
+      </w:tabs>
+      <w:spacing w:after="0" w:line="240" w:lineRule="auto"/>
+      <w:ind w:left="384" w:hanging="384"/>
+    </w:pPr>
+  </w:style>
+  <w:style w:type="paragraph" w:customStyle="1" w:styleId="Default">
+    <w:name w:val="Default"/>
+    <w:rsid w:val="00E31273"/>
+    <w:pPr>
+      <w:autoSpaceDE w:val="0"/>
+      <w:autoSpaceDN w:val="0"/>
+      <w:adjustRightInd w:val="0"/>
+      <w:spacing w:after="0" w:line="240" w:lineRule="auto"/>
+    </w:pPr>
+    <w:rPr>
+      <w:rFonts w:ascii="Cambria" w:hAnsi="Cambria" w:cs="Cambria"/>
+      <w:color w:val="000000"/>
+      <w:sz w:val="24"/>
+      <w:szCs w:val="24"/>
+    </w:rPr>
+  </w:style>
 </w:styles>
 </file>
 
 <file path=word/theme/theme1.xml><?xml version="1.0" encoding="utf-8"?>
-<a:theme xmlns:a="http://schemas.openxmlformats.org/drawingml/2006/main" name="نسق Office">
+<a:theme xmlns:a="http://schemas.openxmlformats.org/drawingml/2006/main" name="Office Theme">
   <a:themeElements>
     <a:clrScheme name="Office">
       <a:dk1>
@@ -1177,7 +6778,7 @@
         <a:srgbClr val="E7E6E6"/>
       </a:lt2>
       <a:accent1>
-        <a:srgbClr val="4472C4"/>
+        <a:srgbClr val="5B9BD5"/>
       </a:accent1>
       <a:accent2>
         <a:srgbClr val="ED7D31"/>
@@ -1189,7 +6790,7 @@
         <a:srgbClr val="FFC000"/>
       </a:accent4>
       <a:accent5>
-        <a:srgbClr val="5B9BD5"/>
+        <a:srgbClr val="4472C4"/>
       </a:accent5>
       <a:accent6>
         <a:srgbClr val="70AD47"/>
@@ -1206,9 +6807,9 @@
         <a:latin typeface="Calibri Light" panose="020F0302020204030204"/>
         <a:ea typeface=""/>
         <a:cs typeface=""/>
-        <a:font script="Jpan" typeface="游ゴシック Light"/>
+        <a:font script="Jpan" typeface="ＭＳ ゴシック"/>
         <a:font script="Hang" typeface="맑은 고딕"/>
-        <a:font script="Hans" typeface="等线 Light"/>
+        <a:font script="Hans" typeface="宋体"/>
         <a:font script="Hant" typeface="新細明體"/>
         <a:font script="Arab" typeface="Times New Roman"/>
         <a:font script="Hebr" typeface="Times New Roman"/>
@@ -1236,31 +6837,14 @@
         <a:font script="Viet" typeface="Times New Roman"/>
         <a:font script="Uigh" typeface="Microsoft Uighur"/>
         <a:font script="Geor" typeface="Sylfaen"/>
-        <a:font script="Armn" typeface="Arial"/>
-        <a:font script="Bugi" typeface="Leelawadee UI"/>
-        <a:font script="Bopo" typeface="Microsoft JhengHei"/>
-        <a:font script="Java" typeface="Javanese Text"/>
-        <a:font script="Lisu" typeface="Segoe UI"/>
-        <a:font script="Mymr" typeface="Myanmar Text"/>
-        <a:font script="Nkoo" typeface="Ebrima"/>
-        <a:font script="Olck" typeface="Nirmala UI"/>
-        <a:font script="Osma" typeface="Ebrima"/>
-        <a:font script="Phag" typeface="Phagspa"/>
-        <a:font script="Syrn" typeface="Estrangelo Edessa"/>
-        <a:font script="Syrj" typeface="Estrangelo Edessa"/>
-        <a:font script="Syre" typeface="Estrangelo Edessa"/>
-        <a:font script="Sora" typeface="Nirmala UI"/>
-        <a:font script="Tale" typeface="Microsoft Tai Le"/>
-        <a:font script="Talu" typeface="Microsoft New Tai Lue"/>
-        <a:font script="Tfng" typeface="Ebrima"/>
       </a:majorFont>
       <a:minorFont>
         <a:latin typeface="Calibri" panose="020F0502020204030204"/>
         <a:ea typeface=""/>
         <a:cs typeface=""/>
-        <a:font script="Jpan" typeface="游明朝"/>
+        <a:font script="Jpan" typeface="ＭＳ 明朝"/>
         <a:font script="Hang" typeface="맑은 고딕"/>
-        <a:font script="Hans" typeface="等线"/>
+        <a:font script="Hans" typeface="宋体"/>
         <a:font script="Hant" typeface="新細明體"/>
         <a:font script="Arab" typeface="Arial"/>
         <a:font script="Hebr" typeface="Arial"/>
@@ -1288,23 +6872,6 @@
         <a:font script="Viet" typeface="Arial"/>
         <a:font script="Uigh" typeface="Microsoft Uighur"/>
         <a:font script="Geor" typeface="Sylfaen"/>
-        <a:font script="Armn" typeface="Arial"/>
-        <a:font script="Bugi" typeface="Leelawadee UI"/>
-        <a:font script="Bopo" typeface="Microsoft JhengHei"/>
-        <a:font script="Java" typeface="Javanese Text"/>
-        <a:font script="Lisu" typeface="Segoe UI"/>
-        <a:font script="Mymr" typeface="Myanmar Text"/>
-        <a:font script="Nkoo" typeface="Ebrima"/>
-        <a:font script="Olck" typeface="Nirmala UI"/>
-        <a:font script="Osma" typeface="Ebrima"/>
-        <a:font script="Phag" typeface="Phagspa"/>
-        <a:font script="Syrn" typeface="Estrangelo Edessa"/>
-        <a:font script="Syrj" typeface="Estrangelo Edessa"/>
-        <a:font script="Syre" typeface="Estrangelo Edessa"/>
-        <a:font script="Sora" typeface="Nirmala UI"/>
-        <a:font script="Tale" typeface="Microsoft Tai Le"/>
-        <a:font script="Talu" typeface="Microsoft New Tai Lue"/>
-        <a:font script="Tfng" typeface="Ebrima"/>
       </a:minorFont>
     </a:fontScheme>
     <a:fmtScheme name="Office">
@@ -1453,4 +7020,16 @@
     </a:ext>
   </a:extLst>
 </a:theme>
+</file>
+
+<file path=customXml/item1.xml><?xml version="1.0" encoding="utf-8"?>
+<b:Sources xmlns:b="http://schemas.openxmlformats.org/officeDocument/2006/bibliography" xmlns="http://schemas.openxmlformats.org/officeDocument/2006/bibliography" SelectedStyle="\APASixthEditionOfficeOnline.xsl" StyleName="APA" Version="6"/>
+</file>
+
+<file path=customXml/itemProps1.xml><?xml version="1.0" encoding="utf-8"?>
+<ds:datastoreItem xmlns:ds="http://schemas.openxmlformats.org/officeDocument/2006/customXml" ds:itemID="{1D0A991A-4A10-49AA-AF44-9B1B645B492B}">
+  <ds:schemaRefs>
+    <ds:schemaRef ds:uri="http://schemas.openxmlformats.org/officeDocument/2006/bibliography"/>
+  </ds:schemaRefs>
+</ds:datastoreItem>
 </file>
--- a/first_darft/Chapter2.docx
+++ b/first_darft/Chapter2.docx
@@ -1,6 +1,6 @@
 
 <file path=word/document.xml><?xml version="1.0" encoding="utf-8"?>
-<w:document xmlns:wpc="http://schemas.microsoft.com/office/word/2010/wordprocessingCanvas" xmlns:cx="http://schemas.microsoft.com/office/drawing/2014/chartex" xmlns:cx1="http://schemas.microsoft.com/office/drawing/2015/9/8/chartex" xmlns:cx2="http://schemas.microsoft.com/office/drawing/2015/10/21/chartex" xmlns:cx3="http://schemas.microsoft.com/office/drawing/2016/5/9/chartex" xmlns:cx4="http://schemas.microsoft.com/office/drawing/2016/5/10/chartex" xmlns:cx5="http://schemas.microsoft.com/office/drawing/2016/5/11/chartex" xmlns:cx6="http://schemas.microsoft.com/office/drawing/2016/5/12/chartex" xmlns:cx7="http://schemas.microsoft.com/office/drawing/2016/5/13/chartex" xmlns:cx8="http://schemas.microsoft.com/office/drawing/2016/5/14/chartex" xmlns:mc="http://schemas.openxmlformats.org/markup-compatibility/2006" xmlns:aink="http://schemas.microsoft.com/office/drawing/2016/ink" xmlns:am3d="http://schemas.microsoft.com/office/drawing/2017/model3d" xmlns:o="urn:schemas-microsoft-com:office:office" xmlns:r="http://schemas.openxmlformats.org/officeDocument/2006/relationships" xmlns:m="http://schemas.openxmlformats.org/officeDocument/2006/math" xmlns:v="urn:schemas-microsoft-com:vml" xmlns:wp14="http://schemas.microsoft.com/office/word/2010/wordprocessingDrawing" xmlns:wp="http://schemas.openxmlformats.org/drawingml/2006/wordprocessingDrawing" xmlns:w10="urn:schemas-microsoft-com:office:word" xmlns:w="http://schemas.openxmlformats.org/wordprocessingml/2006/main" xmlns:w14="http://schemas.microsoft.com/office/word/2010/wordml" xmlns:w15="http://schemas.microsoft.com/office/word/2012/wordml" xmlns:w16cex="http://schemas.microsoft.com/office/word/2018/wordml/cex" xmlns:w16cid="http://schemas.microsoft.com/office/word/2016/wordml/cid" xmlns:w16="http://schemas.microsoft.com/office/word/2018/wordml" xmlns:w16sdtdh="http://schemas.microsoft.com/office/word/2020/wordml/sdtdatahash" xmlns:w16se="http://schemas.microsoft.com/office/word/2015/wordml/symex" xmlns:wpg="http://schemas.microsoft.com/office/word/2010/wordprocessingGroup" xmlns:wpi="http://schemas.microsoft.com/office/word/2010/wordprocessingInk" xmlns:wne="http://schemas.microsoft.com/office/word/2006/wordml" xmlns:wps="http://schemas.microsoft.com/office/word/2010/wordprocessingShape" mc:Ignorable="w14 w15 w16se w16cid w16 w16cex w16sdtdh wp14">
+<w:document xmlns:wpc="http://schemas.microsoft.com/office/word/2010/wordprocessingCanvas" xmlns:cx="http://schemas.microsoft.com/office/drawing/2014/chartex" xmlns:cx1="http://schemas.microsoft.com/office/drawing/2015/9/8/chartex" xmlns:cx2="http://schemas.microsoft.com/office/drawing/2015/10/21/chartex" xmlns:cx3="http://schemas.microsoft.com/office/drawing/2016/5/9/chartex" xmlns:cx4="http://schemas.microsoft.com/office/drawing/2016/5/10/chartex" xmlns:cx5="http://schemas.microsoft.com/office/drawing/2016/5/11/chartex" xmlns:cx6="http://schemas.microsoft.com/office/drawing/2016/5/12/chartex" xmlns:cx7="http://schemas.microsoft.com/office/drawing/2016/5/13/chartex" xmlns:cx8="http://schemas.microsoft.com/office/drawing/2016/5/14/chartex" xmlns:mc="http://schemas.openxmlformats.org/markup-compatibility/2006" xmlns:aink="http://schemas.microsoft.com/office/drawing/2016/ink" xmlns:am3d="http://schemas.microsoft.com/office/drawing/2017/model3d" xmlns:o="urn:schemas-microsoft-com:office:office" xmlns:oel="http://schemas.microsoft.com/office/2019/extlst" xmlns:r="http://schemas.openxmlformats.org/officeDocument/2006/relationships" xmlns:m="http://schemas.openxmlformats.org/officeDocument/2006/math" xmlns:v="urn:schemas-microsoft-com:vml" xmlns:wp14="http://schemas.microsoft.com/office/word/2010/wordprocessingDrawing" xmlns:wp="http://schemas.openxmlformats.org/drawingml/2006/wordprocessingDrawing" xmlns:w10="urn:schemas-microsoft-com:office:word" xmlns:w="http://schemas.openxmlformats.org/wordprocessingml/2006/main" xmlns:w14="http://schemas.microsoft.com/office/word/2010/wordml" xmlns:w15="http://schemas.microsoft.com/office/word/2012/wordml" xmlns:w16cex="http://schemas.microsoft.com/office/word/2018/wordml/cex" xmlns:w16cid="http://schemas.microsoft.com/office/word/2016/wordml/cid" xmlns:w16="http://schemas.microsoft.com/office/word/2018/wordml" xmlns:w16sdtdh="http://schemas.microsoft.com/office/word/2020/wordml/sdtdatahash" xmlns:w16se="http://schemas.microsoft.com/office/word/2015/wordml/symex" xmlns:wpg="http://schemas.microsoft.com/office/word/2010/wordprocessingGroup" xmlns:wpi="http://schemas.microsoft.com/office/word/2010/wordprocessingInk" xmlns:wne="http://schemas.microsoft.com/office/word/2006/wordml" xmlns:wps="http://schemas.microsoft.com/office/word/2010/wordprocessingShape" mc:Ignorable="w14 w15 w16se w16cid w16 w16cex w16sdtdh wp14">
   <w:body>
     <w:p>
       <w:pPr>
@@ -130,7 +130,21 @@
           <w:rFonts w:cstheme="majorBidi"/>
           <w:szCs w:val="24"/>
         </w:rPr>
-        <w:t xml:space="preserve"> an overview for the current</w:t>
+        <w:t xml:space="preserve"> an overview </w:t>
+      </w:r>
+      <w:r>
+        <w:rPr>
+          <w:rFonts w:cstheme="majorBidi"/>
+          <w:szCs w:val="24"/>
+        </w:rPr>
+        <w:t>of</w:t>
+      </w:r>
+      <w:r>
+        <w:rPr>
+          <w:rFonts w:cstheme="majorBidi"/>
+          <w:szCs w:val="24"/>
+        </w:rPr>
+        <w:t xml:space="preserve"> the current</w:t>
       </w:r>
       <w:r>
         <w:rPr>
@@ -193,7 +207,21 @@
           <w:rFonts w:cstheme="majorBidi"/>
           <w:szCs w:val="24"/>
         </w:rPr>
-        <w:t>brief description of the technologies that will be used to build this project in background section.</w:t>
+        <w:t xml:space="preserve">brief description of the technologies that will be used to build this project in </w:t>
+      </w:r>
+      <w:r>
+        <w:rPr>
+          <w:rFonts w:cstheme="majorBidi"/>
+          <w:szCs w:val="24"/>
+        </w:rPr>
+        <w:t xml:space="preserve">the </w:t>
+      </w:r>
+      <w:r>
+        <w:rPr>
+          <w:rFonts w:cstheme="majorBidi"/>
+          <w:szCs w:val="24"/>
+        </w:rPr>
+        <w:t>background section.</w:t>
       </w:r>
     </w:p>
     <w:p>
@@ -228,32 +256,56 @@
     <w:p>
       <w:pPr>
         <w:spacing w:line="360" w:lineRule="auto"/>
+      </w:pPr>
+      <w:r>
         <w:rPr>
           <w:rFonts w:ascii="Times-Roman" w:hAnsi="Times-Roman" w:cs="Times-Roman"/>
           <w:szCs w:val="24"/>
         </w:rPr>
-      </w:pPr>
+        <w:t xml:space="preserve">Creating schedules is not considered a recent problem. It has long been a challenge for everyone who needs to create a schedule to organize </w:t>
+      </w:r>
       <w:r>
         <w:rPr>
           <w:rFonts w:ascii="Times-Roman" w:hAnsi="Times-Roman" w:cs="Times-Roman"/>
           <w:szCs w:val="24"/>
-          <w:highlight w:val="yellow"/>
-        </w:rPr>
-        <w:t xml:space="preserve">Manual scheduling management has been a nightmare for many years and may still be, a lot of universities and schools are suffering from this problem causing them a lot of troubles not to create the schedules alone but also managing them based on the preference of the students and </w:t>
+        </w:rPr>
+        <w:t xml:space="preserve">some </w:t>
       </w:r>
       <w:r>
         <w:rPr>
           <w:rFonts w:ascii="Times-Roman" w:hAnsi="Times-Roman" w:cs="Times-Roman"/>
           <w:szCs w:val="24"/>
-          <w:highlight w:val="yellow"/>
-        </w:rPr>
-        <w:t>lecturers, here the idea of automating the scheduling appears as the best solution of this problem so a lot of universities started to create their own auto scheduling systems that able not to create the schedules effortlessly only but also to make them flexible based on the subjects and students and lecturers.</w:t>
-      </w:r>
-    </w:p>
-    <w:p>
-      <w:pPr>
-        <w:spacing w:line="360" w:lineRule="auto"/>
-      </w:pPr>
+        </w:rPr>
+        <w:t xml:space="preserve">work. Therefore, it is natural that we find </w:t>
+      </w:r>
+      <w:r>
+        <w:rPr>
+          <w:rFonts w:ascii="Times-Roman" w:hAnsi="Times-Roman" w:cs="Times-Roman"/>
+          <w:szCs w:val="24"/>
+        </w:rPr>
+        <w:t>some</w:t>
+      </w:r>
+      <w:r>
+        <w:rPr>
+          <w:rFonts w:ascii="Times-Roman" w:hAnsi="Times-Roman" w:cs="Times-Roman"/>
+          <w:szCs w:val="24"/>
+        </w:rPr>
+        <w:t xml:space="preserve"> devised ways to solve this problem, and universities are not excluded from this issue. Many universities have developed programs that prepare schedules. The university and schedules for students, and also </w:t>
+      </w:r>
+      <w:r>
+        <w:rPr>
+          <w:rFonts w:ascii="Times-Roman" w:hAnsi="Times-Roman" w:cs="Times-Roman"/>
+          <w:szCs w:val="24"/>
+        </w:rPr>
+        <w:t>some</w:t>
+      </w:r>
+      <w:r>
+        <w:rPr>
+          <w:rFonts w:ascii="Times-Roman" w:hAnsi="Times-Roman" w:cs="Times-Roman"/>
+          <w:szCs w:val="24"/>
+        </w:rPr>
+        <w:t xml:space="preserve"> have prepared programs to organize the times of employees who work in the hour system and many other examples, and we will mention some of them here.</w:t>
+      </w:r>
       <w:r>
         <w:rPr>
           <w:rFonts w:ascii="Times-Roman" w:hAnsi="Times-Roman" w:cs="Times-Roman"/>
@@ -342,7 +394,7 @@
             <w14:bevel/>
           </w14:textOutline>
         </w:rPr>
-        <w:t>, enabling school administrators to create study schedules through Noor system</w:t>
+        <w:t xml:space="preserve">, enabling school administrators to create study schedules through </w:t>
       </w:r>
       <w:r>
         <w:rPr>
@@ -358,7 +410,7 @@
             <w14:bevel/>
           </w14:textOutline>
         </w:rPr>
-        <w:t>.</w:t>
+        <w:t xml:space="preserve">the </w:t>
       </w:r>
       <w:r>
         <w:rPr>
@@ -374,7 +426,7 @@
             <w14:bevel/>
           </w14:textOutline>
         </w:rPr>
-        <w:fldChar w:fldCharType="begin"/>
+        <w:t>Noor system</w:t>
       </w:r>
       <w:r>
         <w:rPr>
@@ -390,7 +442,7 @@
             <w14:bevel/>
           </w14:textOutline>
         </w:rPr>
-        <w:instrText xml:space="preserve"> ADDIN ZOTERO_ITEM CSL_CITATION {"citationID":"BNsYYVKv","properties":{"formattedCitation":"[1]","plainCitation":"[1]","noteIndex":0},"citationItems":[{"id":14,"uris":["http://zotero.org/users/local/NIUYJBMl/items/NZYGL3N9"],"uri":["http://zotero.org/users/local/NIUYJBMl/items/NZYGL3N9"],"itemData":{"id":14,"type":"webpage","title":"Making a School Schedule","URL":"https://www.my.gov.sa/wps/portal/snp/servicesDirectory/servicedetails/9034/!ut/p/z1/jZBNb4MwDIZ_yw4ci50GGO2NdlK1aIxOqC3LpQoTBCQgKM2G2l_faDuhfs03W88jvzZwyIB34qeWwtSqE43tP3mwZ-vQIxGSJCQkwI_lLHx5J4ziCmE3BhLqLywQPydRuiWIPvD_-HijInzks0eAvWCq42UsgffCVJO6KxVkM6Se3c3HdrJinrXJZuqzLaLnXwCX5_0Cd_LbgLJR-d8voy6noU2ii7LQhXa_tR1XxvSHuYMODsPgSqVkU7hfqnXwmlKpg4FsTEIqNPTtJju9lenrhOdHOjydAQ8uBFQ!/dz/d5/L0lHSkovd0RNQURrQUVnQSEhLzROVkUvZW4!/","accessed":{"date-parts":[["2022",12,14]]}}}],"schema":"https://github.com/citation-style-language/schema/raw/master/csl-citation.json"} </w:instrText>
+        <w:t>.</w:t>
       </w:r>
       <w:r>
         <w:rPr>
@@ -406,14 +458,7 @@
             <w14:bevel/>
           </w14:textOutline>
         </w:rPr>
-        <w:fldChar w:fldCharType="separate"/>
-      </w:r>
-      <w:r>
-        <w:rPr>
-          <w:rFonts w:ascii="Times New Roman" w:hAnsi="Times New Roman" w:cs="Times New Roman"/>
-          <w:sz w:val="24"/>
-        </w:rPr>
-        <w:t>[1]</w:t>
+        <w:fldChar w:fldCharType="begin"/>
       </w:r>
       <w:r>
         <w:rPr>
@@ -429,7 +474,7 @@
             <w14:bevel/>
           </w14:textOutline>
         </w:rPr>
-        <w:fldChar w:fldCharType="end"/>
+        <w:instrText xml:space="preserve"> ADDIN ZOTERO_ITEM CSL_CITATION {"citationID":"BNsYYVKv","properties":{"formattedCitation":"[1]","plainCitation":"[1]","noteIndex":0},"citationItems":[{"id":14,"uris":["http://zotero.org/users/local/NIUYJBMl/items/NZYGL3N9",["http://zotero.org/users/local/NIUYJBMl/items/NZYGL3N9"]],"itemData":{"id":14,"type":"webpage","title":"Making a School Schedule","URL":"https://www.my.gov.sa/wps/portal/snp/servicesDirectory/servicedetails/9034/!ut/p/z1/jZBNb4MwDIZ_yw4ci50GGO2NdlK1aIxOqC3LpQoTBCQgKM2G2l_faDuhfs03W88jvzZwyIB34qeWwtSqE43tP3mwZ-vQIxGSJCQkwI_lLHx5J4ziCmE3BhLqLywQPydRuiWIPvD_-HijInzks0eAvWCq42UsgffCVJO6KxVkM6Se3c3HdrJinrXJZuqzLaLnXwCX5_0Cd_LbgLJR-d8voy6noU2ii7LQhXa_tR1XxvSHuYMODsPgSqVkU7hfqnXwmlKpg4FsTEIqNPTtJju9lenrhOdHOjydAQ8uBFQ!/dz/d5/L0lHSkovd0RNQURrQUVnQSEhLzROVkUvZW4!/","accessed":{"date-parts":[["2022",12,14]]}}}],"schema":"https://github.com/citation-style-language/schema/raw/master/csl-citation.json"} </w:instrText>
       </w:r>
       <w:r>
         <w:rPr>
@@ -445,16 +490,19 @@
             <w14:bevel/>
           </w14:textOutline>
         </w:rPr>
-        <w:t xml:space="preserve"> </w:t>
-      </w:r>
-    </w:p>
-    <w:p>
-      <w:pPr>
-        <w:pStyle w:val="Body"/>
-        <w:spacing w:line="360" w:lineRule="auto"/>
+        <w:fldChar w:fldCharType="separate"/>
+      </w:r>
+      <w:r>
+        <w:rPr>
+          <w:rFonts w:ascii="Times New Roman" w:hAnsi="Times New Roman" w:cs="Times New Roman"/>
+          <w:sz w:val="24"/>
+        </w:rPr>
+        <w:t>[1]</w:t>
+      </w:r>
+      <w:r>
         <w:rPr>
           <w:rFonts w:asciiTheme="majorBidi" w:eastAsiaTheme="minorHAnsi" w:hAnsiTheme="majorBidi" w:cstheme="majorBidi"/>
-          <w:color w:val="auto"/>
+          <w:color w:val="000000" w:themeColor="text1"/>
           <w:sz w:val="24"/>
           <w:szCs w:val="24"/>
           <w:bdr w:val="none" w:sz="0" w:space="0" w:color="auto"/>
@@ -465,11 +513,12 @@
             <w14:bevel/>
           </w14:textOutline>
         </w:rPr>
-      </w:pPr>
+        <w:fldChar w:fldCharType="end"/>
+      </w:r>
       <w:r>
         <w:rPr>
           <w:rFonts w:asciiTheme="majorBidi" w:eastAsiaTheme="minorHAnsi" w:hAnsiTheme="majorBidi" w:cstheme="majorBidi"/>
-          <w:color w:val="auto"/>
+          <w:color w:val="000000" w:themeColor="text1"/>
           <w:sz w:val="24"/>
           <w:szCs w:val="24"/>
           <w:bdr w:val="none" w:sz="0" w:space="0" w:color="auto"/>
@@ -480,9 +529,13 @@
             <w14:bevel/>
           </w14:textOutline>
         </w:rPr>
-        <w:t>Steps to make a school schedule</w:t>
-      </w:r>
-      <w:r>
+        <w:t xml:space="preserve"> </w:t>
+      </w:r>
+    </w:p>
+    <w:p>
+      <w:pPr>
+        <w:pStyle w:val="Body"/>
+        <w:spacing w:line="360" w:lineRule="auto"/>
         <w:rPr>
           <w:rFonts w:asciiTheme="majorBidi" w:eastAsiaTheme="minorHAnsi" w:hAnsiTheme="majorBidi" w:cstheme="majorBidi"/>
           <w:color w:val="auto"/>
@@ -496,8 +549,7 @@
             <w14:bevel/>
           </w14:textOutline>
         </w:rPr>
-        <w:t xml:space="preserve"> are</w:t>
-      </w:r>
+      </w:pPr>
       <w:r>
         <w:rPr>
           <w:rFonts w:asciiTheme="majorBidi" w:eastAsiaTheme="minorHAnsi" w:hAnsiTheme="majorBidi" w:cstheme="majorBidi"/>
@@ -512,6 +564,38 @@
             <w14:bevel/>
           </w14:textOutline>
         </w:rPr>
+        <w:t>Steps to make a school schedule</w:t>
+      </w:r>
+      <w:r>
+        <w:rPr>
+          <w:rFonts w:asciiTheme="majorBidi" w:eastAsiaTheme="minorHAnsi" w:hAnsiTheme="majorBidi" w:cstheme="majorBidi"/>
+          <w:color w:val="auto"/>
+          <w:sz w:val="24"/>
+          <w:szCs w:val="24"/>
+          <w:bdr w:val="none" w:sz="0" w:space="0" w:color="auto"/>
+          <w:lang w:val="en-US"/>
+          <w14:textOutline w14:w="0" w14:cap="rnd" w14:cmpd="sng" w14:algn="ctr">
+            <w14:noFill/>
+            <w14:prstDash w14:val="solid"/>
+            <w14:bevel/>
+          </w14:textOutline>
+        </w:rPr>
+        <w:t xml:space="preserve"> are</w:t>
+      </w:r>
+      <w:r>
+        <w:rPr>
+          <w:rFonts w:asciiTheme="majorBidi" w:eastAsiaTheme="minorHAnsi" w:hAnsiTheme="majorBidi" w:cstheme="majorBidi"/>
+          <w:color w:val="auto"/>
+          <w:sz w:val="24"/>
+          <w:szCs w:val="24"/>
+          <w:bdr w:val="none" w:sz="0" w:space="0" w:color="auto"/>
+          <w:lang w:val="en-US"/>
+          <w14:textOutline w14:w="0" w14:cap="rnd" w14:cmpd="sng" w14:algn="ctr">
+            <w14:noFill/>
+            <w14:prstDash w14:val="solid"/>
+            <w14:bevel/>
+          </w14:textOutline>
+        </w:rPr>
         <w:t>:</w:t>
       </w:r>
     </w:p>
@@ -536,7 +620,25 @@
           <w:szCs w:val="24"/>
           <w:u w:color="000000"/>
         </w:rPr>
-        <w:t>Login to Noor system.</w:t>
+        <w:t xml:space="preserve">Login to </w:t>
+      </w:r>
+      <w:r>
+        <w:rPr>
+          <w:rFonts w:cstheme="majorBidi"/>
+          <w:color w:val="000000" w:themeColor="text1"/>
+          <w:szCs w:val="24"/>
+          <w:u w:color="000000"/>
+        </w:rPr>
+        <w:t xml:space="preserve">the </w:t>
+      </w:r>
+      <w:r>
+        <w:rPr>
+          <w:rFonts w:cstheme="majorBidi"/>
+          <w:color w:val="000000" w:themeColor="text1"/>
+          <w:szCs w:val="24"/>
+          <w:u w:color="000000"/>
+        </w:rPr>
+        <w:t>Noor system.</w:t>
       </w:r>
     </w:p>
     <w:p>
@@ -803,7 +905,7 @@
               </wp:anchor>
             </w:drawing>
           </mc:Choice>
-          <mc:Fallback xmlns:oel="http://schemas.microsoft.com/office/2019/extlst">
+          <mc:Fallback>
             <w:pict>
               <v:shapetype w14:anchorId="55291059" id="_x0000_t202" coordsize="21600,21600" o:spt="202" path="m,l,21600r21600,l21600,xe">
                 <v:stroke joinstyle="miter"/>
@@ -906,7 +1008,7 @@
               </wp:anchor>
             </w:drawing>
           </mc:Choice>
-          <mc:Fallback xmlns:oel="http://schemas.microsoft.com/office/2019/extlst">
+          <mc:Fallback>
             <w:pict>
               <v:shape w14:anchorId="4B4506BC" id="Text Box 7" o:spid="_x0000_s1027" type="#_x0000_t202" style="position:absolute;margin-left:136.15pt;margin-top:312.45pt;width:337.95pt;height:.05pt;z-index:251701248;visibility:visible;mso-wrap-style:square;mso-wrap-distance-left:9pt;mso-wrap-distance-top:0;mso-wrap-distance-right:9pt;mso-wrap-distance-bottom:0;mso-position-horizontal:absolute;mso-position-horizontal-relative:page;mso-position-vertical:absolute;mso-position-vertical-relative:text;v-text-anchor:top" o:gfxdata="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" stroked="f">
                 <v:textbox style="mso-fit-shape-to-text:t" inset="0,0,0,0">
@@ -1019,7 +1121,7 @@
               </wp:anchor>
             </w:drawing>
           </mc:Choice>
-          <mc:Fallback xmlns:oel="http://schemas.microsoft.com/office/2019/extlst">
+          <mc:Fallback>
             <w:pict>
               <v:shape w14:anchorId="222988CC" id="Text Box 1" o:spid="_x0000_s1028" type="#_x0000_t202" style="position:absolute;margin-left:0;margin-top:124.15pt;width:335.9pt;height:.05pt;z-index:251699200;visibility:visible;mso-wrap-style:square;mso-wrap-distance-left:9pt;mso-wrap-distance-top:0;mso-wrap-distance-right:9pt;mso-wrap-distance-bottom:0;mso-position-horizontal:center;mso-position-horizontal-relative:page;mso-position-vertical:absolute;mso-position-vertical-relative:text;v-text-anchor:top" o:gfxdata="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" stroked="f">
                 <v:textbox style="mso-fit-shape-to-text:t" inset="0,0,0,0">
@@ -1183,7 +1285,7 @@
               </wp:anchor>
             </w:drawing>
           </mc:Choice>
-          <mc:Fallback xmlns:oel="http://schemas.microsoft.com/office/2019/extlst">
+          <mc:Fallback>
             <w:pict>
               <v:shape w14:anchorId="1EDA1687" id="Text Box 14" o:spid="_x0000_s1029" type="#_x0000_t202" style="position:absolute;left:0;text-align:left;margin-left:0;margin-top:299.6pt;width:431.25pt;height:.05pt;z-index:251705344;visibility:visible;mso-wrap-style:square;mso-wrap-distance-left:9pt;mso-wrap-distance-top:0;mso-wrap-distance-right:9pt;mso-wrap-distance-bottom:0;mso-position-horizontal:center;mso-position-horizontal-relative:page;mso-position-vertical:absolute;mso-position-vertical-relative:text;v-text-anchor:top" o:gfxdata="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" stroked="f">
                 <v:textbox style="mso-fit-shape-to-text:t" inset="0,0,0,0">
@@ -1235,7 +1337,7 @@
           <w:color w:val="000000"/>
           <w:szCs w:val="24"/>
         </w:rPr>
-        <w:t>slots. It relieves the user of much of the hard work required for generating timetable manually, leaving him with more time to apply the skills and judgment where they are needed in order to produce a timetable of the highest quality.</w:t>
+        <w:t xml:space="preserve">slots. It relieves the user of much of the hard work required for generating </w:t>
       </w:r>
       <w:r>
         <w:rPr>
@@ -1243,6 +1345,22 @@
           <w:color w:val="000000"/>
           <w:szCs w:val="24"/>
         </w:rPr>
+        <w:t xml:space="preserve">a </w:t>
+      </w:r>
+      <w:r>
+        <w:rPr>
+          <w:rFonts w:cstheme="majorBidi"/>
+          <w:color w:val="000000"/>
+          <w:szCs w:val="24"/>
+        </w:rPr>
+        <w:t>timetable manually, leaving him with more time to apply the skills and judgment where they are needed to produce a timetable of the highest quality.</w:t>
+      </w:r>
+      <w:r>
+        <w:rPr>
+          <w:rFonts w:cstheme="majorBidi"/>
+          <w:color w:val="000000"/>
+          <w:szCs w:val="24"/>
+        </w:rPr>
         <w:fldChar w:fldCharType="begin"/>
       </w:r>
       <w:r>
@@ -1251,7 +1369,7 @@
           <w:color w:val="000000"/>
           <w:szCs w:val="24"/>
         </w:rPr>
-        <w:instrText xml:space="preserve"> ADDIN ZOTERO_ITEM CSL_CITATION {"citationID":"8avQg9FN","properties":{"formattedCitation":"[2]","plainCitation":"[2]","noteIndex":0},"citationItems":[{"id":13,"uris":["http://zotero.org/users/local/NIUYJBMl/items/SXQBIFDW"],"uri":["http://zotero.org/users/local/NIUYJBMl/items/SXQBIFDW"],"itemData":{"id":13,"type":"webpage","title":"GitHub - ghulamghousdev/Scheduly: Activity Scheduling Tool","URL":"https://github.com/ghulamghousdev/Scheduly","accessed":{"date-parts":[["2022",12,14]]}}}],"schema":"https://github.com/citation-style-language/schema/raw/master/csl-citation.json"} </w:instrText>
+        <w:instrText xml:space="preserve"> ADDIN ZOTERO_ITEM CSL_CITATION {"citationID":"8avQg9FN","properties":{"formattedCitation":"[2]","plainCitation":"[2]","noteIndex":0},"citationItems":[{"id":13,"uris":["http://zotero.org/users/local/NIUYJBMl/items/SXQBIFDW",["http://zotero.org/users/local/NIUYJBMl/items/SXQBIFDW"]],"itemData":{"id":13,"type":"webpage","title":"GitHub - ghulamghousdev/Scheduly: Activity Scheduling Tool","URL":"https://github.com/ghulamghousdev/Scheduly","accessed":{"date-parts":[["2022",12,14]]}}}],"schema":"https://github.com/citation-style-language/schema/raw/master/csl-citation.json"} </w:instrText>
       </w:r>
       <w:r>
         <w:rPr>
@@ -1373,7 +1491,7 @@
               </wp:anchor>
             </w:drawing>
           </mc:Choice>
-          <mc:Fallback xmlns:oel="http://schemas.microsoft.com/office/2019/extlst">
+          <mc:Fallback>
             <w:pict>
               <v:shape w14:anchorId="625F66E8" id="Text Box 15" o:spid="_x0000_s1030" type="#_x0000_t202" style="position:absolute;left:0;text-align:left;margin-left:0;margin-top:508.7pt;width:427.75pt;height:.05pt;z-index:251707392;visibility:visible;mso-wrap-style:square;mso-wrap-distance-left:9pt;mso-wrap-distance-top:0;mso-wrap-distance-right:9pt;mso-wrap-distance-bottom:0;mso-position-horizontal:center;mso-position-horizontal-relative:page;mso-position-vertical:absolute;mso-position-vertical-relative:text;v-text-anchor:top" o:gfxdata="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" stroked="f">
                 <v:textbox style="mso-fit-shape-to-text:t" inset="0,0,0,0">
@@ -1528,7 +1646,39 @@
           <w:color w:val="000000"/>
           <w:szCs w:val="24"/>
         </w:rPr>
-        <w:t xml:space="preserve"> this application will depend on an algorithm called genetic algorithm. </w:t>
+        <w:t xml:space="preserve"> th</w:t>
+      </w:r>
+      <w:r>
+        <w:rPr>
+          <w:rFonts w:cstheme="majorBidi"/>
+          <w:color w:val="000000"/>
+          <w:szCs w:val="24"/>
+        </w:rPr>
+        <w:t>ese applications</w:t>
+      </w:r>
+      <w:r>
+        <w:rPr>
+          <w:rFonts w:cstheme="majorBidi"/>
+          <w:color w:val="000000"/>
+          <w:szCs w:val="24"/>
+        </w:rPr>
+        <w:t xml:space="preserve"> will depend on an algorithm called </w:t>
+      </w:r>
+      <w:r>
+        <w:rPr>
+          <w:rFonts w:cstheme="majorBidi"/>
+          <w:color w:val="000000"/>
+          <w:szCs w:val="24"/>
+        </w:rPr>
+        <w:t xml:space="preserve">a </w:t>
+      </w:r>
+      <w:r>
+        <w:rPr>
+          <w:rFonts w:cstheme="majorBidi"/>
+          <w:color w:val="000000"/>
+          <w:szCs w:val="24"/>
+        </w:rPr>
+        <w:t xml:space="preserve">genetic algorithm. </w:t>
       </w:r>
       <w:r>
         <w:rPr>
@@ -1560,7 +1710,84 @@
           <w:rFonts w:ascii="Times New Roman" w:hAnsi="Times New Roman" w:cs="Times New Roman"/>
           <w:szCs w:val="24"/>
         </w:rPr>
-        <w:t xml:space="preserve">Genetic algorithm is a learning computer programming heuristic search algorithm that are capable of finding the solution of computational problems which require large pool of possible solutions, and then optimizing them based on building blocks that guide it towards the wanted solution these blocks are constrained with two types of constrains hard and soft constrains (the hard you can't violate them, where the soft to get to the optimum solution the algorithm try to stay within them). this algorithm is </w:t>
+        <w:t>A g</w:t>
+      </w:r>
+      <w:r>
+        <w:rPr>
+          <w:rFonts w:ascii="Times New Roman" w:hAnsi="Times New Roman" w:cs="Times New Roman"/>
+          <w:szCs w:val="24"/>
+        </w:rPr>
+        <w:t xml:space="preserve">enetic algorithm is a learning computer programming heuristic search algorithm that </w:t>
+      </w:r>
+      <w:r>
+        <w:rPr>
+          <w:rFonts w:ascii="Times New Roman" w:hAnsi="Times New Roman" w:cs="Times New Roman"/>
+          <w:szCs w:val="24"/>
+        </w:rPr>
+        <w:t>is</w:t>
+      </w:r>
+      <w:r>
+        <w:rPr>
+          <w:rFonts w:ascii="Times New Roman" w:hAnsi="Times New Roman" w:cs="Times New Roman"/>
+          <w:szCs w:val="24"/>
+        </w:rPr>
+        <w:t xml:space="preserve"> capable of finding the solution </w:t>
+      </w:r>
+      <w:r>
+        <w:rPr>
+          <w:rFonts w:ascii="Times New Roman" w:hAnsi="Times New Roman" w:cs="Times New Roman"/>
+          <w:szCs w:val="24"/>
+        </w:rPr>
+        <w:t>to</w:t>
+      </w:r>
+      <w:r>
+        <w:rPr>
+          <w:rFonts w:ascii="Times New Roman" w:hAnsi="Times New Roman" w:cs="Times New Roman"/>
+          <w:szCs w:val="24"/>
+        </w:rPr>
+        <w:t xml:space="preserve"> computational problems which require </w:t>
+      </w:r>
+      <w:r>
+        <w:rPr>
+          <w:rFonts w:ascii="Times New Roman" w:hAnsi="Times New Roman" w:cs="Times New Roman"/>
+          <w:szCs w:val="24"/>
+        </w:rPr>
+        <w:t xml:space="preserve">a </w:t>
+      </w:r>
+      <w:r>
+        <w:rPr>
+          <w:rFonts w:ascii="Times New Roman" w:hAnsi="Times New Roman" w:cs="Times New Roman"/>
+          <w:szCs w:val="24"/>
+        </w:rPr>
+        <w:t>large pool of possible solutions, and then optimizing them based on building blocks that guide it toward the wanted solution these blocks are constrained with two types of constrain</w:t>
+      </w:r>
+      <w:r>
+        <w:rPr>
+          <w:rFonts w:ascii="Times New Roman" w:hAnsi="Times New Roman" w:cs="Times New Roman"/>
+          <w:szCs w:val="24"/>
+        </w:rPr>
+        <w:t>t</w:t>
+      </w:r>
+      <w:r>
+        <w:rPr>
+          <w:rFonts w:ascii="Times New Roman" w:hAnsi="Times New Roman" w:cs="Times New Roman"/>
+          <w:szCs w:val="24"/>
+        </w:rPr>
+        <w:t>s hard and soft constrain</w:t>
+      </w:r>
+      <w:r>
+        <w:rPr>
+          <w:rFonts w:ascii="Times New Roman" w:hAnsi="Times New Roman" w:cs="Times New Roman"/>
+          <w:szCs w:val="24"/>
+        </w:rPr>
+        <w:t>t</w:t>
+      </w:r>
+      <w:r>
+        <w:rPr>
+          <w:rFonts w:ascii="Times New Roman" w:hAnsi="Times New Roman" w:cs="Times New Roman"/>
+          <w:szCs w:val="24"/>
+        </w:rPr>
+        <w:t xml:space="preserve">s (the hard you can't violate them, where the soft to get to the optimum solution the algorithm try to stay within them). this algorithm is </w:t>
       </w:r>
       <w:r>
         <w:rPr>
@@ -1578,7 +1805,7 @@
         <w:rPr>
           <w:szCs w:val="24"/>
         </w:rPr>
-        <w:instrText xml:space="preserve"> ADDIN ZOTERO_ITEM CSL_CITATION {"citationID":"bOPPb0sf","properties":{"formattedCitation":"[3], [4]","plainCitation":"[3], [4]","noteIndex":0},"citationItems":[{"id":3,"uris":["http://zotero.org/users/local/NIUYJBMl/items/UJH5KSBZ"],"uri":["http://zotero.org/users/local/NIUYJBMl/items/UJH5KSBZ"],"itemData":{"id":3,"type":"article","language":"eng","publisher":"National University of Ireland","title":"Timetable Scheduling via Genetic Algorithm","author":[{"family":"East","given":"Andrew Reid"}],"issued":{"date-parts":[["2019"]]}}},{"id":7,"uris":["http://zotero.org/users/local/NIUYJBMl/items/6PNIPSE2"],"uri":["http://zotero.org/users/local/NIUYJBMl/items/6PNIPSE2"],"itemData":{"id":7,"type":"article","language":"eng","publisher":"1International Education School, Chifeng University, Chifeng 024000, China","title":"Improved Genetic Algorithm to Solve the Scheduling Problem of College English Courses","author":[{"family":"Xu","given":"Jing"}],"issued":{"date-parts":[["2021",6,10]]}}}],"schema":"https://github.com/citation-style-language/schema/raw/master/csl-citation.json"} </w:instrText>
+        <w:instrText xml:space="preserve"> ADDIN ZOTERO_ITEM CSL_CITATION {"citationID":"bOPPb0sf","properties":{"formattedCitation":"[3], [4]","plainCitation":"[3], [4]","noteIndex":0},"citationItems":[{"id":3,"uris":["http://zotero.org/users/local/NIUYJBMl/items/UJH5KSBZ",["http://zotero.org/users/local/NIUYJBMl/items/UJH5KSBZ"]],"itemData":{"id":3,"type":"document","language":"eng","publisher":"National University of Ireland","title":"Timetable Scheduling via Genetic Algorithm","author":[{"family":"East","given":"Andrew Reid"}],"issued":{"date-parts":[["2019"]]}}},{"id":7,"uris":["http://zotero.org/users/local/NIUYJBMl/items/6PNIPSE2",["http://zotero.org/users/local/NIUYJBMl/items/6PNIPSE2"]],"itemData":{"id":7,"type":"document","language":"eng","publisher":"1International Education School, Chifeng University, Chifeng 024000, China","title":"Improved Genetic Algorithm to Solve the Scheduling Problem of College English Courses","author":[{"family":"Xu","given":"Jing"}],"issued":{"date-parts":[["2021",6,10]]}}}],"schema":"https://github.com/citation-style-language/schema/raw/master/csl-citation.json"} </w:instrText>
       </w:r>
       <w:r>
         <w:rPr>
@@ -1614,25 +1841,335 @@
         <w:jc w:val="both"/>
         <w:rPr>
           <w:szCs w:val="24"/>
+        </w:rPr>
+      </w:pPr>
+      <w:r>
+        <w:t xml:space="preserve">As we mentioned previously </w:t>
+      </w:r>
+      <w:r>
+        <w:rPr>
+          <w:szCs w:val="24"/>
+        </w:rPr>
+        <w:t xml:space="preserve">Genetic algorithms generate initial solutions randomly </w:t>
+      </w:r>
+      <w:r>
+        <w:rPr>
+          <w:szCs w:val="24"/>
+        </w:rPr>
+        <w:t xml:space="preserve">and </w:t>
+      </w:r>
+      <w:r>
+        <w:rPr>
+          <w:szCs w:val="24"/>
+        </w:rPr>
+        <w:t>then go through multiple steps: selection, crossover, mutation</w:t>
+      </w:r>
+      <w:r>
+        <w:rPr>
+          <w:szCs w:val="24"/>
+        </w:rPr>
+        <w:t>,</w:t>
+      </w:r>
+      <w:r>
+        <w:rPr>
+          <w:szCs w:val="24"/>
+        </w:rPr>
+        <w:t xml:space="preserve"> and elitism. The solution is called </w:t>
+      </w:r>
+      <w:r>
+        <w:rPr>
+          <w:szCs w:val="24"/>
+        </w:rPr>
+        <w:t xml:space="preserve">a </w:t>
+      </w:r>
+      <w:r>
+        <w:rPr>
+          <w:szCs w:val="24"/>
+        </w:rPr>
+        <w:t>chromosome that is still in the form of a symbol, a collection of chromosomes construct</w:t>
+      </w:r>
+      <w:r>
+        <w:rPr>
+          <w:szCs w:val="24"/>
+        </w:rPr>
+        <w:t>s</w:t>
+      </w:r>
+      <w:r>
+        <w:rPr>
+          <w:szCs w:val="24"/>
+        </w:rPr>
+        <w:t xml:space="preserve"> a population.</w:t>
+      </w:r>
+      <w:r>
+        <w:rPr>
+          <w:szCs w:val="24"/>
+        </w:rPr>
+        <w:fldChar w:fldCharType="begin"/>
+      </w:r>
+      <w:r>
+        <w:rPr>
+          <w:szCs w:val="24"/>
+        </w:rPr>
+        <w:instrText xml:space="preserve"> ADDIN ZOTERO_ITEM CSL_CITATION {"citationID":"rSzdgALL","properties":{"formattedCitation":"[5], [6]","plainCitation":"[5], [6]","noteIndex":0},"citationItems":[{"id":25,"uris":["http://zotero.org/users/local/NIUYJBMl/items/HV9J7CD8",["http://zotero.org/users/local/NIUYJBMl/items/HV9J7CD8"]],"itemData":{"id":25,"type":"document","language":"en","publisher":"Electrical Engineering Department, Politeknik Negeri Bali, Jalan Kampus Bukit Jimbaran, Badung - 80364, Bali, Indonesia","title":"Senior high school course scheduling using genetic algorithm","author":[{"literal":"N G A P H Saptarini"},{"literal":"I W Suasnawa"},{"literal":"P I Ciptayani"}],"issued":{"date-parts":[["2017"]]}}},{"id":26,"uris":["http://zotero.org/users/local/NIUYJBMl/items/PUEY3YWM",["http://zotero.org/users/local/NIUYJBMl/items/PUEY3YWM"]],"itemData":{"id":26,"type":"document","language":"en","publisher":"Departement of Informatics Engineering, Faculty of Engineering, Universitas Muhammadiyah Banjarmasin, Banjarmasin, Indonesian","title":"Application of genetic algorithm concept on course scheduling","author":[{"literal":"R Ansari"},{"literal":"N Saubari"}],"issued":{"date-parts":[["2020"]]}}}],"schema":"https://github.com/citation-style-language/schema/raw/master/csl-citation.json"} </w:instrText>
+      </w:r>
+      <w:r>
+        <w:rPr>
+          <w:szCs w:val="24"/>
+        </w:rPr>
+        <w:fldChar w:fldCharType="separate"/>
+      </w:r>
+      <w:r>
+        <w:rPr>
+          <w:rFonts w:ascii="Times New Roman" w:hAnsi="Times New Roman" w:cs="Times New Roman"/>
+        </w:rPr>
+        <w:t>[5], [6]</w:t>
+      </w:r>
+      <w:r>
+        <w:rPr>
+          <w:szCs w:val="24"/>
+        </w:rPr>
+        <w:fldChar w:fldCharType="end"/>
+      </w:r>
+    </w:p>
+    <w:p>
+      <w:pPr>
+        <w:rPr>
+          <w:sz w:val="23"/>
+          <w:szCs w:val="23"/>
+        </w:rPr>
+      </w:pPr>
+      <w:r>
+        <w:rPr>
+          <w:szCs w:val="24"/>
+        </w:rPr>
+        <w:t xml:space="preserve">In </w:t>
+      </w:r>
+      <w:r>
+        <w:rPr>
+          <w:szCs w:val="24"/>
+        </w:rPr>
+        <w:t xml:space="preserve">a </w:t>
+      </w:r>
+      <w:r>
+        <w:rPr>
+          <w:szCs w:val="24"/>
+        </w:rPr>
+        <w:t>genetic algorithm</w:t>
+      </w:r>
+      <w:r>
+        <w:rPr>
+          <w:szCs w:val="24"/>
+        </w:rPr>
+        <w:t>,</w:t>
+      </w:r>
+      <w:r>
+        <w:rPr>
+          <w:szCs w:val="24"/>
+        </w:rPr>
+        <w:t xml:space="preserve"> </w:t>
+      </w:r>
+      <w:r>
+        <w:rPr>
+          <w:sz w:val="23"/>
+          <w:szCs w:val="23"/>
+        </w:rPr>
+        <w:t>a population of chromosomes consisting of a given random collection of genes is initiated according to the following steps:</w:t>
+      </w:r>
+    </w:p>
+    <w:p>
+      <w:pPr>
+        <w:pStyle w:val="ListParagraph"/>
+        <w:numPr>
+          <w:ilvl w:val="0"/>
+          <w:numId w:val="10"/>
+        </w:numPr>
+        <w:spacing w:line="256" w:lineRule="auto"/>
+      </w:pPr>
+      <w:r>
+        <w:rPr>
+          <w:sz w:val="23"/>
+          <w:szCs w:val="23"/>
+        </w:rPr>
+        <w:t>Generating an initial population of chromosomes.</w:t>
+      </w:r>
+    </w:p>
+    <w:p>
+      <w:pPr>
+        <w:pStyle w:val="ListParagraph"/>
+        <w:numPr>
+          <w:ilvl w:val="0"/>
+          <w:numId w:val="10"/>
+        </w:numPr>
+        <w:spacing w:line="256" w:lineRule="auto"/>
+      </w:pPr>
+      <w:r>
+        <w:rPr>
+          <w:sz w:val="23"/>
+          <w:szCs w:val="23"/>
+        </w:rPr>
+        <w:t>. Evaluating the suitability of each chromosome (individual) that forms the population.</w:t>
+      </w:r>
+    </w:p>
+    <w:p>
+      <w:pPr>
+        <w:pStyle w:val="Default"/>
+        <w:numPr>
+          <w:ilvl w:val="0"/>
+          <w:numId w:val="10"/>
+        </w:numPr>
+        <w:rPr>
+          <w:sz w:val="23"/>
+          <w:szCs w:val="23"/>
+        </w:rPr>
+      </w:pPr>
+      <w:r>
+        <w:rPr>
+          <w:sz w:val="23"/>
+          <w:szCs w:val="23"/>
+        </w:rPr>
+        <w:t>Selecting the chromosomes for mating based on the above results.</w:t>
+      </w:r>
+    </w:p>
+    <w:p>
+      <w:pPr>
+        <w:pStyle w:val="Default"/>
+        <w:numPr>
+          <w:ilvl w:val="0"/>
+          <w:numId w:val="10"/>
+        </w:numPr>
+        <w:rPr>
+          <w:sz w:val="23"/>
+          <w:szCs w:val="23"/>
+        </w:rPr>
+      </w:pPr>
+      <w:r>
+        <w:rPr>
+          <w:sz w:val="23"/>
+          <w:szCs w:val="23"/>
+        </w:rPr>
+        <w:t xml:space="preserve">Producing offspring by mating (cross over) the selected chromosomes. </w:t>
+      </w:r>
+    </w:p>
+    <w:p>
+      <w:pPr>
+        <w:pStyle w:val="Default"/>
+        <w:numPr>
+          <w:ilvl w:val="0"/>
+          <w:numId w:val="10"/>
+        </w:numPr>
+        <w:rPr>
+          <w:sz w:val="23"/>
+          <w:szCs w:val="23"/>
+        </w:rPr>
+      </w:pPr>
+      <w:r>
+        <w:rPr>
+          <w:sz w:val="23"/>
+          <w:szCs w:val="23"/>
+        </w:rPr>
+        <w:t xml:space="preserve">Mutating genes randomly. </w:t>
+      </w:r>
+    </w:p>
+    <w:p>
+      <w:pPr>
+        <w:pStyle w:val="Default"/>
+        <w:numPr>
+          <w:ilvl w:val="0"/>
+          <w:numId w:val="10"/>
+        </w:numPr>
+        <w:rPr>
+          <w:sz w:val="23"/>
+          <w:szCs w:val="23"/>
+        </w:rPr>
+      </w:pPr>
+      <w:r>
+        <w:rPr>
+          <w:sz w:val="23"/>
+          <w:szCs w:val="23"/>
+        </w:rPr>
+        <w:t xml:space="preserve">Repeating steps 3-5 until a new population is generated. </w:t>
+      </w:r>
+    </w:p>
+    <w:p>
+      <w:pPr>
+        <w:pStyle w:val="Default"/>
+        <w:numPr>
+          <w:ilvl w:val="0"/>
+          <w:numId w:val="10"/>
+        </w:numPr>
+        <w:rPr>
+          <w:sz w:val="23"/>
+          <w:szCs w:val="23"/>
+        </w:rPr>
+      </w:pPr>
+      <w:r>
+        <w:rPr>
+          <w:sz w:val="23"/>
+          <w:szCs w:val="23"/>
+        </w:rPr>
+        <w:t>Ending the algorithm when the best solution obtained has not changed after a preset number of generations.</w:t>
+      </w:r>
+      <w:r>
+        <w:rPr>
+          <w:sz w:val="23"/>
+          <w:szCs w:val="23"/>
+        </w:rPr>
+        <w:fldChar w:fldCharType="begin"/>
+      </w:r>
+      <w:r>
+        <w:rPr>
+          <w:sz w:val="23"/>
+          <w:szCs w:val="23"/>
+        </w:rPr>
+        <w:instrText xml:space="preserve"> ADDIN ZOTERO_ITEM CSL_CITATION {"citationID":"cw4m0TFU","properties":{"formattedCitation":"[7]","plainCitation":"[7]","noteIndex":0},"citationItems":[{"id":27,"uris":["http://zotero.org/users/local/NIUYJBMl/items/ZQSNN7DU",["http://zotero.org/users/local/NIUYJBMl/items/ZQSNN7DU"]],"itemData":{"id":27,"type":"document","publisher":"University of Mississippi","title":"Genetic Algorithm For University Course Timetabling Problem","author":[{"literal":"Achini Kumari Herath"}],"issued":{"date-parts":[["2017"]]}}}],"schema":"https://github.com/citation-style-language/schema/raw/master/csl-citation.json"} </w:instrText>
+      </w:r>
+      <w:r>
+        <w:rPr>
+          <w:sz w:val="23"/>
+          <w:szCs w:val="23"/>
+        </w:rPr>
+        <w:fldChar w:fldCharType="separate"/>
+      </w:r>
+      <w:r>
+        <w:rPr>
+          <w:sz w:val="23"/>
+        </w:rPr>
+        <w:t>[7]</w:t>
+      </w:r>
+      <w:r>
+        <w:rPr>
+          <w:sz w:val="23"/>
+          <w:szCs w:val="23"/>
+        </w:rPr>
+        <w:fldChar w:fldCharType="end"/>
+      </w:r>
+    </w:p>
+    <w:p>
+      <w:pPr>
+        <w:pStyle w:val="Default"/>
+        <w:rPr>
+          <w:sz w:val="23"/>
+          <w:szCs w:val="23"/>
+          <w:rtl/>
         </w:rPr>
       </w:pPr>
       <w:r>
         <w:rPr>
           <w:rFonts w:ascii="Times New Roman" w:hAnsi="Times New Roman" w:cs="Times New Roman"/>
           <w:noProof/>
-          <w:szCs w:val="24"/>
-        </w:rPr>
+        </w:rPr>
+        <w:lastRenderedPageBreak/>
         <w:drawing>
-          <wp:anchor distT="0" distB="0" distL="114300" distR="114300" simplePos="0" relativeHeight="251708416" behindDoc="0" locked="0" layoutInCell="1" allowOverlap="1" wp14:anchorId="6DB84961" wp14:editId="750E6799">
+          <wp:anchor distT="0" distB="0" distL="114300" distR="114300" simplePos="0" relativeHeight="251708416" behindDoc="0" locked="0" layoutInCell="1" allowOverlap="1" wp14:anchorId="6DB84961" wp14:editId="43437285">
             <wp:simplePos x="0" y="0"/>
             <wp:positionH relativeFrom="margin">
-              <wp:posOffset>3210826</wp:posOffset>
+              <wp:posOffset>1549799</wp:posOffset>
             </wp:positionH>
             <wp:positionV relativeFrom="paragraph">
-              <wp:posOffset>15447</wp:posOffset>
+              <wp:posOffset>-192</wp:posOffset>
             </wp:positionV>
-            <wp:extent cx="3000375" cy="2895600"/>
-            <wp:effectExtent l="0" t="0" r="9525" b="0"/>
+            <wp:extent cx="2530475" cy="2441575"/>
+            <wp:effectExtent l="0" t="0" r="3175" b="0"/>
             <wp:wrapSquare wrapText="bothSides"/>
             <wp:docPr id="2" name="Picture 2"/>
             <wp:cNvGraphicFramePr>
@@ -1660,7 +2197,7 @@
                   <pic:spPr>
                     <a:xfrm>
                       <a:off x="0" y="0"/>
-                      <a:ext cx="3000375" cy="2895600"/>
+                      <a:ext cx="2530475" cy="2441575"/>
                     </a:xfrm>
                     <a:prstGeom prst="rect">
                       <a:avLst/>
@@ -1669,95 +2206,154 @@
                 </pic:pic>
               </a:graphicData>
             </a:graphic>
+            <wp14:sizeRelH relativeFrom="margin">
+              <wp14:pctWidth>0</wp14:pctWidth>
+            </wp14:sizeRelH>
+            <wp14:sizeRelV relativeFrom="margin">
+              <wp14:pctHeight>0</wp14:pctHeight>
+            </wp14:sizeRelV>
           </wp:anchor>
         </w:drawing>
       </w:r>
-      <w:r>
-        <w:t xml:space="preserve">As we mentioned previously that </w:t>
-      </w:r>
-      <w:r>
-        <w:rPr>
-          <w:szCs w:val="24"/>
-        </w:rPr>
-        <w:t>Genetic algorithms generate initial solutions randomly then go through multiple steps: selection, crossover, mutation and elitism. The solution is called chromosome that is still in the form of a symbol, a collection of chromosomes construct a population.</w:t>
-      </w:r>
-      <w:r>
-        <w:rPr>
-          <w:szCs w:val="24"/>
-        </w:rPr>
-        <w:fldChar w:fldCharType="begin"/>
-      </w:r>
-      <w:r>
-        <w:rPr>
-          <w:szCs w:val="24"/>
-        </w:rPr>
-        <w:instrText xml:space="preserve"> ADDIN ZOTERO_ITEM CSL_CITATION {"citationID":"rSzdgALL","properties":{"formattedCitation":"[5], [6]","plainCitation":"[5], [6]","noteIndex":0},"citationItems":[{"id":25,"uris":["http://zotero.org/users/local/NIUYJBMl/items/HV9J7CD8"],"uri":["http://zotero.org/users/local/NIUYJBMl/items/HV9J7CD8"],"itemData":{"id":25,"type":"article","language":"en","publisher":"Electrical Engineering Department, Politeknik Negeri Bali, Jalan Kampus Bukit Jimbaran, Badung - 80364, Bali, Indonesia","title":"Senior high school course scheduling using genetic algorithm","author":[{"literal":"N G A P H Saptarini"},{"literal":"I W Suasnawa"},{"literal":"P I Ciptayani"}],"issued":{"date-parts":[["2017"]]}}},{"id":26,"uris":["http://zotero.org/users/local/NIUYJBMl/items/PUEY3YWM"],"uri":["http://zotero.org/users/local/NIUYJBMl/items/PUEY3YWM"],"itemData":{"id":26,"type":"article","language":"en","publisher":"Departement of Informatics Engineering, Faculty of Engineering, Universitas Muhammadiyah Banjarmasin, Banjarmasin, Indonesian","title":"Application of genetic algorithm concept on course scheduling","author":[{"literal":"R Ansari"},{"literal":"N Saubari"}],"issued":{"date-parts":[["2020"]]}}}],"schema":"https://github.com/citation-style-language/schema/raw/master/csl-citation.json"} </w:instrText>
-      </w:r>
-      <w:r>
-        <w:rPr>
-          <w:szCs w:val="24"/>
-        </w:rPr>
-        <w:fldChar w:fldCharType="separate"/>
-      </w:r>
-      <w:r>
-        <w:rPr>
-          <w:rFonts w:ascii="Times New Roman" w:hAnsi="Times New Roman" w:cs="Times New Roman"/>
-        </w:rPr>
-        <w:t>[5], [6]</w:t>
-      </w:r>
-      <w:r>
-        <w:rPr>
-          <w:szCs w:val="24"/>
-        </w:rPr>
-        <w:fldChar w:fldCharType="end"/>
-      </w:r>
-    </w:p>
-    <w:p>
-      <w:pPr>
+    </w:p>
+    <w:p>
+      <w:pPr>
+        <w:pStyle w:val="Default"/>
         <w:rPr>
           <w:sz w:val="23"/>
           <w:szCs w:val="23"/>
-        </w:rPr>
-      </w:pPr>
-      <w:r>
-        <w:rPr>
-          <w:szCs w:val="24"/>
-        </w:rPr>
-        <w:t xml:space="preserve">In genetic algorithm </w:t>
-      </w:r>
-      <w:r>
+          <w:rtl/>
+        </w:rPr>
+      </w:pPr>
+    </w:p>
+    <w:p>
+      <w:pPr>
+        <w:pStyle w:val="Default"/>
         <w:rPr>
           <w:sz w:val="23"/>
           <w:szCs w:val="23"/>
-        </w:rPr>
-        <w:t>a population of chromosomes consisting of a given random collection of genes is initiated according to the following steps:</w:t>
-      </w:r>
-    </w:p>
-    <w:p>
-      <w:pPr>
-        <w:pStyle w:val="ListParagraph"/>
-        <w:numPr>
-          <w:ilvl w:val="0"/>
-          <w:numId w:val="10"/>
-        </w:numPr>
-        <w:spacing w:line="256" w:lineRule="auto"/>
-      </w:pPr>
-      <w:r>
+          <w:rtl/>
+        </w:rPr>
+      </w:pPr>
+    </w:p>
+    <w:p>
+      <w:pPr>
+        <w:pStyle w:val="Default"/>
         <w:rPr>
           <w:sz w:val="23"/>
           <w:szCs w:val="23"/>
-        </w:rPr>
-        <w:t>Generating an initial population of chromosomes.</w:t>
-      </w:r>
-    </w:p>
-    <w:p>
-      <w:pPr>
-        <w:pStyle w:val="ListParagraph"/>
-        <w:numPr>
-          <w:ilvl w:val="0"/>
-          <w:numId w:val="10"/>
-        </w:numPr>
-        <w:spacing w:line="256" w:lineRule="auto"/>
+          <w:rtl/>
+        </w:rPr>
+      </w:pPr>
+    </w:p>
+    <w:p>
+      <w:pPr>
+        <w:pStyle w:val="Default"/>
+        <w:rPr>
+          <w:sz w:val="23"/>
+          <w:szCs w:val="23"/>
+          <w:rtl/>
+        </w:rPr>
+      </w:pPr>
+    </w:p>
+    <w:p>
+      <w:pPr>
+        <w:pStyle w:val="Default"/>
+        <w:rPr>
+          <w:sz w:val="23"/>
+          <w:szCs w:val="23"/>
+          <w:rtl/>
+        </w:rPr>
+      </w:pPr>
+    </w:p>
+    <w:p>
+      <w:pPr>
+        <w:pStyle w:val="Default"/>
+        <w:rPr>
+          <w:sz w:val="23"/>
+          <w:szCs w:val="23"/>
+          <w:rtl/>
+        </w:rPr>
+      </w:pPr>
+    </w:p>
+    <w:p>
+      <w:pPr>
+        <w:pStyle w:val="Default"/>
+        <w:rPr>
+          <w:sz w:val="23"/>
+          <w:szCs w:val="23"/>
+          <w:rtl/>
+        </w:rPr>
+      </w:pPr>
+    </w:p>
+    <w:p>
+      <w:pPr>
+        <w:pStyle w:val="Default"/>
+        <w:rPr>
+          <w:sz w:val="23"/>
+          <w:szCs w:val="23"/>
+          <w:rtl/>
+        </w:rPr>
+      </w:pPr>
+    </w:p>
+    <w:p>
+      <w:pPr>
+        <w:pStyle w:val="Default"/>
+        <w:rPr>
+          <w:sz w:val="23"/>
+          <w:szCs w:val="23"/>
+          <w:rtl/>
+        </w:rPr>
+      </w:pPr>
+    </w:p>
+    <w:p>
+      <w:pPr>
+        <w:pStyle w:val="Default"/>
+        <w:rPr>
+          <w:sz w:val="23"/>
+          <w:szCs w:val="23"/>
+          <w:rtl/>
+        </w:rPr>
+      </w:pPr>
+    </w:p>
+    <w:p>
+      <w:pPr>
+        <w:pStyle w:val="Default"/>
+        <w:rPr>
+          <w:sz w:val="23"/>
+          <w:szCs w:val="23"/>
+          <w:rtl/>
+        </w:rPr>
+      </w:pPr>
+    </w:p>
+    <w:p>
+      <w:pPr>
+        <w:pStyle w:val="Default"/>
+        <w:rPr>
+          <w:sz w:val="23"/>
+          <w:szCs w:val="23"/>
+          <w:rtl/>
+        </w:rPr>
+      </w:pPr>
+    </w:p>
+    <w:p>
+      <w:pPr>
+        <w:pStyle w:val="Default"/>
+        <w:rPr>
+          <w:sz w:val="23"/>
+          <w:szCs w:val="23"/>
+          <w:rtl/>
+        </w:rPr>
+      </w:pPr>
+    </w:p>
+    <w:p>
+      <w:pPr>
+        <w:pStyle w:val="Default"/>
+        <w:rPr>
+          <w:sz w:val="23"/>
+          <w:szCs w:val="23"/>
+          <w:rtl/>
+        </w:rPr>
       </w:pPr>
       <w:r>
         <w:rPr>
@@ -1766,13 +2362,13 @@
         <mc:AlternateContent>
           <mc:Choice Requires="wps">
             <w:drawing>
-              <wp:anchor distT="0" distB="0" distL="114300" distR="114300" simplePos="0" relativeHeight="251710464" behindDoc="0" locked="0" layoutInCell="1" allowOverlap="1" wp14:anchorId="786A7223" wp14:editId="2ADADDA0">
+              <wp:anchor distT="0" distB="0" distL="114300" distR="114300" simplePos="0" relativeHeight="251710464" behindDoc="0" locked="0" layoutInCell="1" allowOverlap="1" wp14:anchorId="786A7223" wp14:editId="1B078DE1">
                 <wp:simplePos x="0" y="0"/>
-                <wp:positionH relativeFrom="column">
-                  <wp:posOffset>3671334</wp:posOffset>
+                <wp:positionH relativeFrom="page">
+                  <wp:align>center</wp:align>
                 </wp:positionH>
                 <wp:positionV relativeFrom="paragraph">
-                  <wp:posOffset>491963</wp:posOffset>
+                  <wp:posOffset>63854</wp:posOffset>
                 </wp:positionV>
                 <wp:extent cx="2308860" cy="635"/>
                 <wp:effectExtent l="0" t="0" r="0" b="2540"/>
@@ -1835,9 +2431,9 @@
               </wp:anchor>
             </w:drawing>
           </mc:Choice>
-          <mc:Fallback xmlns:oel="http://schemas.microsoft.com/office/2019/extlst">
+          <mc:Fallback>
             <w:pict>
-              <v:shape w14:anchorId="786A7223" id="Text Box 3" o:spid="_x0000_s1031" type="#_x0000_t202" style="position:absolute;left:0;text-align:left;margin-left:289.1pt;margin-top:38.75pt;width:181.8pt;height:.05pt;z-index:251710464;visibility:visible;mso-wrap-style:square;mso-width-percent:0;mso-wrap-distance-left:9pt;mso-wrap-distance-top:0;mso-wrap-distance-right:9pt;mso-wrap-distance-bottom:0;mso-position-horizontal:absolute;mso-position-horizontal-relative:text;mso-position-vertical:absolute;mso-position-vertical-relative:text;mso-width-percent:0;mso-width-relative:margin;v-text-anchor:top" o:gfxdata="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" stroked="f">
+              <v:shape w14:anchorId="786A7223" id="Text Box 3" o:spid="_x0000_s1031" type="#_x0000_t202" style="position:absolute;margin-left:0;margin-top:5.05pt;width:181.8pt;height:.05pt;z-index:251710464;visibility:visible;mso-wrap-style:square;mso-width-percent:0;mso-wrap-distance-left:9pt;mso-wrap-distance-top:0;mso-wrap-distance-right:9pt;mso-wrap-distance-bottom:0;mso-position-horizontal:center;mso-position-horizontal-relative:page;mso-position-vertical:absolute;mso-position-vertical-relative:text;mso-width-percent:0;mso-width-relative:margin;v-text-anchor:top" o:gfxdata="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" stroked="f">
                 <v:textbox style="mso-fit-shape-to-text:t" inset="0,0,0,0">
                   <w:txbxContent>
                     <w:p>
@@ -1860,153 +2456,31 @@
                     </w:p>
                   </w:txbxContent>
                 </v:textbox>
-                <w10:wrap type="square"/>
+                <w10:wrap type="square" anchorx="page"/>
               </v:shape>
             </w:pict>
           </mc:Fallback>
         </mc:AlternateContent>
       </w:r>
-      <w:r>
+    </w:p>
+    <w:p>
+      <w:pPr>
+        <w:pStyle w:val="Default"/>
         <w:rPr>
           <w:sz w:val="23"/>
           <w:szCs w:val="23"/>
-        </w:rPr>
-        <w:t>. Evaluating the suitability of each chromosome (individual) that forms the population.</w:t>
-      </w:r>
+          <w:rtl/>
+        </w:rPr>
+      </w:pPr>
     </w:p>
     <w:p>
       <w:pPr>
         <w:pStyle w:val="Default"/>
-        <w:numPr>
-          <w:ilvl w:val="0"/>
-          <w:numId w:val="10"/>
-        </w:numPr>
         <w:rPr>
           <w:sz w:val="23"/>
           <w:szCs w:val="23"/>
         </w:rPr>
       </w:pPr>
-      <w:r>
-        <w:rPr>
-          <w:sz w:val="23"/>
-          <w:szCs w:val="23"/>
-        </w:rPr>
-        <w:t>Selecting the chromosomes for mating based on the above results.</w:t>
-      </w:r>
-    </w:p>
-    <w:p>
-      <w:pPr>
-        <w:pStyle w:val="Default"/>
-        <w:numPr>
-          <w:ilvl w:val="0"/>
-          <w:numId w:val="10"/>
-        </w:numPr>
-        <w:rPr>
-          <w:sz w:val="23"/>
-          <w:szCs w:val="23"/>
-        </w:rPr>
-      </w:pPr>
-      <w:r>
-        <w:rPr>
-          <w:sz w:val="23"/>
-          <w:szCs w:val="23"/>
-        </w:rPr>
-        <w:t xml:space="preserve">Producing offspring by mating (cross over) the selected chromosomes. </w:t>
-      </w:r>
-    </w:p>
-    <w:p>
-      <w:pPr>
-        <w:pStyle w:val="Default"/>
-        <w:numPr>
-          <w:ilvl w:val="0"/>
-          <w:numId w:val="10"/>
-        </w:numPr>
-        <w:rPr>
-          <w:sz w:val="23"/>
-          <w:szCs w:val="23"/>
-        </w:rPr>
-      </w:pPr>
-      <w:r>
-        <w:rPr>
-          <w:sz w:val="23"/>
-          <w:szCs w:val="23"/>
-        </w:rPr>
-        <w:t xml:space="preserve">Mutating genes randomly. </w:t>
-      </w:r>
-    </w:p>
-    <w:p>
-      <w:pPr>
-        <w:pStyle w:val="Default"/>
-        <w:numPr>
-          <w:ilvl w:val="0"/>
-          <w:numId w:val="10"/>
-        </w:numPr>
-        <w:rPr>
-          <w:sz w:val="23"/>
-          <w:szCs w:val="23"/>
-        </w:rPr>
-      </w:pPr>
-      <w:r>
-        <w:rPr>
-          <w:sz w:val="23"/>
-          <w:szCs w:val="23"/>
-        </w:rPr>
-        <w:t xml:space="preserve">Repeating steps 3-5 until a new population is generated. </w:t>
-      </w:r>
-    </w:p>
-    <w:p>
-      <w:pPr>
-        <w:pStyle w:val="Default"/>
-        <w:numPr>
-          <w:ilvl w:val="0"/>
-          <w:numId w:val="10"/>
-        </w:numPr>
-        <w:rPr>
-          <w:sz w:val="23"/>
-          <w:szCs w:val="23"/>
-        </w:rPr>
-      </w:pPr>
-      <w:r>
-        <w:rPr>
-          <w:sz w:val="23"/>
-          <w:szCs w:val="23"/>
-        </w:rPr>
-        <w:t>Ending the algorithm when the best solution obtained has not changed after a preset number of generations.</w:t>
-      </w:r>
-      <w:r>
-        <w:rPr>
-          <w:sz w:val="23"/>
-          <w:szCs w:val="23"/>
-        </w:rPr>
-        <w:fldChar w:fldCharType="begin"/>
-      </w:r>
-      <w:r>
-        <w:rPr>
-          <w:sz w:val="23"/>
-          <w:szCs w:val="23"/>
-        </w:rPr>
-        <w:instrText xml:space="preserve"> ADDIN ZOTERO_ITEM CSL_CITATION {"citationID":"cw4m0TFU","properties":{"formattedCitation":"[7]","plainCitation":"[7]","noteIndex":0},"citationItems":[{"id":27,"uris":["http://zotero.org/users/local/NIUYJBMl/items/ZQSNN7DU"],"uri":["http://zotero.org/users/local/NIUYJBMl/items/ZQSNN7DU"],"itemData":{"id":27,"type":"article","publisher":"University of Mississippi","title":"Genetic Algorithm For University Course Timetabling Problem","author":[{"literal":"Achini Kumari Herath"}],"issued":{"date-parts":[["2017"]]}}}],"schema":"https://github.com/citation-style-language/schema/raw/master/csl-citation.json"} </w:instrText>
-      </w:r>
-      <w:r>
-        <w:rPr>
-          <w:sz w:val="23"/>
-          <w:szCs w:val="23"/>
-        </w:rPr>
-        <w:fldChar w:fldCharType="separate"/>
-      </w:r>
-      <w:r>
-        <w:rPr>
-          <w:sz w:val="23"/>
-        </w:rPr>
-        <w:t>[7]</w:t>
-      </w:r>
-      <w:r>
-        <w:rPr>
-          <w:sz w:val="23"/>
-          <w:szCs w:val="23"/>
-        </w:rPr>
-        <w:fldChar w:fldCharType="end"/>
-      </w:r>
     </w:p>
     <w:p>
       <w:pPr>
@@ -2017,7 +2491,6 @@
       <w:bookmarkStart w:id="23" w:name="_Toc113196023"/>
       <w:bookmarkStart w:id="24" w:name="_Toc113347359"/>
       <w:r>
-        <w:lastRenderedPageBreak/>
         <w:t>Front End</w:t>
       </w:r>
       <w:bookmarkEnd w:id="21"/>
@@ -2036,6 +2509,7 @@
           <w:rFonts w:cstheme="majorBidi"/>
           <w:color w:val="000000"/>
           <w:szCs w:val="24"/>
+          <w:rtl/>
         </w:rPr>
       </w:pPr>
       <w:r>
@@ -2044,16 +2518,53 @@
           <w:color w:val="000000"/>
           <w:szCs w:val="24"/>
         </w:rPr>
-        <w:t>Front End of an application is the interfaces, and all what can the end user see or interact with on the screen of that application.</w:t>
+        <w:t xml:space="preserve">The </w:t>
+      </w:r>
+      <w:r>
+        <w:rPr>
+          <w:rFonts w:cstheme="majorBidi"/>
+          <w:color w:val="000000"/>
+          <w:szCs w:val="24"/>
+        </w:rPr>
+        <w:t xml:space="preserve">Front End of an application is the interfaces, and all </w:t>
+      </w:r>
+      <w:r>
+        <w:rPr>
+          <w:rFonts w:cstheme="majorBidi"/>
+          <w:color w:val="000000"/>
+          <w:szCs w:val="24"/>
+        </w:rPr>
+        <w:t>t</w:t>
+      </w:r>
+      <w:r>
+        <w:rPr>
+          <w:rFonts w:cstheme="majorBidi"/>
+          <w:color w:val="000000"/>
+          <w:szCs w:val="24"/>
+        </w:rPr>
+        <w:t>hat can the end user see or interact with on the screen of that application.</w:t>
       </w:r>
     </w:p>
     <w:p>
       <w:pPr>
         <w:spacing w:line="360" w:lineRule="auto"/>
-        <w:rPr>
-          <w:b/>
-          <w:bCs/>
-          <w:color w:val="000000" w:themeColor="text1"/>
+        <w:ind w:firstLine="720"/>
+        <w:rPr>
+          <w:rFonts w:cstheme="majorBidi"/>
+          <w:color w:val="000000"/>
+          <w:szCs w:val="24"/>
+          <w:rtl/>
+        </w:rPr>
+      </w:pPr>
+    </w:p>
+    <w:p>
+      <w:pPr>
+        <w:spacing w:line="360" w:lineRule="auto"/>
+        <w:ind w:firstLine="720"/>
+        <w:rPr>
+          <w:rFonts w:cstheme="majorBidi"/>
+          <w:color w:val="000000"/>
+          <w:szCs w:val="24"/>
         </w:rPr>
       </w:pPr>
     </w:p>
@@ -2283,14 +2794,29 @@
         <w:rPr>
           <w:rFonts w:cstheme="majorBidi"/>
           <w:szCs w:val="24"/>
-        </w:rPr>
-      </w:pPr>
-      <w:r>
-        <w:rPr>
-          <w:rFonts w:cstheme="majorBidi"/>
-          <w:szCs w:val="24"/>
-        </w:rPr>
-        <w:t>To read HTML documents and display them we need to use a browser such as Chrome and Firefox.</w:t>
+          <w:rtl/>
+        </w:rPr>
+      </w:pPr>
+      <w:r>
+        <w:rPr>
+          <w:rFonts w:cstheme="majorBidi"/>
+          <w:szCs w:val="24"/>
+        </w:rPr>
+        <w:t xml:space="preserve">To read HTML documents and display them we need to use a browser such as Chrome </w:t>
+      </w:r>
+      <w:r>
+        <w:rPr>
+          <w:rFonts w:cstheme="majorBidi"/>
+          <w:szCs w:val="24"/>
+        </w:rPr>
+        <w:t>or</w:t>
+      </w:r>
+      <w:r>
+        <w:rPr>
+          <w:rFonts w:cstheme="majorBidi"/>
+          <w:szCs w:val="24"/>
+        </w:rPr>
+        <w:t xml:space="preserve"> Firefox.</w:t>
       </w:r>
       <w:r>
         <w:rPr>
@@ -2304,7 +2830,7 @@
           <w:rFonts w:cstheme="majorBidi"/>
           <w:szCs w:val="24"/>
         </w:rPr>
-        <w:instrText xml:space="preserve"> ADDIN ZOTERO_ITEM CSL_CITATION {"citationID":"dyTxGi3r","properties":{"formattedCitation":"[8]","plainCitation":"[8]","noteIndex":0},"citationItems":[{"id":9,"uris":["http://zotero.org/users/local/NIUYJBMl/items/TEBRG27G"],"uri":["http://zotero.org/users/local/NIUYJBMl/items/TEBRG27G"],"itemData":{"id":9,"type":"webpage","title":"Introduction to HTML","URL":"https://www.w3schools.com/html/html_intro.asp","accessed":{"date-parts":[["2022",12,14]]}}}],"schema":"https://github.com/citation-style-language/schema/raw/master/csl-citation.json"} </w:instrText>
+        <w:instrText xml:space="preserve"> ADDIN ZOTERO_ITEM CSL_CITATION {"citationID":"dyTxGi3r","properties":{"formattedCitation":"[8]","plainCitation":"[8]","noteIndex":0},"citationItems":[{"id":9,"uris":["http://zotero.org/users/local/NIUYJBMl/items/TEBRG27G",["http://zotero.org/users/local/NIUYJBMl/items/TEBRG27G"]],"itemData":{"id":9,"type":"webpage","title":"Introduction to HTML","URL":"https://www.w3schools.com/html/html_intro.asp","accessed":{"date-parts":[["2022",12,14]]}}}],"schema":"https://github.com/citation-style-language/schema/raw/master/csl-citation.json"} </w:instrText>
       </w:r>
       <w:r>
         <w:rPr>
@@ -2330,356 +2856,52 @@
     <w:p>
       <w:pPr>
         <w:spacing w:line="360" w:lineRule="auto"/>
-        <w:rPr>
-          <w:rFonts w:cstheme="majorBidi"/>
-          <w:szCs w:val="24"/>
-        </w:rPr>
-      </w:pPr>
-      <w:r>
-        <w:rPr>
-          <w:rFonts w:cstheme="majorBidi"/>
-          <w:noProof/>
-          <w:color w:val="000000" w:themeColor="text1"/>
-          <w:szCs w:val="24"/>
-        </w:rPr>
-        <w:drawing>
-          <wp:anchor distT="0" distB="0" distL="114300" distR="114300" simplePos="0" relativeHeight="251663360" behindDoc="1" locked="0" layoutInCell="1" allowOverlap="1" wp14:anchorId="2C06A5D7" wp14:editId="44B62D17">
-            <wp:simplePos x="0" y="0"/>
-            <wp:positionH relativeFrom="margin">
-              <wp:align>center</wp:align>
-            </wp:positionH>
-            <wp:positionV relativeFrom="margin">
-              <wp:posOffset>4031615</wp:posOffset>
-            </wp:positionV>
-            <wp:extent cx="3952875" cy="2257425"/>
-            <wp:effectExtent l="0" t="0" r="9525" b="9525"/>
-            <wp:wrapSquare wrapText="bothSides"/>
-            <wp:docPr id="5" name="Picture 5"/>
-            <wp:cNvGraphicFramePr>
-              <a:graphicFrameLocks xmlns:a="http://schemas.openxmlformats.org/drawingml/2006/main" noChangeAspect="1"/>
-            </wp:cNvGraphicFramePr>
-            <a:graphic xmlns:a="http://schemas.openxmlformats.org/drawingml/2006/main">
-              <a:graphicData uri="http://schemas.openxmlformats.org/drawingml/2006/picture">
-                <pic:pic xmlns:pic="http://schemas.openxmlformats.org/drawingml/2006/picture">
-                  <pic:nvPicPr>
-                    <pic:cNvPr id="1" name=""/>
-                    <pic:cNvPicPr/>
-                  </pic:nvPicPr>
-                  <pic:blipFill>
-                    <a:blip r:embed="rId15">
-                      <a:extLst>
-                        <a:ext uri="{28A0092B-C50C-407E-A947-70E740481C1C}">
-                          <a14:useLocalDpi xmlns:a14="http://schemas.microsoft.com/office/drawing/2010/main" val="0"/>
-                        </a:ext>
-                      </a:extLst>
-                    </a:blip>
-                    <a:stretch>
-                      <a:fillRect/>
-                    </a:stretch>
-                  </pic:blipFill>
-                  <pic:spPr>
-                    <a:xfrm>
-                      <a:off x="0" y="0"/>
-                      <a:ext cx="3952875" cy="2257425"/>
-                    </a:xfrm>
-                    <a:prstGeom prst="rect">
-                      <a:avLst/>
-                    </a:prstGeom>
-                  </pic:spPr>
-                </pic:pic>
-              </a:graphicData>
-            </a:graphic>
-            <wp14:sizeRelH relativeFrom="margin">
-              <wp14:pctWidth>0</wp14:pctWidth>
-            </wp14:sizeRelH>
-            <wp14:sizeRelV relativeFrom="margin">
-              <wp14:pctHeight>0</wp14:pctHeight>
-            </wp14:sizeRelV>
-          </wp:anchor>
-        </w:drawing>
-      </w:r>
+        <w:jc w:val="both"/>
+        <w:rPr>
+          <w:rFonts w:cstheme="minorHAnsi"/>
+          <w:i/>
+          <w:iCs/>
+          <w:color w:val="44546A" w:themeColor="text2"/>
+          <w:sz w:val="20"/>
+          <w:szCs w:val="14"/>
+          <w:rtl/>
+        </w:rPr>
+      </w:pPr>
     </w:p>
     <w:p>
       <w:pPr>
         <w:spacing w:line="360" w:lineRule="auto"/>
-        <w:rPr>
-          <w:rFonts w:cstheme="majorBidi"/>
-          <w:szCs w:val="24"/>
+        <w:jc w:val="both"/>
+        <w:rPr>
+          <w:rFonts w:cstheme="minorHAnsi"/>
+          <w:i/>
+          <w:iCs/>
+          <w:color w:val="44546A" w:themeColor="text2"/>
+          <w:sz w:val="20"/>
+          <w:szCs w:val="14"/>
+          <w:rtl/>
         </w:rPr>
       </w:pPr>
     </w:p>
     <w:p>
       <w:pPr>
         <w:spacing w:line="360" w:lineRule="auto"/>
-        <w:rPr>
-          <w:rFonts w:cstheme="majorBidi"/>
-          <w:szCs w:val="24"/>
+        <w:jc w:val="both"/>
+        <w:rPr>
+          <w:rFonts w:cstheme="minorHAnsi"/>
+          <w:i/>
+          <w:iCs/>
+          <w:color w:val="44546A" w:themeColor="text2"/>
+          <w:sz w:val="20"/>
+          <w:szCs w:val="14"/>
+          <w:rtl/>
         </w:rPr>
       </w:pPr>
     </w:p>
     <w:p>
       <w:pPr>
         <w:spacing w:line="360" w:lineRule="auto"/>
-        <w:rPr>
-          <w:rFonts w:cstheme="majorBidi"/>
-          <w:szCs w:val="24"/>
-        </w:rPr>
-      </w:pPr>
-    </w:p>
-    <w:p>
-      <w:pPr>
-        <w:spacing w:line="360" w:lineRule="auto"/>
-        <w:rPr>
-          <w:rFonts w:cstheme="majorBidi"/>
-          <w:szCs w:val="24"/>
-        </w:rPr>
-      </w:pPr>
-    </w:p>
-    <w:p>
-      <w:pPr>
-        <w:spacing w:line="360" w:lineRule="auto"/>
-        <w:rPr>
-          <w:rFonts w:cstheme="majorBidi"/>
-          <w:szCs w:val="24"/>
-        </w:rPr>
-      </w:pPr>
-    </w:p>
-    <w:p>
-      <w:pPr>
-        <w:spacing w:line="360" w:lineRule="auto"/>
-        <w:rPr>
-          <w:rFonts w:cstheme="majorBidi"/>
-          <w:szCs w:val="24"/>
-        </w:rPr>
-      </w:pPr>
-      <w:r>
-        <w:rPr>
-          <w:rFonts w:cstheme="majorBidi"/>
-          <w:noProof/>
-          <w:szCs w:val="24"/>
-        </w:rPr>
-        <mc:AlternateContent>
-          <mc:Choice Requires="wps">
-            <w:drawing>
-              <wp:anchor distT="0" distB="0" distL="114300" distR="114300" simplePos="0" relativeHeight="251673600" behindDoc="0" locked="0" layoutInCell="1" allowOverlap="1" wp14:anchorId="3E5E3840" wp14:editId="5EF9EB32">
-                <wp:simplePos x="0" y="0"/>
-                <wp:positionH relativeFrom="column">
-                  <wp:posOffset>706755</wp:posOffset>
-                </wp:positionH>
-                <wp:positionV relativeFrom="paragraph">
-                  <wp:posOffset>139065</wp:posOffset>
-                </wp:positionV>
-                <wp:extent cx="3952875" cy="635"/>
-                <wp:effectExtent l="0" t="0" r="0" b="0"/>
-                <wp:wrapSquare wrapText="bothSides"/>
-                <wp:docPr id="17" name="مربع نص 17"/>
-                <wp:cNvGraphicFramePr/>
-                <a:graphic xmlns:a="http://schemas.openxmlformats.org/drawingml/2006/main">
-                  <a:graphicData uri="http://schemas.microsoft.com/office/word/2010/wordprocessingShape">
-                    <wps:wsp>
-                      <wps:cNvSpPr txBox="1"/>
-                      <wps:spPr>
-                        <a:xfrm>
-                          <a:off x="0" y="0"/>
-                          <a:ext cx="3952875" cy="635"/>
-                        </a:xfrm>
-                        <a:prstGeom prst="rect">
-                          <a:avLst/>
-                        </a:prstGeom>
-                        <a:solidFill>
-                          <a:prstClr val="white"/>
-                        </a:solidFill>
-                        <a:ln>
-                          <a:noFill/>
-                        </a:ln>
-                      </wps:spPr>
-                      <wps:txbx>
-                        <w:txbxContent>
-                          <w:p>
-                            <w:pPr>
-                              <w:pStyle w:val="Caption"/>
-                              <w:rPr>
-                                <w:rFonts w:cstheme="minorHAnsi"/>
-                                <w:noProof/>
-                                <w:color w:val="000000" w:themeColor="text1"/>
-                                <w:sz w:val="20"/>
-                                <w:szCs w:val="20"/>
-                              </w:rPr>
-                            </w:pPr>
-                            <w:bookmarkStart w:id="28" w:name="_Toc113201878"/>
-                            <w:bookmarkStart w:id="29" w:name="_Toc113202262"/>
-                            <w:bookmarkStart w:id="30" w:name="_Toc113202937"/>
-                            <w:bookmarkStart w:id="31" w:name="_Toc113203395"/>
-                            <w:bookmarkStart w:id="32" w:name="_Toc113203479"/>
-                            <w:bookmarkStart w:id="33" w:name="_Toc113204338"/>
-                            <w:bookmarkStart w:id="34" w:name="_Toc113206092"/>
-                            <w:bookmarkStart w:id="35" w:name="_Toc113206123"/>
-                            <w:bookmarkStart w:id="36" w:name="_Toc113206146"/>
-                            <w:bookmarkStart w:id="37" w:name="_Toc113206193"/>
-                            <w:bookmarkStart w:id="38" w:name="_Toc113206477"/>
-                            <w:bookmarkStart w:id="39" w:name="_Toc113206680"/>
-                            <w:bookmarkStart w:id="40" w:name="_Toc113206688"/>
-                            <w:bookmarkStart w:id="41" w:name="_Toc113206755"/>
-                            <w:bookmarkStart w:id="42" w:name="_Toc113207566"/>
-                            <w:bookmarkStart w:id="43" w:name="_Toc113650094"/>
-                            <w:r>
-                              <w:rPr>
-                                <w:rFonts w:cstheme="minorHAnsi"/>
-                                <w:sz w:val="20"/>
-                                <w:szCs w:val="14"/>
-                              </w:rPr>
-                              <w:t xml:space="preserve">Figure </w:t>
-                            </w:r>
-                            <w:r>
-                              <w:rPr>
-                                <w:rFonts w:cstheme="minorHAnsi"/>
-                                <w:sz w:val="20"/>
-                                <w:szCs w:val="14"/>
-                              </w:rPr>
-                              <w:t>7</w:t>
-                            </w:r>
-                            <w:r>
-                              <w:rPr>
-                                <w:rFonts w:cstheme="minorHAnsi"/>
-                                <w:sz w:val="20"/>
-                                <w:szCs w:val="14"/>
-                              </w:rPr>
-                              <w:t xml:space="preserve"> Simple HTML document</w:t>
-                            </w:r>
-                            <w:bookmarkEnd w:id="28"/>
-                            <w:bookmarkEnd w:id="29"/>
-                            <w:bookmarkEnd w:id="30"/>
-                            <w:bookmarkEnd w:id="31"/>
-                            <w:bookmarkEnd w:id="32"/>
-                            <w:bookmarkEnd w:id="33"/>
-                            <w:bookmarkEnd w:id="34"/>
-                            <w:bookmarkEnd w:id="35"/>
-                            <w:bookmarkEnd w:id="36"/>
-                            <w:bookmarkEnd w:id="37"/>
-                            <w:bookmarkEnd w:id="38"/>
-                            <w:bookmarkEnd w:id="39"/>
-                            <w:bookmarkEnd w:id="40"/>
-                            <w:bookmarkEnd w:id="41"/>
-                            <w:bookmarkEnd w:id="42"/>
-                            <w:bookmarkEnd w:id="43"/>
-                          </w:p>
-                        </w:txbxContent>
-                      </wps:txbx>
-                      <wps:bodyPr rot="0" spcFirstLastPara="0" vertOverflow="overflow" horzOverflow="overflow" vert="horz" wrap="square" lIns="0" tIns="0" rIns="0" bIns="0" numCol="1" spcCol="0" rtlCol="0" fromWordArt="0" anchor="t" anchorCtr="0" forceAA="0" compatLnSpc="1">
-                        <a:prstTxWarp prst="textNoShape">
-                          <a:avLst/>
-                        </a:prstTxWarp>
-                        <a:spAutoFit/>
-                      </wps:bodyPr>
-                    </wps:wsp>
-                  </a:graphicData>
-                </a:graphic>
-              </wp:anchor>
-            </w:drawing>
-          </mc:Choice>
-          <mc:Fallback xmlns:oel="http://schemas.microsoft.com/office/2019/extlst">
-            <w:pict>
-              <v:shape w14:anchorId="3E5E3840" id="مربع نص 17" o:spid="_x0000_s1032" type="#_x0000_t202" style="position:absolute;margin-left:55.65pt;margin-top:10.95pt;width:311.25pt;height:.05pt;z-index:251673600;visibility:visible;mso-wrap-style:square;mso-wrap-distance-left:9pt;mso-wrap-distance-top:0;mso-wrap-distance-right:9pt;mso-wrap-distance-bottom:0;mso-position-horizontal:absolute;mso-position-horizontal-relative:text;mso-position-vertical:absolute;mso-position-vertical-relative:text;v-text-anchor:top" o:gfxdata="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" stroked="f">
-                <v:textbox style="mso-fit-shape-to-text:t" inset="0,0,0,0">
-                  <w:txbxContent>
-                    <w:p>
-                      <w:pPr>
-                        <w:pStyle w:val="Caption"/>
-                        <w:rPr>
-                          <w:rFonts w:cstheme="minorHAnsi"/>
-                          <w:noProof/>
-                          <w:color w:val="000000" w:themeColor="text1"/>
-                          <w:sz w:val="20"/>
-                          <w:szCs w:val="20"/>
-                        </w:rPr>
-                      </w:pPr>
-                      <w:bookmarkStart w:id="44" w:name="_Toc113201878"/>
-                      <w:bookmarkStart w:id="45" w:name="_Toc113202262"/>
-                      <w:bookmarkStart w:id="46" w:name="_Toc113202937"/>
-                      <w:bookmarkStart w:id="47" w:name="_Toc113203395"/>
-                      <w:bookmarkStart w:id="48" w:name="_Toc113203479"/>
-                      <w:bookmarkStart w:id="49" w:name="_Toc113204338"/>
-                      <w:bookmarkStart w:id="50" w:name="_Toc113206092"/>
-                      <w:bookmarkStart w:id="51" w:name="_Toc113206123"/>
-                      <w:bookmarkStart w:id="52" w:name="_Toc113206146"/>
-                      <w:bookmarkStart w:id="53" w:name="_Toc113206193"/>
-                      <w:bookmarkStart w:id="54" w:name="_Toc113206477"/>
-                      <w:bookmarkStart w:id="55" w:name="_Toc113206680"/>
-                      <w:bookmarkStart w:id="56" w:name="_Toc113206688"/>
-                      <w:bookmarkStart w:id="57" w:name="_Toc113206755"/>
-                      <w:bookmarkStart w:id="58" w:name="_Toc113207566"/>
-                      <w:bookmarkStart w:id="59" w:name="_Toc113650094"/>
-                      <w:r>
-                        <w:rPr>
-                          <w:rFonts w:cstheme="minorHAnsi"/>
-                          <w:sz w:val="20"/>
-                          <w:szCs w:val="14"/>
-                        </w:rPr>
-                        <w:t xml:space="preserve">Figure </w:t>
-                      </w:r>
-                      <w:r>
-                        <w:rPr>
-                          <w:rFonts w:cstheme="minorHAnsi"/>
-                          <w:sz w:val="20"/>
-                          <w:szCs w:val="14"/>
-                        </w:rPr>
-                        <w:t>7</w:t>
-                      </w:r>
-                      <w:r>
-                        <w:rPr>
-                          <w:rFonts w:cstheme="minorHAnsi"/>
-                          <w:sz w:val="20"/>
-                          <w:szCs w:val="14"/>
-                        </w:rPr>
-                        <w:t xml:space="preserve"> Simple HTML document</w:t>
-                      </w:r>
-                      <w:bookmarkEnd w:id="44"/>
-                      <w:bookmarkEnd w:id="45"/>
-                      <w:bookmarkEnd w:id="46"/>
-                      <w:bookmarkEnd w:id="47"/>
-                      <w:bookmarkEnd w:id="48"/>
-                      <w:bookmarkEnd w:id="49"/>
-                      <w:bookmarkEnd w:id="50"/>
-                      <w:bookmarkEnd w:id="51"/>
-                      <w:bookmarkEnd w:id="52"/>
-                      <w:bookmarkEnd w:id="53"/>
-                      <w:bookmarkEnd w:id="54"/>
-                      <w:bookmarkEnd w:id="55"/>
-                      <w:bookmarkEnd w:id="56"/>
-                      <w:bookmarkEnd w:id="57"/>
-                      <w:bookmarkEnd w:id="58"/>
-                      <w:bookmarkEnd w:id="59"/>
-                    </w:p>
-                  </w:txbxContent>
-                </v:textbox>
-                <w10:wrap type="square"/>
-              </v:shape>
-            </w:pict>
-          </mc:Fallback>
-        </mc:AlternateContent>
-      </w:r>
-    </w:p>
-    <w:p>
-      <w:pPr>
-        <w:spacing w:line="360" w:lineRule="auto"/>
-        <w:rPr>
-          <w:rFonts w:cstheme="majorBidi"/>
-          <w:szCs w:val="24"/>
-        </w:rPr>
-      </w:pPr>
-    </w:p>
-    <w:p>
-      <w:pPr>
-        <w:spacing w:line="360" w:lineRule="auto"/>
-        <w:rPr>
-          <w:rFonts w:cstheme="majorBidi"/>
-          <w:szCs w:val="24"/>
-        </w:rPr>
-      </w:pPr>
-    </w:p>
-    <w:p>
-      <w:pPr>
-        <w:spacing w:line="360" w:lineRule="auto"/>
+        <w:jc w:val="both"/>
         <w:rPr>
           <w:rFonts w:cstheme="majorBidi"/>
           <w:szCs w:val="24"/>
@@ -2696,7 +2918,7 @@
         </w:rPr>
         <w:lastRenderedPageBreak/>
         <w:drawing>
-          <wp:anchor distT="0" distB="0" distL="114300" distR="114300" simplePos="0" relativeHeight="251664384" behindDoc="0" locked="0" layoutInCell="1" allowOverlap="1" wp14:anchorId="17605CBF" wp14:editId="3E61A358">
+          <wp:anchor distT="0" distB="0" distL="114300" distR="114300" simplePos="0" relativeHeight="251664384" behindDoc="0" locked="0" layoutInCell="1" allowOverlap="1" wp14:anchorId="17605CBF" wp14:editId="42522DDC">
             <wp:simplePos x="0" y="0"/>
             <wp:positionH relativeFrom="margin">
               <wp:align>right</wp:align>
@@ -2721,7 +2943,7 @@
                     </pic:cNvPicPr>
                   </pic:nvPicPr>
                   <pic:blipFill>
-                    <a:blip r:embed="rId16">
+                    <a:blip r:embed="rId15">
                       <a:extLst>
                         <a:ext uri="{28A0092B-C50C-407E-A947-70E740481C1C}">
                           <a14:useLocalDpi xmlns:a14="http://schemas.microsoft.com/office/drawing/2010/main" val="0"/>
@@ -2774,7 +2996,21 @@
           <w:rFonts w:cstheme="majorBidi"/>
           <w:szCs w:val="24"/>
         </w:rPr>
-        <w:t xml:space="preserve">CSS stands for Cascading Style Sheets and describes how HTML elements are to be displayed on screen, paper, or in other </w:t>
+        <w:t xml:space="preserve">CSS stands for Cascading Style Sheets and describes how HTML elements are to be displayed on </w:t>
+      </w:r>
+      <w:r>
+        <w:rPr>
+          <w:rFonts w:cstheme="majorBidi"/>
+          <w:szCs w:val="24"/>
+        </w:rPr>
+        <w:t xml:space="preserve">the </w:t>
+      </w:r>
+      <w:r>
+        <w:rPr>
+          <w:rFonts w:cstheme="majorBidi"/>
+          <w:szCs w:val="24"/>
+        </w:rPr>
+        <w:t xml:space="preserve">screen, paper, or in other </w:t>
       </w:r>
       <w:r>
         <w:rPr>
@@ -2820,7 +3056,7 @@
           <w:rFonts w:cstheme="majorBidi"/>
           <w:szCs w:val="24"/>
         </w:rPr>
-        <w:instrText xml:space="preserve"> ADDIN ZOTERO_ITEM CSL_CITATION {"citationID":"TeCD3SbD","properties":{"formattedCitation":"[9]","plainCitation":"[9]","noteIndex":0},"citationItems":[{"id":12,"uris":["http://zotero.org/users/local/NIUYJBMl/items/TDFUQFIL"],"uri":["http://zotero.org/users/local/NIUYJBMl/items/TDFUQFIL"],"itemData":{"id":12,"type":"webpage","abstract":"W3Schools offers free online tutorials, references and exercises in all the major languages of the web. Covering popular subjects like HTML, CSS, JavaScript, Python, SQL, Java, and many, many more.","language":"en-US","title":"CSS Introduction","URL":"https://www.w3schools.com/css/css_intro.asp","accessed":{"date-parts":[["2022",12,14]]}}}],"schema":"https://github.com/citation-style-language/schema/raw/master/csl-citation.json"} </w:instrText>
+        <w:instrText xml:space="preserve"> ADDIN ZOTERO_ITEM CSL_CITATION {"citationID":"TeCD3SbD","properties":{"formattedCitation":"[9]","plainCitation":"[9]","noteIndex":0},"citationItems":[{"id":12,"uris":["http://zotero.org/users/local/NIUYJBMl/items/TDFUQFIL",["http://zotero.org/users/local/NIUYJBMl/items/TDFUQFIL"]],"itemData":{"id":12,"type":"webpage","abstract":"W3Schools offers free online tutorials, references and exercises in all the major languages of the web. Covering popular subjects like HTML, CSS, JavaScript, Python, SQL, Java, and many, many more.","language":"en-US","title":"CSS Introduction","URL":"https://www.w3schools.com/css/css_intro.asp","accessed":{"date-parts":[["2022",12,14]]}}}],"schema":"https://github.com/citation-style-language/schema/raw/master/csl-citation.json"} </w:instrText>
       </w:r>
       <w:r>
         <w:rPr>
@@ -2919,7 +3155,7 @@
                     </pic:cNvPicPr>
                   </pic:nvPicPr>
                   <pic:blipFill>
-                    <a:blip r:embed="rId17">
+                    <a:blip r:embed="rId16">
                       <a:extLst>
                         <a:ext uri="{28A0092B-C50C-407E-A947-70E740481C1C}">
                           <a14:useLocalDpi xmlns:a14="http://schemas.microsoft.com/office/drawing/2010/main" val="0"/>
@@ -2976,7 +3212,39 @@
           <w:color w:val="000000" w:themeColor="text1"/>
           <w:szCs w:val="24"/>
         </w:rPr>
-        <w:t>JavaScript is a programming language that is one of the core technologies of the World Wide Web, alongside HTML and CSS. Over 97% of websites use JavaScript on the client side for web page behavior, often incorporating third-party libraries. All major web browsers have a dedicated JavaScript engine to execute the code on users' devices. JavaScript is a high-level, often just in time-compiled language that conforms to the ECMAScript standard</w:t>
+        <w:t>JavaScript is a programming language that is one of the core technologies of the World Wide Web, alongside HTML and CSS. Over 97% of websites use JavaScript on the client side for web page behavior, often incorporating third-party libraries. All major web browsers have a dedicated JavaScript engine to execute the code on users' devices. JavaScript is a high-level, often just</w:t>
+      </w:r>
+      <w:r>
+        <w:rPr>
+          <w:rFonts w:cstheme="majorBidi"/>
+          <w:color w:val="000000" w:themeColor="text1"/>
+          <w:szCs w:val="24"/>
+        </w:rPr>
+        <w:t>-</w:t>
+      </w:r>
+      <w:r>
+        <w:rPr>
+          <w:rFonts w:cstheme="majorBidi"/>
+          <w:color w:val="000000" w:themeColor="text1"/>
+          <w:szCs w:val="24"/>
+        </w:rPr>
+        <w:t>in</w:t>
+      </w:r>
+      <w:r>
+        <w:rPr>
+          <w:rFonts w:cstheme="majorBidi"/>
+          <w:color w:val="000000" w:themeColor="text1"/>
+          <w:szCs w:val="24"/>
+        </w:rPr>
+        <w:t>-</w:t>
+      </w:r>
+      <w:r>
+        <w:rPr>
+          <w:rFonts w:cstheme="majorBidi"/>
+          <w:color w:val="000000" w:themeColor="text1"/>
+          <w:szCs w:val="24"/>
+        </w:rPr>
+        <w:t>time-compiled language that conforms to the ECMAScript standard</w:t>
       </w:r>
       <w:r>
         <w:rPr>
@@ -3015,7 +3283,35 @@
           <w:rFonts w:cstheme="majorBidi"/>
           <w:szCs w:val="24"/>
         </w:rPr>
-        <w:t>It has dynamic typing, prototype-based object-orientation, and first-class functions. It is multi-paradigm, supporting event-driven, functional, and imperative programming styles and it has application programming interfaces (APIs) for working with text, dates, regular expressions, standard data structures, and the Document Object Model (DOM).</w:t>
+        <w:t>It has dynamic typing, prototype-based object</w:t>
+      </w:r>
+      <w:r>
+        <w:rPr>
+          <w:rFonts w:cstheme="majorBidi"/>
+          <w:szCs w:val="24"/>
+        </w:rPr>
+        <w:t xml:space="preserve"> </w:t>
+      </w:r>
+      <w:r>
+        <w:rPr>
+          <w:rFonts w:cstheme="majorBidi"/>
+          <w:szCs w:val="24"/>
+        </w:rPr>
+        <w:t xml:space="preserve">orientation, and first-class functions. It is </w:t>
+      </w:r>
+      <w:r>
+        <w:rPr>
+          <w:rFonts w:cstheme="majorBidi"/>
+          <w:szCs w:val="24"/>
+        </w:rPr>
+        <w:t xml:space="preserve">a </w:t>
+      </w:r>
+      <w:r>
+        <w:rPr>
+          <w:rFonts w:cstheme="majorBidi"/>
+          <w:szCs w:val="24"/>
+        </w:rPr>
+        <w:t>multi-paradigm, supporting event-driven, functional, and imperative programming styles and it has application programming interfaces (APIs) for working with text, dates, regular expressions, standard data structures, and the Document Object Model (DOM).</w:t>
       </w:r>
       <w:r>
         <w:rPr>
@@ -3029,7 +3325,7 @@
           <w:rFonts w:cstheme="majorBidi"/>
           <w:szCs w:val="24"/>
         </w:rPr>
-        <w:instrText xml:space="preserve"> ADDIN ZOTERO_ITEM CSL_CITATION {"citationID":"3acpcytm","properties":{"formattedCitation":"[10]","plainCitation":"[10]","noteIndex":0},"citationItems":[{"id":15,"uris":["http://zotero.org/users/local/NIUYJBMl/items/FMPKRYWE"],"uri":["http://zotero.org/users/local/NIUYJBMl/items/FMPKRYWE"],"itemData":{"id":15,"type":"entry-encyclopedia","abstract":"JavaScript (), often abbreviated as JS, is a programming language that is one of the core technologies of the World Wide Web, alongside HTML and CSS. As of 2022, 98% of websites use JavaScript on the client side for webpage behavior, often incorporating third-party libraries. All major web browsers have a dedicated JavaScript engine to execute the code on users' devices.\nJavaScript is a high-level, often just-in-time compiled language that conforms to the ECMAScript standard. It has dynamic typing, prototype-based object-orientation, and first-class functions. It is multi-paradigm, supporting event-driven, functional, and imperative programming styles. It has application programming interfaces (APIs) for working with text, dates, regular expressions, standard data structures, and the Document Object Model (DOM).\nThe ECMAScript standard does not include any input/output (I/O), such as networking, storage, or graphics facilities. In practice, the web browser or other runtime system provides JavaScript APIs for I/O.\nJavaScript engines were originally used only in web browsers, but are now core components of some servers and a variety of applications. The most popular runtime system for this usage is Node.js.\nAlthough Java and JavaScript are similar in name, syntax, and respective standard libraries, the two languages are distinct and differ greatly in design.","container-title":"Wikipedia","language":"en","note":"Page Version ID: 1127088475","source":"Wikipedia","title":"JavaScript","URL":"https://en.wikipedia.org/w/index.php?title=JavaScript&amp;oldid=1127088475","accessed":{"date-parts":[["2022",12,14]]},"issued":{"date-parts":[["2022",12,12]]}}}],"schema":"https://github.com/citation-style-language/schema/raw/master/csl-citation.json"} </w:instrText>
+        <w:instrText xml:space="preserve"> ADDIN ZOTERO_ITEM CSL_CITATION {"citationID":"3acpcytm","properties":{"formattedCitation":"[10]","plainCitation":"[10]","noteIndex":0},"citationItems":[{"id":15,"uris":["http://zotero.org/users/local/NIUYJBMl/items/FMPKRYWE",["http://zotero.org/users/local/NIUYJBMl/items/FMPKRYWE"]],"itemData":{"id":15,"type":"entry-encyclopedia","abstract":"JavaScript (), often abbreviated as JS, is a programming language that is one of the core technologies of the World Wide Web, alongside HTML and CSS. As of 2022, 98% of websites use JavaScript on the client side for webpage behavior, often incorporating third-party libraries. All major web browsers have a dedicated JavaScript engine to execute the code on users' devices.\nJavaScript is a high-level, often just-in-time compiled language that conforms to the ECMAScript standard. It has dynamic typing, prototype-based object-orientation, and first-class functions. It is multi-paradigm, supporting event-driven, functional, and imperative programming styles. It has application programming interfaces (APIs) for working with text, dates, regular expressions, standard data structures, and the Document Object Model (DOM).\nThe ECMAScript standard does not include any input/output (I/O), such as networking, storage, or graphics facilities. In practice, the web browser or other runtime system provides JavaScript APIs for I/O.\nJavaScript engines were originally used only in web browsers, but are now core components of some servers and a variety of applications. The most popular runtime system for this usage is Node.js.\nAlthough Java and JavaScript are similar in name, syntax, and respective standard libraries, the two languages are distinct and differ greatly in design.","container-title":"Wikipedia","language":"en","license":"Creative Commons Attribution-ShareAlike License","note":"Page Version ID: 1127088475","source":"Wikipedia","title":"JavaScript","URL":"https://en.wikipedia.org/w/index.php?title=JavaScript&amp;oldid=1127088475","accessed":{"date-parts":[["2022",12,14]]},"issued":{"date-parts":[["2022",12,12]]}}}],"schema":"https://github.com/citation-style-language/schema/raw/master/csl-citation.json"} </w:instrText>
       </w:r>
       <w:r>
         <w:rPr>
@@ -3089,7 +3385,7 @@
                     </pic:cNvPicPr>
                   </pic:nvPicPr>
                   <pic:blipFill>
-                    <a:blip r:embed="rId18">
+                    <a:blip r:embed="rId17">
                       <a:extLst>
                         <a:ext uri="{28A0092B-C50C-407E-A947-70E740481C1C}">
                           <a14:useLocalDpi xmlns:a14="http://schemas.microsoft.com/office/drawing/2010/main" val="0"/>
@@ -3141,7 +3437,7 @@
           <w:rFonts w:cstheme="majorBidi"/>
           <w:szCs w:val="24"/>
         </w:rPr>
-        <w:t>React, sometimes referred to as a frontend JavaScript framework, and is a JavaScript library created by Facebook. React is a tool for building UI components.</w:t>
+        <w:t>React, sometimes referred to as a frontend JavaScript framework, is a JavaScript library created by Facebook. React is a tool for building UI components.</w:t>
       </w:r>
     </w:p>
     <w:p>
@@ -3159,7 +3455,21 @@
           <w:rFonts w:cstheme="majorBidi"/>
           <w:szCs w:val="24"/>
         </w:rPr>
-        <w:t>Instead of manipulating the browser's DOM directly, react creates a virtual DOM in memory, where it does all the necessary manipulating and it is finds out what changes have been made, and changes only what needs to be changed, before making the changes in the browser DOM.</w:t>
+        <w:t>Instead of manipulating the browser's DOM directly, react creates a virtual DOM in memory, where it does all the necessary manipulating and is f</w:t>
+      </w:r>
+      <w:r>
+        <w:rPr>
+          <w:rFonts w:cstheme="majorBidi"/>
+          <w:szCs w:val="24"/>
+        </w:rPr>
+        <w:t>ound</w:t>
+      </w:r>
+      <w:r>
+        <w:rPr>
+          <w:rFonts w:cstheme="majorBidi"/>
+          <w:szCs w:val="24"/>
+        </w:rPr>
+        <w:t xml:space="preserve"> out what changes have been made, and changes only what needs to be changed, before making the changes in the browser DOM.</w:t>
       </w:r>
       <w:r>
         <w:rPr>
@@ -3173,7 +3483,7 @@
           <w:rFonts w:cstheme="majorBidi"/>
           <w:szCs w:val="24"/>
         </w:rPr>
-        <w:instrText xml:space="preserve"> ADDIN ZOTERO_ITEM CSL_CITATION {"citationID":"91Zf6R8A","properties":{"formattedCitation":"[11]","plainCitation":"[11]","noteIndex":0},"citationItems":[{"id":17,"uris":["http://zotero.org/users/local/NIUYJBMl/items/LSFSTCGH"],"uri":["http://zotero.org/users/local/NIUYJBMl/items/LSFSTCGH"],"itemData":{"id":17,"type":"webpage","abstract":"W3Schools offers free online tutorials, references and exercises in all the major languages of the web. Covering popular subjects like HTML, CSS, JavaScript, Python, SQL, Java, and many, many more.","language":"en-US","title":"Introduction to React","URL":"https://www.w3schools.com/REACT/react_intro.asp","accessed":{"date-parts":[["2022",12,14]]}}}],"schema":"https://github.com/citation-style-language/schema/raw/master/csl-citation.json"} </w:instrText>
+        <w:instrText xml:space="preserve"> ADDIN ZOTERO_ITEM CSL_CITATION {"citationID":"91Zf6R8A","properties":{"formattedCitation":"[11]","plainCitation":"[11]","noteIndex":0},"citationItems":[{"id":17,"uris":["http://zotero.org/users/local/NIUYJBMl/items/LSFSTCGH",["http://zotero.org/users/local/NIUYJBMl/items/LSFSTCGH"]],"itemData":{"id":17,"type":"webpage","abstract":"W3Schools offers free online tutorials, references and exercises in all the major languages of the web. Covering popular subjects like HTML, CSS, JavaScript, Python, SQL, Java, and many, many more.","language":"en-US","title":"Introduction to React","URL":"https://www.w3schools.com/REACT/react_intro.asp","accessed":{"date-parts":[["2022",12,14]]}}}],"schema":"https://github.com/citation-style-language/schema/raw/master/csl-citation.json"} </w:instrText>
       </w:r>
       <w:r>
         <w:rPr>
@@ -3212,18 +3522,17 @@
       <w:pPr>
         <w:pStyle w:val="Heading3"/>
       </w:pPr>
-      <w:bookmarkStart w:id="44" w:name="_Toc113195779"/>
-      <w:bookmarkStart w:id="45" w:name="_Toc113195815"/>
-      <w:bookmarkStart w:id="46" w:name="_Toc113196025"/>
-      <w:bookmarkStart w:id="47" w:name="_Toc113347360"/>
-      <w:r>
-        <w:lastRenderedPageBreak/>
+      <w:bookmarkStart w:id="28" w:name="_Toc113195779"/>
+      <w:bookmarkStart w:id="29" w:name="_Toc113195815"/>
+      <w:bookmarkStart w:id="30" w:name="_Toc113196025"/>
+      <w:bookmarkStart w:id="31" w:name="_Toc113347360"/>
+      <w:r>
         <w:t>Back End</w:t>
       </w:r>
-      <w:bookmarkEnd w:id="44"/>
-      <w:bookmarkEnd w:id="45"/>
-      <w:bookmarkEnd w:id="46"/>
-      <w:bookmarkEnd w:id="47"/>
+      <w:bookmarkEnd w:id="28"/>
+      <w:bookmarkEnd w:id="29"/>
+      <w:bookmarkEnd w:id="30"/>
+      <w:bookmarkEnd w:id="31"/>
     </w:p>
     <w:p>
       <w:pPr>
@@ -3241,7 +3550,49 @@
           <w:rFonts w:cstheme="majorBidi"/>
           <w:szCs w:val="24"/>
         </w:rPr>
-        <w:t>On the opposite side of Front End, The Back End is all the underneath structures and data management in the background of an application that are hidden from the end user, it is responsible for storing and organizing data, the backend communicates with the frontend, sending and receiving information to be displayed.</w:t>
+        <w:t xml:space="preserve">On the opposite side of </w:t>
+      </w:r>
+      <w:r>
+        <w:rPr>
+          <w:rFonts w:cstheme="majorBidi"/>
+          <w:szCs w:val="24"/>
+        </w:rPr>
+        <w:t xml:space="preserve">the </w:t>
+      </w:r>
+      <w:r>
+        <w:rPr>
+          <w:rFonts w:cstheme="majorBidi"/>
+          <w:szCs w:val="24"/>
+        </w:rPr>
+        <w:t xml:space="preserve">Front End, The Back End is all the underneath structures and data management in the background of an application that </w:t>
+      </w:r>
+      <w:r>
+        <w:rPr>
+          <w:rFonts w:cstheme="majorBidi"/>
+          <w:szCs w:val="24"/>
+        </w:rPr>
+        <w:t>is</w:t>
+      </w:r>
+      <w:r>
+        <w:rPr>
+          <w:rFonts w:cstheme="majorBidi"/>
+          <w:szCs w:val="24"/>
+        </w:rPr>
+        <w:t xml:space="preserve"> hidden from the end user, it is responsible for storing and organizing data, </w:t>
+      </w:r>
+      <w:r>
+        <w:rPr>
+          <w:rFonts w:cstheme="majorBidi"/>
+          <w:szCs w:val="24"/>
+        </w:rPr>
+        <w:t xml:space="preserve">and </w:t>
+      </w:r>
+      <w:r>
+        <w:rPr>
+          <w:rFonts w:cstheme="majorBidi"/>
+          <w:szCs w:val="24"/>
+        </w:rPr>
+        <w:t>the backend communicates with the frontend, sending and receiving information to be displayed.</w:t>
       </w:r>
     </w:p>
     <w:p>
@@ -3288,7 +3639,7 @@
                     </pic:cNvPicPr>
                   </pic:nvPicPr>
                   <pic:blipFill>
-                    <a:blip r:embed="rId19">
+                    <a:blip r:embed="rId18">
                       <a:extLst>
                         <a:ext uri="{28A0092B-C50C-407E-A947-70E740481C1C}">
                           <a14:useLocalDpi xmlns:a14="http://schemas.microsoft.com/office/drawing/2010/main" val="0"/>
@@ -3377,7 +3728,21 @@
           <w:rFonts w:cstheme="majorBidi"/>
           <w:szCs w:val="24"/>
         </w:rPr>
-        <w:t>When Node.js performs an I/O operation, like reading from the network, accessing a database or the file system, instead of blocking the thread and wasting CPU cycles waiting, Node.js will resume the operations when the response comes back.</w:t>
+        <w:t xml:space="preserve">When Node.js performs an I/O operation, like reading from the network, </w:t>
+      </w:r>
+      <w:r>
+        <w:rPr>
+          <w:rFonts w:cstheme="majorBidi"/>
+          <w:szCs w:val="24"/>
+        </w:rPr>
+        <w:t xml:space="preserve">or </w:t>
+      </w:r>
+      <w:r>
+        <w:rPr>
+          <w:rFonts w:cstheme="majorBidi"/>
+          <w:szCs w:val="24"/>
+        </w:rPr>
+        <w:t>accessing a database or the file system, instead of blocking the thread and wasting CPU cycles waiting, Node.js will resume the operations when the response comes back.</w:t>
       </w:r>
     </w:p>
     <w:p>
@@ -3427,7 +3792,7 @@
           <w:rFonts w:cstheme="majorBidi"/>
           <w:szCs w:val="24"/>
         </w:rPr>
-        <w:instrText xml:space="preserve"> ADDIN ZOTERO_ITEM CSL_CITATION {"citationID":"jB4gorAL","properties":{"formattedCitation":"[12]","plainCitation":"[12]","noteIndex":0},"citationItems":[{"id":18,"uris":["http://zotero.org/users/local/NIUYJBMl/items/SB3EX5DD"],"uri":["http://zotero.org/users/local/NIUYJBMl/items/SB3EX5DD"],"itemData":{"id":18,"type":"webpage","title":"Introduction to Node.js","URL":"https://nodejs.dev/en/learn/","accessed":{"date-parts":[["2022",12,14]]}}}],"schema":"https://github.com/citation-style-language/schema/raw/master/csl-citation.json"} </w:instrText>
+        <w:instrText xml:space="preserve"> ADDIN ZOTERO_ITEM CSL_CITATION {"citationID":"jB4gorAL","properties":{"formattedCitation":"[12]","plainCitation":"[12]","noteIndex":0},"citationItems":[{"id":18,"uris":["http://zotero.org/users/local/NIUYJBMl/items/SB3EX5DD",["http://zotero.org/users/local/NIUYJBMl/items/SB3EX5DD"]],"itemData":{"id":18,"type":"webpage","title":"Introduction to Node.js","URL":"https://nodejs.dev/en/learn/","accessed":{"date-parts":[["2022",12,14]]}}}],"schema":"https://github.com/citation-style-language/schema/raw/master/csl-citation.json"} </w:instrText>
       </w:r>
       <w:r>
         <w:rPr>
@@ -3495,7 +3860,7 @@
                     </pic:cNvPicPr>
                   </pic:nvPicPr>
                   <pic:blipFill>
-                    <a:blip r:embed="rId20" cstate="print">
+                    <a:blip r:embed="rId19" cstate="print">
                       <a:extLst>
                         <a:ext uri="{28A0092B-C50C-407E-A947-70E740481C1C}">
                           <a14:useLocalDpi xmlns:a14="http://schemas.microsoft.com/office/drawing/2010/main" val="0"/>
@@ -3551,7 +3916,21 @@
           <w:rFonts w:cstheme="majorBidi"/>
           <w:szCs w:val="24"/>
         </w:rPr>
-        <w:t>MySQL is one of the most recognizable technologies in the modern big data ecosystem. Often called the most popular database and currently enjoying widespread, effective use regardless of industry, it is clear that anyone involved with enterprise data or general IT should at least aim for a basic familiarity of MySQL.</w:t>
+        <w:t xml:space="preserve">MySQL is one of the most recognizable technologies in the modern big data ecosystem. Often called the most popular database and currently enjoying widespread, effective use regardless of industry, anyone involved with enterprise data or general IT should at least aim for a basic familiarity </w:t>
+      </w:r>
+      <w:r>
+        <w:rPr>
+          <w:rFonts w:cstheme="majorBidi"/>
+          <w:szCs w:val="24"/>
+        </w:rPr>
+        <w:t>with</w:t>
+      </w:r>
+      <w:r>
+        <w:rPr>
+          <w:rFonts w:cstheme="majorBidi"/>
+          <w:szCs w:val="24"/>
+        </w:rPr>
+        <w:t xml:space="preserve"> MySQL.</w:t>
       </w:r>
     </w:p>
     <w:p>
@@ -3587,7 +3966,21 @@
           <w:rFonts w:cstheme="majorBidi"/>
           <w:szCs w:val="24"/>
         </w:rPr>
-        <w:t>A database is a structured collection of data. It may be anything from a simple shopping list to a picture gallery or a place to hold the vast amounts of information in a corporate network. In particular, a relational database is a digital store collecting data and organizing it according to the relational model. In this model, tables consist of rows and columns, and relationships between data elements all follow a strict logical structure. An RDBMS is simply the set of software tools used to actually implement, manage, and query such a database.</w:t>
+        <w:t xml:space="preserve">A database is a structured collection of data. It may be anything from a simple shopping list to a picture gallery or a place to hold vast amounts of information in a corporate network. In particular, a relational database is a digital store collecting data and organizing it according to the relational model. In this model, tables consist of rows and columns, and relationships between data elements all follow a strict logical structure. An RDBMS is simply </w:t>
+      </w:r>
+      <w:r>
+        <w:rPr>
+          <w:rFonts w:cstheme="majorBidi"/>
+          <w:szCs w:val="24"/>
+        </w:rPr>
+        <w:t>a</w:t>
+      </w:r>
+      <w:r>
+        <w:rPr>
+          <w:rFonts w:cstheme="majorBidi"/>
+          <w:szCs w:val="24"/>
+        </w:rPr>
+        <w:t xml:space="preserve"> set of software tools used to implement, manage, and query such a database.</w:t>
       </w:r>
       <w:r>
         <w:rPr>
@@ -3601,7 +3994,7 @@
           <w:rFonts w:cstheme="majorBidi"/>
           <w:szCs w:val="24"/>
         </w:rPr>
-        <w:instrText xml:space="preserve"> ADDIN ZOTERO_ITEM CSL_CITATION {"citationID":"c8FaIqoo","properties":{"formattedCitation":"[13]","plainCitation":"[13]","noteIndex":0},"citationItems":[{"id":19,"uris":["http://zotero.org/users/local/NIUYJBMl/items/2P3A69RT"],"uri":["http://zotero.org/users/local/NIUYJBMl/items/2P3A69RT"],"itemData":{"id":19,"type":"webpage","abstract":"MySQL is a relational database management system (RDBMS) developed by Oracle that is based on structured query language (SQL).","container-title":"Talend - A Leader in Data Integration &amp; Data Integrity","language":"en","title":"What is MySQL? Everything You Need to Know","title-short":"What is MySQL?","URL":"https://www.talend.com/resources/what-is-mysql/","accessed":{"date-parts":[["2022",12,14]]}}}],"schema":"https://github.com/citation-style-language/schema/raw/master/csl-citation.json"} </w:instrText>
+        <w:instrText xml:space="preserve"> ADDIN ZOTERO_ITEM CSL_CITATION {"citationID":"c8FaIqoo","properties":{"formattedCitation":"[13]","plainCitation":"[13]","noteIndex":0},"citationItems":[{"id":19,"uris":["http://zotero.org/users/local/NIUYJBMl/items/2P3A69RT",["http://zotero.org/users/local/NIUYJBMl/items/2P3A69RT"]],"itemData":{"id":19,"type":"webpage","abstract":"MySQL is a relational database management system (RDBMS) developed by Oracle that is based on structured query language (SQL).","container-title":"Talend - A Leader in Data Integration &amp; Data Integrity","language":"en","title":"What is MySQL? Everything You Need to Know","title-short":"What is MySQL?","URL":"https://www.talend.com/resources/what-is-mysql/","accessed":{"date-parts":[["2022",12,14]]}}}],"schema":"https://github.com/citation-style-language/schema/raw/master/csl-citation.json"} </w:instrText>
       </w:r>
       <w:r>
         <w:rPr>
@@ -3639,17 +4032,17 @@
       <w:pPr>
         <w:pStyle w:val="Heading3"/>
       </w:pPr>
-      <w:bookmarkStart w:id="48" w:name="_Toc113195780"/>
-      <w:bookmarkStart w:id="49" w:name="_Toc113195816"/>
-      <w:bookmarkStart w:id="50" w:name="_Toc113196026"/>
-      <w:bookmarkStart w:id="51" w:name="_Toc113347361"/>
+      <w:bookmarkStart w:id="32" w:name="_Toc113195780"/>
+      <w:bookmarkStart w:id="33" w:name="_Toc113195816"/>
+      <w:bookmarkStart w:id="34" w:name="_Toc113196026"/>
+      <w:bookmarkStart w:id="35" w:name="_Toc113347361"/>
       <w:r>
         <w:t>Development Environment</w:t>
       </w:r>
-      <w:bookmarkEnd w:id="48"/>
-      <w:bookmarkEnd w:id="49"/>
-      <w:bookmarkEnd w:id="50"/>
-      <w:bookmarkEnd w:id="51"/>
+      <w:bookmarkEnd w:id="32"/>
+      <w:bookmarkEnd w:id="33"/>
+      <w:bookmarkEnd w:id="34"/>
+      <w:bookmarkEnd w:id="35"/>
     </w:p>
     <w:p>
       <w:pPr>
@@ -3666,7 +4059,21 @@
           <w:rFonts w:cstheme="majorBidi"/>
           <w:szCs w:val="24"/>
         </w:rPr>
-        <w:t xml:space="preserve">To be able to use these technologies all of them need an environment that host them and as we going to use the best </w:t>
+        <w:t>To be able to use these technologies all of them need an environment that host</w:t>
+      </w:r>
+      <w:r>
+        <w:rPr>
+          <w:rFonts w:cstheme="majorBidi"/>
+          <w:szCs w:val="24"/>
+        </w:rPr>
+        <w:t>s</w:t>
+      </w:r>
+      <w:r>
+        <w:rPr>
+          <w:rFonts w:cstheme="majorBidi"/>
+          <w:szCs w:val="24"/>
+        </w:rPr>
+        <w:t xml:space="preserve"> them and as we going to use the best </w:t>
       </w:r>
       <w:r>
         <w:rPr>
@@ -3742,7 +4149,7 @@
                     </pic:cNvPicPr>
                   </pic:nvPicPr>
                   <pic:blipFill>
-                    <a:blip r:embed="rId21">
+                    <a:blip r:embed="rId20">
                       <a:extLst>
                         <a:ext uri="{28A0092B-C50C-407E-A947-70E740481C1C}">
                           <a14:useLocalDpi xmlns:a14="http://schemas.microsoft.com/office/drawing/2010/main" val="0"/>
@@ -3797,7 +4204,35 @@
           <w:rFonts w:cstheme="majorBidi"/>
           <w:szCs w:val="24"/>
         </w:rPr>
-        <w:t>Visual Studio Code is a source-code editor made by Microsoft for Windows, Linux and mac OS. Features include support for debugging, syntax highlighting, intelligent code completion, snippets, code refactoring, and embedded Get. Users can change the theme, keyboard shortcuts, preferences, and install extensions that add additional functionality.</w:t>
+        <w:t>Visual Studio Code is a source-code editor made by Microsoft for Windows, Linux</w:t>
+      </w:r>
+      <w:r>
+        <w:rPr>
+          <w:rFonts w:cstheme="majorBidi"/>
+          <w:szCs w:val="24"/>
+        </w:rPr>
+        <w:t>,</w:t>
+      </w:r>
+      <w:r>
+        <w:rPr>
+          <w:rFonts w:cstheme="majorBidi"/>
+          <w:szCs w:val="24"/>
+        </w:rPr>
+        <w:t xml:space="preserve"> and mac OS. Features include support for debugging, syntax highlighting, intelligent code completion, snippets, code refactoring, and embedded Get. Users can change the theme, keyboard shortcuts, </w:t>
+      </w:r>
+      <w:r>
+        <w:rPr>
+          <w:rFonts w:cstheme="majorBidi"/>
+          <w:szCs w:val="24"/>
+        </w:rPr>
+        <w:t xml:space="preserve">and </w:t>
+      </w:r>
+      <w:r>
+        <w:rPr>
+          <w:rFonts w:cstheme="majorBidi"/>
+          <w:szCs w:val="24"/>
+        </w:rPr>
+        <w:t>preferences, and install extensions that add additional functionality.</w:t>
       </w:r>
     </w:p>
     <w:p>
@@ -3811,6 +4246,36 @@
           <w:b/>
           <w:bCs/>
           <w:szCs w:val="24"/>
+        </w:rPr>
+      </w:pPr>
+    </w:p>
+    <w:p>
+      <w:pPr>
+        <w:autoSpaceDE w:val="0"/>
+        <w:autoSpaceDN w:val="0"/>
+        <w:adjustRightInd w:val="0"/>
+        <w:spacing w:after="0" w:line="360" w:lineRule="auto"/>
+        <w:rPr>
+          <w:rFonts w:cstheme="majorBidi"/>
+          <w:b/>
+          <w:bCs/>
+          <w:szCs w:val="24"/>
+          <w:rtl/>
+        </w:rPr>
+      </w:pPr>
+    </w:p>
+    <w:p>
+      <w:pPr>
+        <w:autoSpaceDE w:val="0"/>
+        <w:autoSpaceDN w:val="0"/>
+        <w:adjustRightInd w:val="0"/>
+        <w:spacing w:after="0" w:line="360" w:lineRule="auto"/>
+        <w:rPr>
+          <w:rFonts w:cstheme="majorBidi"/>
+          <w:b/>
+          <w:bCs/>
+          <w:szCs w:val="24"/>
+          <w:rtl/>
         </w:rPr>
       </w:pPr>
     </w:p>
@@ -3874,7 +4339,49 @@
           <w:rFonts w:cstheme="majorBidi"/>
           <w:szCs w:val="24"/>
         </w:rPr>
-        <w:t xml:space="preserve">Visual Studio Code is a source-code editor that can be used with variety of programming languages, including Java, Go, JavaScript, Python and C++. </w:t>
+        <w:t>Visual Studio Code is a source</w:t>
+      </w:r>
+      <w:r>
+        <w:rPr>
+          <w:rFonts w:cstheme="majorBidi"/>
+          <w:szCs w:val="24"/>
+        </w:rPr>
+        <w:t xml:space="preserve"> </w:t>
+      </w:r>
+      <w:r>
+        <w:rPr>
+          <w:rFonts w:cstheme="majorBidi"/>
+          <w:szCs w:val="24"/>
+        </w:rPr>
+        <w:t xml:space="preserve">code editor that can be used with </w:t>
+      </w:r>
+      <w:r>
+        <w:rPr>
+          <w:rFonts w:cstheme="majorBidi"/>
+          <w:szCs w:val="24"/>
+        </w:rPr>
+        <w:t xml:space="preserve">a </w:t>
+      </w:r>
+      <w:r>
+        <w:rPr>
+          <w:rFonts w:cstheme="majorBidi"/>
+          <w:szCs w:val="24"/>
+        </w:rPr>
+        <w:t>variety of programming languages, including Java, Go, JavaScript, Python</w:t>
+      </w:r>
+      <w:r>
+        <w:rPr>
+          <w:rFonts w:cstheme="majorBidi"/>
+          <w:szCs w:val="24"/>
+        </w:rPr>
+        <w:t>,</w:t>
+      </w:r>
+      <w:r>
+        <w:rPr>
+          <w:rFonts w:cstheme="majorBidi"/>
+          <w:szCs w:val="24"/>
+        </w:rPr>
+        <w:t xml:space="preserve"> and C++. </w:t>
       </w:r>
     </w:p>
     <w:p>
@@ -3924,7 +4431,21 @@
           <w:rFonts w:cstheme="majorBidi"/>
           <w:szCs w:val="24"/>
         </w:rPr>
-        <w:t xml:space="preserve">Instead of a project system, it allows users to open one or more directories, which can then be saved in workspace for future reuse. </w:t>
+        <w:t xml:space="preserve">Instead of a project system, it allows users to open one or more directories, which can then be saved in </w:t>
+      </w:r>
+      <w:r>
+        <w:rPr>
+          <w:rFonts w:cstheme="majorBidi"/>
+          <w:szCs w:val="24"/>
+        </w:rPr>
+        <w:t xml:space="preserve">the </w:t>
+      </w:r>
+      <w:r>
+        <w:rPr>
+          <w:rFonts w:cstheme="majorBidi"/>
+          <w:szCs w:val="24"/>
+        </w:rPr>
+        <w:t xml:space="preserve">workspace for future reuse. </w:t>
       </w:r>
     </w:p>
     <w:p>
@@ -3949,7 +4470,35 @@
           <w:rFonts w:cstheme="majorBidi"/>
           <w:szCs w:val="24"/>
         </w:rPr>
-        <w:t>Visual Studio Code can be extended via extensions available through a central repository. This includes additions to the editor and language support, extend and customize to your liking.</w:t>
+        <w:t>Visual Studio Code can be extended via extensions available through a central repository. This includes additions to the editor and language support, extend</w:t>
+      </w:r>
+      <w:r>
+        <w:rPr>
+          <w:rFonts w:cstheme="majorBidi"/>
+          <w:szCs w:val="24"/>
+        </w:rPr>
+        <w:t>ing</w:t>
+      </w:r>
+      <w:r>
+        <w:rPr>
+          <w:rFonts w:cstheme="majorBidi"/>
+          <w:szCs w:val="24"/>
+        </w:rPr>
+        <w:t xml:space="preserve"> and customiz</w:t>
+      </w:r>
+      <w:r>
+        <w:rPr>
+          <w:rFonts w:cstheme="majorBidi"/>
+          <w:szCs w:val="24"/>
+        </w:rPr>
+        <w:t>ing</w:t>
+      </w:r>
+      <w:r>
+        <w:rPr>
+          <w:rFonts w:cstheme="majorBidi"/>
+          <w:szCs w:val="24"/>
+        </w:rPr>
+        <w:t xml:space="preserve"> to your liking.</w:t>
       </w:r>
       <w:r>
         <w:rPr>
@@ -3963,7 +4512,7 @@
           <w:rFonts w:cstheme="majorBidi"/>
           <w:szCs w:val="24"/>
         </w:rPr>
-        <w:instrText xml:space="preserve"> ADDIN ZOTERO_ITEM CSL_CITATION {"citationID":"uMn6XoUs","properties":{"formattedCitation":"[14]","plainCitation":"[14]","noteIndex":0},"citationItems":[{"id":20,"uris":["http://zotero.org/users/local/NIUYJBMl/items/K3G8ZZDY"],"uri":["http://zotero.org/users/local/NIUYJBMl/items/K3G8ZZDY"],"itemData":{"id":20,"type":"entry-encyclopedia","abstract":"Visual Studio Code, also commonly referred to as VS Code, is a source-code editor made by Microsoft with the Electron Framework, for Windows, Linux and macOS. Features include support for debugging, syntax highlighting, intelligent code completion, snippets, code refactoring, and embedded Git. Users can change the theme, keyboard shortcuts, preferences, and install extensions that add additional functionality.\nIn the Stack Overflow 2021 Developer Survey, Visual Studio Code was ranked the most popular developer environment tool among 82,000 respondents, with 70% reporting that they use it.","container-title":"Wikipedia","language":"en","note":"Page Version ID: 1008850700","source":"Wikipedia","title":"Visual Studio Code","URL":"https://en.wikipedia.org/w/index.php?title=Visual_Studio_Code&amp;oldid=1008850700","accessed":{"date-parts":[["2022",12,14]]},"issued":{"date-parts":[["2021",2,25]]}}}],"schema":"https://github.com/citation-style-language/schema/raw/master/csl-citation.json"} </w:instrText>
+        <w:instrText xml:space="preserve"> ADDIN ZOTERO_ITEM CSL_CITATION {"citationID":"uMn6XoUs","properties":{"formattedCitation":"[14]","plainCitation":"[14]","noteIndex":0},"citationItems":[{"id":20,"uris":["http://zotero.org/users/local/NIUYJBMl/items/K3G8ZZDY",["http://zotero.org/users/local/NIUYJBMl/items/K3G8ZZDY"]],"itemData":{"id":20,"type":"entry-encyclopedia","abstract":"Visual Studio Code, also commonly referred to as VS Code, is a source-code editor made by Microsoft with the Electron Framework, for Windows, Linux and macOS. Features include support for debugging, syntax highlighting, intelligent code completion, snippets, code refactoring, and embedded Git. Users can change the theme, keyboard shortcuts, preferences, and install extensions that add additional functionality.\nIn the Stack Overflow 2021 Developer Survey, Visual Studio Code was ranked the most popular developer environment tool among 82,000 respondents, with 70% reporting that they use it.","container-title":"Wikipedia","language":"en","license":"Creative Commons Attribution-ShareAlike License","note":"Page Version ID: 1008850700","source":"Wikipedia","title":"Visual Studio Code","URL":"https://en.wikipedia.org/w/index.php?title=Visual_Studio_Code&amp;oldid=1008850700","accessed":{"date-parts":[["2022",12,14]]},"issued":{"date-parts":[["2021",2,25]]}}}],"schema":"https://github.com/citation-style-language/schema/raw/master/csl-citation.json"} </w:instrText>
       </w:r>
       <w:r>
         <w:rPr>
@@ -4267,76 +4816,108 @@
           <w:numId w:val="0"/>
         </w:numPr>
       </w:pPr>
+      <w:r>
+        <w:lastRenderedPageBreak/>
+        <w:t>Ref</w:t>
+      </w:r>
+      <w:r>
+        <w:t>e</w:t>
+      </w:r>
+      <w:r>
+        <w:t>rences</w:t>
+      </w:r>
+    </w:p>
+    <w:p>
+      <w:pPr>
+        <w:pStyle w:val="Bibliography"/>
+        <w:spacing w:after="240"/>
+        <w:rPr>
+          <w:rFonts w:ascii="Times New Roman" w:hAnsi="Times New Roman" w:cs="Times New Roman"/>
+        </w:rPr>
+      </w:pPr>
+      <w:r>
+        <w:fldChar w:fldCharType="begin"/>
+      </w:r>
+      <w:r>
+        <w:instrText xml:space="preserve"> ADDIN ZOTERO_BIBL {"uncited":[],"omitted":[],"custom":[]} CSL_BIBLIOGRAPHY </w:instrText>
+      </w:r>
+      <w:r>
+        <w:fldChar w:fldCharType="separate"/>
+      </w:r>
+      <w:r>
+        <w:rPr>
+          <w:rFonts w:ascii="Times New Roman" w:hAnsi="Times New Roman" w:cs="Times New Roman"/>
+        </w:rPr>
+        <w:t>[1]</w:t>
+      </w:r>
+      <w:r>
+        <w:rPr>
+          <w:rFonts w:ascii="Times New Roman" w:hAnsi="Times New Roman" w:cs="Times New Roman"/>
+        </w:rPr>
+        <w:tab/>
+        <w:t>“Making a School Schedule.” https://www.my.gov.sa/wps/portal/snp/servicesDirectory (accessed Dec. 14, 2022).</w:t>
+      </w:r>
+    </w:p>
+    <w:p>
+      <w:pPr>
+        <w:pStyle w:val="Bibliography"/>
+        <w:spacing w:after="240"/>
+        <w:rPr>
+          <w:rFonts w:ascii="Times New Roman" w:hAnsi="Times New Roman" w:cs="Times New Roman"/>
+        </w:rPr>
+      </w:pPr>
+      <w:r>
+        <w:rPr>
+          <w:rFonts w:ascii="Times New Roman" w:hAnsi="Times New Roman" w:cs="Times New Roman"/>
+        </w:rPr>
+        <w:t>[2]</w:t>
+      </w:r>
+      <w:r>
+        <w:rPr>
+          <w:rFonts w:ascii="Times New Roman" w:hAnsi="Times New Roman" w:cs="Times New Roman"/>
+        </w:rPr>
+        <w:tab/>
+        <w:t xml:space="preserve">“GitHub - </w:t>
+      </w:r>
       <w:proofErr w:type="spellStart"/>
       <w:r>
-        <w:lastRenderedPageBreak/>
-        <w:t>Refrences</w:t>
+        <w:rPr>
+          <w:rFonts w:ascii="Times New Roman" w:hAnsi="Times New Roman" w:cs="Times New Roman"/>
+        </w:rPr>
+        <w:t>ghulamghousdev</w:t>
       </w:r>
       <w:proofErr w:type="spellEnd"/>
+      <w:r>
+        <w:rPr>
+          <w:rFonts w:ascii="Times New Roman" w:hAnsi="Times New Roman" w:cs="Times New Roman"/>
+        </w:rPr>
+        <w:t>/</w:t>
+      </w:r>
+      <w:proofErr w:type="spellStart"/>
+      <w:r>
+        <w:rPr>
+          <w:rFonts w:ascii="Times New Roman" w:hAnsi="Times New Roman" w:cs="Times New Roman"/>
+        </w:rPr>
+        <w:t>Schedul</w:t>
+      </w:r>
+      <w:r>
+        <w:rPr>
+          <w:rFonts w:ascii="Times New Roman" w:hAnsi="Times New Roman" w:cs="Times New Roman"/>
+        </w:rPr>
+        <w:t>y</w:t>
+      </w:r>
+      <w:proofErr w:type="spellEnd"/>
+      <w:r>
+        <w:rPr>
+          <w:rFonts w:ascii="Times New Roman" w:hAnsi="Times New Roman" w:cs="Times New Roman"/>
+        </w:rPr>
+        <w:t>: Activity Scheduling Tool.” https://github.com/ghulamghousdev/Scheduly (accessed Dec. 14, 2022).</w:t>
+      </w:r>
     </w:p>
     <w:p>
       <w:pPr>
         <w:pStyle w:val="Bibliography"/>
-        <w:rPr>
-          <w:rFonts w:ascii="Times New Roman" w:hAnsi="Times New Roman" w:cs="Times New Roman"/>
-        </w:rPr>
-      </w:pPr>
-      <w:r>
-        <w:rPr>
-          <w:rFonts w:cstheme="majorBidi"/>
-        </w:rPr>
-        <w:fldChar w:fldCharType="begin"/>
-      </w:r>
-      <w:r>
-        <w:rPr>
-          <w:rFonts w:cstheme="majorBidi"/>
-        </w:rPr>
-        <w:instrText xml:space="preserve"> ADDIN ZOTERO_BIBL {"uncited":[],"omitted":[],"custom":[]} CSL_BIBLIOGRAPHY </w:instrText>
-      </w:r>
-      <w:r>
-        <w:rPr>
-          <w:rFonts w:cstheme="majorBidi"/>
-        </w:rPr>
-        <w:fldChar w:fldCharType="separate"/>
-      </w:r>
-      <w:r>
-        <w:rPr>
-          <w:rFonts w:ascii="Times New Roman" w:hAnsi="Times New Roman" w:cs="Times New Roman"/>
-        </w:rPr>
-        <w:t>[1]</w:t>
-      </w:r>
-      <w:r>
-        <w:rPr>
-          <w:rFonts w:ascii="Times New Roman" w:hAnsi="Times New Roman" w:cs="Times New Roman"/>
-        </w:rPr>
-        <w:tab/>
-        <w:t>“Making a School Schedule.” https://www.my.gov.sa/wps/portal/snp/servicesDirectory/servicedetails/9034/!ut/p/z1/jZBNb4MwDIZ_yw4ci50GGO2NdlK1aIxOqC3LpQoTBCQgKM2G2l_faDuhfs03W88jvzZwyIB34qeWwtSqE43tP3mwZ-vQIxGSJCQkwI_lLHx5J4ziCmE3BhLqLywQPydRuiWIPvD_-HijInzks0eAvWCq42UsgffCVJO6KxVkM6Se3c3HdrJinrXJZuqzLaLnXwCX5_0Cd_LbgLJR-d8voy6noU2ii7LQhXa_tR1XxvSHuYMODsPgSqVkU7hfqnXwmlKpg4FsTEIqNPTtJju9lenrhOdHOjydAQ8uBFQ!/dz/d5/L0lHSkovd0RNQURrQUVnQSEhLzROVkUvZW4!/ (accessed Dec. 14, 2022).</w:t>
-      </w:r>
-    </w:p>
-    <w:p>
-      <w:pPr>
-        <w:pStyle w:val="Bibliography"/>
-        <w:rPr>
-          <w:rFonts w:ascii="Times New Roman" w:hAnsi="Times New Roman" w:cs="Times New Roman"/>
-        </w:rPr>
-      </w:pPr>
-      <w:r>
-        <w:rPr>
-          <w:rFonts w:ascii="Times New Roman" w:hAnsi="Times New Roman" w:cs="Times New Roman"/>
-        </w:rPr>
-        <w:t>[2]</w:t>
-      </w:r>
-      <w:r>
-        <w:rPr>
-          <w:rFonts w:ascii="Times New Roman" w:hAnsi="Times New Roman" w:cs="Times New Roman"/>
-        </w:rPr>
-        <w:tab/>
-        <w:t>“GitHub - ghulamghousdev/Scheduly: Activity Scheduling Tool.” https://github.com/ghulamghousdev/Scheduly (accessed Dec. 14, 2022).</w:t>
-      </w:r>
-    </w:p>
-    <w:p>
-      <w:pPr>
-        <w:pStyle w:val="Bibliography"/>
+        <w:spacing w:after="240"/>
         <w:rPr>
           <w:rFonts w:ascii="Times New Roman" w:hAnsi="Times New Roman" w:cs="Times New Roman"/>
         </w:rPr>
@@ -4358,6 +4939,7 @@
     <w:p>
       <w:pPr>
         <w:pStyle w:val="Bibliography"/>
+        <w:spacing w:after="240"/>
         <w:rPr>
           <w:rFonts w:ascii="Times New Roman" w:hAnsi="Times New Roman" w:cs="Times New Roman"/>
         </w:rPr>
@@ -4379,6 +4961,7 @@
     <w:p>
       <w:pPr>
         <w:pStyle w:val="Bibliography"/>
+        <w:spacing w:after="240"/>
         <w:rPr>
           <w:rFonts w:ascii="Times New Roman" w:hAnsi="Times New Roman" w:cs="Times New Roman"/>
         </w:rPr>
@@ -4400,6 +4983,7 @@
     <w:p>
       <w:pPr>
         <w:pStyle w:val="Bibliography"/>
+        <w:spacing w:after="240"/>
         <w:rPr>
           <w:rFonts w:ascii="Times New Roman" w:hAnsi="Times New Roman" w:cs="Times New Roman"/>
         </w:rPr>
@@ -4421,6 +5005,7 @@
     <w:p>
       <w:pPr>
         <w:pStyle w:val="Bibliography"/>
+        <w:spacing w:after="240"/>
         <w:rPr>
           <w:rFonts w:ascii="Times New Roman" w:hAnsi="Times New Roman" w:cs="Times New Roman"/>
         </w:rPr>
@@ -4442,6 +5027,7 @@
     <w:p>
       <w:pPr>
         <w:pStyle w:val="Bibliography"/>
+        <w:spacing w:after="240"/>
         <w:rPr>
           <w:rFonts w:ascii="Times New Roman" w:hAnsi="Times New Roman" w:cs="Times New Roman"/>
         </w:rPr>
@@ -4463,6 +5049,7 @@
     <w:p>
       <w:pPr>
         <w:pStyle w:val="Bibliography"/>
+        <w:spacing w:after="240"/>
         <w:rPr>
           <w:rFonts w:ascii="Times New Roman" w:hAnsi="Times New Roman" w:cs="Times New Roman"/>
         </w:rPr>
@@ -4484,6 +5071,7 @@
     <w:p>
       <w:pPr>
         <w:pStyle w:val="Bibliography"/>
+        <w:spacing w:after="240"/>
         <w:rPr>
           <w:rFonts w:ascii="Times New Roman" w:hAnsi="Times New Roman" w:cs="Times New Roman"/>
         </w:rPr>
@@ -4519,6 +5107,7 @@
     <w:p>
       <w:pPr>
         <w:pStyle w:val="Bibliography"/>
+        <w:spacing w:after="240"/>
         <w:rPr>
           <w:rFonts w:ascii="Times New Roman" w:hAnsi="Times New Roman" w:cs="Times New Roman"/>
         </w:rPr>
@@ -4540,6 +5129,7 @@
     <w:p>
       <w:pPr>
         <w:pStyle w:val="Bibliography"/>
+        <w:spacing w:after="240"/>
         <w:rPr>
           <w:rFonts w:ascii="Times New Roman" w:hAnsi="Times New Roman" w:cs="Times New Roman"/>
         </w:rPr>
@@ -4561,6 +5151,7 @@
     <w:p>
       <w:pPr>
         <w:pStyle w:val="Bibliography"/>
+        <w:spacing w:after="240"/>
         <w:rPr>
           <w:rFonts w:ascii="Times New Roman" w:hAnsi="Times New Roman" w:cs="Times New Roman"/>
         </w:rPr>
@@ -4596,6 +5187,7 @@
     <w:p>
       <w:pPr>
         <w:pStyle w:val="Bibliography"/>
+        <w:spacing w:after="240"/>
         <w:rPr>
           <w:rFonts w:ascii="Times New Roman" w:hAnsi="Times New Roman" w:cs="Times New Roman"/>
         </w:rPr>
@@ -4630,21 +5222,9 @@
     </w:p>
     <w:p>
       <w:pPr>
-        <w:autoSpaceDE w:val="0"/>
-        <w:autoSpaceDN w:val="0"/>
-        <w:adjustRightInd w:val="0"/>
-        <w:spacing w:after="0" w:line="360" w:lineRule="auto"/>
-        <w:jc w:val="both"/>
-        <w:rPr>
-          <w:rFonts w:cstheme="majorBidi"/>
-          <w:szCs w:val="24"/>
-        </w:rPr>
-      </w:pPr>
-      <w:r>
-        <w:rPr>
-          <w:rFonts w:cstheme="majorBidi"/>
-          <w:szCs w:val="24"/>
-        </w:rPr>
+        <w:spacing w:after="240" w:line="240" w:lineRule="auto"/>
+      </w:pPr>
+      <w:r>
         <w:fldChar w:fldCharType="end"/>
       </w:r>
     </w:p>
@@ -4659,7 +5239,7 @@
 </file>
 
 <file path=word/endnotes.xml><?xml version="1.0" encoding="utf-8"?>
-<w:endnotes xmlns:wpc="http://schemas.microsoft.com/office/word/2010/wordprocessingCanvas" xmlns:cx="http://schemas.microsoft.com/office/drawing/2014/chartex" xmlns:cx1="http://schemas.microsoft.com/office/drawing/2015/9/8/chartex" xmlns:cx2="http://schemas.microsoft.com/office/drawing/2015/10/21/chartex" xmlns:cx3="http://schemas.microsoft.com/office/drawing/2016/5/9/chartex" xmlns:cx4="http://schemas.microsoft.com/office/drawing/2016/5/10/chartex" xmlns:cx5="http://schemas.microsoft.com/office/drawing/2016/5/11/chartex" xmlns:cx6="http://schemas.microsoft.com/office/drawing/2016/5/12/chartex" xmlns:cx7="http://schemas.microsoft.com/office/drawing/2016/5/13/chartex" xmlns:cx8="http://schemas.microsoft.com/office/drawing/2016/5/14/chartex" xmlns:mc="http://schemas.openxmlformats.org/markup-compatibility/2006" xmlns:aink="http://schemas.microsoft.com/office/drawing/2016/ink" xmlns:am3d="http://schemas.microsoft.com/office/drawing/2017/model3d" xmlns:o="urn:schemas-microsoft-com:office:office" xmlns:r="http://schemas.openxmlformats.org/officeDocument/2006/relationships" xmlns:m="http://schemas.openxmlformats.org/officeDocument/2006/math" xmlns:v="urn:schemas-microsoft-com:vml" xmlns:wp14="http://schemas.microsoft.com/office/word/2010/wordprocessingDrawing" xmlns:wp="http://schemas.openxmlformats.org/drawingml/2006/wordprocessingDrawing" xmlns:w10="urn:schemas-microsoft-com:office:word" xmlns:w="http://schemas.openxmlformats.org/wordprocessingml/2006/main" xmlns:w14="http://schemas.microsoft.com/office/word/2010/wordml" xmlns:w15="http://schemas.microsoft.com/office/word/2012/wordml" xmlns:w16cex="http://schemas.microsoft.com/office/word/2018/wordml/cex" xmlns:w16cid="http://schemas.microsoft.com/office/word/2016/wordml/cid" xmlns:w16="http://schemas.microsoft.com/office/word/2018/wordml" xmlns:w16sdtdh="http://schemas.microsoft.com/office/word/2020/wordml/sdtdatahash" xmlns:w16se="http://schemas.microsoft.com/office/word/2015/wordml/symex" xmlns:wpg="http://schemas.microsoft.com/office/word/2010/wordprocessingGroup" xmlns:wpi="http://schemas.microsoft.com/office/word/2010/wordprocessingInk" xmlns:wne="http://schemas.microsoft.com/office/word/2006/wordml" xmlns:wps="http://schemas.microsoft.com/office/word/2010/wordprocessingShape" mc:Ignorable="w14 w15 w16se w16cid w16 w16cex w16sdtdh wp14">
+<w:endnotes xmlns:wpc="http://schemas.microsoft.com/office/word/2010/wordprocessingCanvas" xmlns:cx="http://schemas.microsoft.com/office/drawing/2014/chartex" xmlns:cx1="http://schemas.microsoft.com/office/drawing/2015/9/8/chartex" xmlns:cx2="http://schemas.microsoft.com/office/drawing/2015/10/21/chartex" xmlns:cx3="http://schemas.microsoft.com/office/drawing/2016/5/9/chartex" xmlns:cx4="http://schemas.microsoft.com/office/drawing/2016/5/10/chartex" xmlns:cx5="http://schemas.microsoft.com/office/drawing/2016/5/11/chartex" xmlns:cx6="http://schemas.microsoft.com/office/drawing/2016/5/12/chartex" xmlns:cx7="http://schemas.microsoft.com/office/drawing/2016/5/13/chartex" xmlns:cx8="http://schemas.microsoft.com/office/drawing/2016/5/14/chartex" xmlns:mc="http://schemas.openxmlformats.org/markup-compatibility/2006" xmlns:aink="http://schemas.microsoft.com/office/drawing/2016/ink" xmlns:am3d="http://schemas.microsoft.com/office/drawing/2017/model3d" xmlns:o="urn:schemas-microsoft-com:office:office" xmlns:oel="http://schemas.microsoft.com/office/2019/extlst" xmlns:r="http://schemas.openxmlformats.org/officeDocument/2006/relationships" xmlns:m="http://schemas.openxmlformats.org/officeDocument/2006/math" xmlns:v="urn:schemas-microsoft-com:vml" xmlns:wp14="http://schemas.microsoft.com/office/word/2010/wordprocessingDrawing" xmlns:wp="http://schemas.openxmlformats.org/drawingml/2006/wordprocessingDrawing" xmlns:w10="urn:schemas-microsoft-com:office:word" xmlns:w="http://schemas.openxmlformats.org/wordprocessingml/2006/main" xmlns:w14="http://schemas.microsoft.com/office/word/2010/wordml" xmlns:w15="http://schemas.microsoft.com/office/word/2012/wordml" xmlns:w16cex="http://schemas.microsoft.com/office/word/2018/wordml/cex" xmlns:w16cid="http://schemas.microsoft.com/office/word/2016/wordml/cid" xmlns:w16="http://schemas.microsoft.com/office/word/2018/wordml" xmlns:w16sdtdh="http://schemas.microsoft.com/office/word/2020/wordml/sdtdatahash" xmlns:w16se="http://schemas.microsoft.com/office/word/2015/wordml/symex" xmlns:wpg="http://schemas.microsoft.com/office/word/2010/wordprocessingGroup" xmlns:wpi="http://schemas.microsoft.com/office/word/2010/wordprocessingInk" xmlns:wne="http://schemas.microsoft.com/office/word/2006/wordml" xmlns:wps="http://schemas.microsoft.com/office/word/2010/wordprocessingShape" mc:Ignorable="w14 w15 w16se w16cid w16 w16cex w16sdtdh wp14">
   <w:endnote w:type="separator" w:id="-1">
     <w:p>
       <w:pPr>
@@ -4684,7 +5264,7 @@
 </file>
 
 <file path=word/footnotes.xml><?xml version="1.0" encoding="utf-8"?>
-<w:footnotes xmlns:wpc="http://schemas.microsoft.com/office/word/2010/wordprocessingCanvas" xmlns:cx="http://schemas.microsoft.com/office/drawing/2014/chartex" xmlns:cx1="http://schemas.microsoft.com/office/drawing/2015/9/8/chartex" xmlns:cx2="http://schemas.microsoft.com/office/drawing/2015/10/21/chartex" xmlns:cx3="http://schemas.microsoft.com/office/drawing/2016/5/9/chartex" xmlns:cx4="http://schemas.microsoft.com/office/drawing/2016/5/10/chartex" xmlns:cx5="http://schemas.microsoft.com/office/drawing/2016/5/11/chartex" xmlns:cx6="http://schemas.microsoft.com/office/drawing/2016/5/12/chartex" xmlns:cx7="http://schemas.microsoft.com/office/drawing/2016/5/13/chartex" xmlns:cx8="http://schemas.microsoft.com/office/drawing/2016/5/14/chartex" xmlns:mc="http://schemas.openxmlformats.org/markup-compatibility/2006" xmlns:aink="http://schemas.microsoft.com/office/drawing/2016/ink" xmlns:am3d="http://schemas.microsoft.com/office/drawing/2017/model3d" xmlns:o="urn:schemas-microsoft-com:office:office" xmlns:r="http://schemas.openxmlformats.org/officeDocument/2006/relationships" xmlns:m="http://schemas.openxmlformats.org/officeDocument/2006/math" xmlns:v="urn:schemas-microsoft-com:vml" xmlns:wp14="http://schemas.microsoft.com/office/word/2010/wordprocessingDrawing" xmlns:wp="http://schemas.openxmlformats.org/drawingml/2006/wordprocessingDrawing" xmlns:w10="urn:schemas-microsoft-com:office:word" xmlns:w="http://schemas.openxmlformats.org/wordprocessingml/2006/main" xmlns:w14="http://schemas.microsoft.com/office/word/2010/wordml" xmlns:w15="http://schemas.microsoft.com/office/word/2012/wordml" xmlns:w16cex="http://schemas.microsoft.com/office/word/2018/wordml/cex" xmlns:w16cid="http://schemas.microsoft.com/office/word/2016/wordml/cid" xmlns:w16="http://schemas.microsoft.com/office/word/2018/wordml" xmlns:w16sdtdh="http://schemas.microsoft.com/office/word/2020/wordml/sdtdatahash" xmlns:w16se="http://schemas.microsoft.com/office/word/2015/wordml/symex" xmlns:wpg="http://schemas.microsoft.com/office/word/2010/wordprocessingGroup" xmlns:wpi="http://schemas.microsoft.com/office/word/2010/wordprocessingInk" xmlns:wne="http://schemas.microsoft.com/office/word/2006/wordml" xmlns:wps="http://schemas.microsoft.com/office/word/2010/wordprocessingShape" mc:Ignorable="w14 w15 w16se w16cid w16 w16cex w16sdtdh wp14">
+<w:footnotes xmlns:wpc="http://schemas.microsoft.com/office/word/2010/wordprocessingCanvas" xmlns:cx="http://schemas.microsoft.com/office/drawing/2014/chartex" xmlns:cx1="http://schemas.microsoft.com/office/drawing/2015/9/8/chartex" xmlns:cx2="http://schemas.microsoft.com/office/drawing/2015/10/21/chartex" xmlns:cx3="http://schemas.microsoft.com/office/drawing/2016/5/9/chartex" xmlns:cx4="http://schemas.microsoft.com/office/drawing/2016/5/10/chartex" xmlns:cx5="http://schemas.microsoft.com/office/drawing/2016/5/11/chartex" xmlns:cx6="http://schemas.microsoft.com/office/drawing/2016/5/12/chartex" xmlns:cx7="http://schemas.microsoft.com/office/drawing/2016/5/13/chartex" xmlns:cx8="http://schemas.microsoft.com/office/drawing/2016/5/14/chartex" xmlns:mc="http://schemas.openxmlformats.org/markup-compatibility/2006" xmlns:aink="http://schemas.microsoft.com/office/drawing/2016/ink" xmlns:am3d="http://schemas.microsoft.com/office/drawing/2017/model3d" xmlns:o="urn:schemas-microsoft-com:office:office" xmlns:oel="http://schemas.microsoft.com/office/2019/extlst" xmlns:r="http://schemas.openxmlformats.org/officeDocument/2006/relationships" xmlns:m="http://schemas.openxmlformats.org/officeDocument/2006/math" xmlns:v="urn:schemas-microsoft-com:vml" xmlns:wp14="http://schemas.microsoft.com/office/word/2010/wordprocessingDrawing" xmlns:wp="http://schemas.openxmlformats.org/drawingml/2006/wordprocessingDrawing" xmlns:w10="urn:schemas-microsoft-com:office:word" xmlns:w="http://schemas.openxmlformats.org/wordprocessingml/2006/main" xmlns:w14="http://schemas.microsoft.com/office/word/2010/wordml" xmlns:w15="http://schemas.microsoft.com/office/word/2012/wordml" xmlns:w16cex="http://schemas.microsoft.com/office/word/2018/wordml/cex" xmlns:w16cid="http://schemas.microsoft.com/office/word/2016/wordml/cid" xmlns:w16="http://schemas.microsoft.com/office/word/2018/wordml" xmlns:w16sdtdh="http://schemas.microsoft.com/office/word/2020/wordml/sdtdatahash" xmlns:w16se="http://schemas.microsoft.com/office/word/2015/wordml/symex" xmlns:wpg="http://schemas.microsoft.com/office/word/2010/wordprocessingGroup" xmlns:wpi="http://schemas.microsoft.com/office/word/2010/wordprocessingInk" xmlns:wne="http://schemas.microsoft.com/office/word/2006/wordml" xmlns:wps="http://schemas.microsoft.com/office/word/2010/wordprocessingShape" mc:Ignorable="w14 w15 w16se w16cid w16 w16cex w16sdtdh wp14">
   <w:footnote w:type="separator" w:id="-1">
     <w:p>
       <w:pPr>
@@ -4709,7 +5289,7 @@
 </file>
 
 <file path=word/numbering.xml><?xml version="1.0" encoding="utf-8"?>
-<w:numbering xmlns:wpc="http://schemas.microsoft.com/office/word/2010/wordprocessingCanvas" xmlns:cx="http://schemas.microsoft.com/office/drawing/2014/chartex" xmlns:cx1="http://schemas.microsoft.com/office/drawing/2015/9/8/chartex" xmlns:cx2="http://schemas.microsoft.com/office/drawing/2015/10/21/chartex" xmlns:cx3="http://schemas.microsoft.com/office/drawing/2016/5/9/chartex" xmlns:cx4="http://schemas.microsoft.com/office/drawing/2016/5/10/chartex" xmlns:cx5="http://schemas.microsoft.com/office/drawing/2016/5/11/chartex" xmlns:cx6="http://schemas.microsoft.com/office/drawing/2016/5/12/chartex" xmlns:cx7="http://schemas.microsoft.com/office/drawing/2016/5/13/chartex" xmlns:cx8="http://schemas.microsoft.com/office/drawing/2016/5/14/chartex" xmlns:mc="http://schemas.openxmlformats.org/markup-compatibility/2006" xmlns:aink="http://schemas.microsoft.com/office/drawing/2016/ink" xmlns:am3d="http://schemas.microsoft.com/office/drawing/2017/model3d" xmlns:o="urn:schemas-microsoft-com:office:office" xmlns:r="http://schemas.openxmlformats.org/officeDocument/2006/relationships" xmlns:m="http://schemas.openxmlformats.org/officeDocument/2006/math" xmlns:v="urn:schemas-microsoft-com:vml" xmlns:wp14="http://schemas.microsoft.com/office/word/2010/wordprocessingDrawing" xmlns:wp="http://schemas.openxmlformats.org/drawingml/2006/wordprocessingDrawing" xmlns:w10="urn:schemas-microsoft-com:office:word" xmlns:w="http://schemas.openxmlformats.org/wordprocessingml/2006/main" xmlns:w14="http://schemas.microsoft.com/office/word/2010/wordml" xmlns:w15="http://schemas.microsoft.com/office/word/2012/wordml" xmlns:w16cex="http://schemas.microsoft.com/office/word/2018/wordml/cex" xmlns:w16cid="http://schemas.microsoft.com/office/word/2016/wordml/cid" xmlns:w16="http://schemas.microsoft.com/office/word/2018/wordml" xmlns:w16sdtdh="http://schemas.microsoft.com/office/word/2020/wordml/sdtdatahash" xmlns:w16se="http://schemas.microsoft.com/office/word/2015/wordml/symex" xmlns:wpg="http://schemas.microsoft.com/office/word/2010/wordprocessingGroup" xmlns:wpi="http://schemas.microsoft.com/office/word/2010/wordprocessingInk" xmlns:wne="http://schemas.microsoft.com/office/word/2006/wordml" xmlns:wps="http://schemas.microsoft.com/office/word/2010/wordprocessingShape" mc:Ignorable="w14 w15 w16se w16cid w16 w16cex w16sdtdh wp14">
+<w:numbering xmlns:wpc="http://schemas.microsoft.com/office/word/2010/wordprocessingCanvas" xmlns:cx="http://schemas.microsoft.com/office/drawing/2014/chartex" xmlns:cx1="http://schemas.microsoft.com/office/drawing/2015/9/8/chartex" xmlns:cx2="http://schemas.microsoft.com/office/drawing/2015/10/21/chartex" xmlns:cx3="http://schemas.microsoft.com/office/drawing/2016/5/9/chartex" xmlns:cx4="http://schemas.microsoft.com/office/drawing/2016/5/10/chartex" xmlns:cx5="http://schemas.microsoft.com/office/drawing/2016/5/11/chartex" xmlns:cx6="http://schemas.microsoft.com/office/drawing/2016/5/12/chartex" xmlns:cx7="http://schemas.microsoft.com/office/drawing/2016/5/13/chartex" xmlns:cx8="http://schemas.microsoft.com/office/drawing/2016/5/14/chartex" xmlns:mc="http://schemas.openxmlformats.org/markup-compatibility/2006" xmlns:aink="http://schemas.microsoft.com/office/drawing/2016/ink" xmlns:am3d="http://schemas.microsoft.com/office/drawing/2017/model3d" xmlns:o="urn:schemas-microsoft-com:office:office" xmlns:oel="http://schemas.microsoft.com/office/2019/extlst" xmlns:r="http://schemas.openxmlformats.org/officeDocument/2006/relationships" xmlns:m="http://schemas.openxmlformats.org/officeDocument/2006/math" xmlns:v="urn:schemas-microsoft-com:vml" xmlns:wp14="http://schemas.microsoft.com/office/word/2010/wordprocessingDrawing" xmlns:wp="http://schemas.openxmlformats.org/drawingml/2006/wordprocessingDrawing" xmlns:w10="urn:schemas-microsoft-com:office:word" xmlns:w="http://schemas.openxmlformats.org/wordprocessingml/2006/main" xmlns:w14="http://schemas.microsoft.com/office/word/2010/wordml" xmlns:w15="http://schemas.microsoft.com/office/word/2012/wordml" xmlns:w16cex="http://schemas.microsoft.com/office/word/2018/wordml/cex" xmlns:w16cid="http://schemas.microsoft.com/office/word/2016/wordml/cid" xmlns:w16="http://schemas.microsoft.com/office/word/2018/wordml" xmlns:w16sdtdh="http://schemas.microsoft.com/office/word/2020/wordml/sdtdatahash" xmlns:w16se="http://schemas.microsoft.com/office/word/2015/wordml/symex" xmlns:wpg="http://schemas.microsoft.com/office/word/2010/wordprocessingGroup" xmlns:wpi="http://schemas.microsoft.com/office/word/2010/wordprocessingInk" xmlns:wne="http://schemas.microsoft.com/office/word/2006/wordml" xmlns:wps="http://schemas.microsoft.com/office/word/2010/wordprocessingShape" mc:Ignorable="w14 w15 w16se w16cid w16 w16cex w16sdtdh wp14">
   <w:abstractNum w:abstractNumId="0" w15:restartNumberingAfterBreak="0">
     <w:nsid w:val="306C62E0"/>
     <w:multiLevelType w:val="hybridMultilevel"/>
@@ -5775,34 +6355,34 @@
       </w:pPr>
     </w:lvl>
   </w:abstractNum>
-  <w:num w:numId="1">
+  <w:num w:numId="1" w16cid:durableId="1735275754">
     <w:abstractNumId w:val="2"/>
   </w:num>
-  <w:num w:numId="2">
+  <w:num w:numId="2" w16cid:durableId="1146321170">
     <w:abstractNumId w:val="0"/>
   </w:num>
-  <w:num w:numId="3">
+  <w:num w:numId="3" w16cid:durableId="81685324">
     <w:abstractNumId w:val="4"/>
   </w:num>
-  <w:num w:numId="4">
+  <w:num w:numId="4" w16cid:durableId="1536693092">
     <w:abstractNumId w:val="5"/>
   </w:num>
-  <w:num w:numId="5">
+  <w:num w:numId="5" w16cid:durableId="906304508">
     <w:abstractNumId w:val="7"/>
   </w:num>
-  <w:num w:numId="6">
+  <w:num w:numId="6" w16cid:durableId="1744789363">
     <w:abstractNumId w:val="1"/>
   </w:num>
-  <w:num w:numId="7">
+  <w:num w:numId="7" w16cid:durableId="1337071732">
     <w:abstractNumId w:val="5"/>
   </w:num>
-  <w:num w:numId="8">
+  <w:num w:numId="8" w16cid:durableId="1296790549">
     <w:abstractNumId w:val="3"/>
   </w:num>
-  <w:num w:numId="9">
+  <w:num w:numId="9" w16cid:durableId="1605961906">
     <w:abstractNumId w:val="6"/>
   </w:num>
-  <w:num w:numId="10">
+  <w:num w:numId="10" w16cid:durableId="1727336911">
     <w:abstractNumId w:val="8"/>
     <w:lvlOverride w:ilvl="0">
       <w:startOverride w:val="1"/>
@@ -5832,7 +6412,7 @@
       <w:startOverride w:val="1"/>
     </w:lvlOverride>
   </w:num>
-  <w:num w:numId="11">
+  <w:num w:numId="11" w16cid:durableId="2111468647">
     <w:abstractNumId w:val="9"/>
   </w:num>
 </w:numbering>
